--- a/Wspomaganie zarządzania projektami informatycznymi.docx
+++ b/Wspomaganie zarządzania projektami informatycznymi.docx
@@ -607,6 +607,10 @@
     <w:p>
       <w:pPr>
         <w:pStyle w:val="Nagwek4"/>
+        <w:rPr>
+          <w:i w:val="0"/>
+          <w:iCs w:val="0"/>
+        </w:rPr>
       </w:pPr>
       <w:r>
         <w:rPr>
@@ -615,24 +619,47 @@
         </w:rPr>
         <w:t>Zadanie 1</w:t>
       </w:r>
+    </w:p>
+    <w:p>
+      <w:r>
+        <w:t>Zadanie  polegało na zamodelowaniu procesu naprawy sprzętu komputerowego w sklepie. Użyłem 3 basenów: Użytkownika, Systemu i Sklepu. Basen sklepu jest podzielony na 2 tory: Pracownika wsparcia technicznego i serwisu. W torach umieściłem odpowiednie zadania, zdarzenia i bramki oraz połączyłem je odpowiednimi przepływami.</w:t>
+      </w:r>
+      <w:r>
+        <w:br/>
+      </w:r>
+      <w:r>
+        <w:br/>
+        <w:t>Cel procesu:</w:t>
+      </w:r>
+      <w:r>
+        <w:t xml:space="preserve"> Przetworzenie zgłoszenia naprawy sprzętu komputerowego.</w:t>
+      </w:r>
+      <w:r>
+        <w:br/>
+        <w:t>Potrzebne zasoby:</w:t>
+      </w:r>
+      <w:r>
+        <w:t xml:space="preserve"> serwisanci, pracownicy wsparcia technicznego, czas, serwis.</w:t>
+      </w:r>
+      <w:r>
+        <w:br/>
+        <w:t xml:space="preserve">Wskaźnik: </w:t>
+      </w:r>
+      <w:r>
+        <w:t>poziom satysfakcji klienta.</w:t>
+      </w:r>
+      <w:r>
+        <w:br/>
+      </w:r>
       <w:r>
         <w:rPr>
-          <w:i w:val="0"/>
-          <w:iCs w:val="0"/>
-        </w:rPr>
-        <w:br/>
-      </w:r>
-      <w:r>
-        <w:rPr>
-          <w:i w:val="0"/>
-          <w:iCs w:val="0"/>
           <w:noProof/>
         </w:rPr>
         <w:drawing>
-          <wp:inline distT="0" distB="0" distL="0" distR="0" wp14:anchorId="611C53F0" wp14:editId="49156D8B">
+          <wp:inline distT="0" distB="0" distL="0" distR="0" wp14:anchorId="63AE802F" wp14:editId="110976D5">
             <wp:extent cx="5760720" cy="3954780"/>
             <wp:effectExtent l="0" t="0" r="0" b="7620"/>
-            <wp:docPr id="1554435527" name="Grafika 1"/>
+            <wp:docPr id="333599589" name="Grafika 1"/>
             <wp:cNvGraphicFramePr>
               <a:graphicFrameLocks xmlns:a="http://schemas.openxmlformats.org/drawingml/2006/main" noChangeAspect="1"/>
             </wp:cNvGraphicFramePr>
@@ -640,7 +667,7 @@
               <a:graphicData uri="http://schemas.openxmlformats.org/drawingml/2006/picture">
                 <pic:pic xmlns:pic="http://schemas.openxmlformats.org/drawingml/2006/picture">
                   <pic:nvPicPr>
-                    <pic:cNvPr id="1554435527" name=""/>
+                    <pic:cNvPr id="333599589" name=""/>
                     <pic:cNvPicPr/>
                   </pic:nvPicPr>
                   <pic:blipFill>
@@ -682,14 +709,27 @@
       <w:r>
         <w:t xml:space="preserve">Rysunek </w:t>
       </w:r>
-      <w:fldSimple w:instr=" SEQ Rysunek \* ARABIC ">
-        <w:r>
-          <w:rPr>
-            <w:noProof/>
-          </w:rPr>
-          <w:t>1</w:t>
-        </w:r>
-      </w:fldSimple>
+      <w:r>
+        <w:fldChar w:fldCharType="begin"/>
+      </w:r>
+      <w:r>
+        <w:instrText xml:space="preserve"> SEQ Rysunek \* ARABIC </w:instrText>
+      </w:r>
+      <w:r>
+        <w:fldChar w:fldCharType="separate"/>
+      </w:r>
+      <w:r>
+        <w:rPr>
+          <w:noProof/>
+        </w:rPr>
+        <w:t>1</w:t>
+      </w:r>
+      <w:r>
+        <w:rPr>
+          <w:noProof/>
+        </w:rPr>
+        <w:fldChar w:fldCharType="end"/>
+      </w:r>
       <w:r>
         <w:t xml:space="preserve"> - Rozwiązanie zadania 1 </w:t>
       </w:r>
@@ -697,6 +737,10 @@
     <w:p>
       <w:pPr>
         <w:pStyle w:val="Nagwek4"/>
+        <w:rPr>
+          <w:i w:val="0"/>
+          <w:iCs w:val="0"/>
+        </w:rPr>
       </w:pPr>
       <w:r>
         <w:rPr>
@@ -706,24 +750,23 @@
         <w:lastRenderedPageBreak/>
         <w:t>Zadanie 2</w:t>
       </w:r>
-      <w:r>
-        <w:rPr>
-          <w:i w:val="0"/>
-          <w:iCs w:val="0"/>
-        </w:rPr>
+    </w:p>
+    <w:p>
+      <w:r>
+        <w:t xml:space="preserve">Zadanie polegało na zamodelowaniu procesu przetwarzania wniosku o kredyt. Utworzyłem 2 baseny: Bank oraz Klient, następnie dodałem odpowiednie zdarzenia, zadania, bramki oraz podprocesy, a następnie je połączyłem. </w:t>
+      </w:r>
+      <w:r>
         <w:br/>
       </w:r>
       <w:r>
-        <w:rPr>
-          <w:i w:val="0"/>
-          <w:iCs w:val="0"/>
-          <w:noProof/>
-        </w:rPr>
+        <w:br/>
+      </w:r>
+      <w:r>
         <w:drawing>
-          <wp:inline distT="0" distB="0" distL="0" distR="0" wp14:anchorId="6915900E" wp14:editId="0F9A4EAB">
+          <wp:inline distT="0" distB="0" distL="0" distR="0" wp14:anchorId="683D781A" wp14:editId="2F197463">
             <wp:extent cx="5760720" cy="2108200"/>
             <wp:effectExtent l="0" t="0" r="0" b="6350"/>
-            <wp:docPr id="828884614" name="Grafika 1"/>
+            <wp:docPr id="461521910" name="Grafika 1"/>
             <wp:cNvGraphicFramePr>
               <a:graphicFrameLocks xmlns:a="http://schemas.openxmlformats.org/drawingml/2006/main" noChangeAspect="1"/>
             </wp:cNvGraphicFramePr>
@@ -731,7 +774,7 @@
               <a:graphicData uri="http://schemas.openxmlformats.org/drawingml/2006/picture">
                 <pic:pic xmlns:pic="http://schemas.openxmlformats.org/drawingml/2006/picture">
                   <pic:nvPicPr>
-                    <pic:cNvPr id="828884614" name=""/>
+                    <pic:cNvPr id="461521910" name=""/>
                     <pic:cNvPicPr/>
                   </pic:nvPicPr>
                   <pic:blipFill>
@@ -773,14 +816,27 @@
       <w:r>
         <w:t xml:space="preserve">Rysunek </w:t>
       </w:r>
-      <w:fldSimple w:instr=" SEQ Rysunek \* ARABIC ">
-        <w:r>
-          <w:rPr>
-            <w:noProof/>
-          </w:rPr>
-          <w:t>2</w:t>
-        </w:r>
-      </w:fldSimple>
+      <w:r>
+        <w:fldChar w:fldCharType="begin"/>
+      </w:r>
+      <w:r>
+        <w:instrText xml:space="preserve"> SEQ Rysunek \* ARABIC </w:instrText>
+      </w:r>
+      <w:r>
+        <w:fldChar w:fldCharType="separate"/>
+      </w:r>
+      <w:r>
+        <w:rPr>
+          <w:noProof/>
+        </w:rPr>
+        <w:t>2</w:t>
+      </w:r>
+      <w:r>
+        <w:rPr>
+          <w:noProof/>
+        </w:rPr>
+        <w:fldChar w:fldCharType="end"/>
+      </w:r>
       <w:r>
         <w:t xml:space="preserve"> – Rozwiązanie zadania 2</w:t>
       </w:r>
@@ -2173,9 +2229,11 @@
     <w:rsid w:val="00122423"/>
     <w:rsid w:val="001523E3"/>
     <w:rsid w:val="001534FF"/>
+    <w:rsid w:val="00911AD7"/>
     <w:rsid w:val="00BC5DBB"/>
     <w:rsid w:val="00BF4164"/>
     <w:rsid w:val="00CA7F98"/>
+    <w:rsid w:val="00F94496"/>
   </w:rsids>
   <m:mathPr>
     <m:mathFont m:val="Cambria Math"/>

--- a/Wspomaganie zarządzania projektami informatycznymi.docx
+++ b/Wspomaganie zarządzania projektami informatycznymi.docx
@@ -246,7 +246,7 @@
           <w:r>
             <w:fldChar w:fldCharType="separate"/>
           </w:r>
-          <w:hyperlink w:anchor="_Toc224424709" w:history="1">
+          <w:hyperlink w:anchor="_Toc225174271" w:history="1">
             <w:r>
               <w:rPr>
                 <w:rStyle w:val="Hipercze"/>
@@ -273,7 +273,7 @@
                 <w:noProof/>
                 <w:webHidden/>
               </w:rPr>
-              <w:instrText xml:space="preserve"> PAGEREF _Toc224424709 \h </w:instrText>
+              <w:instrText xml:space="preserve"> PAGEREF _Toc225174271 \h </w:instrText>
             </w:r>
             <w:r>
               <w:rPr>
@@ -316,7 +316,7 @@
               <w:lang w:eastAsia="pl-PL"/>
             </w:rPr>
           </w:pPr>
-          <w:hyperlink w:anchor="_Toc224424710" w:history="1">
+          <w:hyperlink w:anchor="_Toc225174272" w:history="1">
             <w:r>
               <w:rPr>
                 <w:rStyle w:val="Hipercze"/>
@@ -343,7 +343,7 @@
                 <w:noProof/>
                 <w:webHidden/>
               </w:rPr>
-              <w:instrText xml:space="preserve"> PAGEREF _Toc224424710 \h </w:instrText>
+              <w:instrText xml:space="preserve"> PAGEREF _Toc225174272 \h </w:instrText>
             </w:r>
             <w:r>
               <w:rPr>
@@ -386,7 +386,7 @@
               <w:lang w:eastAsia="pl-PL"/>
             </w:rPr>
           </w:pPr>
-          <w:hyperlink w:anchor="_Toc224424711" w:history="1">
+          <w:hyperlink w:anchor="_Toc225174273" w:history="1">
             <w:r>
               <w:rPr>
                 <w:rStyle w:val="Hipercze"/>
@@ -413,7 +413,7 @@
                 <w:noProof/>
                 <w:webHidden/>
               </w:rPr>
-              <w:instrText xml:space="preserve"> PAGEREF _Toc224424711 \h </w:instrText>
+              <w:instrText xml:space="preserve"> PAGEREF _Toc225174273 \h </w:instrText>
             </w:r>
             <w:r>
               <w:rPr>
@@ -456,7 +456,7 @@
               <w:lang w:eastAsia="pl-PL"/>
             </w:rPr>
           </w:pPr>
-          <w:hyperlink w:anchor="_Toc224424712" w:history="1">
+          <w:hyperlink w:anchor="_Toc225174274" w:history="1">
             <w:r>
               <w:rPr>
                 <w:rStyle w:val="Hipercze"/>
@@ -483,7 +483,7 @@
                 <w:noProof/>
                 <w:webHidden/>
               </w:rPr>
-              <w:instrText xml:space="preserve"> PAGEREF _Toc224424712 \h </w:instrText>
+              <w:instrText xml:space="preserve"> PAGEREF _Toc225174274 \h </w:instrText>
             </w:r>
             <w:r>
               <w:rPr>
@@ -504,6 +504,566 @@
                 <w:webHidden/>
               </w:rPr>
               <w:t>3</w:t>
+            </w:r>
+            <w:r>
+              <w:rPr>
+                <w:noProof/>
+                <w:webHidden/>
+              </w:rPr>
+              <w:fldChar w:fldCharType="end"/>
+            </w:r>
+          </w:hyperlink>
+        </w:p>
+        <w:p>
+          <w:pPr>
+            <w:pStyle w:val="Spistreci2"/>
+            <w:tabs>
+              <w:tab w:val="right" w:leader="dot" w:pos="9062"/>
+            </w:tabs>
+            <w:rPr>
+              <w:rFonts w:eastAsiaTheme="minorEastAsia"/>
+              <w:noProof/>
+              <w:lang w:eastAsia="pl-PL"/>
+            </w:rPr>
+          </w:pPr>
+          <w:hyperlink w:anchor="_Toc225174275" w:history="1">
+            <w:r>
+              <w:rPr>
+                <w:rStyle w:val="Hipercze"/>
+                <w:noProof/>
+              </w:rPr>
+              <w:t>Z2. Wykorzystanie oprogramowania do zarządzanie wymaganiami</w:t>
+            </w:r>
+            <w:r>
+              <w:rPr>
+                <w:noProof/>
+                <w:webHidden/>
+              </w:rPr>
+              <w:tab/>
+            </w:r>
+            <w:r>
+              <w:rPr>
+                <w:noProof/>
+                <w:webHidden/>
+              </w:rPr>
+              <w:fldChar w:fldCharType="begin"/>
+            </w:r>
+            <w:r>
+              <w:rPr>
+                <w:noProof/>
+                <w:webHidden/>
+              </w:rPr>
+              <w:instrText xml:space="preserve"> PAGEREF _Toc225174275 \h </w:instrText>
+            </w:r>
+            <w:r>
+              <w:rPr>
+                <w:noProof/>
+                <w:webHidden/>
+              </w:rPr>
+            </w:r>
+            <w:r>
+              <w:rPr>
+                <w:noProof/>
+                <w:webHidden/>
+              </w:rPr>
+              <w:fldChar w:fldCharType="separate"/>
+            </w:r>
+            <w:r>
+              <w:rPr>
+                <w:noProof/>
+                <w:webHidden/>
+              </w:rPr>
+              <w:t>3</w:t>
+            </w:r>
+            <w:r>
+              <w:rPr>
+                <w:noProof/>
+                <w:webHidden/>
+              </w:rPr>
+              <w:fldChar w:fldCharType="end"/>
+            </w:r>
+          </w:hyperlink>
+        </w:p>
+        <w:p>
+          <w:pPr>
+            <w:pStyle w:val="Spistreci3"/>
+            <w:tabs>
+              <w:tab w:val="right" w:leader="dot" w:pos="9062"/>
+            </w:tabs>
+            <w:rPr>
+              <w:rFonts w:eastAsiaTheme="minorEastAsia"/>
+              <w:noProof/>
+              <w:lang w:eastAsia="pl-PL"/>
+            </w:rPr>
+          </w:pPr>
+          <w:hyperlink w:anchor="_Toc225174276" w:history="1">
+            <w:r>
+              <w:rPr>
+                <w:rStyle w:val="Hipercze"/>
+                <w:noProof/>
+              </w:rPr>
+              <w:t>Nazwa, cel, funkcjonalność oprogramowania</w:t>
+            </w:r>
+            <w:r>
+              <w:rPr>
+                <w:noProof/>
+                <w:webHidden/>
+              </w:rPr>
+              <w:tab/>
+            </w:r>
+            <w:r>
+              <w:rPr>
+                <w:noProof/>
+                <w:webHidden/>
+              </w:rPr>
+              <w:fldChar w:fldCharType="begin"/>
+            </w:r>
+            <w:r>
+              <w:rPr>
+                <w:noProof/>
+                <w:webHidden/>
+              </w:rPr>
+              <w:instrText xml:space="preserve"> PAGEREF _Toc225174276 \h </w:instrText>
+            </w:r>
+            <w:r>
+              <w:rPr>
+                <w:noProof/>
+                <w:webHidden/>
+              </w:rPr>
+            </w:r>
+            <w:r>
+              <w:rPr>
+                <w:noProof/>
+                <w:webHidden/>
+              </w:rPr>
+              <w:fldChar w:fldCharType="separate"/>
+            </w:r>
+            <w:r>
+              <w:rPr>
+                <w:noProof/>
+                <w:webHidden/>
+              </w:rPr>
+              <w:t>3</w:t>
+            </w:r>
+            <w:r>
+              <w:rPr>
+                <w:noProof/>
+                <w:webHidden/>
+              </w:rPr>
+              <w:fldChar w:fldCharType="end"/>
+            </w:r>
+          </w:hyperlink>
+        </w:p>
+        <w:p>
+          <w:pPr>
+            <w:pStyle w:val="Spistreci3"/>
+            <w:tabs>
+              <w:tab w:val="right" w:leader="dot" w:pos="9062"/>
+            </w:tabs>
+            <w:rPr>
+              <w:rFonts w:eastAsiaTheme="minorEastAsia"/>
+              <w:noProof/>
+              <w:lang w:eastAsia="pl-PL"/>
+            </w:rPr>
+          </w:pPr>
+          <w:hyperlink w:anchor="_Toc225174277" w:history="1">
+            <w:r>
+              <w:rPr>
+                <w:rStyle w:val="Hipercze"/>
+                <w:noProof/>
+              </w:rPr>
+              <w:t>Wykonane zadania</w:t>
+            </w:r>
+            <w:r>
+              <w:rPr>
+                <w:noProof/>
+                <w:webHidden/>
+              </w:rPr>
+              <w:tab/>
+            </w:r>
+            <w:r>
+              <w:rPr>
+                <w:noProof/>
+                <w:webHidden/>
+              </w:rPr>
+              <w:fldChar w:fldCharType="begin"/>
+            </w:r>
+            <w:r>
+              <w:rPr>
+                <w:noProof/>
+                <w:webHidden/>
+              </w:rPr>
+              <w:instrText xml:space="preserve"> PAGEREF _Toc225174277 \h </w:instrText>
+            </w:r>
+            <w:r>
+              <w:rPr>
+                <w:noProof/>
+                <w:webHidden/>
+              </w:rPr>
+            </w:r>
+            <w:r>
+              <w:rPr>
+                <w:noProof/>
+                <w:webHidden/>
+              </w:rPr>
+              <w:fldChar w:fldCharType="separate"/>
+            </w:r>
+            <w:r>
+              <w:rPr>
+                <w:noProof/>
+                <w:webHidden/>
+              </w:rPr>
+              <w:t>3</w:t>
+            </w:r>
+            <w:r>
+              <w:rPr>
+                <w:noProof/>
+                <w:webHidden/>
+              </w:rPr>
+              <w:fldChar w:fldCharType="end"/>
+            </w:r>
+          </w:hyperlink>
+        </w:p>
+        <w:p>
+          <w:pPr>
+            <w:pStyle w:val="Spistreci3"/>
+            <w:tabs>
+              <w:tab w:val="right" w:leader="dot" w:pos="9062"/>
+            </w:tabs>
+            <w:rPr>
+              <w:rFonts w:eastAsiaTheme="minorEastAsia"/>
+              <w:noProof/>
+              <w:lang w:eastAsia="pl-PL"/>
+            </w:rPr>
+          </w:pPr>
+          <w:hyperlink w:anchor="_Toc225174278" w:history="1">
+            <w:r>
+              <w:rPr>
+                <w:rStyle w:val="Hipercze"/>
+                <w:noProof/>
+              </w:rPr>
+              <w:t>Podsumowanie</w:t>
+            </w:r>
+            <w:r>
+              <w:rPr>
+                <w:noProof/>
+                <w:webHidden/>
+              </w:rPr>
+              <w:tab/>
+            </w:r>
+            <w:r>
+              <w:rPr>
+                <w:noProof/>
+                <w:webHidden/>
+              </w:rPr>
+              <w:fldChar w:fldCharType="begin"/>
+            </w:r>
+            <w:r>
+              <w:rPr>
+                <w:noProof/>
+                <w:webHidden/>
+              </w:rPr>
+              <w:instrText xml:space="preserve"> PAGEREF _Toc225174278 \h </w:instrText>
+            </w:r>
+            <w:r>
+              <w:rPr>
+                <w:noProof/>
+                <w:webHidden/>
+              </w:rPr>
+            </w:r>
+            <w:r>
+              <w:rPr>
+                <w:noProof/>
+                <w:webHidden/>
+              </w:rPr>
+              <w:fldChar w:fldCharType="separate"/>
+            </w:r>
+            <w:r>
+              <w:rPr>
+                <w:noProof/>
+                <w:webHidden/>
+              </w:rPr>
+              <w:t>5</w:t>
+            </w:r>
+            <w:r>
+              <w:rPr>
+                <w:noProof/>
+                <w:webHidden/>
+              </w:rPr>
+              <w:fldChar w:fldCharType="end"/>
+            </w:r>
+          </w:hyperlink>
+        </w:p>
+        <w:p>
+          <w:pPr>
+            <w:pStyle w:val="Spistreci2"/>
+            <w:tabs>
+              <w:tab w:val="right" w:leader="dot" w:pos="9062"/>
+            </w:tabs>
+            <w:rPr>
+              <w:rFonts w:eastAsiaTheme="minorEastAsia"/>
+              <w:noProof/>
+              <w:lang w:eastAsia="pl-PL"/>
+            </w:rPr>
+          </w:pPr>
+          <w:hyperlink w:anchor="_Toc225174279" w:history="1">
+            <w:r>
+              <w:rPr>
+                <w:rStyle w:val="Hipercze"/>
+                <w:noProof/>
+              </w:rPr>
+              <w:t>Z3. Wykorzystanie oprogramowania do modelowania systemu z wykorzystaniem UML.</w:t>
+            </w:r>
+            <w:r>
+              <w:rPr>
+                <w:noProof/>
+                <w:webHidden/>
+              </w:rPr>
+              <w:tab/>
+            </w:r>
+            <w:r>
+              <w:rPr>
+                <w:noProof/>
+                <w:webHidden/>
+              </w:rPr>
+              <w:fldChar w:fldCharType="begin"/>
+            </w:r>
+            <w:r>
+              <w:rPr>
+                <w:noProof/>
+                <w:webHidden/>
+              </w:rPr>
+              <w:instrText xml:space="preserve"> PAGEREF _Toc225174279 \h </w:instrText>
+            </w:r>
+            <w:r>
+              <w:rPr>
+                <w:noProof/>
+                <w:webHidden/>
+              </w:rPr>
+            </w:r>
+            <w:r>
+              <w:rPr>
+                <w:noProof/>
+                <w:webHidden/>
+              </w:rPr>
+              <w:fldChar w:fldCharType="separate"/>
+            </w:r>
+            <w:r>
+              <w:rPr>
+                <w:noProof/>
+                <w:webHidden/>
+              </w:rPr>
+              <w:t>6</w:t>
+            </w:r>
+            <w:r>
+              <w:rPr>
+                <w:noProof/>
+                <w:webHidden/>
+              </w:rPr>
+              <w:fldChar w:fldCharType="end"/>
+            </w:r>
+          </w:hyperlink>
+        </w:p>
+        <w:p>
+          <w:pPr>
+            <w:pStyle w:val="Spistreci3"/>
+            <w:tabs>
+              <w:tab w:val="right" w:leader="dot" w:pos="9062"/>
+            </w:tabs>
+            <w:rPr>
+              <w:rFonts w:eastAsiaTheme="minorEastAsia"/>
+              <w:noProof/>
+              <w:lang w:eastAsia="pl-PL"/>
+            </w:rPr>
+          </w:pPr>
+          <w:hyperlink w:anchor="_Toc225174280" w:history="1">
+            <w:r>
+              <w:rPr>
+                <w:rStyle w:val="Hipercze"/>
+                <w:noProof/>
+              </w:rPr>
+              <w:t>Nazwa, cel, funkcjonalność oprogramowania</w:t>
+            </w:r>
+            <w:r>
+              <w:rPr>
+                <w:noProof/>
+                <w:webHidden/>
+              </w:rPr>
+              <w:tab/>
+            </w:r>
+            <w:r>
+              <w:rPr>
+                <w:noProof/>
+                <w:webHidden/>
+              </w:rPr>
+              <w:fldChar w:fldCharType="begin"/>
+            </w:r>
+            <w:r>
+              <w:rPr>
+                <w:noProof/>
+                <w:webHidden/>
+              </w:rPr>
+              <w:instrText xml:space="preserve"> PAGEREF _Toc225174280 \h </w:instrText>
+            </w:r>
+            <w:r>
+              <w:rPr>
+                <w:noProof/>
+                <w:webHidden/>
+              </w:rPr>
+            </w:r>
+            <w:r>
+              <w:rPr>
+                <w:noProof/>
+                <w:webHidden/>
+              </w:rPr>
+              <w:fldChar w:fldCharType="separate"/>
+            </w:r>
+            <w:r>
+              <w:rPr>
+                <w:noProof/>
+                <w:webHidden/>
+              </w:rPr>
+              <w:t>6</w:t>
+            </w:r>
+            <w:r>
+              <w:rPr>
+                <w:noProof/>
+                <w:webHidden/>
+              </w:rPr>
+              <w:fldChar w:fldCharType="end"/>
+            </w:r>
+          </w:hyperlink>
+        </w:p>
+        <w:p>
+          <w:pPr>
+            <w:pStyle w:val="Spistreci3"/>
+            <w:tabs>
+              <w:tab w:val="right" w:leader="dot" w:pos="9062"/>
+            </w:tabs>
+            <w:rPr>
+              <w:rFonts w:eastAsiaTheme="minorEastAsia"/>
+              <w:noProof/>
+              <w:lang w:eastAsia="pl-PL"/>
+            </w:rPr>
+          </w:pPr>
+          <w:hyperlink w:anchor="_Toc225174281" w:history="1">
+            <w:r>
+              <w:rPr>
+                <w:rStyle w:val="Hipercze"/>
+                <w:noProof/>
+              </w:rPr>
+              <w:t>Wykonane zadania</w:t>
+            </w:r>
+            <w:r>
+              <w:rPr>
+                <w:noProof/>
+                <w:webHidden/>
+              </w:rPr>
+              <w:tab/>
+            </w:r>
+            <w:r>
+              <w:rPr>
+                <w:noProof/>
+                <w:webHidden/>
+              </w:rPr>
+              <w:fldChar w:fldCharType="begin"/>
+            </w:r>
+            <w:r>
+              <w:rPr>
+                <w:noProof/>
+                <w:webHidden/>
+              </w:rPr>
+              <w:instrText xml:space="preserve"> PAGEREF _Toc225174281 \h </w:instrText>
+            </w:r>
+            <w:r>
+              <w:rPr>
+                <w:noProof/>
+                <w:webHidden/>
+              </w:rPr>
+            </w:r>
+            <w:r>
+              <w:rPr>
+                <w:noProof/>
+                <w:webHidden/>
+              </w:rPr>
+              <w:fldChar w:fldCharType="separate"/>
+            </w:r>
+            <w:r>
+              <w:rPr>
+                <w:noProof/>
+                <w:webHidden/>
+              </w:rPr>
+              <w:t>6</w:t>
+            </w:r>
+            <w:r>
+              <w:rPr>
+                <w:noProof/>
+                <w:webHidden/>
+              </w:rPr>
+              <w:fldChar w:fldCharType="end"/>
+            </w:r>
+          </w:hyperlink>
+        </w:p>
+        <w:p>
+          <w:pPr>
+            <w:pStyle w:val="Spistreci3"/>
+            <w:tabs>
+              <w:tab w:val="right" w:leader="dot" w:pos="9062"/>
+            </w:tabs>
+            <w:rPr>
+              <w:rFonts w:eastAsiaTheme="minorEastAsia"/>
+              <w:noProof/>
+              <w:lang w:eastAsia="pl-PL"/>
+            </w:rPr>
+          </w:pPr>
+          <w:hyperlink w:anchor="_Toc225174282" w:history="1">
+            <w:r>
+              <w:rPr>
+                <w:rStyle w:val="Hipercze"/>
+                <w:noProof/>
+              </w:rPr>
+              <w:t>Podsumowanie</w:t>
+            </w:r>
+            <w:r>
+              <w:rPr>
+                <w:noProof/>
+                <w:webHidden/>
+              </w:rPr>
+              <w:tab/>
+            </w:r>
+            <w:r>
+              <w:rPr>
+                <w:noProof/>
+                <w:webHidden/>
+              </w:rPr>
+              <w:fldChar w:fldCharType="begin"/>
+            </w:r>
+            <w:r>
+              <w:rPr>
+                <w:noProof/>
+                <w:webHidden/>
+              </w:rPr>
+              <w:instrText xml:space="preserve"> PAGEREF _Toc225174282 \h </w:instrText>
+            </w:r>
+            <w:r>
+              <w:rPr>
+                <w:noProof/>
+                <w:webHidden/>
+              </w:rPr>
+            </w:r>
+            <w:r>
+              <w:rPr>
+                <w:noProof/>
+                <w:webHidden/>
+              </w:rPr>
+              <w:fldChar w:fldCharType="separate"/>
+            </w:r>
+            <w:r>
+              <w:rPr>
+                <w:noProof/>
+                <w:webHidden/>
+              </w:rPr>
+              <w:t>7</w:t>
             </w:r>
             <w:r>
               <w:rPr>
@@ -542,7 +1102,7 @@
       <w:pPr>
         <w:pStyle w:val="Nagwek2"/>
       </w:pPr>
-      <w:bookmarkStart w:id="0" w:name="_Toc224424709"/>
+      <w:bookmarkStart w:id="0" w:name="_Toc225174271"/>
       <w:r>
         <w:lastRenderedPageBreak/>
         <w:t xml:space="preserve">Z1. </w:t>
@@ -556,7 +1116,7 @@
       <w:pPr>
         <w:pStyle w:val="Nagwek3"/>
       </w:pPr>
-      <w:bookmarkStart w:id="1" w:name="_Toc224424710"/>
+      <w:bookmarkStart w:id="1" w:name="_Toc225174272"/>
       <w:r>
         <w:t>Nazwa, cel, funkcjonalność oprogramowania</w:t>
       </w:r>
@@ -598,7 +1158,7 @@
       <w:pPr>
         <w:pStyle w:val="Nagwek3"/>
       </w:pPr>
-      <w:bookmarkStart w:id="2" w:name="_Toc224424711"/>
+      <w:bookmarkStart w:id="2" w:name="_Toc225174273"/>
       <w:r>
         <w:t>Wykonane zadania</w:t>
       </w:r>
@@ -709,27 +1269,14 @@
       <w:r>
         <w:t xml:space="preserve">Rysunek </w:t>
       </w:r>
-      <w:r>
-        <w:fldChar w:fldCharType="begin"/>
-      </w:r>
-      <w:r>
-        <w:instrText xml:space="preserve"> SEQ Rysunek \* ARABIC </w:instrText>
-      </w:r>
-      <w:r>
-        <w:fldChar w:fldCharType="separate"/>
-      </w:r>
-      <w:r>
-        <w:rPr>
-          <w:noProof/>
-        </w:rPr>
-        <w:t>1</w:t>
-      </w:r>
-      <w:r>
-        <w:rPr>
-          <w:noProof/>
-        </w:rPr>
-        <w:fldChar w:fldCharType="end"/>
-      </w:r>
+      <w:fldSimple w:instr=" SEQ Rysunek \* ARABIC ">
+        <w:r>
+          <w:rPr>
+            <w:noProof/>
+          </w:rPr>
+          <w:t>1</w:t>
+        </w:r>
+      </w:fldSimple>
       <w:r>
         <w:t xml:space="preserve"> - Rozwiązanie zadania 1 </w:t>
       </w:r>
@@ -762,6 +1309,9 @@
         <w:br/>
       </w:r>
       <w:r>
+        <w:rPr>
+          <w:noProof/>
+        </w:rPr>
         <w:drawing>
           <wp:inline distT="0" distB="0" distL="0" distR="0" wp14:anchorId="683D781A" wp14:editId="2F197463">
             <wp:extent cx="5760720" cy="2108200"/>
@@ -816,92 +1366,831 @@
       <w:r>
         <w:t xml:space="preserve">Rysunek </w:t>
       </w:r>
-      <w:r>
-        <w:fldChar w:fldCharType="begin"/>
-      </w:r>
-      <w:r>
-        <w:instrText xml:space="preserve"> SEQ Rysunek \* ARABIC </w:instrText>
-      </w:r>
-      <w:r>
-        <w:fldChar w:fldCharType="separate"/>
-      </w:r>
+      <w:fldSimple w:instr=" SEQ Rysunek \* ARABIC ">
+        <w:r>
+          <w:rPr>
+            <w:noProof/>
+          </w:rPr>
+          <w:t>2</w:t>
+        </w:r>
+      </w:fldSimple>
+      <w:r>
+        <w:t xml:space="preserve"> – Rozwiązanie zadania 2</w:t>
+      </w:r>
+    </w:p>
+    <w:p>
+      <w:pPr>
+        <w:pStyle w:val="Nagwek3"/>
+      </w:pPr>
+      <w:bookmarkStart w:id="3" w:name="_Toc225174274"/>
+      <w:r>
+        <w:t>Podsumowanie</w:t>
+      </w:r>
+      <w:bookmarkEnd w:id="3"/>
+    </w:p>
+    <w:p>
+      <w:r>
+        <w:t>Oprogramowanie jest bardzo przydatne do tworzenia diagramów BPMN,</w:t>
+      </w:r>
+      <w:r>
+        <w:t xml:space="preserve"> ponieważ zostało ono stworzone do tylko tego celu.</w:t>
+      </w:r>
+      <w:r>
+        <w:t xml:space="preserve"> </w:t>
+      </w:r>
+      <w:r>
+        <w:t>P</w:t>
+      </w:r>
+      <w:r>
+        <w:t>osiada wszystkie potrzebne funkcjonalności aby wytworzyć poprawny diagram</w:t>
+      </w:r>
+      <w:r>
+        <w:t xml:space="preserve"> poprzez zabranianie użytkownikowi tworzyć niepoprawnych połączeń</w:t>
+      </w:r>
+      <w:r>
+        <w:t>. Interfejs jest przejrzysty, prosty w obsłudze i responsywny</w:t>
+      </w:r>
+      <w:r>
+        <w:t>, u</w:t>
+      </w:r>
+      <w:r>
+        <w:t>żytkownik potrzebuje tylko kilku minut aby nauczyć się go. BPMN.io jest oparte na bibliotece BPMN-</w:t>
+      </w:r>
+      <w:proofErr w:type="spellStart"/>
+      <w:r>
+        <w:t>js</w:t>
+      </w:r>
+      <w:proofErr w:type="spellEnd"/>
+      <w:r>
+        <w:t xml:space="preserve"> która jest </w:t>
+      </w:r>
+      <w:r>
+        <w:t xml:space="preserve">darmowa i jej kod źródłowy został udostępniony na licencji open </w:t>
+      </w:r>
+      <w:proofErr w:type="spellStart"/>
+      <w:r>
+        <w:t>source</w:t>
+      </w:r>
+      <w:proofErr w:type="spellEnd"/>
+      <w:r>
+        <w:t>.</w:t>
+      </w:r>
+    </w:p>
+    <w:p>
+      <w:pPr>
+        <w:pStyle w:val="Nagwek2"/>
+      </w:pPr>
+      <w:bookmarkStart w:id="4" w:name="_Toc224553366"/>
+      <w:bookmarkStart w:id="5" w:name="_Toc225174275"/>
+      <w:r>
+        <w:t xml:space="preserve">Z2. </w:t>
+      </w:r>
+      <w:r>
+        <w:t>Wykorzystanie oprogramowania do zarządzanie wymaganiami</w:t>
+      </w:r>
+      <w:bookmarkEnd w:id="4"/>
+      <w:bookmarkEnd w:id="5"/>
+    </w:p>
+    <w:p>
+      <w:pPr>
+        <w:pStyle w:val="Nagwek3"/>
+      </w:pPr>
+      <w:bookmarkStart w:id="6" w:name="_Toc224553367"/>
+      <w:bookmarkStart w:id="7" w:name="_Toc225174276"/>
+      <w:r>
+        <w:t>Nazwa, cel, funkcjonalność oprogramowania</w:t>
+      </w:r>
+      <w:bookmarkEnd w:id="6"/>
+      <w:bookmarkEnd w:id="7"/>
+    </w:p>
+    <w:p>
+      <w:r>
+        <w:t xml:space="preserve">Do wykonania zadań wykorzystałem demo oprogramowania </w:t>
+      </w:r>
+      <w:proofErr w:type="spellStart"/>
+      <w:r>
+        <w:t>ReqView</w:t>
+      </w:r>
+      <w:proofErr w:type="spellEnd"/>
+      <w:r>
+        <w:t xml:space="preserve"> znajdujące się na stronie: dekstop.reqview.com. Pozwala ono na kompleksowe zarządzanie wymaganiami i pozwala na ich śladowanie.</w:t>
+      </w:r>
+    </w:p>
+    <w:p>
+      <w:pPr>
+        <w:pStyle w:val="Nagwek3"/>
+      </w:pPr>
+      <w:bookmarkStart w:id="8" w:name="_Toc224553368"/>
+      <w:bookmarkStart w:id="9" w:name="_Toc225174277"/>
+      <w:r>
+        <w:t>Wykonane zadania</w:t>
+      </w:r>
+      <w:bookmarkEnd w:id="8"/>
+      <w:bookmarkEnd w:id="9"/>
+    </w:p>
+    <w:p>
+      <w:pPr>
+        <w:pStyle w:val="Nagwek4"/>
+        <w:rPr>
+          <w:i w:val="0"/>
+          <w:iCs w:val="0"/>
+        </w:rPr>
+      </w:pPr>
+      <w:r>
+        <w:rPr>
+          <w:i w:val="0"/>
+          <w:iCs w:val="0"/>
+        </w:rPr>
+        <w:t>Zadanie 1</w:t>
+      </w:r>
+    </w:p>
+    <w:p>
+      <w:r>
+        <w:t xml:space="preserve">Polegało na zdefiniowaniu wymagania funkcjonalnego oraz ustawieniu odpowiednich atrybutów. Następnie należało zdefiniować test </w:t>
+      </w:r>
+      <w:proofErr w:type="spellStart"/>
+      <w:r>
+        <w:t>case</w:t>
+      </w:r>
+      <w:proofErr w:type="spellEnd"/>
+      <w:r>
+        <w:t xml:space="preserve"> z odpowiednim opisem i zbudować śladowości poprzez stworzenie linków pomiędzy funkcjonalnością i test </w:t>
+      </w:r>
+      <w:proofErr w:type="spellStart"/>
+      <w:r>
+        <w:t>casem</w:t>
+      </w:r>
+      <w:proofErr w:type="spellEnd"/>
+      <w:r>
+        <w:t>.</w:t>
+      </w:r>
+    </w:p>
+    <w:p>
+      <w:pPr>
+        <w:keepNext/>
+      </w:pPr>
       <w:r>
         <w:rPr>
           <w:noProof/>
         </w:rPr>
-        <w:t>2</w:t>
-      </w:r>
+        <w:lastRenderedPageBreak/>
+        <w:drawing>
+          <wp:inline distT="0" distB="0" distL="0" distR="0" wp14:anchorId="0DCCE31B" wp14:editId="5E853171">
+            <wp:extent cx="5753100" cy="3209925"/>
+            <wp:effectExtent l="0" t="0" r="0" b="9525"/>
+            <wp:docPr id="466530418" name="Obraz 1"/>
+            <wp:cNvGraphicFramePr>
+              <a:graphicFrameLocks xmlns:a="http://schemas.openxmlformats.org/drawingml/2006/main" noChangeAspect="1"/>
+            </wp:cNvGraphicFramePr>
+            <a:graphic xmlns:a="http://schemas.openxmlformats.org/drawingml/2006/main">
+              <a:graphicData uri="http://schemas.openxmlformats.org/drawingml/2006/picture">
+                <pic:pic xmlns:pic="http://schemas.openxmlformats.org/drawingml/2006/picture">
+                  <pic:nvPicPr>
+                    <pic:cNvPr id="0" name="Picture 1"/>
+                    <pic:cNvPicPr>
+                      <a:picLocks noChangeAspect="1" noChangeArrowheads="1"/>
+                    </pic:cNvPicPr>
+                  </pic:nvPicPr>
+                  <pic:blipFill>
+                    <a:blip r:embed="rId11" cstate="print">
+                      <a:extLst>
+                        <a:ext uri="{28A0092B-C50C-407E-A947-70E740481C1C}">
+                          <a14:useLocalDpi xmlns:a14="http://schemas.microsoft.com/office/drawing/2010/main" val="0"/>
+                        </a:ext>
+                      </a:extLst>
+                    </a:blip>
+                    <a:srcRect/>
+                    <a:stretch>
+                      <a:fillRect/>
+                    </a:stretch>
+                  </pic:blipFill>
+                  <pic:spPr bwMode="auto">
+                    <a:xfrm>
+                      <a:off x="0" y="0"/>
+                      <a:ext cx="5753100" cy="3209925"/>
+                    </a:xfrm>
+                    <a:prstGeom prst="rect">
+                      <a:avLst/>
+                    </a:prstGeom>
+                    <a:noFill/>
+                    <a:ln>
+                      <a:noFill/>
+                    </a:ln>
+                  </pic:spPr>
+                </pic:pic>
+              </a:graphicData>
+            </a:graphic>
+          </wp:inline>
+        </w:drawing>
+      </w:r>
+    </w:p>
+    <w:p>
+      <w:pPr>
+        <w:pStyle w:val="Legenda"/>
+      </w:pPr>
+      <w:r>
+        <w:t xml:space="preserve">Rysunek </w:t>
+      </w:r>
+      <w:fldSimple w:instr=" SEQ Rysunek \* ARABIC ">
+        <w:r>
+          <w:rPr>
+            <w:noProof/>
+          </w:rPr>
+          <w:t>3</w:t>
+        </w:r>
+      </w:fldSimple>
+      <w:r>
+        <w:t xml:space="preserve"> - Wymagania na rozwiązanie</w:t>
+      </w:r>
+    </w:p>
+    <w:p>
+      <w:pPr>
+        <w:keepNext/>
+      </w:pPr>
       <w:r>
         <w:rPr>
           <w:noProof/>
         </w:rPr>
-        <w:fldChar w:fldCharType="end"/>
-      </w:r>
-      <w:r>
-        <w:t xml:space="preserve"> – Rozwiązanie zadania 2</w:t>
+        <w:drawing>
+          <wp:inline distT="0" distB="0" distL="0" distR="0" wp14:anchorId="63C59723" wp14:editId="567B980E">
+            <wp:extent cx="5762625" cy="3200400"/>
+            <wp:effectExtent l="0" t="0" r="9525" b="0"/>
+            <wp:docPr id="876732814" name="Obraz 2"/>
+            <wp:cNvGraphicFramePr>
+              <a:graphicFrameLocks xmlns:a="http://schemas.openxmlformats.org/drawingml/2006/main" noChangeAspect="1"/>
+            </wp:cNvGraphicFramePr>
+            <a:graphic xmlns:a="http://schemas.openxmlformats.org/drawingml/2006/main">
+              <a:graphicData uri="http://schemas.openxmlformats.org/drawingml/2006/picture">
+                <pic:pic xmlns:pic="http://schemas.openxmlformats.org/drawingml/2006/picture">
+                  <pic:nvPicPr>
+                    <pic:cNvPr id="0" name="Picture 2"/>
+                    <pic:cNvPicPr>
+                      <a:picLocks noChangeAspect="1" noChangeArrowheads="1"/>
+                    </pic:cNvPicPr>
+                  </pic:nvPicPr>
+                  <pic:blipFill>
+                    <a:blip r:embed="rId12" cstate="print">
+                      <a:extLst>
+                        <a:ext uri="{28A0092B-C50C-407E-A947-70E740481C1C}">
+                          <a14:useLocalDpi xmlns:a14="http://schemas.microsoft.com/office/drawing/2010/main" val="0"/>
+                        </a:ext>
+                      </a:extLst>
+                    </a:blip>
+                    <a:srcRect/>
+                    <a:stretch>
+                      <a:fillRect/>
+                    </a:stretch>
+                  </pic:blipFill>
+                  <pic:spPr bwMode="auto">
+                    <a:xfrm>
+                      <a:off x="0" y="0"/>
+                      <a:ext cx="5762625" cy="3200400"/>
+                    </a:xfrm>
+                    <a:prstGeom prst="rect">
+                      <a:avLst/>
+                    </a:prstGeom>
+                    <a:noFill/>
+                    <a:ln>
+                      <a:noFill/>
+                    </a:ln>
+                  </pic:spPr>
+                </pic:pic>
+              </a:graphicData>
+            </a:graphic>
+          </wp:inline>
+        </w:drawing>
+      </w:r>
+    </w:p>
+    <w:p>
+      <w:pPr>
+        <w:pStyle w:val="Legenda"/>
+      </w:pPr>
+      <w:r>
+        <w:t xml:space="preserve">Rysunek </w:t>
+      </w:r>
+      <w:fldSimple w:instr=" SEQ Rysunek \* ARABIC ">
+        <w:r>
+          <w:rPr>
+            <w:noProof/>
+          </w:rPr>
+          <w:t>4</w:t>
+        </w:r>
+      </w:fldSimple>
+      <w:r>
+        <w:t xml:space="preserve"> - Testy</w:t>
+      </w:r>
+    </w:p>
+    <w:p>
+      <w:pPr>
+        <w:pStyle w:val="Nagwek4"/>
+        <w:rPr>
+          <w:i w:val="0"/>
+          <w:iCs w:val="0"/>
+        </w:rPr>
+      </w:pPr>
+      <w:r>
+        <w:rPr>
+          <w:i w:val="0"/>
+          <w:iCs w:val="0"/>
+        </w:rPr>
+        <w:t xml:space="preserve">Zadanie </w:t>
+      </w:r>
+      <w:r>
+        <w:rPr>
+          <w:i w:val="0"/>
+          <w:iCs w:val="0"/>
+        </w:rPr>
+        <w:t>2</w:t>
+      </w:r>
+    </w:p>
+    <w:p>
+      <w:r>
+        <w:t>Polegało na zaproponowaniu wymagań interesariuszy i wymagań na rozwiązanie</w:t>
+      </w:r>
+      <w:r>
+        <w:t xml:space="preserve"> dla „prostej aplikacji do zamawiania jedzenia na uczelni”. Następnie należało połączyć potrzeby z wymaganiami na rozwiązanie z potrzebami interesariuszy, i upewnić się że </w:t>
+      </w:r>
+      <w:r>
+        <w:lastRenderedPageBreak/>
+        <w:t xml:space="preserve">każde wymaganie na system jest </w:t>
+      </w:r>
+      <w:proofErr w:type="spellStart"/>
+      <w:r>
+        <w:t>śladowane</w:t>
+      </w:r>
+      <w:proofErr w:type="spellEnd"/>
+      <w:r>
+        <w:t>.</w:t>
+      </w:r>
+      <w:r>
+        <w:br/>
+      </w:r>
+      <w:r>
+        <w:rPr>
+          <w:i/>
+          <w:iCs/>
+          <w:noProof/>
+        </w:rPr>
+        <w:drawing>
+          <wp:inline distT="0" distB="0" distL="0" distR="0" wp14:anchorId="02954139" wp14:editId="32F3E320">
+            <wp:extent cx="5760720" cy="3206115"/>
+            <wp:effectExtent l="0" t="0" r="0" b="0"/>
+            <wp:docPr id="723447679" name="Obraz 1"/>
+            <wp:cNvGraphicFramePr>
+              <a:graphicFrameLocks xmlns:a="http://schemas.openxmlformats.org/drawingml/2006/main" noChangeAspect="1"/>
+            </wp:cNvGraphicFramePr>
+            <a:graphic xmlns:a="http://schemas.openxmlformats.org/drawingml/2006/main">
+              <a:graphicData uri="http://schemas.openxmlformats.org/drawingml/2006/picture">
+                <pic:pic xmlns:pic="http://schemas.openxmlformats.org/drawingml/2006/picture">
+                  <pic:nvPicPr>
+                    <pic:cNvPr id="723447679" name=""/>
+                    <pic:cNvPicPr/>
+                  </pic:nvPicPr>
+                  <pic:blipFill>
+                    <a:blip r:embed="rId13"/>
+                    <a:stretch>
+                      <a:fillRect/>
+                    </a:stretch>
+                  </pic:blipFill>
+                  <pic:spPr>
+                    <a:xfrm>
+                      <a:off x="0" y="0"/>
+                      <a:ext cx="5760720" cy="3206115"/>
+                    </a:xfrm>
+                    <a:prstGeom prst="rect">
+                      <a:avLst/>
+                    </a:prstGeom>
+                  </pic:spPr>
+                </pic:pic>
+              </a:graphicData>
+            </a:graphic>
+          </wp:inline>
+        </w:drawing>
+      </w:r>
+    </w:p>
+    <w:p>
+      <w:pPr>
+        <w:pStyle w:val="Legenda"/>
+        <w:rPr>
+          <w:i w:val="0"/>
+          <w:iCs w:val="0"/>
+        </w:rPr>
+      </w:pPr>
+      <w:r>
+        <w:t xml:space="preserve">Rysunek </w:t>
+      </w:r>
+      <w:fldSimple w:instr=" SEQ Rysunek \* ARABIC ">
+        <w:r>
+          <w:rPr>
+            <w:noProof/>
+          </w:rPr>
+          <w:t>5</w:t>
+        </w:r>
+      </w:fldSimple>
+      <w:r>
+        <w:t xml:space="preserve"> - Potrzeby Interesariuszy</w:t>
+      </w:r>
+    </w:p>
+    <w:p>
+      <w:pPr>
+        <w:keepNext/>
+      </w:pPr>
+      <w:r>
+        <w:rPr>
+          <w:noProof/>
+        </w:rPr>
+        <w:drawing>
+          <wp:inline distT="0" distB="0" distL="0" distR="0" wp14:anchorId="515D1E0A" wp14:editId="7C564730">
+            <wp:extent cx="5760720" cy="3202940"/>
+            <wp:effectExtent l="0" t="0" r="0" b="0"/>
+            <wp:docPr id="62484298" name="Obraz 1"/>
+            <wp:cNvGraphicFramePr>
+              <a:graphicFrameLocks xmlns:a="http://schemas.openxmlformats.org/drawingml/2006/main" noChangeAspect="1"/>
+            </wp:cNvGraphicFramePr>
+            <a:graphic xmlns:a="http://schemas.openxmlformats.org/drawingml/2006/main">
+              <a:graphicData uri="http://schemas.openxmlformats.org/drawingml/2006/picture">
+                <pic:pic xmlns:pic="http://schemas.openxmlformats.org/drawingml/2006/picture">
+                  <pic:nvPicPr>
+                    <pic:cNvPr id="62484298" name=""/>
+                    <pic:cNvPicPr/>
+                  </pic:nvPicPr>
+                  <pic:blipFill>
+                    <a:blip r:embed="rId14"/>
+                    <a:stretch>
+                      <a:fillRect/>
+                    </a:stretch>
+                  </pic:blipFill>
+                  <pic:spPr>
+                    <a:xfrm>
+                      <a:off x="0" y="0"/>
+                      <a:ext cx="5760720" cy="3202940"/>
+                    </a:xfrm>
+                    <a:prstGeom prst="rect">
+                      <a:avLst/>
+                    </a:prstGeom>
+                  </pic:spPr>
+                </pic:pic>
+              </a:graphicData>
+            </a:graphic>
+          </wp:inline>
+        </w:drawing>
+      </w:r>
+    </w:p>
+    <w:p>
+      <w:pPr>
+        <w:pStyle w:val="Legenda"/>
+      </w:pPr>
+      <w:r>
+        <w:t xml:space="preserve">Rysunek </w:t>
+      </w:r>
+      <w:fldSimple w:instr=" SEQ Rysunek \* ARABIC ">
+        <w:r>
+          <w:rPr>
+            <w:noProof/>
+          </w:rPr>
+          <w:t>6</w:t>
+        </w:r>
+      </w:fldSimple>
+      <w:r>
+        <w:t xml:space="preserve"> - Wymagania na rozwiązanie</w:t>
       </w:r>
     </w:p>
     <w:p>
       <w:pPr>
         <w:pStyle w:val="Nagwek3"/>
       </w:pPr>
-      <w:bookmarkStart w:id="3" w:name="_Toc224424712"/>
+      <w:bookmarkStart w:id="10" w:name="_Toc224553369"/>
+      <w:bookmarkStart w:id="11" w:name="_Toc225174278"/>
       <w:r>
         <w:t>Podsumowanie</w:t>
       </w:r>
-      <w:bookmarkEnd w:id="3"/>
-    </w:p>
-    <w:p>
-      <w:r>
-        <w:t>Oprogramowanie jest bardzo przydatne do tworzenia diagramów BPMN,</w:t>
-      </w:r>
-      <w:r>
-        <w:t xml:space="preserve"> ponieważ zostało ono stworzone do tylko tego celu.</w:t>
-      </w:r>
-      <w:r>
-        <w:t xml:space="preserve"> </w:t>
-      </w:r>
-      <w:r>
-        <w:t>P</w:t>
-      </w:r>
-      <w:r>
-        <w:t>osiada wszystkie potrzebne funkcjonalności aby wytworzyć poprawny diagram</w:t>
-      </w:r>
-      <w:r>
-        <w:t xml:space="preserve"> poprzez zabranianie użytkownikowi tworzyć niepoprawnych połączeń</w:t>
-      </w:r>
-      <w:r>
-        <w:t>. Interfejs jest przejrzysty, prosty w obsłudze i responsywny</w:t>
-      </w:r>
-      <w:r>
-        <w:t>, u</w:t>
-      </w:r>
-      <w:r>
-        <w:t>żytkownik potrzebuje tylko kilku minut aby nauczyć się go. BPMN.io jest oparte na bibliotece BPMN-</w:t>
+      <w:bookmarkEnd w:id="10"/>
+      <w:bookmarkEnd w:id="11"/>
+    </w:p>
+    <w:p>
+      <w:r>
+        <w:t xml:space="preserve">Oprogramowanie </w:t>
       </w:r>
       <w:proofErr w:type="spellStart"/>
       <w:r>
-        <w:t>js</w:t>
+        <w:t>ReqView</w:t>
       </w:r>
       <w:proofErr w:type="spellEnd"/>
       <w:r>
-        <w:t xml:space="preserve"> która jest </w:t>
-      </w:r>
-      <w:r>
-        <w:t xml:space="preserve">darmowa i jej kod źródłowy został udostępniony na licencji open </w:t>
+        <w:t xml:space="preserve"> jest przydatne do zarządzania wymaganiami posiada przejrzysty interfejs, natomiast brakuje w nim </w:t>
       </w:r>
       <w:proofErr w:type="spellStart"/>
       <w:r>
-        <w:t>source</w:t>
+        <w:t>responsywności</w:t>
       </w:r>
       <w:proofErr w:type="spellEnd"/>
       <w:r>
+        <w:t xml:space="preserve">  i edytowanie potrzeb i wymagań było niezręczne. Pomimo tego narzędzie jest rozbudowane i posiada wiele funkcji</w:t>
+      </w:r>
+      <w:r>
+        <w:t xml:space="preserve">, które </w:t>
+      </w:r>
+      <w:r>
+        <w:t xml:space="preserve">nie </w:t>
+      </w:r>
+      <w:r>
+        <w:t xml:space="preserve">były potrzebne do wykonania </w:t>
+      </w:r>
+      <w:r>
+        <w:t xml:space="preserve">zadań. </w:t>
+      </w:r>
+    </w:p>
+    <w:p/>
+    <w:p>
+      <w:pPr>
+        <w:pStyle w:val="Nagwek2"/>
+      </w:pPr>
+      <w:bookmarkStart w:id="12" w:name="_Toc225174279"/>
+      <w:r>
+        <w:lastRenderedPageBreak/>
+        <w:t>Z3. Wykorzystanie oprogramowania do modelowania systemu z wykorzystaniem UML</w:t>
+      </w:r>
+      <w:r>
         <w:t>.</w:t>
       </w:r>
-    </w:p>
-    <w:p/>
+      <w:bookmarkEnd w:id="12"/>
+    </w:p>
+    <w:p>
+      <w:pPr>
+        <w:pStyle w:val="Nagwek3"/>
+      </w:pPr>
+      <w:bookmarkStart w:id="13" w:name="_Toc225174280"/>
+      <w:r>
+        <w:t>Nazwa, cel, funkcjonalność oprogramowania</w:t>
+      </w:r>
+      <w:bookmarkEnd w:id="13"/>
+    </w:p>
+    <w:p>
+      <w:r>
+        <w:t xml:space="preserve">Do wykonania zadań wykorzystałem wersję demo oprogramowania </w:t>
+      </w:r>
+      <w:proofErr w:type="spellStart"/>
+      <w:r>
+        <w:t>StarUML</w:t>
+      </w:r>
+      <w:proofErr w:type="spellEnd"/>
+      <w:r>
+        <w:t xml:space="preserve">. Pozwala ono na edycje różnych typów diagramów UML takich jak: diagram klas czy diagram przypadków użycia. </w:t>
+      </w:r>
+    </w:p>
+    <w:p>
+      <w:pPr>
+        <w:pStyle w:val="Nagwek3"/>
+      </w:pPr>
+      <w:bookmarkStart w:id="14" w:name="_Toc225174281"/>
+      <w:r>
+        <w:t>Wykonane zadania</w:t>
+      </w:r>
+      <w:bookmarkEnd w:id="14"/>
+    </w:p>
+    <w:p>
+      <w:pPr>
+        <w:pStyle w:val="Nagwek4"/>
+        <w:rPr>
+          <w:i w:val="0"/>
+          <w:iCs w:val="0"/>
+        </w:rPr>
+      </w:pPr>
+      <w:r>
+        <w:rPr>
+          <w:i w:val="0"/>
+          <w:iCs w:val="0"/>
+        </w:rPr>
+        <w:t>Zadanie 1</w:t>
+      </w:r>
+    </w:p>
+    <w:p>
+      <w:r>
+        <w:t>Zadanie polegało na zaprojektowaniu modelu dydaktycznego, zgodnie z podanymi instrukcjami. Do wykonania zadania należało użyć enumeracje, klasy, asocjacje agregacje, kompozycje i dziedziczenie</w:t>
+      </w:r>
+      <w:r>
+        <w:t>.</w:t>
+      </w:r>
+      <w:r>
+        <w:br/>
+      </w:r>
+      <w:r>
+        <w:drawing>
+          <wp:inline distT="0" distB="0" distL="0" distR="0" wp14:anchorId="6DD874BE" wp14:editId="0F063E49">
+            <wp:extent cx="5524500" cy="5688920"/>
+            <wp:effectExtent l="0" t="0" r="0" b="7620"/>
+            <wp:docPr id="1187307393" name="Obraz 1"/>
+            <wp:cNvGraphicFramePr>
+              <a:graphicFrameLocks xmlns:a="http://schemas.openxmlformats.org/drawingml/2006/main" noChangeAspect="1"/>
+            </wp:cNvGraphicFramePr>
+            <a:graphic xmlns:a="http://schemas.openxmlformats.org/drawingml/2006/main">
+              <a:graphicData uri="http://schemas.openxmlformats.org/drawingml/2006/picture">
+                <pic:pic xmlns:pic="http://schemas.openxmlformats.org/drawingml/2006/picture">
+                  <pic:nvPicPr>
+                    <pic:cNvPr id="1187307393" name=""/>
+                    <pic:cNvPicPr/>
+                  </pic:nvPicPr>
+                  <pic:blipFill>
+                    <a:blip r:embed="rId15"/>
+                    <a:stretch>
+                      <a:fillRect/>
+                    </a:stretch>
+                  </pic:blipFill>
+                  <pic:spPr>
+                    <a:xfrm>
+                      <a:off x="0" y="0"/>
+                      <a:ext cx="5526195" cy="5690665"/>
+                    </a:xfrm>
+                    <a:prstGeom prst="rect">
+                      <a:avLst/>
+                    </a:prstGeom>
+                  </pic:spPr>
+                </pic:pic>
+              </a:graphicData>
+            </a:graphic>
+          </wp:inline>
+        </w:drawing>
+      </w:r>
+    </w:p>
+    <w:p>
+      <w:pPr>
+        <w:pStyle w:val="Legenda"/>
+      </w:pPr>
+      <w:r>
+        <w:t xml:space="preserve">Rysunek </w:t>
+      </w:r>
+      <w:fldSimple w:instr=" SEQ Rysunek \* ARABIC ">
+        <w:r>
+          <w:rPr>
+            <w:noProof/>
+          </w:rPr>
+          <w:t>7</w:t>
+        </w:r>
+      </w:fldSimple>
+      <w:r>
+        <w:t xml:space="preserve"> - Diagram Klas</w:t>
+      </w:r>
+    </w:p>
+    <w:p>
+      <w:pPr>
+        <w:pStyle w:val="Nagwek4"/>
+        <w:rPr>
+          <w:i w:val="0"/>
+          <w:iCs w:val="0"/>
+        </w:rPr>
+      </w:pPr>
+      <w:r>
+        <w:rPr>
+          <w:i w:val="0"/>
+          <w:iCs w:val="0"/>
+        </w:rPr>
+        <w:lastRenderedPageBreak/>
+        <w:t xml:space="preserve">Zadanie </w:t>
+      </w:r>
+      <w:r>
+        <w:rPr>
+          <w:i w:val="0"/>
+          <w:iCs w:val="0"/>
+        </w:rPr>
+        <w:t>2</w:t>
+      </w:r>
+    </w:p>
+    <w:p>
+      <w:r>
+        <w:t xml:space="preserve">Zadanie polegało na utworzeniu diagramu przypadków użycia, na podstawie podanych instrukcji. Przy tworzeniu diagramu </w:t>
+      </w:r>
+      <w:r>
+        <w:t>należało</w:t>
+      </w:r>
+      <w:r>
+        <w:t xml:space="preserve"> użyć większości dostępnych dla tego diagramu elementów</w:t>
+      </w:r>
+      <w:r>
+        <w:t xml:space="preserve"> takich jak dziedziczenie, relacji </w:t>
+      </w:r>
+      <w:proofErr w:type="spellStart"/>
+      <w:r>
+        <w:t>include</w:t>
+      </w:r>
+      <w:proofErr w:type="spellEnd"/>
+      <w:r>
+        <w:t xml:space="preserve"> i </w:t>
+      </w:r>
+      <w:proofErr w:type="spellStart"/>
+      <w:r>
+        <w:t>extend</w:t>
+      </w:r>
+      <w:proofErr w:type="spellEnd"/>
+      <w:r>
+        <w:t>.</w:t>
+      </w:r>
+    </w:p>
+    <w:p>
+      <w:pPr>
+        <w:pStyle w:val="Nagwek4"/>
+        <w:rPr>
+          <w:i w:val="0"/>
+          <w:iCs w:val="0"/>
+        </w:rPr>
+      </w:pPr>
+      <w:r>
+        <w:rPr>
+          <w:noProof/>
+        </w:rPr>
+        <w:drawing>
+          <wp:inline distT="0" distB="0" distL="0" distR="0" wp14:anchorId="08C1F57C" wp14:editId="1086648B">
+            <wp:extent cx="5760720" cy="4234180"/>
+            <wp:effectExtent l="0" t="0" r="0" b="0"/>
+            <wp:docPr id="2013550067" name="Obraz 1"/>
+            <wp:cNvGraphicFramePr>
+              <a:graphicFrameLocks xmlns:a="http://schemas.openxmlformats.org/drawingml/2006/main" noChangeAspect="1"/>
+            </wp:cNvGraphicFramePr>
+            <a:graphic xmlns:a="http://schemas.openxmlformats.org/drawingml/2006/main">
+              <a:graphicData uri="http://schemas.openxmlformats.org/drawingml/2006/picture">
+                <pic:pic xmlns:pic="http://schemas.openxmlformats.org/drawingml/2006/picture">
+                  <pic:nvPicPr>
+                    <pic:cNvPr id="2013550067" name=""/>
+                    <pic:cNvPicPr/>
+                  </pic:nvPicPr>
+                  <pic:blipFill>
+                    <a:blip r:embed="rId16"/>
+                    <a:stretch>
+                      <a:fillRect/>
+                    </a:stretch>
+                  </pic:blipFill>
+                  <pic:spPr>
+                    <a:xfrm>
+                      <a:off x="0" y="0"/>
+                      <a:ext cx="5760720" cy="4234180"/>
+                    </a:xfrm>
+                    <a:prstGeom prst="rect">
+                      <a:avLst/>
+                    </a:prstGeom>
+                  </pic:spPr>
+                </pic:pic>
+              </a:graphicData>
+            </a:graphic>
+          </wp:inline>
+        </w:drawing>
+      </w:r>
+    </w:p>
+    <w:p>
+      <w:pPr>
+        <w:pStyle w:val="Legenda"/>
+        <w:rPr>
+          <w:i w:val="0"/>
+          <w:iCs w:val="0"/>
+        </w:rPr>
+      </w:pPr>
+      <w:r>
+        <w:t xml:space="preserve">Rysunek </w:t>
+      </w:r>
+      <w:fldSimple w:instr=" SEQ Rysunek \* ARABIC ">
+        <w:r>
+          <w:rPr>
+            <w:noProof/>
+          </w:rPr>
+          <w:t>8</w:t>
+        </w:r>
+      </w:fldSimple>
+      <w:r>
+        <w:t xml:space="preserve"> - Diagram Przypadków Użycia</w:t>
+      </w:r>
+    </w:p>
+    <w:p>
+      <w:pPr>
+        <w:pStyle w:val="Nagwek3"/>
+      </w:pPr>
+      <w:bookmarkStart w:id="15" w:name="_Toc225174282"/>
+      <w:r>
+        <w:t>Podsumowanie</w:t>
+      </w:r>
+      <w:bookmarkEnd w:id="15"/>
+    </w:p>
+    <w:p>
+      <w:r>
+        <w:t xml:space="preserve">Używanie oprogramowanie </w:t>
+      </w:r>
+      <w:proofErr w:type="spellStart"/>
+      <w:r>
+        <w:t>StarUML</w:t>
+      </w:r>
+      <w:proofErr w:type="spellEnd"/>
+      <w:r>
+        <w:t xml:space="preserve"> jest przydatne do tworzenia </w:t>
+      </w:r>
+      <w:r>
+        <w:t xml:space="preserve">różnych </w:t>
+      </w:r>
+      <w:r>
+        <w:t xml:space="preserve">diagramów zgodnych ze standardem UML posiada ono możliwości analizy składni, przejrzysty interfejs i jest proste i intuicyjne w użyciu. Informuje ono użytkownika o błędach w składni diagramu </w:t>
+      </w:r>
+      <w:r>
+        <w:t>i posiada o wiele więcej funkcji niż było potrzebne do wykorzystania przy wykonywaniu zadań.</w:t>
+      </w:r>
+    </w:p>
     <w:sectPr>
-      <w:footerReference w:type="default" r:id="rId11"/>
+      <w:footerReference w:type="default" r:id="rId17"/>
       <w:pgSz w:w="11906" w:h="16838"/>
       <w:pgMar w:top="1417" w:right="1417" w:bottom="1417" w:left="1417" w:header="708" w:footer="708" w:gutter="0"/>
       <w:pgNumType w:start="0"/>
@@ -2226,13 +3515,21 @@
   </w:compat>
   <w:rsids>
     <w:rsidRoot w:val="001534FF"/>
+    <w:rsid w:val="00115416"/>
     <w:rsid w:val="00122423"/>
+    <w:rsid w:val="00123ACD"/>
     <w:rsid w:val="001523E3"/>
     <w:rsid w:val="001534FF"/>
+    <w:rsid w:val="002C0EAA"/>
+    <w:rsid w:val="005B558D"/>
+    <w:rsid w:val="005D6F12"/>
+    <w:rsid w:val="00643EE5"/>
+    <w:rsid w:val="008F754B"/>
     <w:rsid w:val="00911AD7"/>
     <w:rsid w:val="00BC5DBB"/>
     <w:rsid w:val="00BF4164"/>
     <w:rsid w:val="00CA7F98"/>
+    <w:rsid w:val="00EB5122"/>
     <w:rsid w:val="00F94496"/>
   </w:rsids>
   <m:mathPr>

--- a/Wspomaganie zarządzania projektami informatycznymi.docx
+++ b/Wspomaganie zarządzania projektami informatycznymi.docx
@@ -1535,7 +1535,7 @@
         </w:rPr>
         <w:lastRenderedPageBreak/>
         <w:drawing>
-          <wp:inline distT="0" distB="0" distL="0" distR="0" wp14:anchorId="0DCCE31B" wp14:editId="5E853171">
+          <wp:inline distT="0" distB="0" distL="0" distR="0" wp14:anchorId="0DCCE31B" wp14:editId="65D2B8D5">
             <wp:extent cx="5753100" cy="3209925"/>
             <wp:effectExtent l="0" t="0" r="0" b="9525"/>
             <wp:docPr id="466530418" name="Obraz 1"/>
@@ -1612,7 +1612,7 @@
           <w:noProof/>
         </w:rPr>
         <w:drawing>
-          <wp:inline distT="0" distB="0" distL="0" distR="0" wp14:anchorId="63C59723" wp14:editId="567B980E">
+          <wp:inline distT="0" distB="0" distL="0" distR="0" wp14:anchorId="63C59723" wp14:editId="598F3435">
             <wp:extent cx="5762625" cy="3200400"/>
             <wp:effectExtent l="0" t="0" r="9525" b="0"/>
             <wp:docPr id="876732814" name="Obraz 2"/>
@@ -1975,6 +1975,9 @@
         <w:br/>
       </w:r>
       <w:r>
+        <w:rPr>
+          <w:noProof/>
+        </w:rPr>
         <w:drawing>
           <wp:inline distT="0" distB="0" distL="0" distR="0" wp14:anchorId="6DD874BE" wp14:editId="0F063E49">
             <wp:extent cx="5524500" cy="5688920"/>
@@ -2189,8 +2192,177 @@
         <w:t>i posiada o wiele więcej funkcji niż było potrzebne do wykorzystania przy wykonywaniu zadań.</w:t>
       </w:r>
     </w:p>
+    <w:p>
+      <w:pPr>
+        <w:pStyle w:val="Nagwek2"/>
+      </w:pPr>
+      <w:r>
+        <w:lastRenderedPageBreak/>
+        <w:t>Z5. Wykorzystanie oprogramowania do tworzenia i utrzymywania macierzy RACI.</w:t>
+      </w:r>
+    </w:p>
+    <w:p>
+      <w:pPr>
+        <w:pStyle w:val="Nagwek3"/>
+      </w:pPr>
+      <w:r>
+        <w:t>Nazwa, cel, funkcjonalność oprogramowania</w:t>
+      </w:r>
+    </w:p>
+    <w:p>
+      <w:pPr>
+        <w:pStyle w:val="Nagwek3"/>
+      </w:pPr>
+      <w:r>
+        <w:t>Wykonane zadania</w:t>
+      </w:r>
+    </w:p>
+    <w:p>
+      <w:pPr>
+        <w:pStyle w:val="Nagwek4"/>
+        <w:rPr>
+          <w:i w:val="0"/>
+          <w:iCs w:val="0"/>
+        </w:rPr>
+      </w:pPr>
+      <w:r>
+        <w:rPr>
+          <w:i w:val="0"/>
+          <w:iCs w:val="0"/>
+        </w:rPr>
+        <w:t>Zadanie 1</w:t>
+      </w:r>
+      <w:r>
+        <w:rPr>
+          <w:i w:val="0"/>
+          <w:iCs w:val="0"/>
+        </w:rPr>
+        <w:br/>
+      </w:r>
+      <w:r>
+        <w:rPr>
+          <w:noProof/>
+        </w:rPr>
+        <w:drawing>
+          <wp:inline distT="0" distB="0" distL="0" distR="0" wp14:anchorId="5D87002C" wp14:editId="612F7581">
+            <wp:extent cx="5760720" cy="4270375"/>
+            <wp:effectExtent l="0" t="0" r="0" b="0"/>
+            <wp:docPr id="1542429807" name="Obraz 1"/>
+            <wp:cNvGraphicFramePr>
+              <a:graphicFrameLocks xmlns:a="http://schemas.openxmlformats.org/drawingml/2006/main" noChangeAspect="1"/>
+            </wp:cNvGraphicFramePr>
+            <a:graphic xmlns:a="http://schemas.openxmlformats.org/drawingml/2006/main">
+              <a:graphicData uri="http://schemas.openxmlformats.org/drawingml/2006/picture">
+                <pic:pic xmlns:pic="http://schemas.openxmlformats.org/drawingml/2006/picture">
+                  <pic:nvPicPr>
+                    <pic:cNvPr id="1542429807" name=""/>
+                    <pic:cNvPicPr/>
+                  </pic:nvPicPr>
+                  <pic:blipFill>
+                    <a:blip r:embed="rId17"/>
+                    <a:stretch>
+                      <a:fillRect/>
+                    </a:stretch>
+                  </pic:blipFill>
+                  <pic:spPr>
+                    <a:xfrm>
+                      <a:off x="0" y="0"/>
+                      <a:ext cx="5760720" cy="4270375"/>
+                    </a:xfrm>
+                    <a:prstGeom prst="rect">
+                      <a:avLst/>
+                    </a:prstGeom>
+                  </pic:spPr>
+                </pic:pic>
+              </a:graphicData>
+            </a:graphic>
+          </wp:inline>
+        </w:drawing>
+      </w:r>
+    </w:p>
+    <w:p>
+      <w:pPr>
+        <w:pStyle w:val="Nagwek4"/>
+        <w:rPr>
+          <w:i w:val="0"/>
+          <w:iCs w:val="0"/>
+        </w:rPr>
+      </w:pPr>
+      <w:r>
+        <w:rPr>
+          <w:i w:val="0"/>
+          <w:iCs w:val="0"/>
+        </w:rPr>
+        <w:lastRenderedPageBreak/>
+        <w:t xml:space="preserve">Zadanie </w:t>
+      </w:r>
+      <w:r>
+        <w:rPr>
+          <w:i w:val="0"/>
+          <w:iCs w:val="0"/>
+        </w:rPr>
+        <w:t>2</w:t>
+      </w:r>
+      <w:r>
+        <w:rPr>
+          <w:i w:val="0"/>
+          <w:iCs w:val="0"/>
+        </w:rPr>
+        <w:br/>
+      </w:r>
+      <w:r>
+        <w:rPr>
+          <w:i w:val="0"/>
+          <w:iCs w:val="0"/>
+        </w:rPr>
+        <w:drawing>
+          <wp:inline distT="0" distB="0" distL="0" distR="0" wp14:anchorId="4DECE293" wp14:editId="711D7EB8">
+            <wp:extent cx="5760720" cy="3641725"/>
+            <wp:effectExtent l="0" t="0" r="0" b="0"/>
+            <wp:docPr id="969508576" name="Obraz 1"/>
+            <wp:cNvGraphicFramePr>
+              <a:graphicFrameLocks xmlns:a="http://schemas.openxmlformats.org/drawingml/2006/main" noChangeAspect="1"/>
+            </wp:cNvGraphicFramePr>
+            <a:graphic xmlns:a="http://schemas.openxmlformats.org/drawingml/2006/main">
+              <a:graphicData uri="http://schemas.openxmlformats.org/drawingml/2006/picture">
+                <pic:pic xmlns:pic="http://schemas.openxmlformats.org/drawingml/2006/picture">
+                  <pic:nvPicPr>
+                    <pic:cNvPr id="969508576" name=""/>
+                    <pic:cNvPicPr/>
+                  </pic:nvPicPr>
+                  <pic:blipFill>
+                    <a:blip r:embed="rId18"/>
+                    <a:stretch>
+                      <a:fillRect/>
+                    </a:stretch>
+                  </pic:blipFill>
+                  <pic:spPr>
+                    <a:xfrm>
+                      <a:off x="0" y="0"/>
+                      <a:ext cx="5760720" cy="3641725"/>
+                    </a:xfrm>
+                    <a:prstGeom prst="rect">
+                      <a:avLst/>
+                    </a:prstGeom>
+                  </pic:spPr>
+                </pic:pic>
+              </a:graphicData>
+            </a:graphic>
+          </wp:inline>
+        </w:drawing>
+      </w:r>
+    </w:p>
+    <w:p>
+      <w:pPr>
+        <w:pStyle w:val="Nagwek3"/>
+      </w:pPr>
+      <w:r>
+        <w:t>Podsumowanie</w:t>
+      </w:r>
+    </w:p>
+    <w:p/>
     <w:sectPr>
-      <w:footerReference w:type="default" r:id="rId17"/>
+      <w:footerReference w:type="default" r:id="rId19"/>
       <w:pgSz w:w="11906" w:h="16838"/>
       <w:pgMar w:top="1417" w:right="1417" w:bottom="1417" w:left="1417" w:header="708" w:footer="708" w:gutter="0"/>
       <w:pgNumType w:start="0"/>
@@ -2894,7 +3066,6 @@
   <w:style w:type="character" w:default="1" w:styleId="Domylnaczcionkaakapitu">
     <w:name w:val="Default Paragraph Font"/>
     <w:uiPriority w:val="1"/>
-    <w:semiHidden/>
     <w:unhideWhenUsed/>
   </w:style>
   <w:style w:type="table" w:default="1" w:styleId="Standardowy">
@@ -3368,6 +3539,18 @@
       <w:color w:val="0E2841" w:themeColor="text2"/>
       <w:sz w:val="18"/>
       <w:szCs w:val="18"/>
+    </w:rPr>
+  </w:style>
+  <w:style w:type="character" w:styleId="Nierozpoznanawzmianka">
+    <w:name w:val="Unresolved Mention"/>
+    <w:basedOn w:val="Domylnaczcionkaakapitu"/>
+    <w:uiPriority w:val="99"/>
+    <w:semiHidden/>
+    <w:unhideWhenUsed/>
+    <w:rsid w:val="00412D71"/>
+    <w:rPr>
+      <w:color w:val="605E5C"/>
+      <w:shd w:val="clear" w:color="auto" w:fill="E1DFDD"/>
     </w:rPr>
   </w:style>
 </w:styles>
@@ -3521,9 +3704,11 @@
     <w:rsid w:val="001523E3"/>
     <w:rsid w:val="001534FF"/>
     <w:rsid w:val="002C0EAA"/>
+    <w:rsid w:val="005543DC"/>
     <w:rsid w:val="005B558D"/>
     <w:rsid w:val="005D6F12"/>
     <w:rsid w:val="00643EE5"/>
+    <w:rsid w:val="00762E26"/>
     <w:rsid w:val="008F754B"/>
     <w:rsid w:val="00911AD7"/>
     <w:rsid w:val="00BC5DBB"/>

--- a/Wspomaganie zarządzania projektami informatycznymi.docx
+++ b/Wspomaganie zarządzania projektami informatycznymi.docx
@@ -1535,7 +1535,7 @@
         </w:rPr>
         <w:lastRenderedPageBreak/>
         <w:drawing>
-          <wp:inline distT="0" distB="0" distL="0" distR="0" wp14:anchorId="0DCCE31B" wp14:editId="65D2B8D5">
+          <wp:inline distT="0" distB="0" distL="0" distR="0" wp14:anchorId="0DCCE31B" wp14:editId="3B290CF2">
             <wp:extent cx="5753100" cy="3209925"/>
             <wp:effectExtent l="0" t="0" r="0" b="9525"/>
             <wp:docPr id="466530418" name="Obraz 1"/>
@@ -1612,7 +1612,7 @@
           <w:noProof/>
         </w:rPr>
         <w:drawing>
-          <wp:inline distT="0" distB="0" distL="0" distR="0" wp14:anchorId="63C59723" wp14:editId="598F3435">
+          <wp:inline distT="0" distB="0" distL="0" distR="0" wp14:anchorId="63C59723" wp14:editId="36858416">
             <wp:extent cx="5762625" cy="3200400"/>
             <wp:effectExtent l="0" t="0" r="9525" b="0"/>
             <wp:docPr id="876732814" name="Obraz 2"/>
@@ -2197,6 +2197,408 @@
         <w:pStyle w:val="Nagwek2"/>
       </w:pPr>
       <w:r>
+        <w:t>Z4. Wykorzystanie oprogramowania do modelowania interfejsów.</w:t>
+      </w:r>
+    </w:p>
+    <w:p>
+      <w:pPr>
+        <w:pStyle w:val="Nagwek3"/>
+      </w:pPr>
+      <w:bookmarkStart w:id="16" w:name="_Toc227526176"/>
+      <w:r>
+        <w:t>Nazwa, cel, funkcjonalność oprogramowania</w:t>
+      </w:r>
+      <w:bookmarkEnd w:id="16"/>
+    </w:p>
+    <w:p>
+      <w:pPr>
+        <w:pStyle w:val="Nagwek3"/>
+      </w:pPr>
+      <w:bookmarkStart w:id="17" w:name="_Toc227526177"/>
+      <w:r>
+        <w:t>Wykonane zadania</w:t>
+      </w:r>
+      <w:bookmarkEnd w:id="17"/>
+    </w:p>
+    <w:p>
+      <w:r>
+        <w:t xml:space="preserve">Do wykonania zadania wykorzystałem darmową wersję programu </w:t>
+      </w:r>
+      <w:proofErr w:type="spellStart"/>
+      <w:r>
+        <w:t>Figma</w:t>
+      </w:r>
+      <w:proofErr w:type="spellEnd"/>
+      <w:r>
+        <w:t>. Pozwala ona na między innymi projektowanie interfejsów dla aplikacji na telefon lub komputer, a także na dodawanie nawigacji i minimalnych interakcji.</w:t>
+      </w:r>
+    </w:p>
+    <w:p>
+      <w:pPr>
+        <w:pStyle w:val="Nagwek4"/>
+        <w:rPr>
+          <w:rFonts w:eastAsiaTheme="minorHAnsi" w:cstheme="minorBidi"/>
+          <w:i w:val="0"/>
+          <w:iCs w:val="0"/>
+          <w:color w:val="auto"/>
+        </w:rPr>
+      </w:pPr>
+      <w:r>
+        <w:rPr>
+          <w:i w:val="0"/>
+          <w:iCs w:val="0"/>
+        </w:rPr>
+        <w:lastRenderedPageBreak/>
+        <w:t>Zadanie 1</w:t>
+      </w:r>
+      <w:r>
+        <w:rPr>
+          <w:i w:val="0"/>
+          <w:iCs w:val="0"/>
+        </w:rPr>
+        <w:br/>
+      </w:r>
+      <w:r>
+        <w:rPr>
+          <w:rFonts w:eastAsiaTheme="minorHAnsi" w:cstheme="minorBidi"/>
+          <w:i w:val="0"/>
+          <w:iCs w:val="0"/>
+          <w:color w:val="auto"/>
+        </w:rPr>
+        <w:t xml:space="preserve">Zadanie polegało na utworzeniu minimalnego interfejsu dla odtwarzacza muzycznego przy użyciu podstawowych funkcjonalności programu </w:t>
+      </w:r>
+      <w:proofErr w:type="spellStart"/>
+      <w:r>
+        <w:rPr>
+          <w:rFonts w:eastAsiaTheme="minorHAnsi" w:cstheme="minorBidi"/>
+          <w:i w:val="0"/>
+          <w:iCs w:val="0"/>
+          <w:color w:val="auto"/>
+        </w:rPr>
+        <w:t>F</w:t>
+      </w:r>
+      <w:r>
+        <w:rPr>
+          <w:rFonts w:eastAsiaTheme="minorHAnsi" w:cstheme="minorBidi"/>
+          <w:i w:val="0"/>
+          <w:iCs w:val="0"/>
+          <w:color w:val="auto"/>
+        </w:rPr>
+        <w:t>igma</w:t>
+      </w:r>
+      <w:proofErr w:type="spellEnd"/>
+      <w:r>
+        <w:rPr>
+          <w:rFonts w:eastAsiaTheme="minorHAnsi" w:cstheme="minorBidi"/>
+          <w:i w:val="0"/>
+          <w:iCs w:val="0"/>
+          <w:color w:val="auto"/>
+        </w:rPr>
+        <w:t>. Aby wykonać zadanie należało utworzyć ramkę i dodać w niej podstawowe komponenty odtwarzacza muzycznego.</w:t>
+      </w:r>
+      <w:r>
+        <w:rPr>
+          <w:rFonts w:eastAsiaTheme="minorHAnsi" w:cstheme="minorBidi"/>
+          <w:i w:val="0"/>
+          <w:iCs w:val="0"/>
+          <w:color w:val="auto"/>
+        </w:rPr>
+        <w:br/>
+      </w:r>
+      <w:r>
+        <w:rPr>
+          <w:i w:val="0"/>
+          <w:iCs w:val="0"/>
+          <w:noProof/>
+        </w:rPr>
+        <w:drawing>
+          <wp:inline distT="0" distB="0" distL="0" distR="0" wp14:anchorId="6873CE6B" wp14:editId="3DC2BD35">
+            <wp:extent cx="2457450" cy="5275004"/>
+            <wp:effectExtent l="0" t="0" r="0" b="1905"/>
+            <wp:docPr id="1583300349" name="Obraz 1"/>
+            <wp:cNvGraphicFramePr>
+              <a:graphicFrameLocks xmlns:a="http://schemas.openxmlformats.org/drawingml/2006/main" noChangeAspect="1"/>
+            </wp:cNvGraphicFramePr>
+            <a:graphic xmlns:a="http://schemas.openxmlformats.org/drawingml/2006/main">
+              <a:graphicData uri="http://schemas.openxmlformats.org/drawingml/2006/picture">
+                <pic:pic xmlns:pic="http://schemas.openxmlformats.org/drawingml/2006/picture">
+                  <pic:nvPicPr>
+                    <pic:cNvPr id="1583300349" name=""/>
+                    <pic:cNvPicPr/>
+                  </pic:nvPicPr>
+                  <pic:blipFill>
+                    <a:blip r:embed="rId17"/>
+                    <a:stretch>
+                      <a:fillRect/>
+                    </a:stretch>
+                  </pic:blipFill>
+                  <pic:spPr>
+                    <a:xfrm>
+                      <a:off x="0" y="0"/>
+                      <a:ext cx="2467060" cy="5295632"/>
+                    </a:xfrm>
+                    <a:prstGeom prst="rect">
+                      <a:avLst/>
+                    </a:prstGeom>
+                  </pic:spPr>
+                </pic:pic>
+              </a:graphicData>
+            </a:graphic>
+          </wp:inline>
+        </w:drawing>
+      </w:r>
+    </w:p>
+    <w:p/>
+    <w:p>
+      <w:pPr>
+        <w:pStyle w:val="Nagwek4"/>
+        <w:rPr>
+          <w:i w:val="0"/>
+          <w:iCs w:val="0"/>
+        </w:rPr>
+      </w:pPr>
+      <w:r>
+        <w:rPr>
+          <w:i w:val="0"/>
+          <w:iCs w:val="0"/>
+        </w:rPr>
+        <w:t xml:space="preserve">Zadanie </w:t>
+      </w:r>
+      <w:r>
+        <w:rPr>
+          <w:i w:val="0"/>
+          <w:iCs w:val="0"/>
+        </w:rPr>
+        <w:t>2</w:t>
+      </w:r>
+    </w:p>
+    <w:p>
+      <w:r>
+        <w:t xml:space="preserve">W tym zadaniu z jednego z przycisków należało utworzyć komponent i następnie utworzyć jego wariant zmieniając jego kolor. </w:t>
+      </w:r>
+    </w:p>
+    <w:p>
+      <w:r>
+        <w:rPr>
+          <w:noProof/>
+        </w:rPr>
+        <w:lastRenderedPageBreak/>
+        <w:drawing>
+          <wp:inline distT="0" distB="0" distL="0" distR="0" wp14:anchorId="72E16807" wp14:editId="4C60C336">
+            <wp:extent cx="3210373" cy="4277322"/>
+            <wp:effectExtent l="0" t="0" r="9525" b="9525"/>
+            <wp:docPr id="396949255" name="Obraz 1"/>
+            <wp:cNvGraphicFramePr>
+              <a:graphicFrameLocks xmlns:a="http://schemas.openxmlformats.org/drawingml/2006/main" noChangeAspect="1"/>
+            </wp:cNvGraphicFramePr>
+            <a:graphic xmlns:a="http://schemas.openxmlformats.org/drawingml/2006/main">
+              <a:graphicData uri="http://schemas.openxmlformats.org/drawingml/2006/picture">
+                <pic:pic xmlns:pic="http://schemas.openxmlformats.org/drawingml/2006/picture">
+                  <pic:nvPicPr>
+                    <pic:cNvPr id="396949255" name=""/>
+                    <pic:cNvPicPr/>
+                  </pic:nvPicPr>
+                  <pic:blipFill>
+                    <a:blip r:embed="rId18"/>
+                    <a:stretch>
+                      <a:fillRect/>
+                    </a:stretch>
+                  </pic:blipFill>
+                  <pic:spPr>
+                    <a:xfrm>
+                      <a:off x="0" y="0"/>
+                      <a:ext cx="3210373" cy="4277322"/>
+                    </a:xfrm>
+                    <a:prstGeom prst="rect">
+                      <a:avLst/>
+                    </a:prstGeom>
+                  </pic:spPr>
+                </pic:pic>
+              </a:graphicData>
+            </a:graphic>
+          </wp:inline>
+        </w:drawing>
+      </w:r>
+    </w:p>
+    <w:p>
+      <w:pPr>
+        <w:pStyle w:val="Nagwek4"/>
+        <w:rPr>
+          <w:i w:val="0"/>
+          <w:iCs w:val="0"/>
+        </w:rPr>
+      </w:pPr>
+      <w:r>
+        <w:rPr>
+          <w:i w:val="0"/>
+          <w:iCs w:val="0"/>
+        </w:rPr>
+        <w:lastRenderedPageBreak/>
+        <w:t xml:space="preserve">Zadanie </w:t>
+      </w:r>
+      <w:r>
+        <w:rPr>
+          <w:i w:val="0"/>
+          <w:iCs w:val="0"/>
+        </w:rPr>
+        <w:t>3</w:t>
+      </w:r>
+      <w:r>
+        <w:rPr>
+          <w:i w:val="0"/>
+          <w:iCs w:val="0"/>
+        </w:rPr>
+        <w:br/>
+      </w:r>
+      <w:r>
+        <w:rPr>
+          <w:rFonts w:eastAsiaTheme="minorHAnsi" w:cstheme="minorBidi"/>
+          <w:i w:val="0"/>
+          <w:iCs w:val="0"/>
+          <w:color w:val="auto"/>
+        </w:rPr>
+        <w:t>Zadanie polegało na komponentów pozostałych przycisków i dodanie przejścia pomiędzy wariantami przycisków. I sprawdzenia przejść w trybie prezentacji.</w:t>
+      </w:r>
+      <w:r>
+        <w:rPr>
+          <w:rFonts w:eastAsiaTheme="minorHAnsi" w:cstheme="minorBidi"/>
+          <w:i w:val="0"/>
+          <w:iCs w:val="0"/>
+          <w:color w:val="auto"/>
+        </w:rPr>
+        <w:br/>
+      </w:r>
+      <w:r>
+        <w:rPr>
+          <w:i w:val="0"/>
+          <w:iCs w:val="0"/>
+          <w:noProof/>
+        </w:rPr>
+        <w:drawing>
+          <wp:inline distT="0" distB="0" distL="0" distR="0" wp14:anchorId="372DD366" wp14:editId="7413AF4B">
+            <wp:extent cx="3667125" cy="4671623"/>
+            <wp:effectExtent l="0" t="0" r="0" b="0"/>
+            <wp:docPr id="756015519" name="Obraz 1"/>
+            <wp:cNvGraphicFramePr>
+              <a:graphicFrameLocks xmlns:a="http://schemas.openxmlformats.org/drawingml/2006/main" noChangeAspect="1"/>
+            </wp:cNvGraphicFramePr>
+            <a:graphic xmlns:a="http://schemas.openxmlformats.org/drawingml/2006/main">
+              <a:graphicData uri="http://schemas.openxmlformats.org/drawingml/2006/picture">
+                <pic:pic xmlns:pic="http://schemas.openxmlformats.org/drawingml/2006/picture">
+                  <pic:nvPicPr>
+                    <pic:cNvPr id="756015519" name=""/>
+                    <pic:cNvPicPr/>
+                  </pic:nvPicPr>
+                  <pic:blipFill>
+                    <a:blip r:embed="rId19"/>
+                    <a:stretch>
+                      <a:fillRect/>
+                    </a:stretch>
+                  </pic:blipFill>
+                  <pic:spPr>
+                    <a:xfrm>
+                      <a:off x="0" y="0"/>
+                      <a:ext cx="3670484" cy="4675902"/>
+                    </a:xfrm>
+                    <a:prstGeom prst="rect">
+                      <a:avLst/>
+                    </a:prstGeom>
+                  </pic:spPr>
+                </pic:pic>
+              </a:graphicData>
+            </a:graphic>
+          </wp:inline>
+        </w:drawing>
+      </w:r>
+      <w:r>
+        <w:rPr>
+          <w:noProof/>
+        </w:rPr>
+        <w:t xml:space="preserve"> </w:t>
+      </w:r>
+      <w:r>
+        <w:rPr>
+          <w:rFonts w:eastAsiaTheme="minorHAnsi" w:cstheme="minorBidi"/>
+          <w:i w:val="0"/>
+          <w:iCs w:val="0"/>
+          <w:noProof/>
+          <w:color w:val="auto"/>
+        </w:rPr>
+        <w:drawing>
+          <wp:inline distT="0" distB="0" distL="0" distR="0" wp14:anchorId="3238B5C6" wp14:editId="44A24B90">
+            <wp:extent cx="5760720" cy="3329305"/>
+            <wp:effectExtent l="0" t="0" r="0" b="4445"/>
+            <wp:docPr id="2021420202" name="Obraz 1"/>
+            <wp:cNvGraphicFramePr>
+              <a:graphicFrameLocks xmlns:a="http://schemas.openxmlformats.org/drawingml/2006/main" noChangeAspect="1"/>
+            </wp:cNvGraphicFramePr>
+            <a:graphic xmlns:a="http://schemas.openxmlformats.org/drawingml/2006/main">
+              <a:graphicData uri="http://schemas.openxmlformats.org/drawingml/2006/picture">
+                <pic:pic xmlns:pic="http://schemas.openxmlformats.org/drawingml/2006/picture">
+                  <pic:nvPicPr>
+                    <pic:cNvPr id="2021420202" name=""/>
+                    <pic:cNvPicPr/>
+                  </pic:nvPicPr>
+                  <pic:blipFill>
+                    <a:blip r:embed="rId20"/>
+                    <a:stretch>
+                      <a:fillRect/>
+                    </a:stretch>
+                  </pic:blipFill>
+                  <pic:spPr>
+                    <a:xfrm>
+                      <a:off x="0" y="0"/>
+                      <a:ext cx="5760720" cy="3329305"/>
+                    </a:xfrm>
+                    <a:prstGeom prst="rect">
+                      <a:avLst/>
+                    </a:prstGeom>
+                  </pic:spPr>
+                </pic:pic>
+              </a:graphicData>
+            </a:graphic>
+          </wp:inline>
+        </w:drawing>
+      </w:r>
+    </w:p>
+    <w:p>
+      <w:pPr>
+        <w:pStyle w:val="Nagwek3"/>
+      </w:pPr>
+      <w:bookmarkStart w:id="18" w:name="_Toc227526178"/>
+      <w:r>
+        <w:lastRenderedPageBreak/>
+        <w:t>Podsumowanie</w:t>
+      </w:r>
+      <w:bookmarkEnd w:id="18"/>
+    </w:p>
+    <w:p>
+      <w:r>
+        <w:t xml:space="preserve">Oprogramowanie </w:t>
+      </w:r>
+      <w:proofErr w:type="spellStart"/>
+      <w:r>
+        <w:t>Figma</w:t>
+      </w:r>
+      <w:proofErr w:type="spellEnd"/>
+      <w:r>
+        <w:t xml:space="preserve"> jest przydatne do projektowania interfejsów użytkownika i </w:t>
+      </w:r>
+      <w:proofErr w:type="spellStart"/>
+      <w:r>
+        <w:t>mockupów</w:t>
+      </w:r>
+      <w:proofErr w:type="spellEnd"/>
+      <w:r>
+        <w:t xml:space="preserve"> aplikacji, zapewnia ono wszystkie potrzebne projektantowi funkcje nawet w darmowej wersji. Posiada ono przejrzysty interfejs graficzny i przydatne skróty klawiszowe, pozwala również na imitowanie faktycznych aplikacji przez umożliwienie projektantowi tworzenia przejść pomiędzy ekranami i dodawania interaktywności do elementów.</w:t>
+      </w:r>
+    </w:p>
+    <w:p/>
+    <w:p>
+      <w:pPr>
+        <w:pStyle w:val="Nagwek2"/>
+      </w:pPr>
+      <w:r>
         <w:lastRenderedPageBreak/>
         <w:t>Z5. Wykorzystanie oprogramowania do tworzenia i utrzymywania macierzy RACI.</w:t>
       </w:r>
@@ -2259,7 +2661,7 @@
                     <pic:cNvPicPr/>
                   </pic:nvPicPr>
                   <pic:blipFill>
-                    <a:blip r:embed="rId17"/>
+                    <a:blip r:embed="rId21"/>
                     <a:stretch>
                       <a:fillRect/>
                     </a:stretch>
@@ -2314,6 +2716,7 @@
         <w:rPr>
           <w:i w:val="0"/>
           <w:iCs w:val="0"/>
+          <w:noProof/>
         </w:rPr>
         <w:drawing>
           <wp:inline distT="0" distB="0" distL="0" distR="0" wp14:anchorId="4DECE293" wp14:editId="711D7EB8">
@@ -2331,7 +2734,7 @@
                     <pic:cNvPicPr/>
                   </pic:nvPicPr>
                   <pic:blipFill>
-                    <a:blip r:embed="rId18"/>
+                    <a:blip r:embed="rId22"/>
                     <a:stretch>
                       <a:fillRect/>
                     </a:stretch>
@@ -2362,7 +2765,7 @@
     </w:p>
     <w:p/>
     <w:sectPr>
-      <w:footerReference w:type="default" r:id="rId19"/>
+      <w:footerReference w:type="default" r:id="rId23"/>
       <w:pgSz w:w="11906" w:h="16838"/>
       <w:pgMar w:top="1417" w:right="1417" w:bottom="1417" w:left="1417" w:header="708" w:footer="708" w:gutter="0"/>
       <w:pgNumType w:start="0"/>
@@ -3066,6 +3469,7 @@
   <w:style w:type="character" w:default="1" w:styleId="Domylnaczcionkaakapitu">
     <w:name w:val="Default Paragraph Font"/>
     <w:uiPriority w:val="1"/>
+    <w:semiHidden/>
     <w:unhideWhenUsed/>
   </w:style>
   <w:style w:type="table" w:default="1" w:styleId="Standardowy">
@@ -3709,8 +4113,10 @@
     <w:rsid w:val="005D6F12"/>
     <w:rsid w:val="00643EE5"/>
     <w:rsid w:val="00762E26"/>
+    <w:rsid w:val="008D2A61"/>
     <w:rsid w:val="008F754B"/>
     <w:rsid w:val="00911AD7"/>
+    <w:rsid w:val="009330E0"/>
     <w:rsid w:val="00BC5DBB"/>
     <w:rsid w:val="00BF4164"/>
     <w:rsid w:val="00CA7F98"/>

--- a/Wspomaganie zarządzania projektami informatycznymi.docx
+++ b/Wspomaganie zarządzania projektami informatycznymi.docx
@@ -246,7 +246,7 @@
           <w:r>
             <w:fldChar w:fldCharType="separate"/>
           </w:r>
-          <w:hyperlink w:anchor="_Toc225174271" w:history="1">
+          <w:hyperlink w:anchor="_Toc228134000" w:history="1">
             <w:r>
               <w:rPr>
                 <w:rStyle w:val="Hipercze"/>
@@ -273,7 +273,7 @@
                 <w:noProof/>
                 <w:webHidden/>
               </w:rPr>
-              <w:instrText xml:space="preserve"> PAGEREF _Toc225174271 \h </w:instrText>
+              <w:instrText xml:space="preserve"> PAGEREF _Toc228134000 \h </w:instrText>
             </w:r>
             <w:r>
               <w:rPr>
@@ -316,7 +316,7 @@
               <w:lang w:eastAsia="pl-PL"/>
             </w:rPr>
           </w:pPr>
-          <w:hyperlink w:anchor="_Toc225174272" w:history="1">
+          <w:hyperlink w:anchor="_Toc228134001" w:history="1">
             <w:r>
               <w:rPr>
                 <w:rStyle w:val="Hipercze"/>
@@ -343,7 +343,7 @@
                 <w:noProof/>
                 <w:webHidden/>
               </w:rPr>
-              <w:instrText xml:space="preserve"> PAGEREF _Toc225174272 \h </w:instrText>
+              <w:instrText xml:space="preserve"> PAGEREF _Toc228134001 \h </w:instrText>
             </w:r>
             <w:r>
               <w:rPr>
@@ -386,7 +386,7 @@
               <w:lang w:eastAsia="pl-PL"/>
             </w:rPr>
           </w:pPr>
-          <w:hyperlink w:anchor="_Toc225174273" w:history="1">
+          <w:hyperlink w:anchor="_Toc228134002" w:history="1">
             <w:r>
               <w:rPr>
                 <w:rStyle w:val="Hipercze"/>
@@ -413,7 +413,7 @@
                 <w:noProof/>
                 <w:webHidden/>
               </w:rPr>
-              <w:instrText xml:space="preserve"> PAGEREF _Toc225174273 \h </w:instrText>
+              <w:instrText xml:space="preserve"> PAGEREF _Toc228134002 \h </w:instrText>
             </w:r>
             <w:r>
               <w:rPr>
@@ -456,7 +456,7 @@
               <w:lang w:eastAsia="pl-PL"/>
             </w:rPr>
           </w:pPr>
-          <w:hyperlink w:anchor="_Toc225174274" w:history="1">
+          <w:hyperlink w:anchor="_Toc228134003" w:history="1">
             <w:r>
               <w:rPr>
                 <w:rStyle w:val="Hipercze"/>
@@ -483,7 +483,7 @@
                 <w:noProof/>
                 <w:webHidden/>
               </w:rPr>
-              <w:instrText xml:space="preserve"> PAGEREF _Toc225174274 \h </w:instrText>
+              <w:instrText xml:space="preserve"> PAGEREF _Toc228134003 \h </w:instrText>
             </w:r>
             <w:r>
               <w:rPr>
@@ -526,7 +526,7 @@
               <w:lang w:eastAsia="pl-PL"/>
             </w:rPr>
           </w:pPr>
-          <w:hyperlink w:anchor="_Toc225174275" w:history="1">
+          <w:hyperlink w:anchor="_Toc228134004" w:history="1">
             <w:r>
               <w:rPr>
                 <w:rStyle w:val="Hipercze"/>
@@ -553,7 +553,7 @@
                 <w:noProof/>
                 <w:webHidden/>
               </w:rPr>
-              <w:instrText xml:space="preserve"> PAGEREF _Toc225174275 \h </w:instrText>
+              <w:instrText xml:space="preserve"> PAGEREF _Toc228134004 \h </w:instrText>
             </w:r>
             <w:r>
               <w:rPr>
@@ -596,7 +596,7 @@
               <w:lang w:eastAsia="pl-PL"/>
             </w:rPr>
           </w:pPr>
-          <w:hyperlink w:anchor="_Toc225174276" w:history="1">
+          <w:hyperlink w:anchor="_Toc228134005" w:history="1">
             <w:r>
               <w:rPr>
                 <w:rStyle w:val="Hipercze"/>
@@ -623,7 +623,7 @@
                 <w:noProof/>
                 <w:webHidden/>
               </w:rPr>
-              <w:instrText xml:space="preserve"> PAGEREF _Toc225174276 \h </w:instrText>
+              <w:instrText xml:space="preserve"> PAGEREF _Toc228134005 \h </w:instrText>
             </w:r>
             <w:r>
               <w:rPr>
@@ -666,7 +666,7 @@
               <w:lang w:eastAsia="pl-PL"/>
             </w:rPr>
           </w:pPr>
-          <w:hyperlink w:anchor="_Toc225174277" w:history="1">
+          <w:hyperlink w:anchor="_Toc228134006" w:history="1">
             <w:r>
               <w:rPr>
                 <w:rStyle w:val="Hipercze"/>
@@ -693,7 +693,7 @@
                 <w:noProof/>
                 <w:webHidden/>
               </w:rPr>
-              <w:instrText xml:space="preserve"> PAGEREF _Toc225174277 \h </w:instrText>
+              <w:instrText xml:space="preserve"> PAGEREF _Toc228134006 \h </w:instrText>
             </w:r>
             <w:r>
               <w:rPr>
@@ -736,7 +736,7 @@
               <w:lang w:eastAsia="pl-PL"/>
             </w:rPr>
           </w:pPr>
-          <w:hyperlink w:anchor="_Toc225174278" w:history="1">
+          <w:hyperlink w:anchor="_Toc228134007" w:history="1">
             <w:r>
               <w:rPr>
                 <w:rStyle w:val="Hipercze"/>
@@ -763,7 +763,7 @@
                 <w:noProof/>
                 <w:webHidden/>
               </w:rPr>
-              <w:instrText xml:space="preserve"> PAGEREF _Toc225174278 \h </w:instrText>
+              <w:instrText xml:space="preserve"> PAGEREF _Toc228134007 \h </w:instrText>
             </w:r>
             <w:r>
               <w:rPr>
@@ -806,7 +806,7 @@
               <w:lang w:eastAsia="pl-PL"/>
             </w:rPr>
           </w:pPr>
-          <w:hyperlink w:anchor="_Toc225174279" w:history="1">
+          <w:hyperlink w:anchor="_Toc228134008" w:history="1">
             <w:r>
               <w:rPr>
                 <w:rStyle w:val="Hipercze"/>
@@ -833,7 +833,7 @@
                 <w:noProof/>
                 <w:webHidden/>
               </w:rPr>
-              <w:instrText xml:space="preserve"> PAGEREF _Toc225174279 \h </w:instrText>
+              <w:instrText xml:space="preserve"> PAGEREF _Toc228134008 \h </w:instrText>
             </w:r>
             <w:r>
               <w:rPr>
@@ -876,7 +876,7 @@
               <w:lang w:eastAsia="pl-PL"/>
             </w:rPr>
           </w:pPr>
-          <w:hyperlink w:anchor="_Toc225174280" w:history="1">
+          <w:hyperlink w:anchor="_Toc228134009" w:history="1">
             <w:r>
               <w:rPr>
                 <w:rStyle w:val="Hipercze"/>
@@ -903,7 +903,7 @@
                 <w:noProof/>
                 <w:webHidden/>
               </w:rPr>
-              <w:instrText xml:space="preserve"> PAGEREF _Toc225174280 \h </w:instrText>
+              <w:instrText xml:space="preserve"> PAGEREF _Toc228134009 \h </w:instrText>
             </w:r>
             <w:r>
               <w:rPr>
@@ -946,7 +946,7 @@
               <w:lang w:eastAsia="pl-PL"/>
             </w:rPr>
           </w:pPr>
-          <w:hyperlink w:anchor="_Toc225174281" w:history="1">
+          <w:hyperlink w:anchor="_Toc228134010" w:history="1">
             <w:r>
               <w:rPr>
                 <w:rStyle w:val="Hipercze"/>
@@ -973,7 +973,7 @@
                 <w:noProof/>
                 <w:webHidden/>
               </w:rPr>
-              <w:instrText xml:space="preserve"> PAGEREF _Toc225174281 \h </w:instrText>
+              <w:instrText xml:space="preserve"> PAGEREF _Toc228134010 \h </w:instrText>
             </w:r>
             <w:r>
               <w:rPr>
@@ -1016,7 +1016,7 @@
               <w:lang w:eastAsia="pl-PL"/>
             </w:rPr>
           </w:pPr>
-          <w:hyperlink w:anchor="_Toc225174282" w:history="1">
+          <w:hyperlink w:anchor="_Toc228134011" w:history="1">
             <w:r>
               <w:rPr>
                 <w:rStyle w:val="Hipercze"/>
@@ -1043,7 +1043,7 @@
                 <w:noProof/>
                 <w:webHidden/>
               </w:rPr>
-              <w:instrText xml:space="preserve"> PAGEREF _Toc225174282 \h </w:instrText>
+              <w:instrText xml:space="preserve"> PAGEREF _Toc228134011 \h </w:instrText>
             </w:r>
             <w:r>
               <w:rPr>
@@ -1064,6 +1064,566 @@
                 <w:webHidden/>
               </w:rPr>
               <w:t>7</w:t>
+            </w:r>
+            <w:r>
+              <w:rPr>
+                <w:noProof/>
+                <w:webHidden/>
+              </w:rPr>
+              <w:fldChar w:fldCharType="end"/>
+            </w:r>
+          </w:hyperlink>
+        </w:p>
+        <w:p>
+          <w:pPr>
+            <w:pStyle w:val="Spistreci2"/>
+            <w:tabs>
+              <w:tab w:val="right" w:leader="dot" w:pos="9062"/>
+            </w:tabs>
+            <w:rPr>
+              <w:rFonts w:eastAsiaTheme="minorEastAsia"/>
+              <w:noProof/>
+              <w:lang w:eastAsia="pl-PL"/>
+            </w:rPr>
+          </w:pPr>
+          <w:hyperlink w:anchor="_Toc228134012" w:history="1">
+            <w:r>
+              <w:rPr>
+                <w:rStyle w:val="Hipercze"/>
+                <w:noProof/>
+              </w:rPr>
+              <w:t>Z4. Wykorzystanie oprogramowania do modelowania interfejsów.</w:t>
+            </w:r>
+            <w:r>
+              <w:rPr>
+                <w:noProof/>
+                <w:webHidden/>
+              </w:rPr>
+              <w:tab/>
+            </w:r>
+            <w:r>
+              <w:rPr>
+                <w:noProof/>
+                <w:webHidden/>
+              </w:rPr>
+              <w:fldChar w:fldCharType="begin"/>
+            </w:r>
+            <w:r>
+              <w:rPr>
+                <w:noProof/>
+                <w:webHidden/>
+              </w:rPr>
+              <w:instrText xml:space="preserve"> PAGEREF _Toc228134012 \h </w:instrText>
+            </w:r>
+            <w:r>
+              <w:rPr>
+                <w:noProof/>
+                <w:webHidden/>
+              </w:rPr>
+            </w:r>
+            <w:r>
+              <w:rPr>
+                <w:noProof/>
+                <w:webHidden/>
+              </w:rPr>
+              <w:fldChar w:fldCharType="separate"/>
+            </w:r>
+            <w:r>
+              <w:rPr>
+                <w:noProof/>
+                <w:webHidden/>
+              </w:rPr>
+              <w:t>7</w:t>
+            </w:r>
+            <w:r>
+              <w:rPr>
+                <w:noProof/>
+                <w:webHidden/>
+              </w:rPr>
+              <w:fldChar w:fldCharType="end"/>
+            </w:r>
+          </w:hyperlink>
+        </w:p>
+        <w:p>
+          <w:pPr>
+            <w:pStyle w:val="Spistreci3"/>
+            <w:tabs>
+              <w:tab w:val="right" w:leader="dot" w:pos="9062"/>
+            </w:tabs>
+            <w:rPr>
+              <w:rFonts w:eastAsiaTheme="minorEastAsia"/>
+              <w:noProof/>
+              <w:lang w:eastAsia="pl-PL"/>
+            </w:rPr>
+          </w:pPr>
+          <w:hyperlink w:anchor="_Toc228134013" w:history="1">
+            <w:r>
+              <w:rPr>
+                <w:rStyle w:val="Hipercze"/>
+                <w:noProof/>
+              </w:rPr>
+              <w:t>Nazwa, cel, funkcjonalność oprogramowania</w:t>
+            </w:r>
+            <w:r>
+              <w:rPr>
+                <w:noProof/>
+                <w:webHidden/>
+              </w:rPr>
+              <w:tab/>
+            </w:r>
+            <w:r>
+              <w:rPr>
+                <w:noProof/>
+                <w:webHidden/>
+              </w:rPr>
+              <w:fldChar w:fldCharType="begin"/>
+            </w:r>
+            <w:r>
+              <w:rPr>
+                <w:noProof/>
+                <w:webHidden/>
+              </w:rPr>
+              <w:instrText xml:space="preserve"> PAGEREF _Toc228134013 \h </w:instrText>
+            </w:r>
+            <w:r>
+              <w:rPr>
+                <w:noProof/>
+                <w:webHidden/>
+              </w:rPr>
+            </w:r>
+            <w:r>
+              <w:rPr>
+                <w:noProof/>
+                <w:webHidden/>
+              </w:rPr>
+              <w:fldChar w:fldCharType="separate"/>
+            </w:r>
+            <w:r>
+              <w:rPr>
+                <w:noProof/>
+                <w:webHidden/>
+              </w:rPr>
+              <w:t>7</w:t>
+            </w:r>
+            <w:r>
+              <w:rPr>
+                <w:noProof/>
+                <w:webHidden/>
+              </w:rPr>
+              <w:fldChar w:fldCharType="end"/>
+            </w:r>
+          </w:hyperlink>
+        </w:p>
+        <w:p>
+          <w:pPr>
+            <w:pStyle w:val="Spistreci3"/>
+            <w:tabs>
+              <w:tab w:val="right" w:leader="dot" w:pos="9062"/>
+            </w:tabs>
+            <w:rPr>
+              <w:rFonts w:eastAsiaTheme="minorEastAsia"/>
+              <w:noProof/>
+              <w:lang w:eastAsia="pl-PL"/>
+            </w:rPr>
+          </w:pPr>
+          <w:hyperlink w:anchor="_Toc228134014" w:history="1">
+            <w:r>
+              <w:rPr>
+                <w:rStyle w:val="Hipercze"/>
+                <w:noProof/>
+              </w:rPr>
+              <w:t>Wykonane zadania</w:t>
+            </w:r>
+            <w:r>
+              <w:rPr>
+                <w:noProof/>
+                <w:webHidden/>
+              </w:rPr>
+              <w:tab/>
+            </w:r>
+            <w:r>
+              <w:rPr>
+                <w:noProof/>
+                <w:webHidden/>
+              </w:rPr>
+              <w:fldChar w:fldCharType="begin"/>
+            </w:r>
+            <w:r>
+              <w:rPr>
+                <w:noProof/>
+                <w:webHidden/>
+              </w:rPr>
+              <w:instrText xml:space="preserve"> PAGEREF _Toc228134014 \h </w:instrText>
+            </w:r>
+            <w:r>
+              <w:rPr>
+                <w:noProof/>
+                <w:webHidden/>
+              </w:rPr>
+            </w:r>
+            <w:r>
+              <w:rPr>
+                <w:noProof/>
+                <w:webHidden/>
+              </w:rPr>
+              <w:fldChar w:fldCharType="separate"/>
+            </w:r>
+            <w:r>
+              <w:rPr>
+                <w:noProof/>
+                <w:webHidden/>
+              </w:rPr>
+              <w:t>8</w:t>
+            </w:r>
+            <w:r>
+              <w:rPr>
+                <w:noProof/>
+                <w:webHidden/>
+              </w:rPr>
+              <w:fldChar w:fldCharType="end"/>
+            </w:r>
+          </w:hyperlink>
+        </w:p>
+        <w:p>
+          <w:pPr>
+            <w:pStyle w:val="Spistreci3"/>
+            <w:tabs>
+              <w:tab w:val="right" w:leader="dot" w:pos="9062"/>
+            </w:tabs>
+            <w:rPr>
+              <w:rFonts w:eastAsiaTheme="minorEastAsia"/>
+              <w:noProof/>
+              <w:lang w:eastAsia="pl-PL"/>
+            </w:rPr>
+          </w:pPr>
+          <w:hyperlink w:anchor="_Toc228134015" w:history="1">
+            <w:r>
+              <w:rPr>
+                <w:rStyle w:val="Hipercze"/>
+                <w:noProof/>
+              </w:rPr>
+              <w:t>Podsumowanie</w:t>
+            </w:r>
+            <w:r>
+              <w:rPr>
+                <w:noProof/>
+                <w:webHidden/>
+              </w:rPr>
+              <w:tab/>
+            </w:r>
+            <w:r>
+              <w:rPr>
+                <w:noProof/>
+                <w:webHidden/>
+              </w:rPr>
+              <w:fldChar w:fldCharType="begin"/>
+            </w:r>
+            <w:r>
+              <w:rPr>
+                <w:noProof/>
+                <w:webHidden/>
+              </w:rPr>
+              <w:instrText xml:space="preserve"> PAGEREF _Toc228134015 \h </w:instrText>
+            </w:r>
+            <w:r>
+              <w:rPr>
+                <w:noProof/>
+                <w:webHidden/>
+              </w:rPr>
+            </w:r>
+            <w:r>
+              <w:rPr>
+                <w:noProof/>
+                <w:webHidden/>
+              </w:rPr>
+              <w:fldChar w:fldCharType="separate"/>
+            </w:r>
+            <w:r>
+              <w:rPr>
+                <w:noProof/>
+                <w:webHidden/>
+              </w:rPr>
+              <w:t>11</w:t>
+            </w:r>
+            <w:r>
+              <w:rPr>
+                <w:noProof/>
+                <w:webHidden/>
+              </w:rPr>
+              <w:fldChar w:fldCharType="end"/>
+            </w:r>
+          </w:hyperlink>
+        </w:p>
+        <w:p>
+          <w:pPr>
+            <w:pStyle w:val="Spistreci2"/>
+            <w:tabs>
+              <w:tab w:val="right" w:leader="dot" w:pos="9062"/>
+            </w:tabs>
+            <w:rPr>
+              <w:rFonts w:eastAsiaTheme="minorEastAsia"/>
+              <w:noProof/>
+              <w:lang w:eastAsia="pl-PL"/>
+            </w:rPr>
+          </w:pPr>
+          <w:hyperlink w:anchor="_Toc228134016" w:history="1">
+            <w:r>
+              <w:rPr>
+                <w:rStyle w:val="Hipercze"/>
+                <w:noProof/>
+              </w:rPr>
+              <w:t>Z5. Wykorzystanie oprogramowania do tworzenia i utrzymywania macierzy RACI.</w:t>
+            </w:r>
+            <w:r>
+              <w:rPr>
+                <w:noProof/>
+                <w:webHidden/>
+              </w:rPr>
+              <w:tab/>
+            </w:r>
+            <w:r>
+              <w:rPr>
+                <w:noProof/>
+                <w:webHidden/>
+              </w:rPr>
+              <w:fldChar w:fldCharType="begin"/>
+            </w:r>
+            <w:r>
+              <w:rPr>
+                <w:noProof/>
+                <w:webHidden/>
+              </w:rPr>
+              <w:instrText xml:space="preserve"> PAGEREF _Toc228134016 \h </w:instrText>
+            </w:r>
+            <w:r>
+              <w:rPr>
+                <w:noProof/>
+                <w:webHidden/>
+              </w:rPr>
+            </w:r>
+            <w:r>
+              <w:rPr>
+                <w:noProof/>
+                <w:webHidden/>
+              </w:rPr>
+              <w:fldChar w:fldCharType="separate"/>
+            </w:r>
+            <w:r>
+              <w:rPr>
+                <w:noProof/>
+                <w:webHidden/>
+              </w:rPr>
+              <w:t>11</w:t>
+            </w:r>
+            <w:r>
+              <w:rPr>
+                <w:noProof/>
+                <w:webHidden/>
+              </w:rPr>
+              <w:fldChar w:fldCharType="end"/>
+            </w:r>
+          </w:hyperlink>
+        </w:p>
+        <w:p>
+          <w:pPr>
+            <w:pStyle w:val="Spistreci3"/>
+            <w:tabs>
+              <w:tab w:val="right" w:leader="dot" w:pos="9062"/>
+            </w:tabs>
+            <w:rPr>
+              <w:rFonts w:eastAsiaTheme="minorEastAsia"/>
+              <w:noProof/>
+              <w:lang w:eastAsia="pl-PL"/>
+            </w:rPr>
+          </w:pPr>
+          <w:hyperlink w:anchor="_Toc228134017" w:history="1">
+            <w:r>
+              <w:rPr>
+                <w:rStyle w:val="Hipercze"/>
+                <w:noProof/>
+              </w:rPr>
+              <w:t>Nazwa, cel, funkcjonalność oprogramowania</w:t>
+            </w:r>
+            <w:r>
+              <w:rPr>
+                <w:noProof/>
+                <w:webHidden/>
+              </w:rPr>
+              <w:tab/>
+            </w:r>
+            <w:r>
+              <w:rPr>
+                <w:noProof/>
+                <w:webHidden/>
+              </w:rPr>
+              <w:fldChar w:fldCharType="begin"/>
+            </w:r>
+            <w:r>
+              <w:rPr>
+                <w:noProof/>
+                <w:webHidden/>
+              </w:rPr>
+              <w:instrText xml:space="preserve"> PAGEREF _Toc228134017 \h </w:instrText>
+            </w:r>
+            <w:r>
+              <w:rPr>
+                <w:noProof/>
+                <w:webHidden/>
+              </w:rPr>
+            </w:r>
+            <w:r>
+              <w:rPr>
+                <w:noProof/>
+                <w:webHidden/>
+              </w:rPr>
+              <w:fldChar w:fldCharType="separate"/>
+            </w:r>
+            <w:r>
+              <w:rPr>
+                <w:noProof/>
+                <w:webHidden/>
+              </w:rPr>
+              <w:t>11</w:t>
+            </w:r>
+            <w:r>
+              <w:rPr>
+                <w:noProof/>
+                <w:webHidden/>
+              </w:rPr>
+              <w:fldChar w:fldCharType="end"/>
+            </w:r>
+          </w:hyperlink>
+        </w:p>
+        <w:p>
+          <w:pPr>
+            <w:pStyle w:val="Spistreci3"/>
+            <w:tabs>
+              <w:tab w:val="right" w:leader="dot" w:pos="9062"/>
+            </w:tabs>
+            <w:rPr>
+              <w:rFonts w:eastAsiaTheme="minorEastAsia"/>
+              <w:noProof/>
+              <w:lang w:eastAsia="pl-PL"/>
+            </w:rPr>
+          </w:pPr>
+          <w:hyperlink w:anchor="_Toc228134018" w:history="1">
+            <w:r>
+              <w:rPr>
+                <w:rStyle w:val="Hipercze"/>
+                <w:noProof/>
+              </w:rPr>
+              <w:t>Wykonane zadania</w:t>
+            </w:r>
+            <w:r>
+              <w:rPr>
+                <w:noProof/>
+                <w:webHidden/>
+              </w:rPr>
+              <w:tab/>
+            </w:r>
+            <w:r>
+              <w:rPr>
+                <w:noProof/>
+                <w:webHidden/>
+              </w:rPr>
+              <w:fldChar w:fldCharType="begin"/>
+            </w:r>
+            <w:r>
+              <w:rPr>
+                <w:noProof/>
+                <w:webHidden/>
+              </w:rPr>
+              <w:instrText xml:space="preserve"> PAGEREF _Toc228134018 \h </w:instrText>
+            </w:r>
+            <w:r>
+              <w:rPr>
+                <w:noProof/>
+                <w:webHidden/>
+              </w:rPr>
+            </w:r>
+            <w:r>
+              <w:rPr>
+                <w:noProof/>
+                <w:webHidden/>
+              </w:rPr>
+              <w:fldChar w:fldCharType="separate"/>
+            </w:r>
+            <w:r>
+              <w:rPr>
+                <w:noProof/>
+                <w:webHidden/>
+              </w:rPr>
+              <w:t>12</w:t>
+            </w:r>
+            <w:r>
+              <w:rPr>
+                <w:noProof/>
+                <w:webHidden/>
+              </w:rPr>
+              <w:fldChar w:fldCharType="end"/>
+            </w:r>
+          </w:hyperlink>
+        </w:p>
+        <w:p>
+          <w:pPr>
+            <w:pStyle w:val="Spistreci3"/>
+            <w:tabs>
+              <w:tab w:val="right" w:leader="dot" w:pos="9062"/>
+            </w:tabs>
+            <w:rPr>
+              <w:rFonts w:eastAsiaTheme="minorEastAsia"/>
+              <w:noProof/>
+              <w:lang w:eastAsia="pl-PL"/>
+            </w:rPr>
+          </w:pPr>
+          <w:hyperlink w:anchor="_Toc228134019" w:history="1">
+            <w:r>
+              <w:rPr>
+                <w:rStyle w:val="Hipercze"/>
+                <w:noProof/>
+              </w:rPr>
+              <w:t>Podsumowanie</w:t>
+            </w:r>
+            <w:r>
+              <w:rPr>
+                <w:noProof/>
+                <w:webHidden/>
+              </w:rPr>
+              <w:tab/>
+            </w:r>
+            <w:r>
+              <w:rPr>
+                <w:noProof/>
+                <w:webHidden/>
+              </w:rPr>
+              <w:fldChar w:fldCharType="begin"/>
+            </w:r>
+            <w:r>
+              <w:rPr>
+                <w:noProof/>
+                <w:webHidden/>
+              </w:rPr>
+              <w:instrText xml:space="preserve"> PAGEREF _Toc228134019 \h </w:instrText>
+            </w:r>
+            <w:r>
+              <w:rPr>
+                <w:noProof/>
+                <w:webHidden/>
+              </w:rPr>
+            </w:r>
+            <w:r>
+              <w:rPr>
+                <w:noProof/>
+                <w:webHidden/>
+              </w:rPr>
+              <w:fldChar w:fldCharType="separate"/>
+            </w:r>
+            <w:r>
+              <w:rPr>
+                <w:noProof/>
+                <w:webHidden/>
+              </w:rPr>
+              <w:t>13</w:t>
             </w:r>
             <w:r>
               <w:rPr>
@@ -1102,7 +1662,7 @@
       <w:pPr>
         <w:pStyle w:val="Nagwek2"/>
       </w:pPr>
-      <w:bookmarkStart w:id="0" w:name="_Toc225174271"/>
+      <w:bookmarkStart w:id="0" w:name="_Toc228134000"/>
       <w:r>
         <w:lastRenderedPageBreak/>
         <w:t xml:space="preserve">Z1. </w:t>
@@ -1116,7 +1676,7 @@
       <w:pPr>
         <w:pStyle w:val="Nagwek3"/>
       </w:pPr>
-      <w:bookmarkStart w:id="1" w:name="_Toc225174272"/>
+      <w:bookmarkStart w:id="1" w:name="_Toc228134001"/>
       <w:r>
         <w:t>Nazwa, cel, funkcjonalność oprogramowania</w:t>
       </w:r>
@@ -1158,7 +1718,7 @@
       <w:pPr>
         <w:pStyle w:val="Nagwek3"/>
       </w:pPr>
-      <w:bookmarkStart w:id="2" w:name="_Toc225174273"/>
+      <w:bookmarkStart w:id="2" w:name="_Toc228134002"/>
       <w:r>
         <w:t>Wykonane zadania</w:t>
       </w:r>
@@ -1382,7 +1942,7 @@
       <w:pPr>
         <w:pStyle w:val="Nagwek3"/>
       </w:pPr>
-      <w:bookmarkStart w:id="3" w:name="_Toc225174274"/>
+      <w:bookmarkStart w:id="3" w:name="_Toc228134003"/>
       <w:r>
         <w:t>Podsumowanie</w:t>
       </w:r>
@@ -1441,7 +2001,7 @@
         <w:pStyle w:val="Nagwek2"/>
       </w:pPr>
       <w:bookmarkStart w:id="4" w:name="_Toc224553366"/>
-      <w:bookmarkStart w:id="5" w:name="_Toc225174275"/>
+      <w:bookmarkStart w:id="5" w:name="_Toc228134004"/>
       <w:r>
         <w:t xml:space="preserve">Z2. </w:t>
       </w:r>
@@ -1456,7 +2016,7 @@
         <w:pStyle w:val="Nagwek3"/>
       </w:pPr>
       <w:bookmarkStart w:id="6" w:name="_Toc224553367"/>
-      <w:bookmarkStart w:id="7" w:name="_Toc225174276"/>
+      <w:bookmarkStart w:id="7" w:name="_Toc228134005"/>
       <w:r>
         <w:t>Nazwa, cel, funkcjonalność oprogramowania</w:t>
       </w:r>
@@ -1481,7 +2041,7 @@
         <w:pStyle w:val="Nagwek3"/>
       </w:pPr>
       <w:bookmarkStart w:id="8" w:name="_Toc224553368"/>
-      <w:bookmarkStart w:id="9" w:name="_Toc225174277"/>
+      <w:bookmarkStart w:id="9" w:name="_Toc228134006"/>
       <w:r>
         <w:t>Wykonane zadania</w:t>
       </w:r>
@@ -1535,7 +2095,7 @@
         </w:rPr>
         <w:lastRenderedPageBreak/>
         <w:drawing>
-          <wp:inline distT="0" distB="0" distL="0" distR="0" wp14:anchorId="0DCCE31B" wp14:editId="3B290CF2">
+          <wp:inline distT="0" distB="0" distL="0" distR="0" wp14:anchorId="0DCCE31B" wp14:editId="48AEA3F6">
             <wp:extent cx="5753100" cy="3209925"/>
             <wp:effectExtent l="0" t="0" r="0" b="9525"/>
             <wp:docPr id="466530418" name="Obraz 1"/>
@@ -1612,7 +2172,7 @@
           <w:noProof/>
         </w:rPr>
         <w:drawing>
-          <wp:inline distT="0" distB="0" distL="0" distR="0" wp14:anchorId="63C59723" wp14:editId="36858416">
+          <wp:inline distT="0" distB="0" distL="0" distR="0" wp14:anchorId="63C59723" wp14:editId="26C402DD">
             <wp:extent cx="5762625" cy="3200400"/>
             <wp:effectExtent l="0" t="0" r="9525" b="0"/>
             <wp:docPr id="876732814" name="Obraz 2"/>
@@ -1860,7 +2420,7 @@
         <w:pStyle w:val="Nagwek3"/>
       </w:pPr>
       <w:bookmarkStart w:id="10" w:name="_Toc224553369"/>
-      <w:bookmarkStart w:id="11" w:name="_Toc225174278"/>
+      <w:bookmarkStart w:id="11" w:name="_Toc228134007"/>
       <w:r>
         <w:t>Podsumowanie</w:t>
       </w:r>
@@ -1905,7 +2465,7 @@
       <w:pPr>
         <w:pStyle w:val="Nagwek2"/>
       </w:pPr>
-      <w:bookmarkStart w:id="12" w:name="_Toc225174279"/>
+      <w:bookmarkStart w:id="12" w:name="_Toc228134008"/>
       <w:r>
         <w:lastRenderedPageBreak/>
         <w:t>Z3. Wykorzystanie oprogramowania do modelowania systemu z wykorzystaniem UML</w:t>
@@ -1919,7 +2479,7 @@
       <w:pPr>
         <w:pStyle w:val="Nagwek3"/>
       </w:pPr>
-      <w:bookmarkStart w:id="13" w:name="_Toc225174280"/>
+      <w:bookmarkStart w:id="13" w:name="_Toc228134009"/>
       <w:r>
         <w:t>Nazwa, cel, funkcjonalność oprogramowania</w:t>
       </w:r>
@@ -1942,7 +2502,7 @@
       <w:pPr>
         <w:pStyle w:val="Nagwek3"/>
       </w:pPr>
-      <w:bookmarkStart w:id="14" w:name="_Toc225174281"/>
+      <w:bookmarkStart w:id="14" w:name="_Toc228134010"/>
       <w:r>
         <w:t>Wykonane zadania</w:t>
       </w:r>
@@ -2164,7 +2724,7 @@
       <w:pPr>
         <w:pStyle w:val="Nagwek3"/>
       </w:pPr>
-      <w:bookmarkStart w:id="15" w:name="_Toc225174282"/>
+      <w:bookmarkStart w:id="15" w:name="_Toc228134011"/>
       <w:r>
         <w:t>Podsumowanie</w:t>
       </w:r>
@@ -2196,42 +2756,49 @@
       <w:pPr>
         <w:pStyle w:val="Nagwek2"/>
       </w:pPr>
+      <w:bookmarkStart w:id="16" w:name="_Toc228134012"/>
       <w:r>
         <w:t>Z4. Wykorzystanie oprogramowania do modelowania interfejsów.</w:t>
       </w:r>
+      <w:bookmarkEnd w:id="16"/>
     </w:p>
     <w:p>
       <w:pPr>
         <w:pStyle w:val="Nagwek3"/>
       </w:pPr>
-      <w:bookmarkStart w:id="16" w:name="_Toc227526176"/>
+      <w:bookmarkStart w:id="17" w:name="_Toc227526176"/>
+      <w:bookmarkStart w:id="18" w:name="_Toc228134013"/>
       <w:r>
         <w:t>Nazwa, cel, funkcjonalność oprogramowania</w:t>
       </w:r>
-      <w:bookmarkEnd w:id="16"/>
+      <w:bookmarkEnd w:id="17"/>
+      <w:bookmarkEnd w:id="18"/>
+    </w:p>
+    <w:p>
+      <w:r>
+        <w:t xml:space="preserve">Do wykonania zadania wykorzystałem darmową wersję programu </w:t>
+      </w:r>
+      <w:proofErr w:type="spellStart"/>
+      <w:r>
+        <w:t>Figma</w:t>
+      </w:r>
+      <w:proofErr w:type="spellEnd"/>
+      <w:r>
+        <w:t>. Pozwala ona na między innymi projektowanie interfejsów dla aplikacji na telefon lub komputer, a także na dodawanie nawigacji i minimalnych interakcji.</w:t>
+      </w:r>
     </w:p>
     <w:p>
       <w:pPr>
         <w:pStyle w:val="Nagwek3"/>
       </w:pPr>
-      <w:bookmarkStart w:id="17" w:name="_Toc227526177"/>
-      <w:r>
+      <w:bookmarkStart w:id="19" w:name="_Toc227526177"/>
+      <w:bookmarkStart w:id="20" w:name="_Toc228134014"/>
+      <w:r>
+        <w:lastRenderedPageBreak/>
         <w:t>Wykonane zadania</w:t>
       </w:r>
-      <w:bookmarkEnd w:id="17"/>
-    </w:p>
-    <w:p>
-      <w:r>
-        <w:t xml:space="preserve">Do wykonania zadania wykorzystałem darmową wersję programu </w:t>
-      </w:r>
-      <w:proofErr w:type="spellStart"/>
-      <w:r>
-        <w:t>Figma</w:t>
-      </w:r>
-      <w:proofErr w:type="spellEnd"/>
-      <w:r>
-        <w:t>. Pozwala ona na między innymi projektowanie interfejsów dla aplikacji na telefon lub komputer, a także na dodawanie nawigacji i minimalnych interakcji.</w:t>
-      </w:r>
+      <w:bookmarkEnd w:id="19"/>
+      <w:bookmarkEnd w:id="20"/>
     </w:p>
     <w:p>
       <w:pPr>
@@ -2248,7 +2815,6 @@
           <w:i w:val="0"/>
           <w:iCs w:val="0"/>
         </w:rPr>
-        <w:lastRenderedPageBreak/>
         <w:t>Zadanie 1</w:t>
       </w:r>
       <w:r>
@@ -2565,12 +3131,14 @@
       <w:pPr>
         <w:pStyle w:val="Nagwek3"/>
       </w:pPr>
-      <w:bookmarkStart w:id="18" w:name="_Toc227526178"/>
+      <w:bookmarkStart w:id="21" w:name="_Toc227526178"/>
+      <w:bookmarkStart w:id="22" w:name="_Toc228134015"/>
       <w:r>
         <w:lastRenderedPageBreak/>
         <w:t>Podsumowanie</w:t>
       </w:r>
-      <w:bookmarkEnd w:id="18"/>
+      <w:bookmarkEnd w:id="21"/>
+      <w:bookmarkEnd w:id="22"/>
     </w:p>
     <w:p>
       <w:r>
@@ -2598,26 +3166,51 @@
       <w:pPr>
         <w:pStyle w:val="Nagwek2"/>
       </w:pPr>
-      <w:r>
-        <w:lastRenderedPageBreak/>
+      <w:bookmarkStart w:id="23" w:name="_Toc228134016"/>
+      <w:r>
         <w:t>Z5. Wykorzystanie oprogramowania do tworzenia i utrzymywania macierzy RACI.</w:t>
       </w:r>
+      <w:bookmarkEnd w:id="23"/>
     </w:p>
     <w:p>
       <w:pPr>
         <w:pStyle w:val="Nagwek3"/>
       </w:pPr>
+      <w:bookmarkStart w:id="24" w:name="_Toc228134017"/>
       <w:r>
         <w:t>Nazwa, cel, funkcjonalność oprogramowania</w:t>
+      </w:r>
+      <w:bookmarkEnd w:id="24"/>
+    </w:p>
+    <w:p>
+      <w:r>
+        <w:t xml:space="preserve">Do wykonania zadania użyłem dostępnego w Internecie darmowego oprogramowania </w:t>
+      </w:r>
+      <w:proofErr w:type="spellStart"/>
+      <w:r>
+        <w:t>raci.app</w:t>
+      </w:r>
+      <w:proofErr w:type="spellEnd"/>
+      <w:r>
+        <w:t>. Pozwala ono na tworzenie macierzy RACI poprzez dodawanie zadań, podmiotów odpowiedzialnych a także grupowanie ich.</w:t>
+      </w:r>
+      <w:r>
+        <w:t xml:space="preserve"> Narzędzie pozwala również na eksportowanie i importowanie macierzy, a także zmienianie sposobów ich wyświetlania.</w:t>
       </w:r>
     </w:p>
     <w:p>
       <w:pPr>
         <w:pStyle w:val="Nagwek3"/>
       </w:pPr>
-      <w:r>
-        <w:t>Wykonane zadania</w:t>
-      </w:r>
+      <w:bookmarkStart w:id="25" w:name="_Toc228134018"/>
+      <w:r>
+        <w:lastRenderedPageBreak/>
+        <w:t>Wy</w:t>
+      </w:r>
+      <w:r>
+        <w:t>konane zadania</w:t>
+      </w:r>
+      <w:bookmarkEnd w:id="25"/>
     </w:p>
     <w:p>
       <w:pPr>
@@ -2643,12 +3236,75 @@
       </w:r>
       <w:r>
         <w:rPr>
+          <w:i w:val="0"/>
+          <w:iCs w:val="0"/>
+          <w:color w:val="auto"/>
+        </w:rPr>
+        <w:t xml:space="preserve">Zadanie polegało na zdefiniowaniu macierzy dla </w:t>
+      </w:r>
+      <w:r>
+        <w:rPr>
+          <w:i w:val="0"/>
+          <w:iCs w:val="0"/>
+          <w:color w:val="auto"/>
+        </w:rPr>
+        <w:t xml:space="preserve">firmy która rozwija platformę e-commerce i musi wdrożyć integracje z nowym operatorem płatności. Dla </w:t>
+      </w:r>
+      <w:r>
+        <w:rPr>
+          <w:i w:val="0"/>
+          <w:iCs w:val="0"/>
+          <w:color w:val="auto"/>
+        </w:rPr>
+        <w:t>podanych podmiotów i zadań,</w:t>
+      </w:r>
+      <w:r>
+        <w:rPr>
+          <w:i w:val="0"/>
+          <w:iCs w:val="0"/>
+          <w:color w:val="auto"/>
+        </w:rPr>
+        <w:t xml:space="preserve"> należało przypisać</w:t>
+      </w:r>
+      <w:r>
+        <w:rPr>
+          <w:i w:val="0"/>
+          <w:iCs w:val="0"/>
+          <w:color w:val="auto"/>
+        </w:rPr>
+        <w:t xml:space="preserve"> </w:t>
+      </w:r>
+      <w:r>
+        <w:rPr>
+          <w:i w:val="0"/>
+          <w:iCs w:val="0"/>
+          <w:color w:val="auto"/>
+        </w:rPr>
+        <w:t>role</w:t>
+      </w:r>
+      <w:r>
+        <w:rPr>
+          <w:i w:val="0"/>
+          <w:iCs w:val="0"/>
+          <w:color w:val="auto"/>
+        </w:rPr>
+        <w:t>.</w:t>
+      </w:r>
+      <w:r>
+        <w:rPr>
+          <w:i w:val="0"/>
+          <w:iCs w:val="0"/>
+        </w:rPr>
+        <w:br/>
+      </w:r>
+      <w:r>
+        <w:rPr>
           <w:noProof/>
         </w:rPr>
         <w:drawing>
-          <wp:inline distT="0" distB="0" distL="0" distR="0" wp14:anchorId="5D87002C" wp14:editId="612F7581">
-            <wp:extent cx="5760720" cy="4270375"/>
-            <wp:effectExtent l="0" t="0" r="0" b="0"/>
+          <wp:inline distT="0" distB="0" distL="0" distR="0" wp14:anchorId="5D87002C" wp14:editId="7016A500">
+            <wp:extent cx="5139676" cy="3810000"/>
+            <wp:effectExtent l="0" t="0" r="4445" b="0"/>
             <wp:docPr id="1542429807" name="Obraz 1"/>
             <wp:cNvGraphicFramePr>
               <a:graphicFrameLocks xmlns:a="http://schemas.openxmlformats.org/drawingml/2006/main" noChangeAspect="1"/>
@@ -2669,7 +3325,7 @@
                   <pic:spPr>
                     <a:xfrm>
                       <a:off x="0" y="0"/>
-                      <a:ext cx="5760720" cy="4270375"/>
+                      <a:ext cx="5172394" cy="3834254"/>
                     </a:xfrm>
                     <a:prstGeom prst="rect">
                       <a:avLst/>
@@ -2682,6 +3338,7 @@
         </w:drawing>
       </w:r>
     </w:p>
+    <w:p/>
     <w:p>
       <w:pPr>
         <w:pStyle w:val="Nagwek4"/>
@@ -2704,6 +3361,61 @@
           <w:iCs w:val="0"/>
         </w:rPr>
         <w:t>2</w:t>
+      </w:r>
+      <w:r>
+        <w:rPr>
+          <w:i w:val="0"/>
+          <w:iCs w:val="0"/>
+        </w:rPr>
+        <w:br/>
+      </w:r>
+      <w:r>
+        <w:rPr>
+          <w:i w:val="0"/>
+          <w:iCs w:val="0"/>
+          <w:color w:val="auto"/>
+        </w:rPr>
+        <w:t xml:space="preserve">Zadanie polegało na zdefiniowaniu macierzy dla zespołu </w:t>
+      </w:r>
+      <w:r>
+        <w:rPr>
+          <w:i w:val="0"/>
+          <w:iCs w:val="0"/>
+          <w:color w:val="auto"/>
+        </w:rPr>
+        <w:t>organizującego</w:t>
+      </w:r>
+      <w:r>
+        <w:rPr>
+          <w:i w:val="0"/>
+          <w:iCs w:val="0"/>
+          <w:color w:val="auto"/>
+        </w:rPr>
+        <w:t xml:space="preserve"> bieg uliczny</w:t>
+      </w:r>
+      <w:r>
+        <w:rPr>
+          <w:i w:val="0"/>
+          <w:iCs w:val="0"/>
+          <w:color w:val="auto"/>
+        </w:rPr>
+        <w:t xml:space="preserve">. </w:t>
+      </w:r>
+      <w:r>
+        <w:rPr>
+          <w:i w:val="0"/>
+          <w:iCs w:val="0"/>
+          <w:color w:val="auto"/>
+        </w:rPr>
+        <w:t>Role</w:t>
+      </w:r>
+      <w:r>
+        <w:rPr>
+          <w:i w:val="0"/>
+          <w:iCs w:val="0"/>
+          <w:color w:val="auto"/>
+        </w:rPr>
+        <w:t xml:space="preserve"> dotyczące odpowiednich zadań należało przypisać do odpowiednich roli.</w:t>
       </w:r>
       <w:r>
         <w:rPr>
@@ -2759,11 +3471,17 @@
       <w:pPr>
         <w:pStyle w:val="Nagwek3"/>
       </w:pPr>
+      <w:bookmarkStart w:id="26" w:name="_Toc228134019"/>
       <w:r>
         <w:t>Podsumowanie</w:t>
       </w:r>
-    </w:p>
-    <w:p/>
+      <w:bookmarkEnd w:id="26"/>
+    </w:p>
+    <w:p>
+      <w:r>
+        <w:t>Oprogramowanie jest łatwe w obsłudze, posiada przydatne skróty klawiszowe przyśpieszające wypełnianie tabeli. W dodatku pozwala na definiowanie grup osób odpowiedzialnych. Natomiast jest to narzędzie dedykowane tylko do definiowania macierzy RACI i nie posiada integracji z innymi narzędziami pozwalającymi na zarządzanie zespołem.</w:t>
+      </w:r>
+    </w:p>
     <w:sectPr>
       <w:footerReference w:type="default" r:id="rId23"/>
       <w:pgSz w:w="11906" w:h="16838"/>
@@ -4108,18 +4826,22 @@
     <w:rsid w:val="001523E3"/>
     <w:rsid w:val="001534FF"/>
     <w:rsid w:val="002C0EAA"/>
+    <w:rsid w:val="004F1E11"/>
     <w:rsid w:val="005543DC"/>
     <w:rsid w:val="005B558D"/>
     <w:rsid w:val="005D6F12"/>
     <w:rsid w:val="00643EE5"/>
     <w:rsid w:val="00762E26"/>
+    <w:rsid w:val="007B193A"/>
     <w:rsid w:val="008D2A61"/>
     <w:rsid w:val="008F754B"/>
     <w:rsid w:val="00911AD7"/>
     <w:rsid w:val="009330E0"/>
     <w:rsid w:val="00BC5DBB"/>
     <w:rsid w:val="00BF4164"/>
+    <w:rsid w:val="00C43433"/>
     <w:rsid w:val="00CA7F98"/>
+    <w:rsid w:val="00D02090"/>
     <w:rsid w:val="00EB5122"/>
     <w:rsid w:val="00F94496"/>
   </w:rsids>

--- a/Wspomaganie zarządzania projektami informatycznymi.docx
+++ b/Wspomaganie zarządzania projektami informatycznymi.docx
@@ -1687,31 +1687,7 @@
         <w:t xml:space="preserve">Do wykonania zadań wykorzystałem darmowe oprogramowanie znajdujące się na stronie BPMN.io. Pozwala ono na tworzenie i edycje diagramów zgodnie ze standardem BPMN. Wybrane funkcjonalności to: </w:t>
       </w:r>
       <w:r>
-        <w:t>zapisywanie i wczytywanie diagramów w formacie .</w:t>
-      </w:r>
-      <w:proofErr w:type="spellStart"/>
-      <w:r>
-        <w:t>bpmn</w:t>
-      </w:r>
-      <w:proofErr w:type="spellEnd"/>
-      <w:r>
-        <w:t xml:space="preserve"> oraz eksportowanie ich jako grafiki w formatach .</w:t>
-      </w:r>
-      <w:proofErr w:type="spellStart"/>
-      <w:r>
-        <w:t>svg</w:t>
-      </w:r>
-      <w:proofErr w:type="spellEnd"/>
-      <w:r>
-        <w:t xml:space="preserve"> lub .</w:t>
-      </w:r>
-      <w:proofErr w:type="spellStart"/>
-      <w:r>
-        <w:t>png</w:t>
-      </w:r>
-      <w:proofErr w:type="spellEnd"/>
-      <w:r>
-        <w:t>, sprawdzanie poprawności diagramu.</w:t>
+        <w:t>zapisywanie i wczytywanie diagramów w formacie .bpmn oraz eksportowanie ich jako grafiki w formatach .svg lub .png, sprawdzanie poprawności diagramu.</w:t>
       </w:r>
     </w:p>
     <w:p>
@@ -1974,26 +1950,10 @@
         <w:t>, u</w:t>
       </w:r>
       <w:r>
-        <w:t>żytkownik potrzebuje tylko kilku minut aby nauczyć się go. BPMN.io jest oparte na bibliotece BPMN-</w:t>
-      </w:r>
-      <w:proofErr w:type="spellStart"/>
-      <w:r>
-        <w:t>js</w:t>
-      </w:r>
-      <w:proofErr w:type="spellEnd"/>
-      <w:r>
-        <w:t xml:space="preserve"> która jest </w:t>
-      </w:r>
-      <w:r>
-        <w:t xml:space="preserve">darmowa i jej kod źródłowy został udostępniony na licencji open </w:t>
-      </w:r>
-      <w:proofErr w:type="spellStart"/>
-      <w:r>
-        <w:t>source</w:t>
-      </w:r>
-      <w:proofErr w:type="spellEnd"/>
-      <w:r>
-        <w:t>.</w:t>
+        <w:t xml:space="preserve">żytkownik potrzebuje tylko kilku minut aby nauczyć się go. BPMN.io jest oparte na bibliotece BPMN-js która jest </w:t>
+      </w:r>
+      <w:r>
+        <w:t>darmowa i jej kod źródłowy został udostępniony na licencji open source.</w:t>
       </w:r>
     </w:p>
     <w:p>
@@ -2025,15 +1985,7 @@
     </w:p>
     <w:p>
       <w:r>
-        <w:t xml:space="preserve">Do wykonania zadań wykorzystałem demo oprogramowania </w:t>
-      </w:r>
-      <w:proofErr w:type="spellStart"/>
-      <w:r>
-        <w:t>ReqView</w:t>
-      </w:r>
-      <w:proofErr w:type="spellEnd"/>
-      <w:r>
-        <w:t xml:space="preserve"> znajdujące się na stronie: dekstop.reqview.com. Pozwala ono na kompleksowe zarządzanie wymaganiami i pozwala na ich śladowanie.</w:t>
+        <w:t>Do wykonania zadań wykorzystałem demo oprogramowania ReqView znajdujące się na stronie: dekstop.reqview.com. Pozwala ono na kompleksowe zarządzanie wymaganiami i pozwala na ich śladowanie.</w:t>
       </w:r>
     </w:p>
     <w:p>
@@ -2066,23 +2018,7 @@
     </w:p>
     <w:p>
       <w:r>
-        <w:t xml:space="preserve">Polegało na zdefiniowaniu wymagania funkcjonalnego oraz ustawieniu odpowiednich atrybutów. Następnie należało zdefiniować test </w:t>
-      </w:r>
-      <w:proofErr w:type="spellStart"/>
-      <w:r>
-        <w:t>case</w:t>
-      </w:r>
-      <w:proofErr w:type="spellEnd"/>
-      <w:r>
-        <w:t xml:space="preserve"> z odpowiednim opisem i zbudować śladowości poprzez stworzenie linków pomiędzy funkcjonalnością i test </w:t>
-      </w:r>
-      <w:proofErr w:type="spellStart"/>
-      <w:r>
-        <w:t>casem</w:t>
-      </w:r>
-      <w:proofErr w:type="spellEnd"/>
-      <w:r>
-        <w:t>.</w:t>
+        <w:t>Polegało na zdefiniowaniu wymagania funkcjonalnego oraz ustawieniu odpowiednich atrybutów. Następnie należało zdefiniować test case z odpowiednim opisem i zbudować śladowości poprzez stworzenie linków pomiędzy funkcjonalnością i test casem.</w:t>
       </w:r>
     </w:p>
     <w:p>
@@ -2095,7 +2031,7 @@
         </w:rPr>
         <w:lastRenderedPageBreak/>
         <w:drawing>
-          <wp:inline distT="0" distB="0" distL="0" distR="0" wp14:anchorId="0DCCE31B" wp14:editId="48AEA3F6">
+          <wp:inline distT="0" distB="0" distL="0" distR="0" wp14:anchorId="0DCCE31B" wp14:editId="44DDDB83">
             <wp:extent cx="5753100" cy="3209925"/>
             <wp:effectExtent l="0" t="0" r="0" b="9525"/>
             <wp:docPr id="466530418" name="Obraz 1"/>
@@ -2172,7 +2108,7 @@
           <w:noProof/>
         </w:rPr>
         <w:drawing>
-          <wp:inline distT="0" distB="0" distL="0" distR="0" wp14:anchorId="63C59723" wp14:editId="26C402DD">
+          <wp:inline distT="0" distB="0" distL="0" distR="0" wp14:anchorId="63C59723" wp14:editId="1EBC9CF3">
             <wp:extent cx="5762625" cy="3200400"/>
             <wp:effectExtent l="0" t="0" r="9525" b="0"/>
             <wp:docPr id="876732814" name="Obraz 2"/>
@@ -2272,15 +2208,7 @@
       </w:r>
       <w:r>
         <w:lastRenderedPageBreak/>
-        <w:t xml:space="preserve">każde wymaganie na system jest </w:t>
-      </w:r>
-      <w:proofErr w:type="spellStart"/>
-      <w:r>
-        <w:t>śladowane</w:t>
-      </w:r>
-      <w:proofErr w:type="spellEnd"/>
-      <w:r>
-        <w:t>.</w:t>
+        <w:t>każde wymaganie na system jest śladowane.</w:t>
       </w:r>
       <w:r>
         <w:br/>
@@ -2429,23 +2357,7 @@
     </w:p>
     <w:p>
       <w:r>
-        <w:t xml:space="preserve">Oprogramowanie </w:t>
-      </w:r>
-      <w:proofErr w:type="spellStart"/>
-      <w:r>
-        <w:t>ReqView</w:t>
-      </w:r>
-      <w:proofErr w:type="spellEnd"/>
-      <w:r>
-        <w:t xml:space="preserve"> jest przydatne do zarządzania wymaganiami posiada przejrzysty interfejs, natomiast brakuje w nim </w:t>
-      </w:r>
-      <w:proofErr w:type="spellStart"/>
-      <w:r>
-        <w:t>responsywności</w:t>
-      </w:r>
-      <w:proofErr w:type="spellEnd"/>
-      <w:r>
-        <w:t xml:space="preserve">  i edytowanie potrzeb i wymagań było niezręczne. Pomimo tego narzędzie jest rozbudowane i posiada wiele funkcji</w:t>
+        <w:t>Oprogramowanie ReqView jest przydatne do zarządzania wymaganiami posiada przejrzysty interfejs, natomiast brakuje w nim responsywności  i edytowanie potrzeb i wymagań było niezręczne. Pomimo tego narzędzie jest rozbudowane i posiada wiele funkcji</w:t>
       </w:r>
       <w:r>
         <w:t xml:space="preserve">, które </w:t>
@@ -2487,15 +2399,7 @@
     </w:p>
     <w:p>
       <w:r>
-        <w:t xml:space="preserve">Do wykonania zadań wykorzystałem wersję demo oprogramowania </w:t>
-      </w:r>
-      <w:proofErr w:type="spellStart"/>
-      <w:r>
-        <w:t>StarUML</w:t>
-      </w:r>
-      <w:proofErr w:type="spellEnd"/>
-      <w:r>
-        <w:t xml:space="preserve">. Pozwala ono na edycje różnych typów diagramów UML takich jak: diagram klas czy diagram przypadków użycia. </w:t>
+        <w:t xml:space="preserve">Do wykonania zadań wykorzystałem wersję demo oprogramowania StarUML. Pozwala ono na edycje różnych typów diagramów UML takich jak: diagram klas czy diagram przypadków użycia. </w:t>
       </w:r>
     </w:p>
     <w:p>
@@ -2629,23 +2533,7 @@
         <w:t xml:space="preserve"> użyć większości dostępnych dla tego diagramu elementów</w:t>
       </w:r>
       <w:r>
-        <w:t xml:space="preserve"> takich jak dziedziczenie, relacji </w:t>
-      </w:r>
-      <w:proofErr w:type="spellStart"/>
-      <w:r>
-        <w:t>include</w:t>
-      </w:r>
-      <w:proofErr w:type="spellEnd"/>
-      <w:r>
-        <w:t xml:space="preserve"> i </w:t>
-      </w:r>
-      <w:proofErr w:type="spellStart"/>
-      <w:r>
-        <w:t>extend</w:t>
-      </w:r>
-      <w:proofErr w:type="spellEnd"/>
-      <w:r>
-        <w:t>.</w:t>
+        <w:t xml:space="preserve"> takich jak dziedziczenie, relacji include i extend.</w:t>
       </w:r>
     </w:p>
     <w:p>
@@ -2732,15 +2620,7 @@
     </w:p>
     <w:p>
       <w:r>
-        <w:t xml:space="preserve">Używanie oprogramowanie </w:t>
-      </w:r>
-      <w:proofErr w:type="spellStart"/>
-      <w:r>
-        <w:t>StarUML</w:t>
-      </w:r>
-      <w:proofErr w:type="spellEnd"/>
-      <w:r>
-        <w:t xml:space="preserve"> jest przydatne do tworzenia </w:t>
+        <w:t xml:space="preserve">Używanie oprogramowanie StarUML jest przydatne do tworzenia </w:t>
       </w:r>
       <w:r>
         <w:t xml:space="preserve">różnych </w:t>
@@ -2776,15 +2656,7 @@
     </w:p>
     <w:p>
       <w:r>
-        <w:t xml:space="preserve">Do wykonania zadania wykorzystałem darmową wersję programu </w:t>
-      </w:r>
-      <w:proofErr w:type="spellStart"/>
-      <w:r>
-        <w:t>Figma</w:t>
-      </w:r>
-      <w:proofErr w:type="spellEnd"/>
-      <w:r>
-        <w:t>. Pozwala ona na między innymi projektowanie interfejsów dla aplikacji na telefon lub komputer, a także na dodawanie nawigacji i minimalnych interakcji.</w:t>
+        <w:t>Do wykonania zadania wykorzystałem darmową wersję programu Figma. Pozwala ona na między innymi projektowanie interfejsów dla aplikacji na telefon lub komputer, a także na dodawanie nawigacji i minimalnych interakcji.</w:t>
       </w:r>
     </w:p>
     <w:p>
@@ -2833,7 +2705,6 @@
         </w:rPr>
         <w:t xml:space="preserve">Zadanie polegało na utworzeniu minimalnego interfejsu dla odtwarzacza muzycznego przy użyciu podstawowych funkcjonalności programu </w:t>
       </w:r>
-      <w:proofErr w:type="spellStart"/>
       <w:r>
         <w:rPr>
           <w:rFonts w:eastAsiaTheme="minorHAnsi" w:cstheme="minorBidi"/>
@@ -2852,7 +2723,6 @@
         </w:rPr>
         <w:t>igma</w:t>
       </w:r>
-      <w:proofErr w:type="spellEnd"/>
       <w:r>
         <w:rPr>
           <w:rFonts w:eastAsiaTheme="minorHAnsi" w:cstheme="minorBidi"/>
@@ -3142,23 +3012,7 @@
     </w:p>
     <w:p>
       <w:r>
-        <w:t xml:space="preserve">Oprogramowanie </w:t>
-      </w:r>
-      <w:proofErr w:type="spellStart"/>
-      <w:r>
-        <w:t>Figma</w:t>
-      </w:r>
-      <w:proofErr w:type="spellEnd"/>
-      <w:r>
-        <w:t xml:space="preserve"> jest przydatne do projektowania interfejsów użytkownika i </w:t>
-      </w:r>
-      <w:proofErr w:type="spellStart"/>
-      <w:r>
-        <w:t>mockupów</w:t>
-      </w:r>
-      <w:proofErr w:type="spellEnd"/>
-      <w:r>
-        <w:t xml:space="preserve"> aplikacji, zapewnia ono wszystkie potrzebne projektantowi funkcje nawet w darmowej wersji. Posiada ono przejrzysty interfejs graficzny i przydatne skróty klawiszowe, pozwala również na imitowanie faktycznych aplikacji przez umożliwienie projektantowi tworzenia przejść pomiędzy ekranami i dodawania interaktywności do elementów.</w:t>
+        <w:t>Oprogramowanie Figma jest przydatne do projektowania interfejsów użytkownika i mockupów aplikacji, zapewnia ono wszystkie potrzebne projektantowi funkcje nawet w darmowej wersji. Posiada ono przejrzysty interfejs graficzny i przydatne skróty klawiszowe, pozwala również na imitowanie faktycznych aplikacji przez umożliwienie projektantowi tworzenia przejść pomiędzy ekranami i dodawania interaktywności do elementów.</w:t>
       </w:r>
     </w:p>
     <w:p/>
@@ -3184,15 +3038,7 @@
     </w:p>
     <w:p>
       <w:r>
-        <w:t xml:space="preserve">Do wykonania zadania użyłem dostępnego w Internecie darmowego oprogramowania </w:t>
-      </w:r>
-      <w:proofErr w:type="spellStart"/>
-      <w:r>
-        <w:t>raci.app</w:t>
-      </w:r>
-      <w:proofErr w:type="spellEnd"/>
-      <w:r>
-        <w:t>. Pozwala ono na tworzenie macierzy RACI poprzez dodawanie zadań, podmiotów odpowiedzialnych a także grupowanie ich.</w:t>
+        <w:t>Do wykonania zadania użyłem dostępnego w Internecie darmowego oprogramowania raci.app. Pozwala ono na tworzenie macierzy RACI poprzez dodawanie zadań, podmiotów odpowiedzialnych a także grupowanie ich.</w:t>
       </w:r>
       <w:r>
         <w:t xml:space="preserve"> Narzędzie pozwala również na eksportowanie i importowanie macierzy, a także zmienianie sposobów ich wyświetlania.</w:t>
@@ -3482,8 +3328,287 @@
         <w:t>Oprogramowanie jest łatwe w obsłudze, posiada przydatne skróty klawiszowe przyśpieszające wypełnianie tabeli. W dodatku pozwala na definiowanie grup osób odpowiedzialnych. Natomiast jest to narzędzie dedykowane tylko do definiowania macierzy RACI i nie posiada integracji z innymi narzędziami pozwalającymi na zarządzanie zespołem.</w:t>
       </w:r>
     </w:p>
+    <w:p>
+      <w:pPr>
+        <w:pStyle w:val="Nagwek2"/>
+      </w:pPr>
+      <w:r>
+        <w:lastRenderedPageBreak/>
+        <w:t>Z6. Wykorzystanie oprogramowania do przydzielania i rozliczania zadań</w:t>
+      </w:r>
+    </w:p>
+    <w:p>
+      <w:pPr>
+        <w:pStyle w:val="Nagwek3"/>
+      </w:pPr>
+      <w:r>
+        <w:t>Nazwa, cel, funkcjonalność oprogramowania</w:t>
+      </w:r>
+    </w:p>
+    <w:p>
+      <w:pPr>
+        <w:pStyle w:val="Nagwek3"/>
+      </w:pPr>
+      <w:r>
+        <w:t>Wykonane zadania</w:t>
+      </w:r>
+    </w:p>
+    <w:p>
+      <w:pPr>
+        <w:pStyle w:val="Nagwek4"/>
+        <w:rPr>
+          <w:i w:val="0"/>
+          <w:iCs w:val="0"/>
+        </w:rPr>
+      </w:pPr>
+      <w:r>
+        <w:rPr>
+          <w:i w:val="0"/>
+          <w:iCs w:val="0"/>
+        </w:rPr>
+        <w:t>Zadanie 1</w:t>
+      </w:r>
+    </w:p>
+    <w:p>
+      <w:pPr>
+        <w:pStyle w:val="Nagwek4"/>
+        <w:rPr>
+          <w:i w:val="0"/>
+          <w:iCs w:val="0"/>
+        </w:rPr>
+      </w:pPr>
+      <w:r>
+        <w:rPr>
+          <w:noProof/>
+        </w:rPr>
+        <w:drawing>
+          <wp:inline distT="0" distB="0" distL="0" distR="0" wp14:anchorId="669B4076" wp14:editId="704B7C8F">
+            <wp:extent cx="5760720" cy="2133600"/>
+            <wp:effectExtent l="0" t="0" r="0" b="0"/>
+            <wp:docPr id="708257895" name="Obraz 1"/>
+            <wp:cNvGraphicFramePr>
+              <a:graphicFrameLocks xmlns:a="http://schemas.openxmlformats.org/drawingml/2006/main" noChangeAspect="1"/>
+            </wp:cNvGraphicFramePr>
+            <a:graphic xmlns:a="http://schemas.openxmlformats.org/drawingml/2006/main">
+              <a:graphicData uri="http://schemas.openxmlformats.org/drawingml/2006/picture">
+                <pic:pic xmlns:pic="http://schemas.openxmlformats.org/drawingml/2006/picture">
+                  <pic:nvPicPr>
+                    <pic:cNvPr id="708257895" name=""/>
+                    <pic:cNvPicPr/>
+                  </pic:nvPicPr>
+                  <pic:blipFill>
+                    <a:blip r:embed="rId23"/>
+                    <a:stretch>
+                      <a:fillRect/>
+                    </a:stretch>
+                  </pic:blipFill>
+                  <pic:spPr>
+                    <a:xfrm>
+                      <a:off x="0" y="0"/>
+                      <a:ext cx="5760720" cy="2133600"/>
+                    </a:xfrm>
+                    <a:prstGeom prst="rect">
+                      <a:avLst/>
+                    </a:prstGeom>
+                  </pic:spPr>
+                </pic:pic>
+              </a:graphicData>
+            </a:graphic>
+          </wp:inline>
+        </w:drawing>
+      </w:r>
+      <w:r>
+        <w:rPr>
+          <w:i w:val="0"/>
+          <w:iCs w:val="0"/>
+        </w:rPr>
+        <w:br/>
+      </w:r>
+      <w:r>
+        <w:rPr>
+          <w:i w:val="0"/>
+          <w:iCs w:val="0"/>
+        </w:rPr>
+        <w:t xml:space="preserve">Zadanie </w:t>
+      </w:r>
+      <w:r>
+        <w:rPr>
+          <w:i w:val="0"/>
+          <w:iCs w:val="0"/>
+        </w:rPr>
+        <w:t>2</w:t>
+      </w:r>
+    </w:p>
+    <w:p>
+      <w:r>
+        <w:rPr>
+          <w:noProof/>
+        </w:rPr>
+        <w:drawing>
+          <wp:inline distT="0" distB="0" distL="0" distR="0" wp14:anchorId="508F5FF4" wp14:editId="342084AE">
+            <wp:extent cx="5760720" cy="2133600"/>
+            <wp:effectExtent l="0" t="0" r="0" b="0"/>
+            <wp:docPr id="918353296" name="Obraz 1"/>
+            <wp:cNvGraphicFramePr>
+              <a:graphicFrameLocks xmlns:a="http://schemas.openxmlformats.org/drawingml/2006/main" noChangeAspect="1"/>
+            </wp:cNvGraphicFramePr>
+            <a:graphic xmlns:a="http://schemas.openxmlformats.org/drawingml/2006/main">
+              <a:graphicData uri="http://schemas.openxmlformats.org/drawingml/2006/picture">
+                <pic:pic xmlns:pic="http://schemas.openxmlformats.org/drawingml/2006/picture">
+                  <pic:nvPicPr>
+                    <pic:cNvPr id="918353296" name=""/>
+                    <pic:cNvPicPr/>
+                  </pic:nvPicPr>
+                  <pic:blipFill>
+                    <a:blip r:embed="rId23"/>
+                    <a:stretch>
+                      <a:fillRect/>
+                    </a:stretch>
+                  </pic:blipFill>
+                  <pic:spPr>
+                    <a:xfrm>
+                      <a:off x="0" y="0"/>
+                      <a:ext cx="5760720" cy="2133600"/>
+                    </a:xfrm>
+                    <a:prstGeom prst="rect">
+                      <a:avLst/>
+                    </a:prstGeom>
+                  </pic:spPr>
+                </pic:pic>
+              </a:graphicData>
+            </a:graphic>
+          </wp:inline>
+        </w:drawing>
+      </w:r>
+    </w:p>
+    <w:p>
+      <w:r>
+        <w:lastRenderedPageBreak/>
+        <w:drawing>
+          <wp:inline distT="0" distB="0" distL="0" distR="0" wp14:anchorId="5CC4CD8E" wp14:editId="050EAAD7">
+            <wp:extent cx="4391638" cy="5525271"/>
+            <wp:effectExtent l="0" t="0" r="9525" b="0"/>
+            <wp:docPr id="303406346" name="Obraz 1"/>
+            <wp:cNvGraphicFramePr>
+              <a:graphicFrameLocks xmlns:a="http://schemas.openxmlformats.org/drawingml/2006/main" noChangeAspect="1"/>
+            </wp:cNvGraphicFramePr>
+            <a:graphic xmlns:a="http://schemas.openxmlformats.org/drawingml/2006/main">
+              <a:graphicData uri="http://schemas.openxmlformats.org/drawingml/2006/picture">
+                <pic:pic xmlns:pic="http://schemas.openxmlformats.org/drawingml/2006/picture">
+                  <pic:nvPicPr>
+                    <pic:cNvPr id="303406346" name=""/>
+                    <pic:cNvPicPr/>
+                  </pic:nvPicPr>
+                  <pic:blipFill>
+                    <a:blip r:embed="rId24"/>
+                    <a:stretch>
+                      <a:fillRect/>
+                    </a:stretch>
+                  </pic:blipFill>
+                  <pic:spPr>
+                    <a:xfrm>
+                      <a:off x="0" y="0"/>
+                      <a:ext cx="4391638" cy="5525271"/>
+                    </a:xfrm>
+                    <a:prstGeom prst="rect">
+                      <a:avLst/>
+                    </a:prstGeom>
+                  </pic:spPr>
+                </pic:pic>
+              </a:graphicData>
+            </a:graphic>
+          </wp:inline>
+        </w:drawing>
+      </w:r>
+    </w:p>
+    <w:p>
+      <w:r>
+        <w:rPr>
+          <w:noProof/>
+        </w:rPr>
+        <w:drawing>
+          <wp:inline distT="0" distB="0" distL="0" distR="0" wp14:anchorId="400ACC9D" wp14:editId="79587AB3">
+            <wp:extent cx="4133333" cy="2857143"/>
+            <wp:effectExtent l="0" t="0" r="635" b="635"/>
+            <wp:docPr id="579874828" name="Obraz 1"/>
+            <wp:cNvGraphicFramePr>
+              <a:graphicFrameLocks xmlns:a="http://schemas.openxmlformats.org/drawingml/2006/main" noChangeAspect="1"/>
+            </wp:cNvGraphicFramePr>
+            <a:graphic xmlns:a="http://schemas.openxmlformats.org/drawingml/2006/main">
+              <a:graphicData uri="http://schemas.openxmlformats.org/drawingml/2006/picture">
+                <pic:pic xmlns:pic="http://schemas.openxmlformats.org/drawingml/2006/picture">
+                  <pic:nvPicPr>
+                    <pic:cNvPr id="579874828" name=""/>
+                    <pic:cNvPicPr/>
+                  </pic:nvPicPr>
+                  <pic:blipFill>
+                    <a:blip r:embed="rId25"/>
+                    <a:stretch>
+                      <a:fillRect/>
+                    </a:stretch>
+                  </pic:blipFill>
+                  <pic:spPr>
+                    <a:xfrm>
+                      <a:off x="0" y="0"/>
+                      <a:ext cx="4133333" cy="2857143"/>
+                    </a:xfrm>
+                    <a:prstGeom prst="rect">
+                      <a:avLst/>
+                    </a:prstGeom>
+                  </pic:spPr>
+                </pic:pic>
+              </a:graphicData>
+            </a:graphic>
+          </wp:inline>
+        </w:drawing>
+      </w:r>
+    </w:p>
+    <w:p>
+      <w:r>
+        <w:rPr>
+          <w:noProof/>
+        </w:rPr>
+        <w:lastRenderedPageBreak/>
+        <w:drawing>
+          <wp:inline distT="0" distB="0" distL="0" distR="0" wp14:anchorId="034308F4" wp14:editId="5AF51427">
+            <wp:extent cx="5760720" cy="4078605"/>
+            <wp:effectExtent l="0" t="0" r="0" b="0"/>
+            <wp:docPr id="365029862" name="Obraz 1"/>
+            <wp:cNvGraphicFramePr>
+              <a:graphicFrameLocks xmlns:a="http://schemas.openxmlformats.org/drawingml/2006/main" noChangeAspect="1"/>
+            </wp:cNvGraphicFramePr>
+            <a:graphic xmlns:a="http://schemas.openxmlformats.org/drawingml/2006/main">
+              <a:graphicData uri="http://schemas.openxmlformats.org/drawingml/2006/picture">
+                <pic:pic xmlns:pic="http://schemas.openxmlformats.org/drawingml/2006/picture">
+                  <pic:nvPicPr>
+                    <pic:cNvPr id="365029862" name=""/>
+                    <pic:cNvPicPr/>
+                  </pic:nvPicPr>
+                  <pic:blipFill>
+                    <a:blip r:embed="rId26"/>
+                    <a:stretch>
+                      <a:fillRect/>
+                    </a:stretch>
+                  </pic:blipFill>
+                  <pic:spPr>
+                    <a:xfrm>
+                      <a:off x="0" y="0"/>
+                      <a:ext cx="5760720" cy="4078605"/>
+                    </a:xfrm>
+                    <a:prstGeom prst="rect">
+                      <a:avLst/>
+                    </a:prstGeom>
+                  </pic:spPr>
+                </pic:pic>
+              </a:graphicData>
+            </a:graphic>
+          </wp:inline>
+        </w:drawing>
+      </w:r>
+    </w:p>
+    <w:p/>
     <w:sectPr>
-      <w:footerReference w:type="default" r:id="rId23"/>
+      <w:footerReference w:type="default" r:id="rId27"/>
       <w:pgSz w:w="11906" w:h="16838"/>
       <w:pgMar w:top="1417" w:right="1417" w:bottom="1417" w:left="1417" w:header="708" w:footer="708" w:gutter="0"/>
       <w:pgNumType w:start="0"/>
@@ -4830,6 +4955,7 @@
     <w:rsid w:val="005543DC"/>
     <w:rsid w:val="005B558D"/>
     <w:rsid w:val="005D6F12"/>
+    <w:rsid w:val="00604F36"/>
     <w:rsid w:val="00643EE5"/>
     <w:rsid w:val="00762E26"/>
     <w:rsid w:val="007B193A"/>
@@ -4842,6 +4968,7 @@
     <w:rsid w:val="00C43433"/>
     <w:rsid w:val="00CA7F98"/>
     <w:rsid w:val="00D02090"/>
+    <w:rsid w:val="00D3551B"/>
     <w:rsid w:val="00EB5122"/>
     <w:rsid w:val="00F94496"/>
   </w:rsids>

--- a/Wspomaganie zarządzania projektami informatycznymi.docx
+++ b/Wspomaganie zarządzania projektami informatycznymi.docx
@@ -246,7 +246,7 @@
           <w:r>
             <w:fldChar w:fldCharType="separate"/>
           </w:r>
-          <w:hyperlink w:anchor="_Toc228134000" w:history="1">
+          <w:hyperlink w:anchor="_Toc228741109" w:history="1">
             <w:r>
               <w:rPr>
                 <w:rStyle w:val="Hipercze"/>
@@ -273,7 +273,7 @@
                 <w:noProof/>
                 <w:webHidden/>
               </w:rPr>
-              <w:instrText xml:space="preserve"> PAGEREF _Toc228134000 \h </w:instrText>
+              <w:instrText xml:space="preserve"> PAGEREF _Toc228741109 \h </w:instrText>
             </w:r>
             <w:r>
               <w:rPr>
@@ -316,7 +316,7 @@
               <w:lang w:eastAsia="pl-PL"/>
             </w:rPr>
           </w:pPr>
-          <w:hyperlink w:anchor="_Toc228134001" w:history="1">
+          <w:hyperlink w:anchor="_Toc228741110" w:history="1">
             <w:r>
               <w:rPr>
                 <w:rStyle w:val="Hipercze"/>
@@ -343,7 +343,7 @@
                 <w:noProof/>
                 <w:webHidden/>
               </w:rPr>
-              <w:instrText xml:space="preserve"> PAGEREF _Toc228134001 \h </w:instrText>
+              <w:instrText xml:space="preserve"> PAGEREF _Toc228741110 \h </w:instrText>
             </w:r>
             <w:r>
               <w:rPr>
@@ -386,7 +386,7 @@
               <w:lang w:eastAsia="pl-PL"/>
             </w:rPr>
           </w:pPr>
-          <w:hyperlink w:anchor="_Toc228134002" w:history="1">
+          <w:hyperlink w:anchor="_Toc228741111" w:history="1">
             <w:r>
               <w:rPr>
                 <w:rStyle w:val="Hipercze"/>
@@ -413,7 +413,7 @@
                 <w:noProof/>
                 <w:webHidden/>
               </w:rPr>
-              <w:instrText xml:space="preserve"> PAGEREF _Toc228134002 \h </w:instrText>
+              <w:instrText xml:space="preserve"> PAGEREF _Toc228741111 \h </w:instrText>
             </w:r>
             <w:r>
               <w:rPr>
@@ -456,7 +456,7 @@
               <w:lang w:eastAsia="pl-PL"/>
             </w:rPr>
           </w:pPr>
-          <w:hyperlink w:anchor="_Toc228134003" w:history="1">
+          <w:hyperlink w:anchor="_Toc228741112" w:history="1">
             <w:r>
               <w:rPr>
                 <w:rStyle w:val="Hipercze"/>
@@ -483,7 +483,7 @@
                 <w:noProof/>
                 <w:webHidden/>
               </w:rPr>
-              <w:instrText xml:space="preserve"> PAGEREF _Toc228134003 \h </w:instrText>
+              <w:instrText xml:space="preserve"> PAGEREF _Toc228741112 \h </w:instrText>
             </w:r>
             <w:r>
               <w:rPr>
@@ -526,7 +526,7 @@
               <w:lang w:eastAsia="pl-PL"/>
             </w:rPr>
           </w:pPr>
-          <w:hyperlink w:anchor="_Toc228134004" w:history="1">
+          <w:hyperlink w:anchor="_Toc228741113" w:history="1">
             <w:r>
               <w:rPr>
                 <w:rStyle w:val="Hipercze"/>
@@ -553,7 +553,7 @@
                 <w:noProof/>
                 <w:webHidden/>
               </w:rPr>
-              <w:instrText xml:space="preserve"> PAGEREF _Toc228134004 \h </w:instrText>
+              <w:instrText xml:space="preserve"> PAGEREF _Toc228741113 \h </w:instrText>
             </w:r>
             <w:r>
               <w:rPr>
@@ -596,7 +596,7 @@
               <w:lang w:eastAsia="pl-PL"/>
             </w:rPr>
           </w:pPr>
-          <w:hyperlink w:anchor="_Toc228134005" w:history="1">
+          <w:hyperlink w:anchor="_Toc228741114" w:history="1">
             <w:r>
               <w:rPr>
                 <w:rStyle w:val="Hipercze"/>
@@ -623,7 +623,7 @@
                 <w:noProof/>
                 <w:webHidden/>
               </w:rPr>
-              <w:instrText xml:space="preserve"> PAGEREF _Toc228134005 \h </w:instrText>
+              <w:instrText xml:space="preserve"> PAGEREF _Toc228741114 \h </w:instrText>
             </w:r>
             <w:r>
               <w:rPr>
@@ -666,7 +666,7 @@
               <w:lang w:eastAsia="pl-PL"/>
             </w:rPr>
           </w:pPr>
-          <w:hyperlink w:anchor="_Toc228134006" w:history="1">
+          <w:hyperlink w:anchor="_Toc228741115" w:history="1">
             <w:r>
               <w:rPr>
                 <w:rStyle w:val="Hipercze"/>
@@ -693,7 +693,7 @@
                 <w:noProof/>
                 <w:webHidden/>
               </w:rPr>
-              <w:instrText xml:space="preserve"> PAGEREF _Toc228134006 \h </w:instrText>
+              <w:instrText xml:space="preserve"> PAGEREF _Toc228741115 \h </w:instrText>
             </w:r>
             <w:r>
               <w:rPr>
@@ -736,7 +736,7 @@
               <w:lang w:eastAsia="pl-PL"/>
             </w:rPr>
           </w:pPr>
-          <w:hyperlink w:anchor="_Toc228134007" w:history="1">
+          <w:hyperlink w:anchor="_Toc228741116" w:history="1">
             <w:r>
               <w:rPr>
                 <w:rStyle w:val="Hipercze"/>
@@ -763,7 +763,7 @@
                 <w:noProof/>
                 <w:webHidden/>
               </w:rPr>
-              <w:instrText xml:space="preserve"> PAGEREF _Toc228134007 \h </w:instrText>
+              <w:instrText xml:space="preserve"> PAGEREF _Toc228741116 \h </w:instrText>
             </w:r>
             <w:r>
               <w:rPr>
@@ -806,7 +806,7 @@
               <w:lang w:eastAsia="pl-PL"/>
             </w:rPr>
           </w:pPr>
-          <w:hyperlink w:anchor="_Toc228134008" w:history="1">
+          <w:hyperlink w:anchor="_Toc228741117" w:history="1">
             <w:r>
               <w:rPr>
                 <w:rStyle w:val="Hipercze"/>
@@ -833,7 +833,7 @@
                 <w:noProof/>
                 <w:webHidden/>
               </w:rPr>
-              <w:instrText xml:space="preserve"> PAGEREF _Toc228134008 \h </w:instrText>
+              <w:instrText xml:space="preserve"> PAGEREF _Toc228741117 \h </w:instrText>
             </w:r>
             <w:r>
               <w:rPr>
@@ -876,7 +876,7 @@
               <w:lang w:eastAsia="pl-PL"/>
             </w:rPr>
           </w:pPr>
-          <w:hyperlink w:anchor="_Toc228134009" w:history="1">
+          <w:hyperlink w:anchor="_Toc228741118" w:history="1">
             <w:r>
               <w:rPr>
                 <w:rStyle w:val="Hipercze"/>
@@ -903,7 +903,7 @@
                 <w:noProof/>
                 <w:webHidden/>
               </w:rPr>
-              <w:instrText xml:space="preserve"> PAGEREF _Toc228134009 \h </w:instrText>
+              <w:instrText xml:space="preserve"> PAGEREF _Toc228741118 \h </w:instrText>
             </w:r>
             <w:r>
               <w:rPr>
@@ -946,7 +946,7 @@
               <w:lang w:eastAsia="pl-PL"/>
             </w:rPr>
           </w:pPr>
-          <w:hyperlink w:anchor="_Toc228134010" w:history="1">
+          <w:hyperlink w:anchor="_Toc228741119" w:history="1">
             <w:r>
               <w:rPr>
                 <w:rStyle w:val="Hipercze"/>
@@ -973,7 +973,7 @@
                 <w:noProof/>
                 <w:webHidden/>
               </w:rPr>
-              <w:instrText xml:space="preserve"> PAGEREF _Toc228134010 \h </w:instrText>
+              <w:instrText xml:space="preserve"> PAGEREF _Toc228741119 \h </w:instrText>
             </w:r>
             <w:r>
               <w:rPr>
@@ -1016,7 +1016,7 @@
               <w:lang w:eastAsia="pl-PL"/>
             </w:rPr>
           </w:pPr>
-          <w:hyperlink w:anchor="_Toc228134011" w:history="1">
+          <w:hyperlink w:anchor="_Toc228741120" w:history="1">
             <w:r>
               <w:rPr>
                 <w:rStyle w:val="Hipercze"/>
@@ -1043,7 +1043,7 @@
                 <w:noProof/>
                 <w:webHidden/>
               </w:rPr>
-              <w:instrText xml:space="preserve"> PAGEREF _Toc228134011 \h </w:instrText>
+              <w:instrText xml:space="preserve"> PAGEREF _Toc228741120 \h </w:instrText>
             </w:r>
             <w:r>
               <w:rPr>
@@ -1086,7 +1086,7 @@
               <w:lang w:eastAsia="pl-PL"/>
             </w:rPr>
           </w:pPr>
-          <w:hyperlink w:anchor="_Toc228134012" w:history="1">
+          <w:hyperlink w:anchor="_Toc228741121" w:history="1">
             <w:r>
               <w:rPr>
                 <w:rStyle w:val="Hipercze"/>
@@ -1113,7 +1113,7 @@
                 <w:noProof/>
                 <w:webHidden/>
               </w:rPr>
-              <w:instrText xml:space="preserve"> PAGEREF _Toc228134012 \h </w:instrText>
+              <w:instrText xml:space="preserve"> PAGEREF _Toc228741121 \h </w:instrText>
             </w:r>
             <w:r>
               <w:rPr>
@@ -1156,7 +1156,7 @@
               <w:lang w:eastAsia="pl-PL"/>
             </w:rPr>
           </w:pPr>
-          <w:hyperlink w:anchor="_Toc228134013" w:history="1">
+          <w:hyperlink w:anchor="_Toc228741122" w:history="1">
             <w:r>
               <w:rPr>
                 <w:rStyle w:val="Hipercze"/>
@@ -1183,7 +1183,7 @@
                 <w:noProof/>
                 <w:webHidden/>
               </w:rPr>
-              <w:instrText xml:space="preserve"> PAGEREF _Toc228134013 \h </w:instrText>
+              <w:instrText xml:space="preserve"> PAGEREF _Toc228741122 \h </w:instrText>
             </w:r>
             <w:r>
               <w:rPr>
@@ -1226,7 +1226,7 @@
               <w:lang w:eastAsia="pl-PL"/>
             </w:rPr>
           </w:pPr>
-          <w:hyperlink w:anchor="_Toc228134014" w:history="1">
+          <w:hyperlink w:anchor="_Toc228741123" w:history="1">
             <w:r>
               <w:rPr>
                 <w:rStyle w:val="Hipercze"/>
@@ -1253,7 +1253,7 @@
                 <w:noProof/>
                 <w:webHidden/>
               </w:rPr>
-              <w:instrText xml:space="preserve"> PAGEREF _Toc228134014 \h </w:instrText>
+              <w:instrText xml:space="preserve"> PAGEREF _Toc228741123 \h </w:instrText>
             </w:r>
             <w:r>
               <w:rPr>
@@ -1296,7 +1296,7 @@
               <w:lang w:eastAsia="pl-PL"/>
             </w:rPr>
           </w:pPr>
-          <w:hyperlink w:anchor="_Toc228134015" w:history="1">
+          <w:hyperlink w:anchor="_Toc228741124" w:history="1">
             <w:r>
               <w:rPr>
                 <w:rStyle w:val="Hipercze"/>
@@ -1323,7 +1323,7 @@
                 <w:noProof/>
                 <w:webHidden/>
               </w:rPr>
-              <w:instrText xml:space="preserve"> PAGEREF _Toc228134015 \h </w:instrText>
+              <w:instrText xml:space="preserve"> PAGEREF _Toc228741124 \h </w:instrText>
             </w:r>
             <w:r>
               <w:rPr>
@@ -1343,7 +1343,7 @@
                 <w:noProof/>
                 <w:webHidden/>
               </w:rPr>
-              <w:t>11</w:t>
+              <w:t>14</w:t>
             </w:r>
             <w:r>
               <w:rPr>
@@ -1366,7 +1366,7 @@
               <w:lang w:eastAsia="pl-PL"/>
             </w:rPr>
           </w:pPr>
-          <w:hyperlink w:anchor="_Toc228134016" w:history="1">
+          <w:hyperlink w:anchor="_Toc228741125" w:history="1">
             <w:r>
               <w:rPr>
                 <w:rStyle w:val="Hipercze"/>
@@ -1393,7 +1393,7 @@
                 <w:noProof/>
                 <w:webHidden/>
               </w:rPr>
-              <w:instrText xml:space="preserve"> PAGEREF _Toc228134016 \h </w:instrText>
+              <w:instrText xml:space="preserve"> PAGEREF _Toc228741125 \h </w:instrText>
             </w:r>
             <w:r>
               <w:rPr>
@@ -1413,7 +1413,7 @@
                 <w:noProof/>
                 <w:webHidden/>
               </w:rPr>
-              <w:t>11</w:t>
+              <w:t>15</w:t>
             </w:r>
             <w:r>
               <w:rPr>
@@ -1436,7 +1436,7 @@
               <w:lang w:eastAsia="pl-PL"/>
             </w:rPr>
           </w:pPr>
-          <w:hyperlink w:anchor="_Toc228134017" w:history="1">
+          <w:hyperlink w:anchor="_Toc228741126" w:history="1">
             <w:r>
               <w:rPr>
                 <w:rStyle w:val="Hipercze"/>
@@ -1463,7 +1463,7 @@
                 <w:noProof/>
                 <w:webHidden/>
               </w:rPr>
-              <w:instrText xml:space="preserve"> PAGEREF _Toc228134017 \h </w:instrText>
+              <w:instrText xml:space="preserve"> PAGEREF _Toc228741126 \h </w:instrText>
             </w:r>
             <w:r>
               <w:rPr>
@@ -1483,7 +1483,7 @@
                 <w:noProof/>
                 <w:webHidden/>
               </w:rPr>
-              <w:t>11</w:t>
+              <w:t>15</w:t>
             </w:r>
             <w:r>
               <w:rPr>
@@ -1506,7 +1506,7 @@
               <w:lang w:eastAsia="pl-PL"/>
             </w:rPr>
           </w:pPr>
-          <w:hyperlink w:anchor="_Toc228134018" w:history="1">
+          <w:hyperlink w:anchor="_Toc228741127" w:history="1">
             <w:r>
               <w:rPr>
                 <w:rStyle w:val="Hipercze"/>
@@ -1533,7 +1533,7 @@
                 <w:noProof/>
                 <w:webHidden/>
               </w:rPr>
-              <w:instrText xml:space="preserve"> PAGEREF _Toc228134018 \h </w:instrText>
+              <w:instrText xml:space="preserve"> PAGEREF _Toc228741127 \h </w:instrText>
             </w:r>
             <w:r>
               <w:rPr>
@@ -1553,7 +1553,7 @@
                 <w:noProof/>
                 <w:webHidden/>
               </w:rPr>
-              <w:t>12</w:t>
+              <w:t>15</w:t>
             </w:r>
             <w:r>
               <w:rPr>
@@ -1576,7 +1576,7 @@
               <w:lang w:eastAsia="pl-PL"/>
             </w:rPr>
           </w:pPr>
-          <w:hyperlink w:anchor="_Toc228134019" w:history="1">
+          <w:hyperlink w:anchor="_Toc228741128" w:history="1">
             <w:r>
               <w:rPr>
                 <w:rStyle w:val="Hipercze"/>
@@ -1603,7 +1603,7 @@
                 <w:noProof/>
                 <w:webHidden/>
               </w:rPr>
-              <w:instrText xml:space="preserve"> PAGEREF _Toc228134019 \h </w:instrText>
+              <w:instrText xml:space="preserve"> PAGEREF _Toc228741128 \h </w:instrText>
             </w:r>
             <w:r>
               <w:rPr>
@@ -1623,7 +1623,287 @@
                 <w:noProof/>
                 <w:webHidden/>
               </w:rPr>
-              <w:t>13</w:t>
+              <w:t>16</w:t>
+            </w:r>
+            <w:r>
+              <w:rPr>
+                <w:noProof/>
+                <w:webHidden/>
+              </w:rPr>
+              <w:fldChar w:fldCharType="end"/>
+            </w:r>
+          </w:hyperlink>
+        </w:p>
+        <w:p>
+          <w:pPr>
+            <w:pStyle w:val="Spistreci2"/>
+            <w:tabs>
+              <w:tab w:val="right" w:leader="dot" w:pos="9062"/>
+            </w:tabs>
+            <w:rPr>
+              <w:rFonts w:eastAsiaTheme="minorEastAsia"/>
+              <w:noProof/>
+              <w:lang w:eastAsia="pl-PL"/>
+            </w:rPr>
+          </w:pPr>
+          <w:hyperlink w:anchor="_Toc228741129" w:history="1">
+            <w:r>
+              <w:rPr>
+                <w:rStyle w:val="Hipercze"/>
+                <w:noProof/>
+              </w:rPr>
+              <w:t>Z6. Wykorzystanie oprogramowania do harmonogramowania projektu informatycznego</w:t>
+            </w:r>
+            <w:r>
+              <w:rPr>
+                <w:noProof/>
+                <w:webHidden/>
+              </w:rPr>
+              <w:tab/>
+            </w:r>
+            <w:r>
+              <w:rPr>
+                <w:noProof/>
+                <w:webHidden/>
+              </w:rPr>
+              <w:fldChar w:fldCharType="begin"/>
+            </w:r>
+            <w:r>
+              <w:rPr>
+                <w:noProof/>
+                <w:webHidden/>
+              </w:rPr>
+              <w:instrText xml:space="preserve"> PAGEREF _Toc228741129 \h </w:instrText>
+            </w:r>
+            <w:r>
+              <w:rPr>
+                <w:noProof/>
+                <w:webHidden/>
+              </w:rPr>
+            </w:r>
+            <w:r>
+              <w:rPr>
+                <w:noProof/>
+                <w:webHidden/>
+              </w:rPr>
+              <w:fldChar w:fldCharType="separate"/>
+            </w:r>
+            <w:r>
+              <w:rPr>
+                <w:noProof/>
+                <w:webHidden/>
+              </w:rPr>
+              <w:t>16</w:t>
+            </w:r>
+            <w:r>
+              <w:rPr>
+                <w:noProof/>
+                <w:webHidden/>
+              </w:rPr>
+              <w:fldChar w:fldCharType="end"/>
+            </w:r>
+          </w:hyperlink>
+        </w:p>
+        <w:p>
+          <w:pPr>
+            <w:pStyle w:val="Spistreci3"/>
+            <w:tabs>
+              <w:tab w:val="right" w:leader="dot" w:pos="9062"/>
+            </w:tabs>
+            <w:rPr>
+              <w:rFonts w:eastAsiaTheme="minorEastAsia"/>
+              <w:noProof/>
+              <w:lang w:eastAsia="pl-PL"/>
+            </w:rPr>
+          </w:pPr>
+          <w:hyperlink w:anchor="_Toc228741130" w:history="1">
+            <w:r>
+              <w:rPr>
+                <w:rStyle w:val="Hipercze"/>
+                <w:noProof/>
+              </w:rPr>
+              <w:t>Nazwa, cel, funkcjonalność oprogramowania</w:t>
+            </w:r>
+            <w:r>
+              <w:rPr>
+                <w:noProof/>
+                <w:webHidden/>
+              </w:rPr>
+              <w:tab/>
+            </w:r>
+            <w:r>
+              <w:rPr>
+                <w:noProof/>
+                <w:webHidden/>
+              </w:rPr>
+              <w:fldChar w:fldCharType="begin"/>
+            </w:r>
+            <w:r>
+              <w:rPr>
+                <w:noProof/>
+                <w:webHidden/>
+              </w:rPr>
+              <w:instrText xml:space="preserve"> PAGEREF _Toc228741130 \h </w:instrText>
+            </w:r>
+            <w:r>
+              <w:rPr>
+                <w:noProof/>
+                <w:webHidden/>
+              </w:rPr>
+            </w:r>
+            <w:r>
+              <w:rPr>
+                <w:noProof/>
+                <w:webHidden/>
+              </w:rPr>
+              <w:fldChar w:fldCharType="separate"/>
+            </w:r>
+            <w:r>
+              <w:rPr>
+                <w:noProof/>
+                <w:webHidden/>
+              </w:rPr>
+              <w:t>16</w:t>
+            </w:r>
+            <w:r>
+              <w:rPr>
+                <w:noProof/>
+                <w:webHidden/>
+              </w:rPr>
+              <w:fldChar w:fldCharType="end"/>
+            </w:r>
+          </w:hyperlink>
+        </w:p>
+        <w:p>
+          <w:pPr>
+            <w:pStyle w:val="Spistreci3"/>
+            <w:tabs>
+              <w:tab w:val="right" w:leader="dot" w:pos="9062"/>
+            </w:tabs>
+            <w:rPr>
+              <w:rFonts w:eastAsiaTheme="minorEastAsia"/>
+              <w:noProof/>
+              <w:lang w:eastAsia="pl-PL"/>
+            </w:rPr>
+          </w:pPr>
+          <w:hyperlink w:anchor="_Toc228741131" w:history="1">
+            <w:r>
+              <w:rPr>
+                <w:rStyle w:val="Hipercze"/>
+                <w:noProof/>
+              </w:rPr>
+              <w:t>Wykonane zadania</w:t>
+            </w:r>
+            <w:r>
+              <w:rPr>
+                <w:noProof/>
+                <w:webHidden/>
+              </w:rPr>
+              <w:tab/>
+            </w:r>
+            <w:r>
+              <w:rPr>
+                <w:noProof/>
+                <w:webHidden/>
+              </w:rPr>
+              <w:fldChar w:fldCharType="begin"/>
+            </w:r>
+            <w:r>
+              <w:rPr>
+                <w:noProof/>
+                <w:webHidden/>
+              </w:rPr>
+              <w:instrText xml:space="preserve"> PAGEREF _Toc228741131 \h </w:instrText>
+            </w:r>
+            <w:r>
+              <w:rPr>
+                <w:noProof/>
+                <w:webHidden/>
+              </w:rPr>
+            </w:r>
+            <w:r>
+              <w:rPr>
+                <w:noProof/>
+                <w:webHidden/>
+              </w:rPr>
+              <w:fldChar w:fldCharType="separate"/>
+            </w:r>
+            <w:r>
+              <w:rPr>
+                <w:noProof/>
+                <w:webHidden/>
+              </w:rPr>
+              <w:t>17</w:t>
+            </w:r>
+            <w:r>
+              <w:rPr>
+                <w:noProof/>
+                <w:webHidden/>
+              </w:rPr>
+              <w:fldChar w:fldCharType="end"/>
+            </w:r>
+          </w:hyperlink>
+        </w:p>
+        <w:p>
+          <w:pPr>
+            <w:pStyle w:val="Spistreci3"/>
+            <w:tabs>
+              <w:tab w:val="right" w:leader="dot" w:pos="9062"/>
+            </w:tabs>
+            <w:rPr>
+              <w:rFonts w:eastAsiaTheme="minorEastAsia"/>
+              <w:noProof/>
+              <w:lang w:eastAsia="pl-PL"/>
+            </w:rPr>
+          </w:pPr>
+          <w:hyperlink w:anchor="_Toc228741132" w:history="1">
+            <w:r>
+              <w:rPr>
+                <w:rStyle w:val="Hipercze"/>
+                <w:noProof/>
+              </w:rPr>
+              <w:t>Podsumowanie</w:t>
+            </w:r>
+            <w:r>
+              <w:rPr>
+                <w:noProof/>
+                <w:webHidden/>
+              </w:rPr>
+              <w:tab/>
+            </w:r>
+            <w:r>
+              <w:rPr>
+                <w:noProof/>
+                <w:webHidden/>
+              </w:rPr>
+              <w:fldChar w:fldCharType="begin"/>
+            </w:r>
+            <w:r>
+              <w:rPr>
+                <w:noProof/>
+                <w:webHidden/>
+              </w:rPr>
+              <w:instrText xml:space="preserve"> PAGEREF _Toc228741132 \h </w:instrText>
+            </w:r>
+            <w:r>
+              <w:rPr>
+                <w:noProof/>
+                <w:webHidden/>
+              </w:rPr>
+            </w:r>
+            <w:r>
+              <w:rPr>
+                <w:noProof/>
+                <w:webHidden/>
+              </w:rPr>
+              <w:fldChar w:fldCharType="separate"/>
+            </w:r>
+            <w:r>
+              <w:rPr>
+                <w:noProof/>
+                <w:webHidden/>
+              </w:rPr>
+              <w:t>19</w:t>
             </w:r>
             <w:r>
               <w:rPr>
@@ -1662,7 +1942,7 @@
       <w:pPr>
         <w:pStyle w:val="Nagwek2"/>
       </w:pPr>
-      <w:bookmarkStart w:id="0" w:name="_Toc228134000"/>
+      <w:bookmarkStart w:id="0" w:name="_Toc228741109"/>
       <w:r>
         <w:lastRenderedPageBreak/>
         <w:t xml:space="preserve">Z1. </w:t>
@@ -1676,7 +1956,7 @@
       <w:pPr>
         <w:pStyle w:val="Nagwek3"/>
       </w:pPr>
-      <w:bookmarkStart w:id="1" w:name="_Toc228134001"/>
+      <w:bookmarkStart w:id="1" w:name="_Toc228741110"/>
       <w:r>
         <w:t>Nazwa, cel, funkcjonalność oprogramowania</w:t>
       </w:r>
@@ -1687,14 +1967,38 @@
         <w:t xml:space="preserve">Do wykonania zadań wykorzystałem darmowe oprogramowanie znajdujące się na stronie BPMN.io. Pozwala ono na tworzenie i edycje diagramów zgodnie ze standardem BPMN. Wybrane funkcjonalności to: </w:t>
       </w:r>
       <w:r>
-        <w:t>zapisywanie i wczytywanie diagramów w formacie .bpmn oraz eksportowanie ich jako grafiki w formatach .svg lub .png, sprawdzanie poprawności diagramu.</w:t>
+        <w:t>zapisywanie i wczytywanie diagramów w formacie .</w:t>
+      </w:r>
+      <w:proofErr w:type="spellStart"/>
+      <w:r>
+        <w:t>bpmn</w:t>
+      </w:r>
+      <w:proofErr w:type="spellEnd"/>
+      <w:r>
+        <w:t xml:space="preserve"> oraz eksportowanie ich jako grafiki w formatach .</w:t>
+      </w:r>
+      <w:proofErr w:type="spellStart"/>
+      <w:r>
+        <w:t>svg</w:t>
+      </w:r>
+      <w:proofErr w:type="spellEnd"/>
+      <w:r>
+        <w:t xml:space="preserve"> lub .</w:t>
+      </w:r>
+      <w:proofErr w:type="spellStart"/>
+      <w:r>
+        <w:t>png</w:t>
+      </w:r>
+      <w:proofErr w:type="spellEnd"/>
+      <w:r>
+        <w:t>, sprawdzanie poprawności diagramu.</w:t>
       </w:r>
     </w:p>
     <w:p>
       <w:pPr>
         <w:pStyle w:val="Nagwek3"/>
       </w:pPr>
-      <w:bookmarkStart w:id="2" w:name="_Toc228134002"/>
+      <w:bookmarkStart w:id="2" w:name="_Toc228741111"/>
       <w:r>
         <w:t>Wykonane zadania</w:t>
       </w:r>
@@ -1767,10 +2071,10 @@
                     <pic:cNvPicPr/>
                   </pic:nvPicPr>
                   <pic:blipFill>
-                    <a:blip r:embed="rId7">
+                    <a:blip r:embed="rId8">
                       <a:extLst>
                         <a:ext uri="{96DAC541-7B7A-43D3-8B79-37D633B846F1}">
-                          <asvg:svgBlip xmlns:asvg="http://schemas.microsoft.com/office/drawing/2016/SVG/main" r:embed="rId8"/>
+                          <asvg:svgBlip xmlns:asvg="http://schemas.microsoft.com/office/drawing/2016/SVG/main" r:embed="rId9"/>
                         </a:ext>
                       </a:extLst>
                     </a:blip>
@@ -1864,10 +2168,10 @@
                     <pic:cNvPicPr/>
                   </pic:nvPicPr>
                   <pic:blipFill>
-                    <a:blip r:embed="rId9">
+                    <a:blip r:embed="rId10">
                       <a:extLst>
                         <a:ext uri="{96DAC541-7B7A-43D3-8B79-37D633B846F1}">
-                          <asvg:svgBlip xmlns:asvg="http://schemas.microsoft.com/office/drawing/2016/SVG/main" r:embed="rId10"/>
+                          <asvg:svgBlip xmlns:asvg="http://schemas.microsoft.com/office/drawing/2016/SVG/main" r:embed="rId11"/>
                         </a:ext>
                       </a:extLst>
                     </a:blip>
@@ -1918,7 +2222,7 @@
       <w:pPr>
         <w:pStyle w:val="Nagwek3"/>
       </w:pPr>
-      <w:bookmarkStart w:id="3" w:name="_Toc228134003"/>
+      <w:bookmarkStart w:id="3" w:name="_Toc228741112"/>
       <w:r>
         <w:t>Podsumowanie</w:t>
       </w:r>
@@ -1950,10 +2254,26 @@
         <w:t>, u</w:t>
       </w:r>
       <w:r>
-        <w:t xml:space="preserve">żytkownik potrzebuje tylko kilku minut aby nauczyć się go. BPMN.io jest oparte na bibliotece BPMN-js która jest </w:t>
-      </w:r>
-      <w:r>
-        <w:t>darmowa i jej kod źródłowy został udostępniony na licencji open source.</w:t>
+        <w:t>żytkownik potrzebuje tylko kilku minut aby nauczyć się go. BPMN.io jest oparte na bibliotece BPMN-</w:t>
+      </w:r>
+      <w:proofErr w:type="spellStart"/>
+      <w:r>
+        <w:t>js</w:t>
+      </w:r>
+      <w:proofErr w:type="spellEnd"/>
+      <w:r>
+        <w:t xml:space="preserve"> która jest </w:t>
+      </w:r>
+      <w:r>
+        <w:t xml:space="preserve">darmowa i jej kod źródłowy został udostępniony na licencji open </w:t>
+      </w:r>
+      <w:proofErr w:type="spellStart"/>
+      <w:r>
+        <w:t>source</w:t>
+      </w:r>
+      <w:proofErr w:type="spellEnd"/>
+      <w:r>
+        <w:t>.</w:t>
       </w:r>
     </w:p>
     <w:p>
@@ -1961,7 +2281,7 @@
         <w:pStyle w:val="Nagwek2"/>
       </w:pPr>
       <w:bookmarkStart w:id="4" w:name="_Toc224553366"/>
-      <w:bookmarkStart w:id="5" w:name="_Toc228134004"/>
+      <w:bookmarkStart w:id="5" w:name="_Toc228741113"/>
       <w:r>
         <w:t xml:space="preserve">Z2. </w:t>
       </w:r>
@@ -1976,7 +2296,7 @@
         <w:pStyle w:val="Nagwek3"/>
       </w:pPr>
       <w:bookmarkStart w:id="6" w:name="_Toc224553367"/>
-      <w:bookmarkStart w:id="7" w:name="_Toc228134005"/>
+      <w:bookmarkStart w:id="7" w:name="_Toc228741114"/>
       <w:r>
         <w:t>Nazwa, cel, funkcjonalność oprogramowania</w:t>
       </w:r>
@@ -1985,7 +2305,15 @@
     </w:p>
     <w:p>
       <w:r>
-        <w:t>Do wykonania zadań wykorzystałem demo oprogramowania ReqView znajdujące się na stronie: dekstop.reqview.com. Pozwala ono na kompleksowe zarządzanie wymaganiami i pozwala na ich śladowanie.</w:t>
+        <w:t xml:space="preserve">Do wykonania zadań wykorzystałem demo oprogramowania </w:t>
+      </w:r>
+      <w:proofErr w:type="spellStart"/>
+      <w:r>
+        <w:t>ReqView</w:t>
+      </w:r>
+      <w:proofErr w:type="spellEnd"/>
+      <w:r>
+        <w:t xml:space="preserve"> znajdujące się na stronie: dekstop.reqview.com. Pozwala ono na kompleksowe zarządzanie wymaganiami i pozwala na ich śladowanie.</w:t>
       </w:r>
     </w:p>
     <w:p>
@@ -1993,7 +2321,7 @@
         <w:pStyle w:val="Nagwek3"/>
       </w:pPr>
       <w:bookmarkStart w:id="8" w:name="_Toc224553368"/>
-      <w:bookmarkStart w:id="9" w:name="_Toc228134006"/>
+      <w:bookmarkStart w:id="9" w:name="_Toc228741115"/>
       <w:r>
         <w:t>Wykonane zadania</w:t>
       </w:r>
@@ -2018,7 +2346,23 @@
     </w:p>
     <w:p>
       <w:r>
-        <w:t>Polegało na zdefiniowaniu wymagania funkcjonalnego oraz ustawieniu odpowiednich atrybutów. Następnie należało zdefiniować test case z odpowiednim opisem i zbudować śladowości poprzez stworzenie linków pomiędzy funkcjonalnością i test casem.</w:t>
+        <w:t xml:space="preserve">Polegało na zdefiniowaniu wymagania funkcjonalnego oraz ustawieniu odpowiednich atrybutów. Następnie należało zdefiniować test </w:t>
+      </w:r>
+      <w:proofErr w:type="spellStart"/>
+      <w:r>
+        <w:t>case</w:t>
+      </w:r>
+      <w:proofErr w:type="spellEnd"/>
+      <w:r>
+        <w:t xml:space="preserve"> z odpowiednim opisem i zbudować śladowości poprzez stworzenie linków pomiędzy funkcjonalnością i test </w:t>
+      </w:r>
+      <w:proofErr w:type="spellStart"/>
+      <w:r>
+        <w:t>casem</w:t>
+      </w:r>
+      <w:proofErr w:type="spellEnd"/>
+      <w:r>
+        <w:t>.</w:t>
       </w:r>
     </w:p>
     <w:p>
@@ -2031,7 +2375,7 @@
         </w:rPr>
         <w:lastRenderedPageBreak/>
         <w:drawing>
-          <wp:inline distT="0" distB="0" distL="0" distR="0" wp14:anchorId="0DCCE31B" wp14:editId="44DDDB83">
+          <wp:inline distT="0" distB="0" distL="0" distR="0" wp14:anchorId="0DCCE31B" wp14:editId="66D12C82">
             <wp:extent cx="5753100" cy="3209925"/>
             <wp:effectExtent l="0" t="0" r="0" b="9525"/>
             <wp:docPr id="466530418" name="Obraz 1"/>
@@ -2048,7 +2392,7 @@
                     </pic:cNvPicPr>
                   </pic:nvPicPr>
                   <pic:blipFill>
-                    <a:blip r:embed="rId11" cstate="print">
+                    <a:blip r:embed="rId12" cstate="print">
                       <a:extLst>
                         <a:ext uri="{28A0092B-C50C-407E-A947-70E740481C1C}">
                           <a14:useLocalDpi xmlns:a14="http://schemas.microsoft.com/office/drawing/2010/main" val="0"/>
@@ -2108,7 +2452,7 @@
           <w:noProof/>
         </w:rPr>
         <w:drawing>
-          <wp:inline distT="0" distB="0" distL="0" distR="0" wp14:anchorId="63C59723" wp14:editId="1EBC9CF3">
+          <wp:inline distT="0" distB="0" distL="0" distR="0" wp14:anchorId="63C59723" wp14:editId="08169EA7">
             <wp:extent cx="5762625" cy="3200400"/>
             <wp:effectExtent l="0" t="0" r="9525" b="0"/>
             <wp:docPr id="876732814" name="Obraz 2"/>
@@ -2125,7 +2469,7 @@
                     </pic:cNvPicPr>
                   </pic:nvPicPr>
                   <pic:blipFill>
-                    <a:blip r:embed="rId12" cstate="print">
+                    <a:blip r:embed="rId13" cstate="print">
                       <a:extLst>
                         <a:ext uri="{28A0092B-C50C-407E-A947-70E740481C1C}">
                           <a14:useLocalDpi xmlns:a14="http://schemas.microsoft.com/office/drawing/2010/main" val="0"/>
@@ -2208,7 +2552,15 @@
       </w:r>
       <w:r>
         <w:lastRenderedPageBreak/>
-        <w:t>każde wymaganie na system jest śladowane.</w:t>
+        <w:t xml:space="preserve">każde wymaganie na system jest </w:t>
+      </w:r>
+      <w:proofErr w:type="spellStart"/>
+      <w:r>
+        <w:t>śladowane</w:t>
+      </w:r>
+      <w:proofErr w:type="spellEnd"/>
+      <w:r>
+        <w:t>.</w:t>
       </w:r>
       <w:r>
         <w:br/>
@@ -2235,7 +2587,7 @@
                     <pic:cNvPicPr/>
                   </pic:nvPicPr>
                   <pic:blipFill>
-                    <a:blip r:embed="rId13"/>
+                    <a:blip r:embed="rId14"/>
                     <a:stretch>
                       <a:fillRect/>
                     </a:stretch>
@@ -2303,7 +2655,7 @@
                     <pic:cNvPicPr/>
                   </pic:nvPicPr>
                   <pic:blipFill>
-                    <a:blip r:embed="rId14"/>
+                    <a:blip r:embed="rId15"/>
                     <a:stretch>
                       <a:fillRect/>
                     </a:stretch>
@@ -2348,7 +2700,7 @@
         <w:pStyle w:val="Nagwek3"/>
       </w:pPr>
       <w:bookmarkStart w:id="10" w:name="_Toc224553369"/>
-      <w:bookmarkStart w:id="11" w:name="_Toc228134007"/>
+      <w:bookmarkStart w:id="11" w:name="_Toc228741116"/>
       <w:r>
         <w:t>Podsumowanie</w:t>
       </w:r>
@@ -2357,7 +2709,23 @@
     </w:p>
     <w:p>
       <w:r>
-        <w:t>Oprogramowanie ReqView jest przydatne do zarządzania wymaganiami posiada przejrzysty interfejs, natomiast brakuje w nim responsywności  i edytowanie potrzeb i wymagań było niezręczne. Pomimo tego narzędzie jest rozbudowane i posiada wiele funkcji</w:t>
+        <w:t xml:space="preserve">Oprogramowanie </w:t>
+      </w:r>
+      <w:proofErr w:type="spellStart"/>
+      <w:r>
+        <w:t>ReqView</w:t>
+      </w:r>
+      <w:proofErr w:type="spellEnd"/>
+      <w:r>
+        <w:t xml:space="preserve"> jest przydatne do zarządzania wymaganiami posiada przejrzysty interfejs, natomiast brakuje w nim </w:t>
+      </w:r>
+      <w:proofErr w:type="spellStart"/>
+      <w:r>
+        <w:t>responsywności</w:t>
+      </w:r>
+      <w:proofErr w:type="spellEnd"/>
+      <w:r>
+        <w:t xml:space="preserve">  i edytowanie potrzeb i wymagań było niezręczne. Pomimo tego narzędzie jest rozbudowane i posiada wiele funkcji</w:t>
       </w:r>
       <w:r>
         <w:t xml:space="preserve">, które </w:t>
@@ -2377,7 +2745,7 @@
       <w:pPr>
         <w:pStyle w:val="Nagwek2"/>
       </w:pPr>
-      <w:bookmarkStart w:id="12" w:name="_Toc228134008"/>
+      <w:bookmarkStart w:id="12" w:name="_Toc228741117"/>
       <w:r>
         <w:lastRenderedPageBreak/>
         <w:t>Z3. Wykorzystanie oprogramowania do modelowania systemu z wykorzystaniem UML</w:t>
@@ -2391,7 +2759,7 @@
       <w:pPr>
         <w:pStyle w:val="Nagwek3"/>
       </w:pPr>
-      <w:bookmarkStart w:id="13" w:name="_Toc228134009"/>
+      <w:bookmarkStart w:id="13" w:name="_Toc228741118"/>
       <w:r>
         <w:t>Nazwa, cel, funkcjonalność oprogramowania</w:t>
       </w:r>
@@ -2399,14 +2767,22 @@
     </w:p>
     <w:p>
       <w:r>
-        <w:t xml:space="preserve">Do wykonania zadań wykorzystałem wersję demo oprogramowania StarUML. Pozwala ono na edycje różnych typów diagramów UML takich jak: diagram klas czy diagram przypadków użycia. </w:t>
+        <w:t xml:space="preserve">Do wykonania zadań wykorzystałem wersję demo oprogramowania </w:t>
+      </w:r>
+      <w:proofErr w:type="spellStart"/>
+      <w:r>
+        <w:t>StarUML</w:t>
+      </w:r>
+      <w:proofErr w:type="spellEnd"/>
+      <w:r>
+        <w:t xml:space="preserve">. Pozwala ono na edycje różnych typów diagramów UML takich jak: diagram klas czy diagram przypadków użycia. </w:t>
       </w:r>
     </w:p>
     <w:p>
       <w:pPr>
         <w:pStyle w:val="Nagwek3"/>
       </w:pPr>
-      <w:bookmarkStart w:id="14" w:name="_Toc228134010"/>
+      <w:bookmarkStart w:id="14" w:name="_Toc228741119"/>
       <w:r>
         <w:t>Wykonane zadania</w:t>
       </w:r>
@@ -2458,7 +2834,7 @@
                     <pic:cNvPicPr/>
                   </pic:nvPicPr>
                   <pic:blipFill>
-                    <a:blip r:embed="rId15"/>
+                    <a:blip r:embed="rId16"/>
                     <a:stretch>
                       <a:fillRect/>
                     </a:stretch>
@@ -2533,7 +2909,23 @@
         <w:t xml:space="preserve"> użyć większości dostępnych dla tego diagramu elementów</w:t>
       </w:r>
       <w:r>
-        <w:t xml:space="preserve"> takich jak dziedziczenie, relacji include i extend.</w:t>
+        <w:t xml:space="preserve"> takich jak dziedziczenie, relacji </w:t>
+      </w:r>
+      <w:proofErr w:type="spellStart"/>
+      <w:r>
+        <w:t>include</w:t>
+      </w:r>
+      <w:proofErr w:type="spellEnd"/>
+      <w:r>
+        <w:t xml:space="preserve"> i </w:t>
+      </w:r>
+      <w:proofErr w:type="spellStart"/>
+      <w:r>
+        <w:t>extend</w:t>
+      </w:r>
+      <w:proofErr w:type="spellEnd"/>
+      <w:r>
+        <w:t>.</w:t>
       </w:r>
     </w:p>
     <w:p>
@@ -2564,7 +2956,7 @@
                     <pic:cNvPicPr/>
                   </pic:nvPicPr>
                   <pic:blipFill>
-                    <a:blip r:embed="rId16"/>
+                    <a:blip r:embed="rId17"/>
                     <a:stretch>
                       <a:fillRect/>
                     </a:stretch>
@@ -2612,7 +3004,7 @@
       <w:pPr>
         <w:pStyle w:val="Nagwek3"/>
       </w:pPr>
-      <w:bookmarkStart w:id="15" w:name="_Toc228134011"/>
+      <w:bookmarkStart w:id="15" w:name="_Toc228741120"/>
       <w:r>
         <w:t>Podsumowanie</w:t>
       </w:r>
@@ -2620,7 +3012,15 @@
     </w:p>
     <w:p>
       <w:r>
-        <w:t xml:space="preserve">Używanie oprogramowanie StarUML jest przydatne do tworzenia </w:t>
+        <w:t xml:space="preserve">Używanie oprogramowanie </w:t>
+      </w:r>
+      <w:proofErr w:type="spellStart"/>
+      <w:r>
+        <w:t>StarUML</w:t>
+      </w:r>
+      <w:proofErr w:type="spellEnd"/>
+      <w:r>
+        <w:t xml:space="preserve"> jest przydatne do tworzenia </w:t>
       </w:r>
       <w:r>
         <w:t xml:space="preserve">różnych </w:t>
@@ -2636,7 +3036,7 @@
       <w:pPr>
         <w:pStyle w:val="Nagwek2"/>
       </w:pPr>
-      <w:bookmarkStart w:id="16" w:name="_Toc228134012"/>
+      <w:bookmarkStart w:id="16" w:name="_Toc228741121"/>
       <w:r>
         <w:t>Z4. Wykorzystanie oprogramowania do modelowania interfejsów.</w:t>
       </w:r>
@@ -2647,7 +3047,7 @@
         <w:pStyle w:val="Nagwek3"/>
       </w:pPr>
       <w:bookmarkStart w:id="17" w:name="_Toc227526176"/>
-      <w:bookmarkStart w:id="18" w:name="_Toc228134013"/>
+      <w:bookmarkStart w:id="18" w:name="_Toc228741122"/>
       <w:r>
         <w:t>Nazwa, cel, funkcjonalność oprogramowania</w:t>
       </w:r>
@@ -2656,7 +3056,15 @@
     </w:p>
     <w:p>
       <w:r>
-        <w:t>Do wykonania zadania wykorzystałem darmową wersję programu Figma. Pozwala ona na między innymi projektowanie interfejsów dla aplikacji na telefon lub komputer, a także na dodawanie nawigacji i minimalnych interakcji.</w:t>
+        <w:t xml:space="preserve">Do wykonania zadania wykorzystałem darmową wersję programu </w:t>
+      </w:r>
+      <w:proofErr w:type="spellStart"/>
+      <w:r>
+        <w:t>Figma</w:t>
+      </w:r>
+      <w:proofErr w:type="spellEnd"/>
+      <w:r>
+        <w:t>. Pozwala ona na między innymi projektowanie interfejsów dla aplikacji na telefon lub komputer, a także na dodawanie nawigacji i minimalnych interakcji.</w:t>
       </w:r>
     </w:p>
     <w:p>
@@ -2664,7 +3072,7 @@
         <w:pStyle w:val="Nagwek3"/>
       </w:pPr>
       <w:bookmarkStart w:id="19" w:name="_Toc227526177"/>
-      <w:bookmarkStart w:id="20" w:name="_Toc228134014"/>
+      <w:bookmarkStart w:id="20" w:name="_Toc228741123"/>
       <w:r>
         <w:lastRenderedPageBreak/>
         <w:t>Wykonane zadania</w:t>
@@ -2675,27 +3083,31 @@
     <w:p>
       <w:pPr>
         <w:pStyle w:val="Nagwek4"/>
+      </w:pPr>
+      <w:r>
+        <w:rPr>
+          <w:i w:val="0"/>
+          <w:iCs w:val="0"/>
+        </w:rPr>
+        <w:t>Zadanie 1</w:t>
+      </w:r>
+      <w:r>
+        <w:rPr>
+          <w:i w:val="0"/>
+          <w:iCs w:val="0"/>
+        </w:rPr>
+        <w:br/>
+      </w:r>
+      <w:r>
         <w:rPr>
           <w:rFonts w:eastAsiaTheme="minorHAnsi" w:cstheme="minorBidi"/>
           <w:i w:val="0"/>
           <w:iCs w:val="0"/>
           <w:color w:val="auto"/>
         </w:rPr>
-      </w:pPr>
-      <w:r>
-        <w:rPr>
-          <w:i w:val="0"/>
-          <w:iCs w:val="0"/>
-        </w:rPr>
-        <w:t>Zadanie 1</w:t>
-      </w:r>
-      <w:r>
-        <w:rPr>
-          <w:i w:val="0"/>
-          <w:iCs w:val="0"/>
-        </w:rPr>
-        <w:br/>
-      </w:r>
+        <w:t xml:space="preserve">Zadanie polegało na przekształceniu projektu w interaktywny prototyp w środowisku </w:t>
+      </w:r>
+      <w:proofErr w:type="spellStart"/>
       <w:r>
         <w:rPr>
           <w:rFonts w:eastAsiaTheme="minorHAnsi" w:cstheme="minorBidi"/>
@@ -2703,8 +3115,9 @@
           <w:iCs w:val="0"/>
           <w:color w:val="auto"/>
         </w:rPr>
-        <w:t xml:space="preserve">Zadanie polegało na utworzeniu minimalnego interfejsu dla odtwarzacza muzycznego przy użyciu podstawowych funkcjonalności programu </w:t>
-      </w:r>
+        <w:t>Figma</w:t>
+      </w:r>
+      <w:proofErr w:type="spellEnd"/>
       <w:r>
         <w:rPr>
           <w:rFonts w:eastAsiaTheme="minorHAnsi" w:cstheme="minorBidi"/>
@@ -2712,7 +3125,7 @@
           <w:iCs w:val="0"/>
           <w:color w:val="auto"/>
         </w:rPr>
-        <w:t>F</w:t>
+        <w:t>. Dla wybranych i wizualnie zmodyfikowanych szablonów interfejsu, należało zdefiniować logiczną ścieżkę przejść między ekranami za pomocą odpowiednich interakcji</w:t>
       </w:r>
       <w:r>
         <w:rPr>
@@ -2721,7 +3134,7 @@
           <w:iCs w:val="0"/>
           <w:color w:val="auto"/>
         </w:rPr>
-        <w:t>igma</w:t>
+        <w:t xml:space="preserve">, </w:t>
       </w:r>
       <w:r>
         <w:rPr>
@@ -2730,7 +3143,7 @@
           <w:iCs w:val="0"/>
           <w:color w:val="auto"/>
         </w:rPr>
-        <w:t>. Aby wykonać zadanie należało utworzyć ramkę i dodać w niej podstawowe komponenty odtwarzacza muzycznego.</w:t>
+        <w:t>a następnie zweryfikować poprawność działania utworzonego prototypu w trybie podglądu.</w:t>
       </w:r>
       <w:r>
         <w:rPr>
@@ -2743,15 +3156,16 @@
       </w:r>
       <w:r>
         <w:rPr>
+          <w:rFonts w:eastAsiaTheme="minorHAnsi" w:cstheme="minorBidi"/>
           <w:i w:val="0"/>
           <w:iCs w:val="0"/>
-          <w:noProof/>
+          <w:color w:val="auto"/>
         </w:rPr>
         <w:drawing>
-          <wp:inline distT="0" distB="0" distL="0" distR="0" wp14:anchorId="6873CE6B" wp14:editId="3DC2BD35">
-            <wp:extent cx="2457450" cy="5275004"/>
-            <wp:effectExtent l="0" t="0" r="0" b="1905"/>
-            <wp:docPr id="1583300349" name="Obraz 1"/>
+          <wp:inline distT="0" distB="0" distL="0" distR="0" wp14:anchorId="296C731C" wp14:editId="0BAC72EA">
+            <wp:extent cx="5760720" cy="2617470"/>
+            <wp:effectExtent l="0" t="0" r="0" b="0"/>
+            <wp:docPr id="1727205184" name="Obraz 1"/>
             <wp:cNvGraphicFramePr>
               <a:graphicFrameLocks xmlns:a="http://schemas.openxmlformats.org/drawingml/2006/main" noChangeAspect="1"/>
             </wp:cNvGraphicFramePr>
@@ -2759,79 +3173,7 @@
               <a:graphicData uri="http://schemas.openxmlformats.org/drawingml/2006/picture">
                 <pic:pic xmlns:pic="http://schemas.openxmlformats.org/drawingml/2006/picture">
                   <pic:nvPicPr>
-                    <pic:cNvPr id="1583300349" name=""/>
-                    <pic:cNvPicPr/>
-                  </pic:nvPicPr>
-                  <pic:blipFill>
-                    <a:blip r:embed="rId17"/>
-                    <a:stretch>
-                      <a:fillRect/>
-                    </a:stretch>
-                  </pic:blipFill>
-                  <pic:spPr>
-                    <a:xfrm>
-                      <a:off x="0" y="0"/>
-                      <a:ext cx="2467060" cy="5295632"/>
-                    </a:xfrm>
-                    <a:prstGeom prst="rect">
-                      <a:avLst/>
-                    </a:prstGeom>
-                  </pic:spPr>
-                </pic:pic>
-              </a:graphicData>
-            </a:graphic>
-          </wp:inline>
-        </w:drawing>
-      </w:r>
-    </w:p>
-    <w:p/>
-    <w:p>
-      <w:pPr>
-        <w:pStyle w:val="Nagwek4"/>
-        <w:rPr>
-          <w:i w:val="0"/>
-          <w:iCs w:val="0"/>
-        </w:rPr>
-      </w:pPr>
-      <w:r>
-        <w:rPr>
-          <w:i w:val="0"/>
-          <w:iCs w:val="0"/>
-        </w:rPr>
-        <w:t xml:space="preserve">Zadanie </w:t>
-      </w:r>
-      <w:r>
-        <w:rPr>
-          <w:i w:val="0"/>
-          <w:iCs w:val="0"/>
-        </w:rPr>
-        <w:t>2</w:t>
-      </w:r>
-    </w:p>
-    <w:p>
-      <w:r>
-        <w:t xml:space="preserve">W tym zadaniu z jednego z przycisków należało utworzyć komponent i następnie utworzyć jego wariant zmieniając jego kolor. </w:t>
-      </w:r>
-    </w:p>
-    <w:p>
-      <w:r>
-        <w:rPr>
-          <w:noProof/>
-        </w:rPr>
-        <w:lastRenderedPageBreak/>
-        <w:drawing>
-          <wp:inline distT="0" distB="0" distL="0" distR="0" wp14:anchorId="72E16807" wp14:editId="4C60C336">
-            <wp:extent cx="3210373" cy="4277322"/>
-            <wp:effectExtent l="0" t="0" r="9525" b="9525"/>
-            <wp:docPr id="396949255" name="Obraz 1"/>
-            <wp:cNvGraphicFramePr>
-              <a:graphicFrameLocks xmlns:a="http://schemas.openxmlformats.org/drawingml/2006/main" noChangeAspect="1"/>
-            </wp:cNvGraphicFramePr>
-            <a:graphic xmlns:a="http://schemas.openxmlformats.org/drawingml/2006/main">
-              <a:graphicData uri="http://schemas.openxmlformats.org/drawingml/2006/picture">
-                <pic:pic xmlns:pic="http://schemas.openxmlformats.org/drawingml/2006/picture">
-                  <pic:nvPicPr>
-                    <pic:cNvPr id="396949255" name=""/>
+                    <pic:cNvPr id="1727205184" name=""/>
                     <pic:cNvPicPr/>
                   </pic:nvPicPr>
                   <pic:blipFill>
@@ -2843,7 +3185,7 @@
                   <pic:spPr>
                     <a:xfrm>
                       <a:off x="0" y="0"/>
-                      <a:ext cx="3210373" cy="4277322"/>
+                      <a:ext cx="5760720" cy="2617470"/>
                     </a:xfrm>
                     <a:prstGeom prst="rect">
                       <a:avLst/>
@@ -2858,63 +3200,33 @@
     </w:p>
     <w:p>
       <w:pPr>
-        <w:pStyle w:val="Nagwek4"/>
-        <w:rPr>
-          <w:i w:val="0"/>
-          <w:iCs w:val="0"/>
-        </w:rPr>
-      </w:pPr>
-      <w:r>
-        <w:rPr>
-          <w:i w:val="0"/>
-          <w:iCs w:val="0"/>
-        </w:rPr>
-        <w:lastRenderedPageBreak/>
-        <w:t xml:space="preserve">Zadanie </w:t>
-      </w:r>
-      <w:r>
-        <w:rPr>
-          <w:i w:val="0"/>
-          <w:iCs w:val="0"/>
-        </w:rPr>
-        <w:t>3</w:t>
-      </w:r>
-      <w:r>
-        <w:rPr>
-          <w:i w:val="0"/>
-          <w:iCs w:val="0"/>
-        </w:rPr>
-        <w:br/>
-      </w:r>
-      <w:r>
-        <w:rPr>
-          <w:rFonts w:eastAsiaTheme="minorHAnsi" w:cstheme="minorBidi"/>
-          <w:i w:val="0"/>
-          <w:iCs w:val="0"/>
-          <w:color w:val="auto"/>
-        </w:rPr>
-        <w:t>Zadanie polegało na komponentów pozostałych przycisków i dodanie przejścia pomiędzy wariantami przycisków. I sprawdzenia przejść w trybie prezentacji.</w:t>
-      </w:r>
-      <w:r>
-        <w:rPr>
-          <w:rFonts w:eastAsiaTheme="minorHAnsi" w:cstheme="minorBidi"/>
-          <w:i w:val="0"/>
-          <w:iCs w:val="0"/>
-          <w:color w:val="auto"/>
-        </w:rPr>
-        <w:br/>
-      </w:r>
-      <w:r>
-        <w:rPr>
-          <w:i w:val="0"/>
-          <w:iCs w:val="0"/>
-          <w:noProof/>
-        </w:rPr>
+        <w:pStyle w:val="Legenda"/>
+      </w:pPr>
+      <w:r>
+        <w:t xml:space="preserve">Rysunek </w:t>
+      </w:r>
+      <w:fldSimple w:instr=" SEQ Rysunek \* ARABIC ">
+        <w:r>
+          <w:rPr>
+            <w:noProof/>
+          </w:rPr>
+          <w:t>9</w:t>
+        </w:r>
+      </w:fldSimple>
+      <w:r>
+        <w:t xml:space="preserve"> - Wybrane ekrany z zakończonego projektu</w:t>
+      </w:r>
+    </w:p>
+    <w:p>
+      <w:pPr>
+        <w:keepNext/>
+      </w:pPr>
+      <w:r>
         <w:drawing>
-          <wp:inline distT="0" distB="0" distL="0" distR="0" wp14:anchorId="372DD366" wp14:editId="7413AF4B">
-            <wp:extent cx="3667125" cy="4671623"/>
-            <wp:effectExtent l="0" t="0" r="0" b="0"/>
-            <wp:docPr id="756015519" name="Obraz 1"/>
+          <wp:inline distT="0" distB="0" distL="0" distR="0" wp14:anchorId="4E2AD562" wp14:editId="327FBB94">
+            <wp:extent cx="5760720" cy="2486660"/>
+            <wp:effectExtent l="0" t="0" r="0" b="8890"/>
+            <wp:docPr id="664711836" name="Obraz 1"/>
             <wp:cNvGraphicFramePr>
               <a:graphicFrameLocks xmlns:a="http://schemas.openxmlformats.org/drawingml/2006/main" noChangeAspect="1"/>
             </wp:cNvGraphicFramePr>
@@ -2922,7 +3234,7 @@
               <a:graphicData uri="http://schemas.openxmlformats.org/drawingml/2006/picture">
                 <pic:pic xmlns:pic="http://schemas.openxmlformats.org/drawingml/2006/picture">
                   <pic:nvPicPr>
-                    <pic:cNvPr id="756015519" name=""/>
+                    <pic:cNvPr id="664711836" name=""/>
                     <pic:cNvPicPr/>
                   </pic:nvPicPr>
                   <pic:blipFill>
@@ -2934,7 +3246,7 @@
                   <pic:spPr>
                     <a:xfrm>
                       <a:off x="0" y="0"/>
-                      <a:ext cx="3670484" cy="4675902"/>
+                      <a:ext cx="5760720" cy="2486660"/>
                     </a:xfrm>
                     <a:prstGeom prst="rect">
                       <a:avLst/>
@@ -2946,25 +3258,37 @@
           </wp:inline>
         </w:drawing>
       </w:r>
-      <w:r>
-        <w:rPr>
-          <w:noProof/>
-        </w:rPr>
-        <w:t xml:space="preserve"> </w:t>
-      </w:r>
-      <w:r>
-        <w:rPr>
-          <w:rFonts w:eastAsiaTheme="minorHAnsi" w:cstheme="minorBidi"/>
-          <w:i w:val="0"/>
-          <w:iCs w:val="0"/>
-          <w:noProof/>
-          <w:color w:val="auto"/>
-        </w:rPr>
+    </w:p>
+    <w:p>
+      <w:pPr>
+        <w:pStyle w:val="Legenda"/>
+      </w:pPr>
+      <w:r>
+        <w:t xml:space="preserve">Rysunek </w:t>
+      </w:r>
+      <w:fldSimple w:instr=" SEQ Rysunek \* ARABIC ">
+        <w:r>
+          <w:rPr>
+            <w:noProof/>
+          </w:rPr>
+          <w:t>10</w:t>
+        </w:r>
+      </w:fldSimple>
+      <w:r>
+        <w:t xml:space="preserve"> - Utworzone ścieżki interakcji</w:t>
+      </w:r>
+    </w:p>
+    <w:p>
+      <w:pPr>
+        <w:keepNext/>
+      </w:pPr>
+      <w:r>
+        <w:lastRenderedPageBreak/>
         <w:drawing>
-          <wp:inline distT="0" distB="0" distL="0" distR="0" wp14:anchorId="3238B5C6" wp14:editId="44A24B90">
-            <wp:extent cx="5760720" cy="3329305"/>
-            <wp:effectExtent l="0" t="0" r="0" b="4445"/>
-            <wp:docPr id="2021420202" name="Obraz 1"/>
+          <wp:inline distT="0" distB="0" distL="0" distR="0" wp14:anchorId="3EDAD4D8" wp14:editId="6D2F279F">
+            <wp:extent cx="2009955" cy="4076971"/>
+            <wp:effectExtent l="0" t="0" r="9525" b="0"/>
+            <wp:docPr id="1597168463" name="Obraz 1"/>
             <wp:cNvGraphicFramePr>
               <a:graphicFrameLocks xmlns:a="http://schemas.openxmlformats.org/drawingml/2006/main" noChangeAspect="1"/>
             </wp:cNvGraphicFramePr>
@@ -2972,7 +3296,7 @@
               <a:graphicData uri="http://schemas.openxmlformats.org/drawingml/2006/picture">
                 <pic:pic xmlns:pic="http://schemas.openxmlformats.org/drawingml/2006/picture">
                   <pic:nvPicPr>
-                    <pic:cNvPr id="2021420202" name=""/>
+                    <pic:cNvPr id="1597168463" name=""/>
                     <pic:cNvPicPr/>
                   </pic:nvPicPr>
                   <pic:blipFill>
@@ -2984,7 +3308,7 @@
                   <pic:spPr>
                     <a:xfrm>
                       <a:off x="0" y="0"/>
-                      <a:ext cx="5760720" cy="3329305"/>
+                      <a:ext cx="2014295" cy="4085775"/>
                     </a:xfrm>
                     <a:prstGeom prst="rect">
                       <a:avLst/>
@@ -2999,12 +3323,387 @@
     </w:p>
     <w:p>
       <w:pPr>
+        <w:pStyle w:val="Legenda"/>
+      </w:pPr>
+      <w:r>
+        <w:t xml:space="preserve">Rysunek </w:t>
+      </w:r>
+      <w:fldSimple w:instr=" SEQ Rysunek \* ARABIC ">
+        <w:r>
+          <w:rPr>
+            <w:noProof/>
+          </w:rPr>
+          <w:t>11</w:t>
+        </w:r>
+      </w:fldSimple>
+      <w:r>
+        <w:t xml:space="preserve"> - Interaktywny podgląd</w:t>
+      </w:r>
+    </w:p>
+    <w:p>
+      <w:pPr>
+        <w:pStyle w:val="Nagwek4"/>
+        <w:rPr>
+          <w:i w:val="0"/>
+          <w:iCs w:val="0"/>
+        </w:rPr>
+      </w:pPr>
+      <w:r>
+        <w:rPr>
+          <w:i w:val="0"/>
+          <w:iCs w:val="0"/>
+        </w:rPr>
+        <w:t xml:space="preserve">Zadanie </w:t>
+      </w:r>
+      <w:r>
+        <w:rPr>
+          <w:i w:val="0"/>
+          <w:iCs w:val="0"/>
+        </w:rPr>
+        <w:t>2</w:t>
+      </w:r>
+    </w:p>
+    <w:p>
+      <w:r>
+        <w:t xml:space="preserve">Zadanie polegało na wygenerowaniu i zmodyfikowaniu prototypu własnej aplikacji z wykorzystaniem narzędzia Google </w:t>
+      </w:r>
+      <w:proofErr w:type="spellStart"/>
+      <w:r>
+        <w:t>Stitch</w:t>
+      </w:r>
+      <w:proofErr w:type="spellEnd"/>
+      <w:r>
+        <w:t>. Dla stworzonej na podstawie zapytań tekstowych bazy wieloekranowego projektu, należało dostosować globalny motyw kolorystyczny, wprowadzić manualne poprawki poszczególnych elementów i treści, wygenerować dodatkowy widok, a na koniec przetestować funkcjonalność nawigacji w trybie symulacji urządzenia.</w:t>
+      </w:r>
+      <w:r>
+        <w:t xml:space="preserve"> Postanowiłem wygenerować do śledzenia pielęgnacji kwiatów.</w:t>
+      </w:r>
+    </w:p>
+    <w:p>
+      <w:pPr>
+        <w:keepNext/>
+      </w:pPr>
+      <w:r>
+        <w:lastRenderedPageBreak/>
+        <w:drawing>
+          <wp:inline distT="0" distB="0" distL="0" distR="0" wp14:anchorId="675730C2" wp14:editId="16F6757F">
+            <wp:extent cx="4372585" cy="4058216"/>
+            <wp:effectExtent l="0" t="0" r="9525" b="0"/>
+            <wp:docPr id="449056437" name="Obraz 1"/>
+            <wp:cNvGraphicFramePr>
+              <a:graphicFrameLocks xmlns:a="http://schemas.openxmlformats.org/drawingml/2006/main" noChangeAspect="1"/>
+            </wp:cNvGraphicFramePr>
+            <a:graphic xmlns:a="http://schemas.openxmlformats.org/drawingml/2006/main">
+              <a:graphicData uri="http://schemas.openxmlformats.org/drawingml/2006/picture">
+                <pic:pic xmlns:pic="http://schemas.openxmlformats.org/drawingml/2006/picture">
+                  <pic:nvPicPr>
+                    <pic:cNvPr id="449056437" name=""/>
+                    <pic:cNvPicPr/>
+                  </pic:nvPicPr>
+                  <pic:blipFill>
+                    <a:blip r:embed="rId21"/>
+                    <a:stretch>
+                      <a:fillRect/>
+                    </a:stretch>
+                  </pic:blipFill>
+                  <pic:spPr>
+                    <a:xfrm>
+                      <a:off x="0" y="0"/>
+                      <a:ext cx="4372585" cy="4058216"/>
+                    </a:xfrm>
+                    <a:prstGeom prst="rect">
+                      <a:avLst/>
+                    </a:prstGeom>
+                  </pic:spPr>
+                </pic:pic>
+              </a:graphicData>
+            </a:graphic>
+          </wp:inline>
+        </w:drawing>
+      </w:r>
+    </w:p>
+    <w:p>
+      <w:pPr>
+        <w:pStyle w:val="Legenda"/>
+      </w:pPr>
+      <w:r>
+        <w:t xml:space="preserve">Rysunek </w:t>
+      </w:r>
+      <w:fldSimple w:instr=" SEQ Rysunek \* ARABIC ">
+        <w:r>
+          <w:rPr>
+            <w:noProof/>
+          </w:rPr>
+          <w:t>12</w:t>
+        </w:r>
+      </w:fldSimple>
+      <w:r>
+        <w:t xml:space="preserve"> - Wygenerowane interfejsy</w:t>
+      </w:r>
+    </w:p>
+    <w:p>
+      <w:pPr>
+        <w:keepNext/>
+      </w:pPr>
+      <w:r>
+        <w:lastRenderedPageBreak/>
+        <w:drawing>
+          <wp:inline distT="0" distB="0" distL="0" distR="0" wp14:anchorId="4D80F719" wp14:editId="633B12C5">
+            <wp:extent cx="5760720" cy="5117465"/>
+            <wp:effectExtent l="0" t="0" r="0" b="6985"/>
+            <wp:docPr id="1709560285" name="Obraz 1"/>
+            <wp:cNvGraphicFramePr>
+              <a:graphicFrameLocks xmlns:a="http://schemas.openxmlformats.org/drawingml/2006/main" noChangeAspect="1"/>
+            </wp:cNvGraphicFramePr>
+            <a:graphic xmlns:a="http://schemas.openxmlformats.org/drawingml/2006/main">
+              <a:graphicData uri="http://schemas.openxmlformats.org/drawingml/2006/picture">
+                <pic:pic xmlns:pic="http://schemas.openxmlformats.org/drawingml/2006/picture">
+                  <pic:nvPicPr>
+                    <pic:cNvPr id="1709560285" name=""/>
+                    <pic:cNvPicPr/>
+                  </pic:nvPicPr>
+                  <pic:blipFill>
+                    <a:blip r:embed="rId22"/>
+                    <a:stretch>
+                      <a:fillRect/>
+                    </a:stretch>
+                  </pic:blipFill>
+                  <pic:spPr>
+                    <a:xfrm>
+                      <a:off x="0" y="0"/>
+                      <a:ext cx="5760720" cy="5117465"/>
+                    </a:xfrm>
+                    <a:prstGeom prst="rect">
+                      <a:avLst/>
+                    </a:prstGeom>
+                  </pic:spPr>
+                </pic:pic>
+              </a:graphicData>
+            </a:graphic>
+          </wp:inline>
+        </w:drawing>
+      </w:r>
+    </w:p>
+    <w:p>
+      <w:pPr>
+        <w:pStyle w:val="Legenda"/>
+      </w:pPr>
+      <w:r>
+        <w:t xml:space="preserve">Rysunek </w:t>
+      </w:r>
+      <w:fldSimple w:instr=" SEQ Rysunek \* ARABIC ">
+        <w:r>
+          <w:rPr>
+            <w:noProof/>
+          </w:rPr>
+          <w:t>13</w:t>
+        </w:r>
+      </w:fldSimple>
+      <w:r>
+        <w:t xml:space="preserve"> - Zmienione ekrany w </w:t>
+      </w:r>
+      <w:r>
+        <w:t>nowym stylu</w:t>
+      </w:r>
+    </w:p>
+    <w:p>
+      <w:pPr>
+        <w:keepNext/>
+      </w:pPr>
+      <w:r>
+        <w:lastRenderedPageBreak/>
+        <w:drawing>
+          <wp:inline distT="0" distB="0" distL="0" distR="0" wp14:anchorId="115A5913" wp14:editId="5217F1F0">
+            <wp:extent cx="1686160" cy="3439005"/>
+            <wp:effectExtent l="0" t="0" r="9525" b="9525"/>
+            <wp:docPr id="520924053" name="Obraz 1"/>
+            <wp:cNvGraphicFramePr>
+              <a:graphicFrameLocks xmlns:a="http://schemas.openxmlformats.org/drawingml/2006/main" noChangeAspect="1"/>
+            </wp:cNvGraphicFramePr>
+            <a:graphic xmlns:a="http://schemas.openxmlformats.org/drawingml/2006/main">
+              <a:graphicData uri="http://schemas.openxmlformats.org/drawingml/2006/picture">
+                <pic:pic xmlns:pic="http://schemas.openxmlformats.org/drawingml/2006/picture">
+                  <pic:nvPicPr>
+                    <pic:cNvPr id="520924053" name=""/>
+                    <pic:cNvPicPr/>
+                  </pic:nvPicPr>
+                  <pic:blipFill>
+                    <a:blip r:embed="rId23"/>
+                    <a:stretch>
+                      <a:fillRect/>
+                    </a:stretch>
+                  </pic:blipFill>
+                  <pic:spPr>
+                    <a:xfrm>
+                      <a:off x="0" y="0"/>
+                      <a:ext cx="1686160" cy="3439005"/>
+                    </a:xfrm>
+                    <a:prstGeom prst="rect">
+                      <a:avLst/>
+                    </a:prstGeom>
+                  </pic:spPr>
+                </pic:pic>
+              </a:graphicData>
+            </a:graphic>
+          </wp:inline>
+        </w:drawing>
+      </w:r>
+    </w:p>
+    <w:p>
+      <w:pPr>
+        <w:pStyle w:val="Legenda"/>
+      </w:pPr>
+      <w:r>
+        <w:t xml:space="preserve">Rysunek </w:t>
+      </w:r>
+      <w:fldSimple w:instr=" SEQ Rysunek \* ARABIC ">
+        <w:r>
+          <w:rPr>
+            <w:noProof/>
+          </w:rPr>
+          <w:t>14</w:t>
+        </w:r>
+      </w:fldSimple>
+      <w:r>
+        <w:t xml:space="preserve"> - Zmodyfikowany ekran główny</w:t>
+      </w:r>
+    </w:p>
+    <w:p>
+      <w:pPr>
+        <w:keepNext/>
+      </w:pPr>
+      <w:r>
+        <w:lastRenderedPageBreak/>
+        <w:drawing>
+          <wp:inline distT="0" distB="0" distL="0" distR="0" wp14:anchorId="2ADDD4F9" wp14:editId="7587B302">
+            <wp:extent cx="1725283" cy="5202598"/>
+            <wp:effectExtent l="0" t="0" r="8890" b="0"/>
+            <wp:docPr id="1102828682" name="Obraz 1"/>
+            <wp:cNvGraphicFramePr>
+              <a:graphicFrameLocks xmlns:a="http://schemas.openxmlformats.org/drawingml/2006/main" noChangeAspect="1"/>
+            </wp:cNvGraphicFramePr>
+            <a:graphic xmlns:a="http://schemas.openxmlformats.org/drawingml/2006/main">
+              <a:graphicData uri="http://schemas.openxmlformats.org/drawingml/2006/picture">
+                <pic:pic xmlns:pic="http://schemas.openxmlformats.org/drawingml/2006/picture">
+                  <pic:nvPicPr>
+                    <pic:cNvPr id="1102828682" name=""/>
+                    <pic:cNvPicPr/>
+                  </pic:nvPicPr>
+                  <pic:blipFill>
+                    <a:blip r:embed="rId24"/>
+                    <a:stretch>
+                      <a:fillRect/>
+                    </a:stretch>
+                  </pic:blipFill>
+                  <pic:spPr>
+                    <a:xfrm>
+                      <a:off x="0" y="0"/>
+                      <a:ext cx="1732094" cy="5223138"/>
+                    </a:xfrm>
+                    <a:prstGeom prst="rect">
+                      <a:avLst/>
+                    </a:prstGeom>
+                  </pic:spPr>
+                </pic:pic>
+              </a:graphicData>
+            </a:graphic>
+          </wp:inline>
+        </w:drawing>
+      </w:r>
+    </w:p>
+    <w:p>
+      <w:pPr>
+        <w:pStyle w:val="Legenda"/>
+      </w:pPr>
+      <w:r>
+        <w:t xml:space="preserve">Rysunek </w:t>
+      </w:r>
+      <w:fldSimple w:instr=" SEQ Rysunek \* ARABIC ">
+        <w:r>
+          <w:rPr>
+            <w:noProof/>
+          </w:rPr>
+          <w:t>15</w:t>
+        </w:r>
+      </w:fldSimple>
+      <w:r>
+        <w:t xml:space="preserve"> - Wygenerowany ekran profilu</w:t>
+      </w:r>
+    </w:p>
+    <w:p>
+      <w:pPr>
+        <w:keepNext/>
+      </w:pPr>
+      <w:r>
+        <w:lastRenderedPageBreak/>
+        <w:drawing>
+          <wp:inline distT="0" distB="0" distL="0" distR="0" wp14:anchorId="62DFC417" wp14:editId="71E07549">
+            <wp:extent cx="2786332" cy="5584628"/>
+            <wp:effectExtent l="0" t="0" r="0" b="0"/>
+            <wp:docPr id="925508354" name="Obraz 1"/>
+            <wp:cNvGraphicFramePr>
+              <a:graphicFrameLocks xmlns:a="http://schemas.openxmlformats.org/drawingml/2006/main" noChangeAspect="1"/>
+            </wp:cNvGraphicFramePr>
+            <a:graphic xmlns:a="http://schemas.openxmlformats.org/drawingml/2006/main">
+              <a:graphicData uri="http://schemas.openxmlformats.org/drawingml/2006/picture">
+                <pic:pic xmlns:pic="http://schemas.openxmlformats.org/drawingml/2006/picture">
+                  <pic:nvPicPr>
+                    <pic:cNvPr id="925508354" name=""/>
+                    <pic:cNvPicPr/>
+                  </pic:nvPicPr>
+                  <pic:blipFill>
+                    <a:blip r:embed="rId25"/>
+                    <a:stretch>
+                      <a:fillRect/>
+                    </a:stretch>
+                  </pic:blipFill>
+                  <pic:spPr>
+                    <a:xfrm>
+                      <a:off x="0" y="0"/>
+                      <a:ext cx="2790303" cy="5592587"/>
+                    </a:xfrm>
+                    <a:prstGeom prst="rect">
+                      <a:avLst/>
+                    </a:prstGeom>
+                  </pic:spPr>
+                </pic:pic>
+              </a:graphicData>
+            </a:graphic>
+          </wp:inline>
+        </w:drawing>
+      </w:r>
+    </w:p>
+    <w:p>
+      <w:pPr>
+        <w:pStyle w:val="Legenda"/>
+      </w:pPr>
+      <w:r>
+        <w:t xml:space="preserve">Rysunek </w:t>
+      </w:r>
+      <w:fldSimple w:instr=" SEQ Rysunek \* ARABIC ">
+        <w:r>
+          <w:rPr>
+            <w:noProof/>
+          </w:rPr>
+          <w:t>16</w:t>
+        </w:r>
+      </w:fldSimple>
+      <w:r>
+        <w:t xml:space="preserve"> - Podgląd wygenerowanych </w:t>
+      </w:r>
+      <w:proofErr w:type="spellStart"/>
+      <w:r>
+        <w:t>ektanów</w:t>
+      </w:r>
+      <w:proofErr w:type="spellEnd"/>
+    </w:p>
+    <w:p>
+      <w:pPr>
         <w:pStyle w:val="Nagwek3"/>
       </w:pPr>
       <w:bookmarkStart w:id="21" w:name="_Toc227526178"/>
-      <w:bookmarkStart w:id="22" w:name="_Toc228134015"/>
-      <w:r>
-        <w:lastRenderedPageBreak/>
+      <w:bookmarkStart w:id="22" w:name="_Toc228741124"/>
+      <w:r>
         <w:t>Podsumowanie</w:t>
       </w:r>
       <w:bookmarkEnd w:id="21"/>
@@ -3012,15 +3711,59 @@
     </w:p>
     <w:p>
       <w:r>
-        <w:t>Oprogramowanie Figma jest przydatne do projektowania interfejsów użytkownika i mockupów aplikacji, zapewnia ono wszystkie potrzebne projektantowi funkcje nawet w darmowej wersji. Posiada ono przejrzysty interfejs graficzny i przydatne skróty klawiszowe, pozwala również na imitowanie faktycznych aplikacji przez umożliwienie projektantowi tworzenia przejść pomiędzy ekranami i dodawania interaktywności do elementów.</w:t>
-      </w:r>
-    </w:p>
-    <w:p/>
+        <w:t xml:space="preserve">Do wykonania pierwszego zadania użyłem dostępnego w Internecie oprogramowania </w:t>
+      </w:r>
+      <w:proofErr w:type="spellStart"/>
+      <w:r>
+        <w:t>Figma</w:t>
+      </w:r>
+      <w:proofErr w:type="spellEnd"/>
+      <w:r>
+        <w:t>. Pozwala ono na projektowanie interfejsów i tworzenie interaktywnych prototypów poprzez wykorzystywanie gotowych szablonów, a także swobodne modyfikowanie ich elementów wizualnych. Narzędzie pozwala również na logiczne łączenie poszczególnych ekranów za pomocą zdefiniowanych interakcji oraz weryfikację ich działania w dedykowanym trybie podglądu.</w:t>
+      </w:r>
+      <w:r>
+        <w:br/>
+      </w:r>
+      <w:r>
+        <w:t xml:space="preserve">Do wykonania drugiego zadania użyłem oprogramowania Google </w:t>
+      </w:r>
+      <w:proofErr w:type="spellStart"/>
+      <w:r>
+        <w:t>Stitch</w:t>
+      </w:r>
+      <w:proofErr w:type="spellEnd"/>
+      <w:r>
+        <w:t>. Pozwala ono na generowanie bazowych projektów aplikacji oraz nowych ekranów na podstawie</w:t>
+      </w:r>
+      <w:r>
+        <w:t xml:space="preserve"> </w:t>
+      </w:r>
+      <w:proofErr w:type="spellStart"/>
+      <w:r>
+        <w:t>promptów</w:t>
+      </w:r>
+      <w:proofErr w:type="spellEnd"/>
+      <w:r>
+        <w:t xml:space="preserve">. Narzędzie to umożliwia również testowanie nawigacji oraz użyteczności prototypu w trybie symulacji urządzenia. Natomiast posiada ono istotne wady, do których należą brak </w:t>
+      </w:r>
+      <w:proofErr w:type="spellStart"/>
+      <w:r>
+        <w:t>konsystentnych</w:t>
+      </w:r>
+      <w:proofErr w:type="spellEnd"/>
+      <w:r>
+        <w:t xml:space="preserve"> stylów w obrębie projektu oraz brak możliwości swobodnej, samodzielnej edycji poszczególnych ekranów. W dodatku sama modyfikacja </w:t>
+      </w:r>
+      <w:r>
+        <w:lastRenderedPageBreak/>
+        <w:t>wygenerowanych już widoków bywa nieprzewidywalna i nie zawsze daje właściwy rezultat.</w:t>
+      </w:r>
+    </w:p>
     <w:p>
       <w:pPr>
         <w:pStyle w:val="Nagwek2"/>
       </w:pPr>
-      <w:bookmarkStart w:id="23" w:name="_Toc228134016"/>
+      <w:bookmarkStart w:id="23" w:name="_Toc228741125"/>
       <w:r>
         <w:t>Z5. Wykorzystanie oprogramowania do tworzenia i utrzymywania macierzy RACI.</w:t>
       </w:r>
@@ -3030,7 +3773,7 @@
       <w:pPr>
         <w:pStyle w:val="Nagwek3"/>
       </w:pPr>
-      <w:bookmarkStart w:id="24" w:name="_Toc228134017"/>
+      <w:bookmarkStart w:id="24" w:name="_Toc228741126"/>
       <w:r>
         <w:t>Nazwa, cel, funkcjonalność oprogramowania</w:t>
       </w:r>
@@ -3038,7 +3781,15 @@
     </w:p>
     <w:p>
       <w:r>
-        <w:t>Do wykonania zadania użyłem dostępnego w Internecie darmowego oprogramowania raci.app. Pozwala ono na tworzenie macierzy RACI poprzez dodawanie zadań, podmiotów odpowiedzialnych a także grupowanie ich.</w:t>
+        <w:t xml:space="preserve">Do wykonania zadania użyłem dostępnego w Internecie darmowego oprogramowania </w:t>
+      </w:r>
+      <w:proofErr w:type="spellStart"/>
+      <w:r>
+        <w:t>raci.app</w:t>
+      </w:r>
+      <w:proofErr w:type="spellEnd"/>
+      <w:r>
+        <w:t>. Pozwala ono na tworzenie macierzy RACI poprzez dodawanie zadań, podmiotów odpowiedzialnych a także grupowanie ich.</w:t>
       </w:r>
       <w:r>
         <w:t xml:space="preserve"> Narzędzie pozwala również na eksportowanie i importowanie macierzy, a także zmienianie sposobów ich wyświetlania.</w:t>
@@ -3048,9 +3799,8 @@
       <w:pPr>
         <w:pStyle w:val="Nagwek3"/>
       </w:pPr>
-      <w:bookmarkStart w:id="25" w:name="_Toc228134018"/>
-      <w:r>
-        <w:lastRenderedPageBreak/>
+      <w:bookmarkStart w:id="25" w:name="_Toc228741127"/>
+      <w:r>
         <w:t>Wy</w:t>
       </w:r>
       <w:r>
@@ -3061,10 +3811,6 @@
     <w:p>
       <w:pPr>
         <w:pStyle w:val="Nagwek4"/>
-        <w:rPr>
-          <w:i w:val="0"/>
-          <w:iCs w:val="0"/>
-        </w:rPr>
       </w:pPr>
       <w:r>
         <w:rPr>
@@ -3163,7 +3909,7 @@
                     <pic:cNvPicPr/>
                   </pic:nvPicPr>
                   <pic:blipFill>
-                    <a:blip r:embed="rId21"/>
+                    <a:blip r:embed="rId26"/>
                     <a:stretch>
                       <a:fillRect/>
                     </a:stretch>
@@ -3184,14 +3930,33 @@
         </w:drawing>
       </w:r>
     </w:p>
-    <w:p/>
-    <w:p>
-      <w:pPr>
-        <w:pStyle w:val="Nagwek4"/>
+    <w:p>
+      <w:pPr>
+        <w:pStyle w:val="Legenda"/>
         <w:rPr>
           <w:i w:val="0"/>
           <w:iCs w:val="0"/>
         </w:rPr>
+      </w:pPr>
+      <w:r>
+        <w:t xml:space="preserve">Rysunek </w:t>
+      </w:r>
+      <w:fldSimple w:instr=" SEQ Rysunek \* ARABIC ">
+        <w:r>
+          <w:rPr>
+            <w:noProof/>
+          </w:rPr>
+          <w:t>17</w:t>
+        </w:r>
+      </w:fldSimple>
+      <w:r>
+        <w:t xml:space="preserve"> - Utworzona macierz RACI dla zadania 1</w:t>
+      </w:r>
+    </w:p>
+    <w:p/>
+    <w:p>
+      <w:pPr>
+        <w:pStyle w:val="Nagwek4"/>
       </w:pPr>
       <w:r>
         <w:rPr>
@@ -3292,7 +4057,7 @@
                     <pic:cNvPicPr/>
                   </pic:nvPicPr>
                   <pic:blipFill>
-                    <a:blip r:embed="rId22"/>
+                    <a:blip r:embed="rId27"/>
                     <a:stretch>
                       <a:fillRect/>
                     </a:stretch>
@@ -3315,67 +4080,110 @@
     </w:p>
     <w:p>
       <w:pPr>
-        <w:pStyle w:val="Nagwek3"/>
-      </w:pPr>
-      <w:bookmarkStart w:id="26" w:name="_Toc228134019"/>
-      <w:r>
-        <w:t>Podsumowanie</w:t>
-      </w:r>
-      <w:bookmarkEnd w:id="26"/>
-    </w:p>
-    <w:p>
-      <w:r>
-        <w:t>Oprogramowanie jest łatwe w obsłudze, posiada przydatne skróty klawiszowe przyśpieszające wypełnianie tabeli. W dodatku pozwala na definiowanie grup osób odpowiedzialnych. Natomiast jest to narzędzie dedykowane tylko do definiowania macierzy RACI i nie posiada integracji z innymi narzędziami pozwalającymi na zarządzanie zespołem.</w:t>
-      </w:r>
-    </w:p>
-    <w:p>
-      <w:pPr>
-        <w:pStyle w:val="Nagwek2"/>
-      </w:pPr>
-      <w:r>
-        <w:lastRenderedPageBreak/>
-        <w:t>Z6. Wykorzystanie oprogramowania do przydzielania i rozliczania zadań</w:t>
-      </w:r>
-    </w:p>
-    <w:p>
-      <w:pPr>
-        <w:pStyle w:val="Nagwek3"/>
-      </w:pPr>
-      <w:r>
-        <w:t>Nazwa, cel, funkcjonalność oprogramowania</w:t>
-      </w:r>
-    </w:p>
-    <w:p>
-      <w:pPr>
-        <w:pStyle w:val="Nagwek3"/>
-      </w:pPr>
-      <w:r>
-        <w:t>Wykonane zadania</w:t>
-      </w:r>
-    </w:p>
-    <w:p>
-      <w:pPr>
-        <w:pStyle w:val="Nagwek4"/>
+        <w:pStyle w:val="Legenda"/>
         <w:rPr>
           <w:i w:val="0"/>
           <w:iCs w:val="0"/>
         </w:rPr>
       </w:pPr>
       <w:r>
+        <w:t xml:space="preserve">Rysunek </w:t>
+      </w:r>
+      <w:fldSimple w:instr=" SEQ Rysunek \* ARABIC ">
+        <w:r>
+          <w:rPr>
+            <w:noProof/>
+          </w:rPr>
+          <w:t>18</w:t>
+        </w:r>
+      </w:fldSimple>
+      <w:r>
+        <w:t xml:space="preserve"> - Utworzona macierz RACI dla zadania 2</w:t>
+      </w:r>
+    </w:p>
+    <w:p>
+      <w:pPr>
+        <w:pStyle w:val="Nagwek3"/>
+      </w:pPr>
+      <w:bookmarkStart w:id="26" w:name="_Toc228741128"/>
+      <w:r>
+        <w:t>Podsumowanie</w:t>
+      </w:r>
+      <w:bookmarkEnd w:id="26"/>
+    </w:p>
+    <w:p>
+      <w:r>
+        <w:t>Oprogramowanie jest łatwe w obsłudze, posiada przydatne skróty klawiszowe przyśpieszające wypełnianie tabeli. W dodatku pozwala na definiowanie grup osób odpowiedzialnych. Natomiast jest to narzędzie dedykowane tylko do definiowania macierzy RACI i nie posiada integracji z innymi narzędziami pozwalającymi na zarządzanie zespołem.</w:t>
+      </w:r>
+    </w:p>
+    <w:p>
+      <w:pPr>
+        <w:pStyle w:val="Nagwek2"/>
+      </w:pPr>
+      <w:bookmarkStart w:id="27" w:name="_Toc228741129"/>
+      <w:r>
+        <w:t>Z6. Wykorzystanie oprogramowania do harmonogramowania projektu informatycznego</w:t>
+      </w:r>
+      <w:bookmarkEnd w:id="27"/>
+    </w:p>
+    <w:p>
+      <w:pPr>
+        <w:pStyle w:val="Nagwek3"/>
+      </w:pPr>
+      <w:bookmarkStart w:id="28" w:name="_Toc228741130"/>
+      <w:r>
+        <w:t>Nazwa, cel, funkcjonalność oprogramowania</w:t>
+      </w:r>
+      <w:bookmarkEnd w:id="28"/>
+    </w:p>
+    <w:p>
+      <w:r>
+        <w:t xml:space="preserve">Do wykonania zadań użyłem dostępnego w Internecie oprogramowania </w:t>
+      </w:r>
+      <w:proofErr w:type="spellStart"/>
+      <w:r>
+        <w:t>Trello</w:t>
+      </w:r>
+      <w:proofErr w:type="spellEnd"/>
+      <w:r>
+        <w:t>. Pozwala ono na wizualne zarządzanie projektami poprzez tworzenie tematycznych tablic, list określających etapy pracy oraz poszczególnych kart zadań. Narzędzie to umożliwia również szczegółowe organizowanie i monitorowanie pracy dzięki funkcjom takim jak przypisywanie kolorowych etykiet, ustalanie terminów realizacji, tworzenie list kontrolnych, dodawanie komentarzy oraz swobodne przenoszenie zadań między listami w miarę postępów.</w:t>
+      </w:r>
+    </w:p>
+    <w:p>
+      <w:pPr>
+        <w:pStyle w:val="Nagwek3"/>
+      </w:pPr>
+      <w:bookmarkStart w:id="29" w:name="_Toc228741131"/>
+      <w:r>
+        <w:lastRenderedPageBreak/>
+        <w:t>Wykonane zadania</w:t>
+      </w:r>
+      <w:bookmarkEnd w:id="29"/>
+    </w:p>
+    <w:p>
+      <w:pPr>
+        <w:pStyle w:val="Nagwek4"/>
         <w:rPr>
           <w:i w:val="0"/>
           <w:iCs w:val="0"/>
         </w:rPr>
-        <w:t>Zadanie 1</w:t>
-      </w:r>
-    </w:p>
-    <w:p>
-      <w:pPr>
-        <w:pStyle w:val="Nagwek4"/>
+      </w:pPr>
+      <w:r>
         <w:rPr>
           <w:i w:val="0"/>
           <w:iCs w:val="0"/>
         </w:rPr>
+        <w:t>Zadanie 1</w:t>
+      </w:r>
+    </w:p>
+    <w:p>
+      <w:r>
+        <w:t>Zadanie polegało na utworzeniu nowej struktury pracy dla projektu kampanii marketingowej. Dla przygotowanej tablicy i list etapów, należało zdefiniować początkowe zadanie oraz przypisać mu odpowiednie parametry, takie jak etykiety, termin wykonania i opis wymagań.</w:t>
+      </w:r>
+    </w:p>
+    <w:p>
+      <w:pPr>
+        <w:pStyle w:val="Nagwek4"/>
       </w:pPr>
       <w:r>
         <w:rPr>
@@ -3397,7 +4205,7 @@
                     <pic:cNvPicPr/>
                   </pic:nvPicPr>
                   <pic:blipFill>
-                    <a:blip r:embed="rId23"/>
+                    <a:blip r:embed="rId28"/>
                     <a:stretch>
                       <a:fillRect/>
                     </a:stretch>
@@ -3417,38 +4225,71 @@
           </wp:inline>
         </w:drawing>
       </w:r>
-      <w:r>
+    </w:p>
+    <w:p>
+      <w:pPr>
+        <w:pStyle w:val="Legenda"/>
+      </w:pPr>
+      <w:r>
+        <w:t xml:space="preserve">Rysunek </w:t>
+      </w:r>
+      <w:fldSimple w:instr=" SEQ Rysunek \* ARABIC ">
+        <w:r>
+          <w:rPr>
+            <w:noProof/>
+          </w:rPr>
+          <w:t>19</w:t>
+        </w:r>
+      </w:fldSimple>
+      <w:r>
+        <w:t xml:space="preserve"> - Dodanie zadania z etykietą</w:t>
+      </w:r>
+    </w:p>
+    <w:p>
+      <w:pPr>
+        <w:pStyle w:val="Nagwek4"/>
         <w:rPr>
           <w:i w:val="0"/>
           <w:iCs w:val="0"/>
         </w:rPr>
-        <w:br/>
-      </w:r>
+      </w:pPr>
       <w:r>
         <w:rPr>
           <w:i w:val="0"/>
           <w:iCs w:val="0"/>
         </w:rPr>
-        <w:t xml:space="preserve">Zadanie </w:t>
+        <w:br/>
       </w:r>
       <w:r>
         <w:rPr>
           <w:i w:val="0"/>
           <w:iCs w:val="0"/>
         </w:rPr>
+        <w:t xml:space="preserve">Zadanie </w:t>
+      </w:r>
+      <w:r>
+        <w:rPr>
+          <w:i w:val="0"/>
+          <w:iCs w:val="0"/>
+        </w:rPr>
         <w:t>2</w:t>
       </w:r>
     </w:p>
     <w:p>
       <w:r>
-        <w:rPr>
-          <w:noProof/>
-        </w:rPr>
+        <w:t>Zadanie polegało na zarządzaniu cyklem życia projektu i monitorowaniu postępów na przygotowanej tablicy. Dla zdefiniowanego wcześniej zadania, należało zaktualizować jego etap realizacji, utworzyć i wypełnić listę kontrolną, dodać komentarz informujący o statusie prac, a ostatecznie przenieść kartę na listę zadań zakończonych.</w:t>
+      </w:r>
+    </w:p>
+    <w:p>
+      <w:pPr>
+        <w:keepNext/>
+      </w:pPr>
+      <w:r>
         <w:drawing>
-          <wp:inline distT="0" distB="0" distL="0" distR="0" wp14:anchorId="508F5FF4" wp14:editId="342084AE">
-            <wp:extent cx="5760720" cy="2133600"/>
-            <wp:effectExtent l="0" t="0" r="0" b="0"/>
-            <wp:docPr id="918353296" name="Obraz 1"/>
+          <wp:inline distT="0" distB="0" distL="0" distR="0" wp14:anchorId="6E0BABAF" wp14:editId="276B1DFB">
+            <wp:extent cx="5760720" cy="1618615"/>
+            <wp:effectExtent l="0" t="0" r="0" b="635"/>
+            <wp:docPr id="476470726" name="Obraz 1"/>
             <wp:cNvGraphicFramePr>
               <a:graphicFrameLocks xmlns:a="http://schemas.openxmlformats.org/drawingml/2006/main" noChangeAspect="1"/>
             </wp:cNvGraphicFramePr>
@@ -3456,11 +4297,11 @@
               <a:graphicData uri="http://schemas.openxmlformats.org/drawingml/2006/picture">
                 <pic:pic xmlns:pic="http://schemas.openxmlformats.org/drawingml/2006/picture">
                   <pic:nvPicPr>
-                    <pic:cNvPr id="918353296" name=""/>
+                    <pic:cNvPr id="476470726" name=""/>
                     <pic:cNvPicPr/>
                   </pic:nvPicPr>
                   <pic:blipFill>
-                    <a:blip r:embed="rId23"/>
+                    <a:blip r:embed="rId29"/>
                     <a:stretch>
                       <a:fillRect/>
                     </a:stretch>
@@ -3468,7 +4309,7 @@
                   <pic:spPr>
                     <a:xfrm>
                       <a:off x="0" y="0"/>
-                      <a:ext cx="5760720" cy="2133600"/>
+                      <a:ext cx="5760720" cy="1618615"/>
                     </a:xfrm>
                     <a:prstGeom prst="rect">
                       <a:avLst/>
@@ -3482,7 +4323,32 @@
       </w:r>
     </w:p>
     <w:p>
-      <w:r>
+      <w:pPr>
+        <w:pStyle w:val="Legenda"/>
+      </w:pPr>
+      <w:r>
+        <w:t xml:space="preserve">Rysunek </w:t>
+      </w:r>
+      <w:fldSimple w:instr=" SEQ Rysunek \* ARABIC ">
+        <w:r>
+          <w:rPr>
+            <w:noProof/>
+          </w:rPr>
+          <w:t>20</w:t>
+        </w:r>
+      </w:fldSimple>
+      <w:r>
+        <w:t xml:space="preserve"> - Przeniesienie do odpowiedniej kolumny</w:t>
+      </w:r>
+    </w:p>
+    <w:p>
+      <w:pPr>
+        <w:keepNext/>
+      </w:pPr>
+      <w:r>
+        <w:rPr>
+          <w:noProof/>
+        </w:rPr>
         <w:lastRenderedPageBreak/>
         <w:drawing>
           <wp:inline distT="0" distB="0" distL="0" distR="0" wp14:anchorId="5CC4CD8E" wp14:editId="050EAAD7">
@@ -3500,7 +4366,7 @@
                     <pic:cNvPicPr/>
                   </pic:nvPicPr>
                   <pic:blipFill>
-                    <a:blip r:embed="rId24"/>
+                    <a:blip r:embed="rId30"/>
                     <a:stretch>
                       <a:fillRect/>
                     </a:stretch>
@@ -3522,10 +4388,33 @@
       </w:r>
     </w:p>
     <w:p>
+      <w:pPr>
+        <w:pStyle w:val="Legenda"/>
+      </w:pPr>
+      <w:r>
+        <w:t xml:space="preserve">Rysunek </w:t>
+      </w:r>
+      <w:fldSimple w:instr=" SEQ Rysunek \* ARABIC ">
+        <w:r>
+          <w:rPr>
+            <w:noProof/>
+          </w:rPr>
+          <w:t>21</w:t>
+        </w:r>
+      </w:fldSimple>
+      <w:r>
+        <w:t xml:space="preserve"> - Dodanie listy zadań</w:t>
+      </w:r>
+    </w:p>
+    <w:p>
+      <w:pPr>
+        <w:keepNext/>
+      </w:pPr>
       <w:r>
         <w:rPr>
           <w:noProof/>
         </w:rPr>
+        <w:lastRenderedPageBreak/>
         <w:drawing>
           <wp:inline distT="0" distB="0" distL="0" distR="0" wp14:anchorId="400ACC9D" wp14:editId="79587AB3">
             <wp:extent cx="4133333" cy="2857143"/>
@@ -3542,7 +4431,7 @@
                     <pic:cNvPicPr/>
                   </pic:nvPicPr>
                   <pic:blipFill>
-                    <a:blip r:embed="rId25"/>
+                    <a:blip r:embed="rId31"/>
                     <a:stretch>
                       <a:fillRect/>
                     </a:stretch>
@@ -3564,11 +4453,32 @@
       </w:r>
     </w:p>
     <w:p>
+      <w:pPr>
+        <w:pStyle w:val="Legenda"/>
+      </w:pPr>
+      <w:r>
+        <w:t xml:space="preserve">Rysunek </w:t>
+      </w:r>
+      <w:fldSimple w:instr=" SEQ Rysunek \* ARABIC ">
+        <w:r>
+          <w:rPr>
+            <w:noProof/>
+          </w:rPr>
+          <w:t>22</w:t>
+        </w:r>
+      </w:fldSimple>
+      <w:r>
+        <w:t xml:space="preserve"> - Dodanie komentarza</w:t>
+      </w:r>
+    </w:p>
+    <w:p>
+      <w:pPr>
+        <w:keepNext/>
+      </w:pPr>
       <w:r>
         <w:rPr>
           <w:noProof/>
         </w:rPr>
-        <w:lastRenderedPageBreak/>
         <w:drawing>
           <wp:inline distT="0" distB="0" distL="0" distR="0" wp14:anchorId="034308F4" wp14:editId="5AF51427">
             <wp:extent cx="5760720" cy="4078605"/>
@@ -3585,7 +4495,7 @@
                     <pic:cNvPicPr/>
                   </pic:nvPicPr>
                   <pic:blipFill>
-                    <a:blip r:embed="rId26"/>
+                    <a:blip r:embed="rId32"/>
                     <a:stretch>
                       <a:fillRect/>
                     </a:stretch>
@@ -3606,9 +4516,66 @@
         </w:drawing>
       </w:r>
     </w:p>
-    <w:p/>
+    <w:p>
+      <w:pPr>
+        <w:pStyle w:val="Legenda"/>
+      </w:pPr>
+      <w:r>
+        <w:t xml:space="preserve">Rysunek </w:t>
+      </w:r>
+      <w:fldSimple w:instr=" SEQ Rysunek \* ARABIC ">
+        <w:r>
+          <w:rPr>
+            <w:noProof/>
+          </w:rPr>
+          <w:t>23</w:t>
+        </w:r>
+      </w:fldSimple>
+      <w:r>
+        <w:t xml:space="preserve"> - Zakończenie zadania</w:t>
+      </w:r>
+    </w:p>
+    <w:p>
+      <w:pPr>
+        <w:pStyle w:val="Nagwek3"/>
+      </w:pPr>
+      <w:bookmarkStart w:id="30" w:name="_Toc228741132"/>
+      <w:r>
+        <w:t>Podsumowanie</w:t>
+      </w:r>
+      <w:bookmarkEnd w:id="30"/>
+    </w:p>
+    <w:p>
+      <w:r>
+        <w:t xml:space="preserve">Oprogramowanie jest intuicyjne w obsłudze, a jego przejrzysty interfejs typu przeciągnij i upuść znacznie przyśpiesza organizację i monitorowanie pracy. W dodatku oferuje wysoką przydatność i elastyczną funkcjonalność, pozwalając na swobodne dostosowywanie zadań za pomocą list kontrolnych, terminów wykonania oraz </w:t>
+      </w:r>
+      <w:r>
+        <w:lastRenderedPageBreak/>
+        <w:t xml:space="preserve">kolorowych etykiet. </w:t>
+      </w:r>
+      <w:r>
+        <w:t>J</w:t>
+      </w:r>
+      <w:r>
+        <w:t xml:space="preserve">est to narzędzie opierające się przede wszystkim na wizualnej metodologii </w:t>
+      </w:r>
+      <w:proofErr w:type="spellStart"/>
+      <w:r>
+        <w:t>Kanban</w:t>
+      </w:r>
+      <w:proofErr w:type="spellEnd"/>
+      <w:r>
+        <w:t>,</w:t>
+      </w:r>
+      <w:r>
+        <w:t xml:space="preserve"> przez co nie posiada bardziej zaawansowanych funkcjonalności.</w:t>
+      </w:r>
+      <w:r>
+        <w:t xml:space="preserve"> </w:t>
+      </w:r>
+    </w:p>
     <w:sectPr>
-      <w:footerReference w:type="default" r:id="rId27"/>
+      <w:footerReference w:type="default" r:id="rId33"/>
       <w:pgSz w:w="11906" w:h="16838"/>
       <w:pgMar w:top="1417" w:right="1417" w:bottom="1417" w:left="1417" w:header="708" w:footer="708" w:gutter="0"/>
       <w:pgNumType w:start="0"/>
@@ -3710,6 +4677,10 @@
     </w:p>
   </w:footnote>
 </w:footnotes>
+</file>
+
+<file path=word/numbering.xml><?xml version="1.0" encoding="utf-8"?>
+<w:numbering xmlns:wpc="http://schemas.microsoft.com/office/word/2010/wordprocessingCanvas" xmlns:cx="http://schemas.microsoft.com/office/drawing/2014/chartex" xmlns:cx1="http://schemas.microsoft.com/office/drawing/2015/9/8/chartex" xmlns:cx2="http://schemas.microsoft.com/office/drawing/2015/10/21/chartex" xmlns:cx3="http://schemas.microsoft.com/office/drawing/2016/5/9/chartex" xmlns:cx4="http://schemas.microsoft.com/office/drawing/2016/5/10/chartex" xmlns:cx5="http://schemas.microsoft.com/office/drawing/2016/5/11/chartex" xmlns:cx6="http://schemas.microsoft.com/office/drawing/2016/5/12/chartex" xmlns:cx7="http://schemas.microsoft.com/office/drawing/2016/5/13/chartex" xmlns:cx8="http://schemas.microsoft.com/office/drawing/2016/5/14/chartex" xmlns:mc="http://schemas.openxmlformats.org/markup-compatibility/2006" xmlns:aink="http://schemas.microsoft.com/office/drawing/2016/ink" xmlns:am3d="http://schemas.microsoft.com/office/drawing/2017/model3d" xmlns:o="urn:schemas-microsoft-com:office:office" xmlns:oel="http://schemas.microsoft.com/office/2019/extlst" xmlns:r="http://schemas.openxmlformats.org/officeDocument/2006/relationships" xmlns:m="http://schemas.openxmlformats.org/officeDocument/2006/math" xmlns:v="urn:schemas-microsoft-com:vml" xmlns:wp14="http://schemas.microsoft.com/office/word/2010/wordprocessingDrawing" xmlns:wp="http://schemas.openxmlformats.org/drawingml/2006/wordprocessingDrawing" xmlns:w10="urn:schemas-microsoft-com:office:word" xmlns:w="http://schemas.openxmlformats.org/wordprocessingml/2006/main" xmlns:w14="http://schemas.microsoft.com/office/word/2010/wordml" xmlns:w15="http://schemas.microsoft.com/office/word/2012/wordml" xmlns:w16cex="http://schemas.microsoft.com/office/word/2018/wordml/cex" xmlns:w16cid="http://schemas.microsoft.com/office/word/2016/wordml/cid" xmlns:w16="http://schemas.microsoft.com/office/word/2018/wordml" xmlns:w16du="http://schemas.microsoft.com/office/word/2023/wordml/word16du" xmlns:w16sdtdh="http://schemas.microsoft.com/office/word/2020/wordml/sdtdatahash" xmlns:w16sdtfl="http://schemas.microsoft.com/office/word/2024/wordml/sdtformatlock" xmlns:w16se="http://schemas.microsoft.com/office/word/2015/wordml/symex" xmlns:wpg="http://schemas.microsoft.com/office/word/2010/wordprocessingGroup" xmlns:wpi="http://schemas.microsoft.com/office/word/2010/wordprocessingInk" xmlns:wne="http://schemas.microsoft.com/office/word/2006/wordml" xmlns:wps="http://schemas.microsoft.com/office/word/2010/wordprocessingShape" mc:Ignorable="w14 w15 w16se w16cid w16 w16cex w16sdtdh w16sdtfl w16du wp14"/>
 </file>
 
 <file path=word/styles.xml><?xml version="1.0" encoding="utf-8"?>
@@ -4312,7 +5283,6 @@
   <w:style w:type="character" w:default="1" w:styleId="Domylnaczcionkaakapitu">
     <w:name w:val="Default Paragraph Font"/>
     <w:uiPriority w:val="1"/>
-    <w:semiHidden/>
     <w:unhideWhenUsed/>
   </w:style>
   <w:style w:type="table" w:default="1" w:styleId="Standardowy">
@@ -4954,6 +5924,7 @@
     <w:rsid w:val="004F1E11"/>
     <w:rsid w:val="005543DC"/>
     <w:rsid w:val="005B558D"/>
+    <w:rsid w:val="005C1A92"/>
     <w:rsid w:val="005D6F12"/>
     <w:rsid w:val="00604F36"/>
     <w:rsid w:val="00643EE5"/>
@@ -4966,6 +5937,7 @@
     <w:rsid w:val="00BC5DBB"/>
     <w:rsid w:val="00BF4164"/>
     <w:rsid w:val="00C43433"/>
+    <w:rsid w:val="00C5198F"/>
     <w:rsid w:val="00CA7F98"/>
     <w:rsid w:val="00D02090"/>
     <w:rsid w:val="00D3551B"/>

--- a/Wspomaganie zarządzania projektami informatycznymi.docx
+++ b/Wspomaganie zarządzania projektami informatycznymi.docx
@@ -2071,10 +2071,10 @@
                     <pic:cNvPicPr/>
                   </pic:nvPicPr>
                   <pic:blipFill>
-                    <a:blip r:embed="rId8">
+                    <a:blip r:embed="rId7">
                       <a:extLst>
                         <a:ext uri="{96DAC541-7B7A-43D3-8B79-37D633B846F1}">
-                          <asvg:svgBlip xmlns:asvg="http://schemas.microsoft.com/office/drawing/2016/SVG/main" r:embed="rId9"/>
+                          <asvg:svgBlip xmlns:asvg="http://schemas.microsoft.com/office/drawing/2016/SVG/main" r:embed="rId8"/>
                         </a:ext>
                       </a:extLst>
                     </a:blip>
@@ -2168,10 +2168,10 @@
                     <pic:cNvPicPr/>
                   </pic:nvPicPr>
                   <pic:blipFill>
-                    <a:blip r:embed="rId10">
+                    <a:blip r:embed="rId9">
                       <a:extLst>
                         <a:ext uri="{96DAC541-7B7A-43D3-8B79-37D633B846F1}">
-                          <asvg:svgBlip xmlns:asvg="http://schemas.microsoft.com/office/drawing/2016/SVG/main" r:embed="rId11"/>
+                          <asvg:svgBlip xmlns:asvg="http://schemas.microsoft.com/office/drawing/2016/SVG/main" r:embed="rId10"/>
                         </a:ext>
                       </a:extLst>
                     </a:blip>
@@ -2375,7 +2375,7 @@
         </w:rPr>
         <w:lastRenderedPageBreak/>
         <w:drawing>
-          <wp:inline distT="0" distB="0" distL="0" distR="0" wp14:anchorId="0DCCE31B" wp14:editId="66D12C82">
+          <wp:inline distT="0" distB="0" distL="0" distR="0" wp14:anchorId="0DCCE31B" wp14:editId="6C7733B1">
             <wp:extent cx="5753100" cy="3209925"/>
             <wp:effectExtent l="0" t="0" r="0" b="9525"/>
             <wp:docPr id="466530418" name="Obraz 1"/>
@@ -2392,7 +2392,7 @@
                     </pic:cNvPicPr>
                   </pic:nvPicPr>
                   <pic:blipFill>
-                    <a:blip r:embed="rId12" cstate="print">
+                    <a:blip r:embed="rId11" cstate="print">
                       <a:extLst>
                         <a:ext uri="{28A0092B-C50C-407E-A947-70E740481C1C}">
                           <a14:useLocalDpi xmlns:a14="http://schemas.microsoft.com/office/drawing/2010/main" val="0"/>
@@ -2452,7 +2452,7 @@
           <w:noProof/>
         </w:rPr>
         <w:drawing>
-          <wp:inline distT="0" distB="0" distL="0" distR="0" wp14:anchorId="63C59723" wp14:editId="08169EA7">
+          <wp:inline distT="0" distB="0" distL="0" distR="0" wp14:anchorId="63C59723" wp14:editId="0264B4C2">
             <wp:extent cx="5762625" cy="3200400"/>
             <wp:effectExtent l="0" t="0" r="9525" b="0"/>
             <wp:docPr id="876732814" name="Obraz 2"/>
@@ -2469,7 +2469,7 @@
                     </pic:cNvPicPr>
                   </pic:nvPicPr>
                   <pic:blipFill>
-                    <a:blip r:embed="rId13" cstate="print">
+                    <a:blip r:embed="rId12" cstate="print">
                       <a:extLst>
                         <a:ext uri="{28A0092B-C50C-407E-A947-70E740481C1C}">
                           <a14:useLocalDpi xmlns:a14="http://schemas.microsoft.com/office/drawing/2010/main" val="0"/>
@@ -2587,7 +2587,7 @@
                     <pic:cNvPicPr/>
                   </pic:nvPicPr>
                   <pic:blipFill>
-                    <a:blip r:embed="rId14"/>
+                    <a:blip r:embed="rId13"/>
                     <a:stretch>
                       <a:fillRect/>
                     </a:stretch>
@@ -2655,7 +2655,7 @@
                     <pic:cNvPicPr/>
                   </pic:nvPicPr>
                   <pic:blipFill>
-                    <a:blip r:embed="rId15"/>
+                    <a:blip r:embed="rId14"/>
                     <a:stretch>
                       <a:fillRect/>
                     </a:stretch>
@@ -2834,7 +2834,7 @@
                     <pic:cNvPicPr/>
                   </pic:nvPicPr>
                   <pic:blipFill>
-                    <a:blip r:embed="rId16"/>
+                    <a:blip r:embed="rId15"/>
                     <a:stretch>
                       <a:fillRect/>
                     </a:stretch>
@@ -2956,7 +2956,7 @@
                     <pic:cNvPicPr/>
                   </pic:nvPicPr>
                   <pic:blipFill>
-                    <a:blip r:embed="rId17"/>
+                    <a:blip r:embed="rId16"/>
                     <a:stretch>
                       <a:fillRect/>
                     </a:stretch>
@@ -3159,6 +3159,7 @@
           <w:rFonts w:eastAsiaTheme="minorHAnsi" w:cstheme="minorBidi"/>
           <w:i w:val="0"/>
           <w:iCs w:val="0"/>
+          <w:noProof/>
           <w:color w:val="auto"/>
         </w:rPr>
         <w:drawing>
@@ -3177,7 +3178,7 @@
                     <pic:cNvPicPr/>
                   </pic:nvPicPr>
                   <pic:blipFill>
-                    <a:blip r:embed="rId18"/>
+                    <a:blip r:embed="rId17"/>
                     <a:stretch>
                       <a:fillRect/>
                     </a:stretch>
@@ -3222,6 +3223,9 @@
         <w:keepNext/>
       </w:pPr>
       <w:r>
+        <w:rPr>
+          <w:noProof/>
+        </w:rPr>
         <w:drawing>
           <wp:inline distT="0" distB="0" distL="0" distR="0" wp14:anchorId="4E2AD562" wp14:editId="327FBB94">
             <wp:extent cx="5760720" cy="2486660"/>
@@ -3238,7 +3242,7 @@
                     <pic:cNvPicPr/>
                   </pic:nvPicPr>
                   <pic:blipFill>
-                    <a:blip r:embed="rId19"/>
+                    <a:blip r:embed="rId18"/>
                     <a:stretch>
                       <a:fillRect/>
                     </a:stretch>
@@ -3283,6 +3287,9 @@
         <w:keepNext/>
       </w:pPr>
       <w:r>
+        <w:rPr>
+          <w:noProof/>
+        </w:rPr>
         <w:lastRenderedPageBreak/>
         <w:drawing>
           <wp:inline distT="0" distB="0" distL="0" distR="0" wp14:anchorId="3EDAD4D8" wp14:editId="6D2F279F">
@@ -3300,7 +3307,7 @@
                     <pic:cNvPicPr/>
                   </pic:nvPicPr>
                   <pic:blipFill>
-                    <a:blip r:embed="rId20"/>
+                    <a:blip r:embed="rId19"/>
                     <a:stretch>
                       <a:fillRect/>
                     </a:stretch>
@@ -3384,6 +3391,9 @@
         <w:keepNext/>
       </w:pPr>
       <w:r>
+        <w:rPr>
+          <w:noProof/>
+        </w:rPr>
         <w:lastRenderedPageBreak/>
         <w:drawing>
           <wp:inline distT="0" distB="0" distL="0" distR="0" wp14:anchorId="675730C2" wp14:editId="16F6757F">
@@ -3401,7 +3411,7 @@
                     <pic:cNvPicPr/>
                   </pic:nvPicPr>
                   <pic:blipFill>
-                    <a:blip r:embed="rId21"/>
+                    <a:blip r:embed="rId20"/>
                     <a:stretch>
                       <a:fillRect/>
                     </a:stretch>
@@ -3446,6 +3456,9 @@
         <w:keepNext/>
       </w:pPr>
       <w:r>
+        <w:rPr>
+          <w:noProof/>
+        </w:rPr>
         <w:lastRenderedPageBreak/>
         <w:drawing>
           <wp:inline distT="0" distB="0" distL="0" distR="0" wp14:anchorId="4D80F719" wp14:editId="633B12C5">
@@ -3463,7 +3476,7 @@
                     <pic:cNvPicPr/>
                   </pic:nvPicPr>
                   <pic:blipFill>
-                    <a:blip r:embed="rId22"/>
+                    <a:blip r:embed="rId21"/>
                     <a:stretch>
                       <a:fillRect/>
                     </a:stretch>
@@ -3511,6 +3524,9 @@
         <w:keepNext/>
       </w:pPr>
       <w:r>
+        <w:rPr>
+          <w:noProof/>
+        </w:rPr>
         <w:lastRenderedPageBreak/>
         <w:drawing>
           <wp:inline distT="0" distB="0" distL="0" distR="0" wp14:anchorId="115A5913" wp14:editId="5217F1F0">
@@ -3528,7 +3544,7 @@
                     <pic:cNvPicPr/>
                   </pic:nvPicPr>
                   <pic:blipFill>
-                    <a:blip r:embed="rId23"/>
+                    <a:blip r:embed="rId22"/>
                     <a:stretch>
                       <a:fillRect/>
                     </a:stretch>
@@ -3573,6 +3589,9 @@
         <w:keepNext/>
       </w:pPr>
       <w:r>
+        <w:rPr>
+          <w:noProof/>
+        </w:rPr>
         <w:lastRenderedPageBreak/>
         <w:drawing>
           <wp:inline distT="0" distB="0" distL="0" distR="0" wp14:anchorId="2ADDD4F9" wp14:editId="7587B302">
@@ -3590,7 +3609,7 @@
                     <pic:cNvPicPr/>
                   </pic:nvPicPr>
                   <pic:blipFill>
-                    <a:blip r:embed="rId24"/>
+                    <a:blip r:embed="rId23"/>
                     <a:stretch>
                       <a:fillRect/>
                     </a:stretch>
@@ -3635,6 +3654,9 @@
         <w:keepNext/>
       </w:pPr>
       <w:r>
+        <w:rPr>
+          <w:noProof/>
+        </w:rPr>
         <w:lastRenderedPageBreak/>
         <w:drawing>
           <wp:inline distT="0" distB="0" distL="0" distR="0" wp14:anchorId="62DFC417" wp14:editId="71E07549">
@@ -3652,7 +3674,7 @@
                     <pic:cNvPicPr/>
                   </pic:nvPicPr>
                   <pic:blipFill>
-                    <a:blip r:embed="rId25"/>
+                    <a:blip r:embed="rId24"/>
                     <a:stretch>
                       <a:fillRect/>
                     </a:stretch>
@@ -3909,7 +3931,7 @@
                     <pic:cNvPicPr/>
                   </pic:nvPicPr>
                   <pic:blipFill>
-                    <a:blip r:embed="rId26"/>
+                    <a:blip r:embed="rId25"/>
                     <a:stretch>
                       <a:fillRect/>
                     </a:stretch>
@@ -4057,7 +4079,7 @@
                     <pic:cNvPicPr/>
                   </pic:nvPicPr>
                   <pic:blipFill>
-                    <a:blip r:embed="rId27"/>
+                    <a:blip r:embed="rId26"/>
                     <a:stretch>
                       <a:fillRect/>
                     </a:stretch>
@@ -4205,7 +4227,7 @@
                     <pic:cNvPicPr/>
                   </pic:nvPicPr>
                   <pic:blipFill>
-                    <a:blip r:embed="rId28"/>
+                    <a:blip r:embed="rId27"/>
                     <a:stretch>
                       <a:fillRect/>
                     </a:stretch>
@@ -4285,6 +4307,9 @@
         <w:keepNext/>
       </w:pPr>
       <w:r>
+        <w:rPr>
+          <w:noProof/>
+        </w:rPr>
         <w:drawing>
           <wp:inline distT="0" distB="0" distL="0" distR="0" wp14:anchorId="6E0BABAF" wp14:editId="276B1DFB">
             <wp:extent cx="5760720" cy="1618615"/>
@@ -4301,7 +4326,7 @@
                     <pic:cNvPicPr/>
                   </pic:nvPicPr>
                   <pic:blipFill>
-                    <a:blip r:embed="rId29"/>
+                    <a:blip r:embed="rId28"/>
                     <a:stretch>
                       <a:fillRect/>
                     </a:stretch>
@@ -4366,7 +4391,7 @@
                     <pic:cNvPicPr/>
                   </pic:nvPicPr>
                   <pic:blipFill>
-                    <a:blip r:embed="rId30"/>
+                    <a:blip r:embed="rId29"/>
                     <a:stretch>
                       <a:fillRect/>
                     </a:stretch>
@@ -4431,7 +4456,7 @@
                     <pic:cNvPicPr/>
                   </pic:nvPicPr>
                   <pic:blipFill>
-                    <a:blip r:embed="rId31"/>
+                    <a:blip r:embed="rId30"/>
                     <a:stretch>
                       <a:fillRect/>
                     </a:stretch>
@@ -4495,7 +4520,7 @@
                     <pic:cNvPicPr/>
                   </pic:nvPicPr>
                   <pic:blipFill>
-                    <a:blip r:embed="rId32"/>
+                    <a:blip r:embed="rId31"/>
                     <a:stretch>
                       <a:fillRect/>
                     </a:stretch>
@@ -4574,8 +4599,292 @@
         <w:t xml:space="preserve"> </w:t>
       </w:r>
     </w:p>
+    <w:p/>
+    <w:p>
+      <w:pPr>
+        <w:pStyle w:val="Nagwek3"/>
+        <w:rPr>
+          <w:rFonts w:asciiTheme="majorHAnsi" w:hAnsiTheme="majorHAnsi"/>
+          <w:sz w:val="32"/>
+          <w:szCs w:val="32"/>
+        </w:rPr>
+      </w:pPr>
+      <w:r>
+        <w:rPr>
+          <w:rFonts w:asciiTheme="majorHAnsi" w:hAnsiTheme="majorHAnsi"/>
+          <w:sz w:val="32"/>
+          <w:szCs w:val="32"/>
+        </w:rPr>
+        <w:t>Z7. Wykorzystanie oprogramowania do przydzielania i rozliczania zadań</w:t>
+      </w:r>
+    </w:p>
+    <w:p>
+      <w:pPr>
+        <w:pStyle w:val="Nagwek3"/>
+      </w:pPr>
+      <w:r>
+        <w:t>Nazwa, cel, funkcjonalność oprogramowania</w:t>
+      </w:r>
+    </w:p>
+    <w:p>
+      <w:pPr>
+        <w:pStyle w:val="Nagwek3"/>
+      </w:pPr>
+      <w:r>
+        <w:t>Wykonane zadania</w:t>
+      </w:r>
+    </w:p>
+    <w:p>
+      <w:pPr>
+        <w:pStyle w:val="Nagwek3"/>
+      </w:pPr>
+      <w:r>
+        <w:t xml:space="preserve">Zadanie </w:t>
+      </w:r>
+      <w:r>
+        <w:t>1</w:t>
+      </w:r>
+    </w:p>
+    <w:p>
+      <w:pPr>
+        <w:keepNext/>
+      </w:pPr>
+      <w:r>
+        <w:rPr>
+          <w:noProof/>
+        </w:rPr>
+        <w:drawing>
+          <wp:inline distT="0" distB="0" distL="0" distR="0" wp14:anchorId="0A48914C" wp14:editId="5A882CA6">
+            <wp:extent cx="5760720" cy="1445260"/>
+            <wp:effectExtent l="0" t="0" r="0" b="2540"/>
+            <wp:docPr id="465785106" name="Obraz 1"/>
+            <wp:cNvGraphicFramePr>
+              <a:graphicFrameLocks xmlns:a="http://schemas.openxmlformats.org/drawingml/2006/main" noChangeAspect="1"/>
+            </wp:cNvGraphicFramePr>
+            <a:graphic xmlns:a="http://schemas.openxmlformats.org/drawingml/2006/main">
+              <a:graphicData uri="http://schemas.openxmlformats.org/drawingml/2006/picture">
+                <pic:pic xmlns:pic="http://schemas.openxmlformats.org/drawingml/2006/picture">
+                  <pic:nvPicPr>
+                    <pic:cNvPr id="465785106" name=""/>
+                    <pic:cNvPicPr/>
+                  </pic:nvPicPr>
+                  <pic:blipFill>
+                    <a:blip r:embed="rId32"/>
+                    <a:stretch>
+                      <a:fillRect/>
+                    </a:stretch>
+                  </pic:blipFill>
+                  <pic:spPr>
+                    <a:xfrm>
+                      <a:off x="0" y="0"/>
+                      <a:ext cx="5760720" cy="1445260"/>
+                    </a:xfrm>
+                    <a:prstGeom prst="rect">
+                      <a:avLst/>
+                    </a:prstGeom>
+                  </pic:spPr>
+                </pic:pic>
+              </a:graphicData>
+            </a:graphic>
+          </wp:inline>
+        </w:drawing>
+      </w:r>
+    </w:p>
+    <w:p>
+      <w:pPr>
+        <w:pStyle w:val="Legenda"/>
+      </w:pPr>
+      <w:r>
+        <w:t xml:space="preserve">Rysunek </w:t>
+      </w:r>
+      <w:fldSimple w:instr=" SEQ Rysunek \* ARABIC ">
+        <w:r>
+          <w:rPr>
+            <w:noProof/>
+          </w:rPr>
+          <w:t>24</w:t>
+        </w:r>
+      </w:fldSimple>
+      <w:r>
+        <w:t xml:space="preserve"> - Wykonanie zadania 1</w:t>
+      </w:r>
+    </w:p>
+    <w:p>
+      <w:pPr>
+        <w:pStyle w:val="Nagwek3"/>
+      </w:pPr>
+      <w:r>
+        <w:t xml:space="preserve">Zadanie </w:t>
+      </w:r>
+      <w:r>
+        <w:t>2</w:t>
+      </w:r>
+    </w:p>
+    <w:p>
+      <w:pPr>
+        <w:keepNext/>
+      </w:pPr>
+      <w:r>
+        <w:rPr>
+          <w:noProof/>
+        </w:rPr>
+        <w:drawing>
+          <wp:inline distT="0" distB="0" distL="0" distR="0" wp14:anchorId="24C9C50E" wp14:editId="19EFD265">
+            <wp:extent cx="5760720" cy="1749425"/>
+            <wp:effectExtent l="0" t="0" r="0" b="3175"/>
+            <wp:docPr id="1736282174" name="Obraz 1"/>
+            <wp:cNvGraphicFramePr>
+              <a:graphicFrameLocks xmlns:a="http://schemas.openxmlformats.org/drawingml/2006/main" noChangeAspect="1"/>
+            </wp:cNvGraphicFramePr>
+            <a:graphic xmlns:a="http://schemas.openxmlformats.org/drawingml/2006/main">
+              <a:graphicData uri="http://schemas.openxmlformats.org/drawingml/2006/picture">
+                <pic:pic xmlns:pic="http://schemas.openxmlformats.org/drawingml/2006/picture">
+                  <pic:nvPicPr>
+                    <pic:cNvPr id="1736282174" name=""/>
+                    <pic:cNvPicPr/>
+                  </pic:nvPicPr>
+                  <pic:blipFill>
+                    <a:blip r:embed="rId33"/>
+                    <a:stretch>
+                      <a:fillRect/>
+                    </a:stretch>
+                  </pic:blipFill>
+                  <pic:spPr>
+                    <a:xfrm>
+                      <a:off x="0" y="0"/>
+                      <a:ext cx="5760720" cy="1749425"/>
+                    </a:xfrm>
+                    <a:prstGeom prst="rect">
+                      <a:avLst/>
+                    </a:prstGeom>
+                  </pic:spPr>
+                </pic:pic>
+              </a:graphicData>
+            </a:graphic>
+          </wp:inline>
+        </w:drawing>
+      </w:r>
+    </w:p>
+    <w:p>
+      <w:pPr>
+        <w:pStyle w:val="Legenda"/>
+      </w:pPr>
+      <w:r>
+        <w:t xml:space="preserve">Rysunek </w:t>
+      </w:r>
+      <w:fldSimple w:instr=" SEQ Rysunek \* ARABIC ">
+        <w:r>
+          <w:rPr>
+            <w:noProof/>
+          </w:rPr>
+          <w:t>25</w:t>
+        </w:r>
+      </w:fldSimple>
+      <w:r>
+        <w:t xml:space="preserve"> - Wprowadzenie przykładowych </w:t>
+      </w:r>
+      <w:proofErr w:type="spellStart"/>
+      <w:r>
+        <w:t>dancyh</w:t>
+      </w:r>
+      <w:proofErr w:type="spellEnd"/>
+    </w:p>
+    <w:p>
+      <w:r>
+        <w:rPr>
+          <w:noProof/>
+        </w:rPr>
+        <w:drawing>
+          <wp:inline distT="0" distB="0" distL="0" distR="0" wp14:anchorId="57F6F2EB" wp14:editId="4A2791F2">
+            <wp:extent cx="5760720" cy="1329055"/>
+            <wp:effectExtent l="0" t="0" r="0" b="4445"/>
+            <wp:docPr id="1858921159" name="Obraz 1"/>
+            <wp:cNvGraphicFramePr>
+              <a:graphicFrameLocks xmlns:a="http://schemas.openxmlformats.org/drawingml/2006/main" noChangeAspect="1"/>
+            </wp:cNvGraphicFramePr>
+            <a:graphic xmlns:a="http://schemas.openxmlformats.org/drawingml/2006/main">
+              <a:graphicData uri="http://schemas.openxmlformats.org/drawingml/2006/picture">
+                <pic:pic xmlns:pic="http://schemas.openxmlformats.org/drawingml/2006/picture">
+                  <pic:nvPicPr>
+                    <pic:cNvPr id="1858921159" name=""/>
+                    <pic:cNvPicPr/>
+                  </pic:nvPicPr>
+                  <pic:blipFill>
+                    <a:blip r:embed="rId34"/>
+                    <a:stretch>
+                      <a:fillRect/>
+                    </a:stretch>
+                  </pic:blipFill>
+                  <pic:spPr>
+                    <a:xfrm>
+                      <a:off x="0" y="0"/>
+                      <a:ext cx="5760720" cy="1329055"/>
+                    </a:xfrm>
+                    <a:prstGeom prst="rect">
+                      <a:avLst/>
+                    </a:prstGeom>
+                  </pic:spPr>
+                </pic:pic>
+              </a:graphicData>
+            </a:graphic>
+          </wp:inline>
+        </w:drawing>
+      </w:r>
+    </w:p>
+    <w:p>
+      <w:r>
+        <w:rPr>
+          <w:noProof/>
+        </w:rPr>
+        <w:lastRenderedPageBreak/>
+        <w:drawing>
+          <wp:inline distT="0" distB="0" distL="0" distR="0" wp14:anchorId="5DA06746" wp14:editId="4853CDDF">
+            <wp:extent cx="5760720" cy="1894840"/>
+            <wp:effectExtent l="0" t="0" r="0" b="0"/>
+            <wp:docPr id="1479270577" name="Obraz 1"/>
+            <wp:cNvGraphicFramePr>
+              <a:graphicFrameLocks xmlns:a="http://schemas.openxmlformats.org/drawingml/2006/main" noChangeAspect="1"/>
+            </wp:cNvGraphicFramePr>
+            <a:graphic xmlns:a="http://schemas.openxmlformats.org/drawingml/2006/main">
+              <a:graphicData uri="http://schemas.openxmlformats.org/drawingml/2006/picture">
+                <pic:pic xmlns:pic="http://schemas.openxmlformats.org/drawingml/2006/picture">
+                  <pic:nvPicPr>
+                    <pic:cNvPr id="1479270577" name=""/>
+                    <pic:cNvPicPr/>
+                  </pic:nvPicPr>
+                  <pic:blipFill>
+                    <a:blip r:embed="rId35"/>
+                    <a:stretch>
+                      <a:fillRect/>
+                    </a:stretch>
+                  </pic:blipFill>
+                  <pic:spPr>
+                    <a:xfrm>
+                      <a:off x="0" y="0"/>
+                      <a:ext cx="5760720" cy="1894840"/>
+                    </a:xfrm>
+                    <a:prstGeom prst="rect">
+                      <a:avLst/>
+                    </a:prstGeom>
+                  </pic:spPr>
+                </pic:pic>
+              </a:graphicData>
+            </a:graphic>
+          </wp:inline>
+        </w:drawing>
+      </w:r>
+    </w:p>
+    <w:p>
+      <w:pPr>
+        <w:pStyle w:val="Nagwek3"/>
+      </w:pPr>
+      <w:r>
+        <w:t>Podsumowanie</w:t>
+      </w:r>
+    </w:p>
+    <w:p/>
     <w:sectPr>
-      <w:footerReference w:type="default" r:id="rId33"/>
+      <w:footerReference w:type="default" r:id="rId36"/>
       <w:pgSz w:w="11906" w:h="16838"/>
       <w:pgMar w:top="1417" w:right="1417" w:bottom="1417" w:left="1417" w:header="708" w:footer="708" w:gutter="0"/>
       <w:pgNumType w:start="0"/>
@@ -4677,10 +4986,6 @@
     </w:p>
   </w:footnote>
 </w:footnotes>
-</file>
-
-<file path=word/numbering.xml><?xml version="1.0" encoding="utf-8"?>
-<w:numbering xmlns:wpc="http://schemas.microsoft.com/office/word/2010/wordprocessingCanvas" xmlns:cx="http://schemas.microsoft.com/office/drawing/2014/chartex" xmlns:cx1="http://schemas.microsoft.com/office/drawing/2015/9/8/chartex" xmlns:cx2="http://schemas.microsoft.com/office/drawing/2015/10/21/chartex" xmlns:cx3="http://schemas.microsoft.com/office/drawing/2016/5/9/chartex" xmlns:cx4="http://schemas.microsoft.com/office/drawing/2016/5/10/chartex" xmlns:cx5="http://schemas.microsoft.com/office/drawing/2016/5/11/chartex" xmlns:cx6="http://schemas.microsoft.com/office/drawing/2016/5/12/chartex" xmlns:cx7="http://schemas.microsoft.com/office/drawing/2016/5/13/chartex" xmlns:cx8="http://schemas.microsoft.com/office/drawing/2016/5/14/chartex" xmlns:mc="http://schemas.openxmlformats.org/markup-compatibility/2006" xmlns:aink="http://schemas.microsoft.com/office/drawing/2016/ink" xmlns:am3d="http://schemas.microsoft.com/office/drawing/2017/model3d" xmlns:o="urn:schemas-microsoft-com:office:office" xmlns:oel="http://schemas.microsoft.com/office/2019/extlst" xmlns:r="http://schemas.openxmlformats.org/officeDocument/2006/relationships" xmlns:m="http://schemas.openxmlformats.org/officeDocument/2006/math" xmlns:v="urn:schemas-microsoft-com:vml" xmlns:wp14="http://schemas.microsoft.com/office/word/2010/wordprocessingDrawing" xmlns:wp="http://schemas.openxmlformats.org/drawingml/2006/wordprocessingDrawing" xmlns:w10="urn:schemas-microsoft-com:office:word" xmlns:w="http://schemas.openxmlformats.org/wordprocessingml/2006/main" xmlns:w14="http://schemas.microsoft.com/office/word/2010/wordml" xmlns:w15="http://schemas.microsoft.com/office/word/2012/wordml" xmlns:w16cex="http://schemas.microsoft.com/office/word/2018/wordml/cex" xmlns:w16cid="http://schemas.microsoft.com/office/word/2016/wordml/cid" xmlns:w16="http://schemas.microsoft.com/office/word/2018/wordml" xmlns:w16du="http://schemas.microsoft.com/office/word/2023/wordml/word16du" xmlns:w16sdtdh="http://schemas.microsoft.com/office/word/2020/wordml/sdtdatahash" xmlns:w16sdtfl="http://schemas.microsoft.com/office/word/2024/wordml/sdtformatlock" xmlns:w16se="http://schemas.microsoft.com/office/word/2015/wordml/symex" xmlns:wpg="http://schemas.microsoft.com/office/word/2010/wordprocessingGroup" xmlns:wpi="http://schemas.microsoft.com/office/word/2010/wordprocessingInk" xmlns:wne="http://schemas.microsoft.com/office/word/2006/wordml" xmlns:wps="http://schemas.microsoft.com/office/word/2010/wordprocessingShape" mc:Ignorable="w14 w15 w16se w16cid w16 w16cex w16sdtdh w16sdtfl w16du wp14"/>
 </file>
 
 <file path=word/styles.xml><?xml version="1.0" encoding="utf-8"?>
@@ -5083,6 +5388,7 @@
   <w:style w:type="paragraph" w:default="1" w:styleId="Normalny">
     <w:name w:val="Normal"/>
     <w:qFormat/>
+    <w:rsid w:val="00CD7989"/>
   </w:style>
   <w:style w:type="paragraph" w:styleId="Nagwek1">
     <w:name w:val="heading 1"/>
@@ -5283,6 +5589,7 @@
   <w:style w:type="character" w:default="1" w:styleId="Domylnaczcionkaakapitu">
     <w:name w:val="Default Paragraph Font"/>
     <w:uiPriority w:val="1"/>
+    <w:semiHidden/>
     <w:unhideWhenUsed/>
   </w:style>
   <w:style w:type="table" w:default="1" w:styleId="Standardowy">
@@ -5921,6 +6228,7 @@
     <w:rsid w:val="001523E3"/>
     <w:rsid w:val="001534FF"/>
     <w:rsid w:val="002C0EAA"/>
+    <w:rsid w:val="004C4441"/>
     <w:rsid w:val="004F1E11"/>
     <w:rsid w:val="005543DC"/>
     <w:rsid w:val="005B558D"/>
@@ -5935,6 +6243,7 @@
     <w:rsid w:val="00911AD7"/>
     <w:rsid w:val="009330E0"/>
     <w:rsid w:val="00BC5DBB"/>
+    <w:rsid w:val="00BE1ABB"/>
     <w:rsid w:val="00BF4164"/>
     <w:rsid w:val="00C43433"/>
     <w:rsid w:val="00C5198F"/>
@@ -5942,6 +6251,8 @@
     <w:rsid w:val="00D02090"/>
     <w:rsid w:val="00D3551B"/>
     <w:rsid w:val="00EB5122"/>
+    <w:rsid w:val="00F0655B"/>
+    <w:rsid w:val="00F616EC"/>
     <w:rsid w:val="00F94496"/>
   </w:rsids>
   <m:mathPr>

--- a/Wspomaganie zarządzania projektami informatycznymi.docx
+++ b/Wspomaganie zarządzania projektami informatycznymi.docx
@@ -246,7 +246,7 @@
           <w:r>
             <w:fldChar w:fldCharType="separate"/>
           </w:r>
-          <w:hyperlink w:anchor="_Toc228741109" w:history="1">
+          <w:hyperlink w:anchor="_Toc229345373" w:history="1">
             <w:r>
               <w:rPr>
                 <w:rStyle w:val="Hipercze"/>
@@ -273,7 +273,7 @@
                 <w:noProof/>
                 <w:webHidden/>
               </w:rPr>
-              <w:instrText xml:space="preserve"> PAGEREF _Toc228741109 \h </w:instrText>
+              <w:instrText xml:space="preserve"> PAGEREF _Toc229345373 \h </w:instrText>
             </w:r>
             <w:r>
               <w:rPr>
@@ -293,7 +293,7 @@
                 <w:noProof/>
                 <w:webHidden/>
               </w:rPr>
-              <w:t>2</w:t>
+              <w:t>3</w:t>
             </w:r>
             <w:r>
               <w:rPr>
@@ -316,7 +316,7 @@
               <w:lang w:eastAsia="pl-PL"/>
             </w:rPr>
           </w:pPr>
-          <w:hyperlink w:anchor="_Toc228741110" w:history="1">
+          <w:hyperlink w:anchor="_Toc229345374" w:history="1">
             <w:r>
               <w:rPr>
                 <w:rStyle w:val="Hipercze"/>
@@ -343,7 +343,7 @@
                 <w:noProof/>
                 <w:webHidden/>
               </w:rPr>
-              <w:instrText xml:space="preserve"> PAGEREF _Toc228741110 \h </w:instrText>
+              <w:instrText xml:space="preserve"> PAGEREF _Toc229345374 \h </w:instrText>
             </w:r>
             <w:r>
               <w:rPr>
@@ -363,7 +363,7 @@
                 <w:noProof/>
                 <w:webHidden/>
               </w:rPr>
-              <w:t>2</w:t>
+              <w:t>3</w:t>
             </w:r>
             <w:r>
               <w:rPr>
@@ -386,7 +386,7 @@
               <w:lang w:eastAsia="pl-PL"/>
             </w:rPr>
           </w:pPr>
-          <w:hyperlink w:anchor="_Toc228741111" w:history="1">
+          <w:hyperlink w:anchor="_Toc229345375" w:history="1">
             <w:r>
               <w:rPr>
                 <w:rStyle w:val="Hipercze"/>
@@ -413,7 +413,7 @@
                 <w:noProof/>
                 <w:webHidden/>
               </w:rPr>
-              <w:instrText xml:space="preserve"> PAGEREF _Toc228741111 \h </w:instrText>
+              <w:instrText xml:space="preserve"> PAGEREF _Toc229345375 \h </w:instrText>
             </w:r>
             <w:r>
               <w:rPr>
@@ -433,7 +433,7 @@
                 <w:noProof/>
                 <w:webHidden/>
               </w:rPr>
-              <w:t>2</w:t>
+              <w:t>3</w:t>
             </w:r>
             <w:r>
               <w:rPr>
@@ -456,7 +456,7 @@
               <w:lang w:eastAsia="pl-PL"/>
             </w:rPr>
           </w:pPr>
-          <w:hyperlink w:anchor="_Toc228741112" w:history="1">
+          <w:hyperlink w:anchor="_Toc229345376" w:history="1">
             <w:r>
               <w:rPr>
                 <w:rStyle w:val="Hipercze"/>
@@ -483,7 +483,7 @@
                 <w:noProof/>
                 <w:webHidden/>
               </w:rPr>
-              <w:instrText xml:space="preserve"> PAGEREF _Toc228741112 \h </w:instrText>
+              <w:instrText xml:space="preserve"> PAGEREF _Toc229345376 \h </w:instrText>
             </w:r>
             <w:r>
               <w:rPr>
@@ -503,7 +503,7 @@
                 <w:noProof/>
                 <w:webHidden/>
               </w:rPr>
-              <w:t>3</w:t>
+              <w:t>4</w:t>
             </w:r>
             <w:r>
               <w:rPr>
@@ -526,7 +526,7 @@
               <w:lang w:eastAsia="pl-PL"/>
             </w:rPr>
           </w:pPr>
-          <w:hyperlink w:anchor="_Toc228741113" w:history="1">
+          <w:hyperlink w:anchor="_Toc229345377" w:history="1">
             <w:r>
               <w:rPr>
                 <w:rStyle w:val="Hipercze"/>
@@ -553,7 +553,7 @@
                 <w:noProof/>
                 <w:webHidden/>
               </w:rPr>
-              <w:instrText xml:space="preserve"> PAGEREF _Toc228741113 \h </w:instrText>
+              <w:instrText xml:space="preserve"> PAGEREF _Toc229345377 \h </w:instrText>
             </w:r>
             <w:r>
               <w:rPr>
@@ -573,7 +573,7 @@
                 <w:noProof/>
                 <w:webHidden/>
               </w:rPr>
-              <w:t>3</w:t>
+              <w:t>4</w:t>
             </w:r>
             <w:r>
               <w:rPr>
@@ -596,7 +596,7 @@
               <w:lang w:eastAsia="pl-PL"/>
             </w:rPr>
           </w:pPr>
-          <w:hyperlink w:anchor="_Toc228741114" w:history="1">
+          <w:hyperlink w:anchor="_Toc229345378" w:history="1">
             <w:r>
               <w:rPr>
                 <w:rStyle w:val="Hipercze"/>
@@ -623,7 +623,7 @@
                 <w:noProof/>
                 <w:webHidden/>
               </w:rPr>
-              <w:instrText xml:space="preserve"> PAGEREF _Toc228741114 \h </w:instrText>
+              <w:instrText xml:space="preserve"> PAGEREF _Toc229345378 \h </w:instrText>
             </w:r>
             <w:r>
               <w:rPr>
@@ -643,7 +643,7 @@
                 <w:noProof/>
                 <w:webHidden/>
               </w:rPr>
-              <w:t>3</w:t>
+              <w:t>4</w:t>
             </w:r>
             <w:r>
               <w:rPr>
@@ -666,7 +666,7 @@
               <w:lang w:eastAsia="pl-PL"/>
             </w:rPr>
           </w:pPr>
-          <w:hyperlink w:anchor="_Toc228741115" w:history="1">
+          <w:hyperlink w:anchor="_Toc229345379" w:history="1">
             <w:r>
               <w:rPr>
                 <w:rStyle w:val="Hipercze"/>
@@ -693,7 +693,7 @@
                 <w:noProof/>
                 <w:webHidden/>
               </w:rPr>
-              <w:instrText xml:space="preserve"> PAGEREF _Toc228741115 \h </w:instrText>
+              <w:instrText xml:space="preserve"> PAGEREF _Toc229345379 \h </w:instrText>
             </w:r>
             <w:r>
               <w:rPr>
@@ -713,7 +713,7 @@
                 <w:noProof/>
                 <w:webHidden/>
               </w:rPr>
-              <w:t>3</w:t>
+              <w:t>4</w:t>
             </w:r>
             <w:r>
               <w:rPr>
@@ -736,7 +736,7 @@
               <w:lang w:eastAsia="pl-PL"/>
             </w:rPr>
           </w:pPr>
-          <w:hyperlink w:anchor="_Toc228741116" w:history="1">
+          <w:hyperlink w:anchor="_Toc229345380" w:history="1">
             <w:r>
               <w:rPr>
                 <w:rStyle w:val="Hipercze"/>
@@ -763,7 +763,7 @@
                 <w:noProof/>
                 <w:webHidden/>
               </w:rPr>
-              <w:instrText xml:space="preserve"> PAGEREF _Toc228741116 \h </w:instrText>
+              <w:instrText xml:space="preserve"> PAGEREF _Toc229345380 \h </w:instrText>
             </w:r>
             <w:r>
               <w:rPr>
@@ -783,7 +783,7 @@
                 <w:noProof/>
                 <w:webHidden/>
               </w:rPr>
-              <w:t>5</w:t>
+              <w:t>6</w:t>
             </w:r>
             <w:r>
               <w:rPr>
@@ -806,7 +806,7 @@
               <w:lang w:eastAsia="pl-PL"/>
             </w:rPr>
           </w:pPr>
-          <w:hyperlink w:anchor="_Toc228741117" w:history="1">
+          <w:hyperlink w:anchor="_Toc229345381" w:history="1">
             <w:r>
               <w:rPr>
                 <w:rStyle w:val="Hipercze"/>
@@ -833,7 +833,7 @@
                 <w:noProof/>
                 <w:webHidden/>
               </w:rPr>
-              <w:instrText xml:space="preserve"> PAGEREF _Toc228741117 \h </w:instrText>
+              <w:instrText xml:space="preserve"> PAGEREF _Toc229345381 \h </w:instrText>
             </w:r>
             <w:r>
               <w:rPr>
@@ -853,7 +853,7 @@
                 <w:noProof/>
                 <w:webHidden/>
               </w:rPr>
-              <w:t>6</w:t>
+              <w:t>7</w:t>
             </w:r>
             <w:r>
               <w:rPr>
@@ -876,7 +876,7 @@
               <w:lang w:eastAsia="pl-PL"/>
             </w:rPr>
           </w:pPr>
-          <w:hyperlink w:anchor="_Toc228741118" w:history="1">
+          <w:hyperlink w:anchor="_Toc229345382" w:history="1">
             <w:r>
               <w:rPr>
                 <w:rStyle w:val="Hipercze"/>
@@ -903,7 +903,7 @@
                 <w:noProof/>
                 <w:webHidden/>
               </w:rPr>
-              <w:instrText xml:space="preserve"> PAGEREF _Toc228741118 \h </w:instrText>
+              <w:instrText xml:space="preserve"> PAGEREF _Toc229345382 \h </w:instrText>
             </w:r>
             <w:r>
               <w:rPr>
@@ -923,7 +923,7 @@
                 <w:noProof/>
                 <w:webHidden/>
               </w:rPr>
-              <w:t>6</w:t>
+              <w:t>7</w:t>
             </w:r>
             <w:r>
               <w:rPr>
@@ -946,7 +946,7 @@
               <w:lang w:eastAsia="pl-PL"/>
             </w:rPr>
           </w:pPr>
-          <w:hyperlink w:anchor="_Toc228741119" w:history="1">
+          <w:hyperlink w:anchor="_Toc229345383" w:history="1">
             <w:r>
               <w:rPr>
                 <w:rStyle w:val="Hipercze"/>
@@ -973,7 +973,7 @@
                 <w:noProof/>
                 <w:webHidden/>
               </w:rPr>
-              <w:instrText xml:space="preserve"> PAGEREF _Toc228741119 \h </w:instrText>
+              <w:instrText xml:space="preserve"> PAGEREF _Toc229345383 \h </w:instrText>
             </w:r>
             <w:r>
               <w:rPr>
@@ -993,7 +993,7 @@
                 <w:noProof/>
                 <w:webHidden/>
               </w:rPr>
-              <w:t>6</w:t>
+              <w:t>7</w:t>
             </w:r>
             <w:r>
               <w:rPr>
@@ -1016,7 +1016,7 @@
               <w:lang w:eastAsia="pl-PL"/>
             </w:rPr>
           </w:pPr>
-          <w:hyperlink w:anchor="_Toc228741120" w:history="1">
+          <w:hyperlink w:anchor="_Toc229345384" w:history="1">
             <w:r>
               <w:rPr>
                 <w:rStyle w:val="Hipercze"/>
@@ -1043,7 +1043,7 @@
                 <w:noProof/>
                 <w:webHidden/>
               </w:rPr>
-              <w:instrText xml:space="preserve"> PAGEREF _Toc228741120 \h </w:instrText>
+              <w:instrText xml:space="preserve"> PAGEREF _Toc229345384 \h </w:instrText>
             </w:r>
             <w:r>
               <w:rPr>
@@ -1063,7 +1063,7 @@
                 <w:noProof/>
                 <w:webHidden/>
               </w:rPr>
-              <w:t>7</w:t>
+              <w:t>8</w:t>
             </w:r>
             <w:r>
               <w:rPr>
@@ -1086,7 +1086,7 @@
               <w:lang w:eastAsia="pl-PL"/>
             </w:rPr>
           </w:pPr>
-          <w:hyperlink w:anchor="_Toc228741121" w:history="1">
+          <w:hyperlink w:anchor="_Toc229345385" w:history="1">
             <w:r>
               <w:rPr>
                 <w:rStyle w:val="Hipercze"/>
@@ -1113,7 +1113,7 @@
                 <w:noProof/>
                 <w:webHidden/>
               </w:rPr>
-              <w:instrText xml:space="preserve"> PAGEREF _Toc228741121 \h </w:instrText>
+              <w:instrText xml:space="preserve"> PAGEREF _Toc229345385 \h </w:instrText>
             </w:r>
             <w:r>
               <w:rPr>
@@ -1133,7 +1133,7 @@
                 <w:noProof/>
                 <w:webHidden/>
               </w:rPr>
-              <w:t>7</w:t>
+              <w:t>8</w:t>
             </w:r>
             <w:r>
               <w:rPr>
@@ -1156,7 +1156,7 @@
               <w:lang w:eastAsia="pl-PL"/>
             </w:rPr>
           </w:pPr>
-          <w:hyperlink w:anchor="_Toc228741122" w:history="1">
+          <w:hyperlink w:anchor="_Toc229345386" w:history="1">
             <w:r>
               <w:rPr>
                 <w:rStyle w:val="Hipercze"/>
@@ -1183,7 +1183,7 @@
                 <w:noProof/>
                 <w:webHidden/>
               </w:rPr>
-              <w:instrText xml:space="preserve"> PAGEREF _Toc228741122 \h </w:instrText>
+              <w:instrText xml:space="preserve"> PAGEREF _Toc229345386 \h </w:instrText>
             </w:r>
             <w:r>
               <w:rPr>
@@ -1203,7 +1203,7 @@
                 <w:noProof/>
                 <w:webHidden/>
               </w:rPr>
-              <w:t>7</w:t>
+              <w:t>8</w:t>
             </w:r>
             <w:r>
               <w:rPr>
@@ -1226,7 +1226,7 @@
               <w:lang w:eastAsia="pl-PL"/>
             </w:rPr>
           </w:pPr>
-          <w:hyperlink w:anchor="_Toc228741123" w:history="1">
+          <w:hyperlink w:anchor="_Toc229345387" w:history="1">
             <w:r>
               <w:rPr>
                 <w:rStyle w:val="Hipercze"/>
@@ -1253,7 +1253,7 @@
                 <w:noProof/>
                 <w:webHidden/>
               </w:rPr>
-              <w:instrText xml:space="preserve"> PAGEREF _Toc228741123 \h </w:instrText>
+              <w:instrText xml:space="preserve"> PAGEREF _Toc229345387 \h </w:instrText>
             </w:r>
             <w:r>
               <w:rPr>
@@ -1273,7 +1273,7 @@
                 <w:noProof/>
                 <w:webHidden/>
               </w:rPr>
-              <w:t>8</w:t>
+              <w:t>9</w:t>
             </w:r>
             <w:r>
               <w:rPr>
@@ -1296,7 +1296,7 @@
               <w:lang w:eastAsia="pl-PL"/>
             </w:rPr>
           </w:pPr>
-          <w:hyperlink w:anchor="_Toc228741124" w:history="1">
+          <w:hyperlink w:anchor="_Toc229345388" w:history="1">
             <w:r>
               <w:rPr>
                 <w:rStyle w:val="Hipercze"/>
@@ -1323,7 +1323,7 @@
                 <w:noProof/>
                 <w:webHidden/>
               </w:rPr>
-              <w:instrText xml:space="preserve"> PAGEREF _Toc228741124 \h </w:instrText>
+              <w:instrText xml:space="preserve"> PAGEREF _Toc229345388 \h </w:instrText>
             </w:r>
             <w:r>
               <w:rPr>
@@ -1343,7 +1343,7 @@
                 <w:noProof/>
                 <w:webHidden/>
               </w:rPr>
-              <w:t>14</w:t>
+              <w:t>15</w:t>
             </w:r>
             <w:r>
               <w:rPr>
@@ -1366,7 +1366,7 @@
               <w:lang w:eastAsia="pl-PL"/>
             </w:rPr>
           </w:pPr>
-          <w:hyperlink w:anchor="_Toc228741125" w:history="1">
+          <w:hyperlink w:anchor="_Toc229345389" w:history="1">
             <w:r>
               <w:rPr>
                 <w:rStyle w:val="Hipercze"/>
@@ -1393,7 +1393,7 @@
                 <w:noProof/>
                 <w:webHidden/>
               </w:rPr>
-              <w:instrText xml:space="preserve"> PAGEREF _Toc228741125 \h </w:instrText>
+              <w:instrText xml:space="preserve"> PAGEREF _Toc229345389 \h </w:instrText>
             </w:r>
             <w:r>
               <w:rPr>
@@ -1413,7 +1413,7 @@
                 <w:noProof/>
                 <w:webHidden/>
               </w:rPr>
-              <w:t>15</w:t>
+              <w:t>16</w:t>
             </w:r>
             <w:r>
               <w:rPr>
@@ -1436,7 +1436,7 @@
               <w:lang w:eastAsia="pl-PL"/>
             </w:rPr>
           </w:pPr>
-          <w:hyperlink w:anchor="_Toc228741126" w:history="1">
+          <w:hyperlink w:anchor="_Toc229345390" w:history="1">
             <w:r>
               <w:rPr>
                 <w:rStyle w:val="Hipercze"/>
@@ -1463,7 +1463,7 @@
                 <w:noProof/>
                 <w:webHidden/>
               </w:rPr>
-              <w:instrText xml:space="preserve"> PAGEREF _Toc228741126 \h </w:instrText>
+              <w:instrText xml:space="preserve"> PAGEREF _Toc229345390 \h </w:instrText>
             </w:r>
             <w:r>
               <w:rPr>
@@ -1483,7 +1483,7 @@
                 <w:noProof/>
                 <w:webHidden/>
               </w:rPr>
-              <w:t>15</w:t>
+              <w:t>16</w:t>
             </w:r>
             <w:r>
               <w:rPr>
@@ -1506,7 +1506,7 @@
               <w:lang w:eastAsia="pl-PL"/>
             </w:rPr>
           </w:pPr>
-          <w:hyperlink w:anchor="_Toc228741127" w:history="1">
+          <w:hyperlink w:anchor="_Toc229345391" w:history="1">
             <w:r>
               <w:rPr>
                 <w:rStyle w:val="Hipercze"/>
@@ -1533,7 +1533,7 @@
                 <w:noProof/>
                 <w:webHidden/>
               </w:rPr>
-              <w:instrText xml:space="preserve"> PAGEREF _Toc228741127 \h </w:instrText>
+              <w:instrText xml:space="preserve"> PAGEREF _Toc229345391 \h </w:instrText>
             </w:r>
             <w:r>
               <w:rPr>
@@ -1553,7 +1553,7 @@
                 <w:noProof/>
                 <w:webHidden/>
               </w:rPr>
-              <w:t>15</w:t>
+              <w:t>16</w:t>
             </w:r>
             <w:r>
               <w:rPr>
@@ -1576,7 +1576,7 @@
               <w:lang w:eastAsia="pl-PL"/>
             </w:rPr>
           </w:pPr>
-          <w:hyperlink w:anchor="_Toc228741128" w:history="1">
+          <w:hyperlink w:anchor="_Toc229345392" w:history="1">
             <w:r>
               <w:rPr>
                 <w:rStyle w:val="Hipercze"/>
@@ -1603,7 +1603,7 @@
                 <w:noProof/>
                 <w:webHidden/>
               </w:rPr>
-              <w:instrText xml:space="preserve"> PAGEREF _Toc228741128 \h </w:instrText>
+              <w:instrText xml:space="preserve"> PAGEREF _Toc229345392 \h </w:instrText>
             </w:r>
             <w:r>
               <w:rPr>
@@ -1623,7 +1623,7 @@
                 <w:noProof/>
                 <w:webHidden/>
               </w:rPr>
-              <w:t>16</w:t>
+              <w:t>17</w:t>
             </w:r>
             <w:r>
               <w:rPr>
@@ -1646,7 +1646,7 @@
               <w:lang w:eastAsia="pl-PL"/>
             </w:rPr>
           </w:pPr>
-          <w:hyperlink w:anchor="_Toc228741129" w:history="1">
+          <w:hyperlink w:anchor="_Toc229345393" w:history="1">
             <w:r>
               <w:rPr>
                 <w:rStyle w:val="Hipercze"/>
@@ -1673,7 +1673,7 @@
                 <w:noProof/>
                 <w:webHidden/>
               </w:rPr>
-              <w:instrText xml:space="preserve"> PAGEREF _Toc228741129 \h </w:instrText>
+              <w:instrText xml:space="preserve"> PAGEREF _Toc229345393 \h </w:instrText>
             </w:r>
             <w:r>
               <w:rPr>
@@ -1693,7 +1693,7 @@
                 <w:noProof/>
                 <w:webHidden/>
               </w:rPr>
-              <w:t>16</w:t>
+              <w:t>17</w:t>
             </w:r>
             <w:r>
               <w:rPr>
@@ -1716,7 +1716,7 @@
               <w:lang w:eastAsia="pl-PL"/>
             </w:rPr>
           </w:pPr>
-          <w:hyperlink w:anchor="_Toc228741130" w:history="1">
+          <w:hyperlink w:anchor="_Toc229345394" w:history="1">
             <w:r>
               <w:rPr>
                 <w:rStyle w:val="Hipercze"/>
@@ -1743,7 +1743,7 @@
                 <w:noProof/>
                 <w:webHidden/>
               </w:rPr>
-              <w:instrText xml:space="preserve"> PAGEREF _Toc228741130 \h </w:instrText>
+              <w:instrText xml:space="preserve"> PAGEREF _Toc229345394 \h </w:instrText>
             </w:r>
             <w:r>
               <w:rPr>
@@ -1763,7 +1763,7 @@
                 <w:noProof/>
                 <w:webHidden/>
               </w:rPr>
-              <w:t>16</w:t>
+              <w:t>17</w:t>
             </w:r>
             <w:r>
               <w:rPr>
@@ -1786,7 +1786,7 @@
               <w:lang w:eastAsia="pl-PL"/>
             </w:rPr>
           </w:pPr>
-          <w:hyperlink w:anchor="_Toc228741131" w:history="1">
+          <w:hyperlink w:anchor="_Toc229345395" w:history="1">
             <w:r>
               <w:rPr>
                 <w:rStyle w:val="Hipercze"/>
@@ -1813,7 +1813,7 @@
                 <w:noProof/>
                 <w:webHidden/>
               </w:rPr>
-              <w:instrText xml:space="preserve"> PAGEREF _Toc228741131 \h </w:instrText>
+              <w:instrText xml:space="preserve"> PAGEREF _Toc229345395 \h </w:instrText>
             </w:r>
             <w:r>
               <w:rPr>
@@ -1833,7 +1833,7 @@
                 <w:noProof/>
                 <w:webHidden/>
               </w:rPr>
-              <w:t>17</w:t>
+              <w:t>18</w:t>
             </w:r>
             <w:r>
               <w:rPr>
@@ -1856,7 +1856,7 @@
               <w:lang w:eastAsia="pl-PL"/>
             </w:rPr>
           </w:pPr>
-          <w:hyperlink w:anchor="_Toc228741132" w:history="1">
+          <w:hyperlink w:anchor="_Toc229345396" w:history="1">
             <w:r>
               <w:rPr>
                 <w:rStyle w:val="Hipercze"/>
@@ -1883,7 +1883,7 @@
                 <w:noProof/>
                 <w:webHidden/>
               </w:rPr>
-              <w:instrText xml:space="preserve"> PAGEREF _Toc228741132 \h </w:instrText>
+              <w:instrText xml:space="preserve"> PAGEREF _Toc229345396 \h </w:instrText>
             </w:r>
             <w:r>
               <w:rPr>
@@ -1903,7 +1903,427 @@
                 <w:noProof/>
                 <w:webHidden/>
               </w:rPr>
-              <w:t>19</w:t>
+              <w:t>20</w:t>
+            </w:r>
+            <w:r>
+              <w:rPr>
+                <w:noProof/>
+                <w:webHidden/>
+              </w:rPr>
+              <w:fldChar w:fldCharType="end"/>
+            </w:r>
+          </w:hyperlink>
+        </w:p>
+        <w:p>
+          <w:pPr>
+            <w:pStyle w:val="Spistreci2"/>
+            <w:tabs>
+              <w:tab w:val="right" w:leader="dot" w:pos="9062"/>
+            </w:tabs>
+            <w:rPr>
+              <w:rFonts w:eastAsiaTheme="minorEastAsia"/>
+              <w:noProof/>
+              <w:lang w:eastAsia="pl-PL"/>
+            </w:rPr>
+          </w:pPr>
+          <w:hyperlink w:anchor="_Toc229345397" w:history="1">
+            <w:r>
+              <w:rPr>
+                <w:rStyle w:val="Hipercze"/>
+                <w:noProof/>
+              </w:rPr>
+              <w:t>Z7. Wykorzystanie oprogramowania do przydzielania i rozliczania zadań</w:t>
+            </w:r>
+            <w:r>
+              <w:rPr>
+                <w:noProof/>
+                <w:webHidden/>
+              </w:rPr>
+              <w:tab/>
+            </w:r>
+            <w:r>
+              <w:rPr>
+                <w:noProof/>
+                <w:webHidden/>
+              </w:rPr>
+              <w:fldChar w:fldCharType="begin"/>
+            </w:r>
+            <w:r>
+              <w:rPr>
+                <w:noProof/>
+                <w:webHidden/>
+              </w:rPr>
+              <w:instrText xml:space="preserve"> PAGEREF _Toc229345397 \h </w:instrText>
+            </w:r>
+            <w:r>
+              <w:rPr>
+                <w:noProof/>
+                <w:webHidden/>
+              </w:rPr>
+            </w:r>
+            <w:r>
+              <w:rPr>
+                <w:noProof/>
+                <w:webHidden/>
+              </w:rPr>
+              <w:fldChar w:fldCharType="separate"/>
+            </w:r>
+            <w:r>
+              <w:rPr>
+                <w:noProof/>
+                <w:webHidden/>
+              </w:rPr>
+              <w:t>21</w:t>
+            </w:r>
+            <w:r>
+              <w:rPr>
+                <w:noProof/>
+                <w:webHidden/>
+              </w:rPr>
+              <w:fldChar w:fldCharType="end"/>
+            </w:r>
+          </w:hyperlink>
+        </w:p>
+        <w:p>
+          <w:pPr>
+            <w:pStyle w:val="Spistreci3"/>
+            <w:tabs>
+              <w:tab w:val="right" w:leader="dot" w:pos="9062"/>
+            </w:tabs>
+            <w:rPr>
+              <w:rFonts w:eastAsiaTheme="minorEastAsia"/>
+              <w:noProof/>
+              <w:lang w:eastAsia="pl-PL"/>
+            </w:rPr>
+          </w:pPr>
+          <w:hyperlink w:anchor="_Toc229345398" w:history="1">
+            <w:r>
+              <w:rPr>
+                <w:rStyle w:val="Hipercze"/>
+                <w:noProof/>
+              </w:rPr>
+              <w:t>Nazwa, cel, funkcjonalność oprogramowania</w:t>
+            </w:r>
+            <w:r>
+              <w:rPr>
+                <w:noProof/>
+                <w:webHidden/>
+              </w:rPr>
+              <w:tab/>
+            </w:r>
+            <w:r>
+              <w:rPr>
+                <w:noProof/>
+                <w:webHidden/>
+              </w:rPr>
+              <w:fldChar w:fldCharType="begin"/>
+            </w:r>
+            <w:r>
+              <w:rPr>
+                <w:noProof/>
+                <w:webHidden/>
+              </w:rPr>
+              <w:instrText xml:space="preserve"> PAGEREF _Toc229345398 \h </w:instrText>
+            </w:r>
+            <w:r>
+              <w:rPr>
+                <w:noProof/>
+                <w:webHidden/>
+              </w:rPr>
+            </w:r>
+            <w:r>
+              <w:rPr>
+                <w:noProof/>
+                <w:webHidden/>
+              </w:rPr>
+              <w:fldChar w:fldCharType="separate"/>
+            </w:r>
+            <w:r>
+              <w:rPr>
+                <w:noProof/>
+                <w:webHidden/>
+              </w:rPr>
+              <w:t>21</w:t>
+            </w:r>
+            <w:r>
+              <w:rPr>
+                <w:noProof/>
+                <w:webHidden/>
+              </w:rPr>
+              <w:fldChar w:fldCharType="end"/>
+            </w:r>
+          </w:hyperlink>
+        </w:p>
+        <w:p>
+          <w:pPr>
+            <w:pStyle w:val="Spistreci3"/>
+            <w:tabs>
+              <w:tab w:val="right" w:leader="dot" w:pos="9062"/>
+            </w:tabs>
+            <w:rPr>
+              <w:rFonts w:eastAsiaTheme="minorEastAsia"/>
+              <w:noProof/>
+              <w:lang w:eastAsia="pl-PL"/>
+            </w:rPr>
+          </w:pPr>
+          <w:hyperlink w:anchor="_Toc229345399" w:history="1">
+            <w:r>
+              <w:rPr>
+                <w:rStyle w:val="Hipercze"/>
+                <w:noProof/>
+              </w:rPr>
+              <w:t>Wykonane zadania</w:t>
+            </w:r>
+            <w:r>
+              <w:rPr>
+                <w:noProof/>
+                <w:webHidden/>
+              </w:rPr>
+              <w:tab/>
+            </w:r>
+            <w:r>
+              <w:rPr>
+                <w:noProof/>
+                <w:webHidden/>
+              </w:rPr>
+              <w:fldChar w:fldCharType="begin"/>
+            </w:r>
+            <w:r>
+              <w:rPr>
+                <w:noProof/>
+                <w:webHidden/>
+              </w:rPr>
+              <w:instrText xml:space="preserve"> PAGEREF _Toc229345399 \h </w:instrText>
+            </w:r>
+            <w:r>
+              <w:rPr>
+                <w:noProof/>
+                <w:webHidden/>
+              </w:rPr>
+            </w:r>
+            <w:r>
+              <w:rPr>
+                <w:noProof/>
+                <w:webHidden/>
+              </w:rPr>
+              <w:fldChar w:fldCharType="separate"/>
+            </w:r>
+            <w:r>
+              <w:rPr>
+                <w:noProof/>
+                <w:webHidden/>
+              </w:rPr>
+              <w:t>21</w:t>
+            </w:r>
+            <w:r>
+              <w:rPr>
+                <w:noProof/>
+                <w:webHidden/>
+              </w:rPr>
+              <w:fldChar w:fldCharType="end"/>
+            </w:r>
+          </w:hyperlink>
+        </w:p>
+        <w:p>
+          <w:pPr>
+            <w:pStyle w:val="Spistreci3"/>
+            <w:tabs>
+              <w:tab w:val="right" w:leader="dot" w:pos="9062"/>
+            </w:tabs>
+            <w:rPr>
+              <w:rFonts w:eastAsiaTheme="minorEastAsia"/>
+              <w:noProof/>
+              <w:lang w:eastAsia="pl-PL"/>
+            </w:rPr>
+          </w:pPr>
+          <w:hyperlink w:anchor="_Toc229345400" w:history="1">
+            <w:r>
+              <w:rPr>
+                <w:rStyle w:val="Hipercze"/>
+                <w:noProof/>
+              </w:rPr>
+              <w:t>Zadanie 1</w:t>
+            </w:r>
+            <w:r>
+              <w:rPr>
+                <w:noProof/>
+                <w:webHidden/>
+              </w:rPr>
+              <w:tab/>
+            </w:r>
+            <w:r>
+              <w:rPr>
+                <w:noProof/>
+                <w:webHidden/>
+              </w:rPr>
+              <w:fldChar w:fldCharType="begin"/>
+            </w:r>
+            <w:r>
+              <w:rPr>
+                <w:noProof/>
+                <w:webHidden/>
+              </w:rPr>
+              <w:instrText xml:space="preserve"> PAGEREF _Toc229345400 \h </w:instrText>
+            </w:r>
+            <w:r>
+              <w:rPr>
+                <w:noProof/>
+                <w:webHidden/>
+              </w:rPr>
+            </w:r>
+            <w:r>
+              <w:rPr>
+                <w:noProof/>
+                <w:webHidden/>
+              </w:rPr>
+              <w:fldChar w:fldCharType="separate"/>
+            </w:r>
+            <w:r>
+              <w:rPr>
+                <w:noProof/>
+                <w:webHidden/>
+              </w:rPr>
+              <w:t>21</w:t>
+            </w:r>
+            <w:r>
+              <w:rPr>
+                <w:noProof/>
+                <w:webHidden/>
+              </w:rPr>
+              <w:fldChar w:fldCharType="end"/>
+            </w:r>
+          </w:hyperlink>
+        </w:p>
+        <w:p>
+          <w:pPr>
+            <w:pStyle w:val="Spistreci3"/>
+            <w:tabs>
+              <w:tab w:val="right" w:leader="dot" w:pos="9062"/>
+            </w:tabs>
+            <w:rPr>
+              <w:rFonts w:eastAsiaTheme="minorEastAsia"/>
+              <w:noProof/>
+              <w:lang w:eastAsia="pl-PL"/>
+            </w:rPr>
+          </w:pPr>
+          <w:hyperlink w:anchor="_Toc229345401" w:history="1">
+            <w:r>
+              <w:rPr>
+                <w:rStyle w:val="Hipercze"/>
+                <w:noProof/>
+              </w:rPr>
+              <w:t>Zadanie 2</w:t>
+            </w:r>
+            <w:r>
+              <w:rPr>
+                <w:noProof/>
+                <w:webHidden/>
+              </w:rPr>
+              <w:tab/>
+            </w:r>
+            <w:r>
+              <w:rPr>
+                <w:noProof/>
+                <w:webHidden/>
+              </w:rPr>
+              <w:fldChar w:fldCharType="begin"/>
+            </w:r>
+            <w:r>
+              <w:rPr>
+                <w:noProof/>
+                <w:webHidden/>
+              </w:rPr>
+              <w:instrText xml:space="preserve"> PAGEREF _Toc229345401 \h </w:instrText>
+            </w:r>
+            <w:r>
+              <w:rPr>
+                <w:noProof/>
+                <w:webHidden/>
+              </w:rPr>
+            </w:r>
+            <w:r>
+              <w:rPr>
+                <w:noProof/>
+                <w:webHidden/>
+              </w:rPr>
+              <w:fldChar w:fldCharType="separate"/>
+            </w:r>
+            <w:r>
+              <w:rPr>
+                <w:noProof/>
+                <w:webHidden/>
+              </w:rPr>
+              <w:t>21</w:t>
+            </w:r>
+            <w:r>
+              <w:rPr>
+                <w:noProof/>
+                <w:webHidden/>
+              </w:rPr>
+              <w:fldChar w:fldCharType="end"/>
+            </w:r>
+          </w:hyperlink>
+        </w:p>
+        <w:p>
+          <w:pPr>
+            <w:pStyle w:val="Spistreci3"/>
+            <w:tabs>
+              <w:tab w:val="right" w:leader="dot" w:pos="9062"/>
+            </w:tabs>
+            <w:rPr>
+              <w:rFonts w:eastAsiaTheme="minorEastAsia"/>
+              <w:noProof/>
+              <w:lang w:eastAsia="pl-PL"/>
+            </w:rPr>
+          </w:pPr>
+          <w:hyperlink w:anchor="_Toc229345402" w:history="1">
+            <w:r>
+              <w:rPr>
+                <w:rStyle w:val="Hipercze"/>
+                <w:noProof/>
+              </w:rPr>
+              <w:t>Podsumowanie</w:t>
+            </w:r>
+            <w:r>
+              <w:rPr>
+                <w:noProof/>
+                <w:webHidden/>
+              </w:rPr>
+              <w:tab/>
+            </w:r>
+            <w:r>
+              <w:rPr>
+                <w:noProof/>
+                <w:webHidden/>
+              </w:rPr>
+              <w:fldChar w:fldCharType="begin"/>
+            </w:r>
+            <w:r>
+              <w:rPr>
+                <w:noProof/>
+                <w:webHidden/>
+              </w:rPr>
+              <w:instrText xml:space="preserve"> PAGEREF _Toc229345402 \h </w:instrText>
+            </w:r>
+            <w:r>
+              <w:rPr>
+                <w:noProof/>
+                <w:webHidden/>
+              </w:rPr>
+            </w:r>
+            <w:r>
+              <w:rPr>
+                <w:noProof/>
+                <w:webHidden/>
+              </w:rPr>
+              <w:fldChar w:fldCharType="separate"/>
+            </w:r>
+            <w:r>
+              <w:rPr>
+                <w:noProof/>
+                <w:webHidden/>
+              </w:rPr>
+              <w:t>22</w:t>
             </w:r>
             <w:r>
               <w:rPr>
@@ -1942,7 +2362,7 @@
       <w:pPr>
         <w:pStyle w:val="Nagwek2"/>
       </w:pPr>
-      <w:bookmarkStart w:id="0" w:name="_Toc228741109"/>
+      <w:bookmarkStart w:id="0" w:name="_Toc229345373"/>
       <w:r>
         <w:lastRenderedPageBreak/>
         <w:t xml:space="preserve">Z1. </w:t>
@@ -1956,7 +2376,7 @@
       <w:pPr>
         <w:pStyle w:val="Nagwek3"/>
       </w:pPr>
-      <w:bookmarkStart w:id="1" w:name="_Toc228741110"/>
+      <w:bookmarkStart w:id="1" w:name="_Toc229345374"/>
       <w:r>
         <w:t>Nazwa, cel, funkcjonalność oprogramowania</w:t>
       </w:r>
@@ -1998,7 +2418,7 @@
       <w:pPr>
         <w:pStyle w:val="Nagwek3"/>
       </w:pPr>
-      <w:bookmarkStart w:id="2" w:name="_Toc228741111"/>
+      <w:bookmarkStart w:id="2" w:name="_Toc229345375"/>
       <w:r>
         <w:t>Wykonane zadania</w:t>
       </w:r>
@@ -2222,7 +2642,7 @@
       <w:pPr>
         <w:pStyle w:val="Nagwek3"/>
       </w:pPr>
-      <w:bookmarkStart w:id="3" w:name="_Toc228741112"/>
+      <w:bookmarkStart w:id="3" w:name="_Toc229345376"/>
       <w:r>
         <w:t>Podsumowanie</w:t>
       </w:r>
@@ -2281,7 +2701,7 @@
         <w:pStyle w:val="Nagwek2"/>
       </w:pPr>
       <w:bookmarkStart w:id="4" w:name="_Toc224553366"/>
-      <w:bookmarkStart w:id="5" w:name="_Toc228741113"/>
+      <w:bookmarkStart w:id="5" w:name="_Toc229345377"/>
       <w:r>
         <w:t xml:space="preserve">Z2. </w:t>
       </w:r>
@@ -2296,7 +2716,7 @@
         <w:pStyle w:val="Nagwek3"/>
       </w:pPr>
       <w:bookmarkStart w:id="6" w:name="_Toc224553367"/>
-      <w:bookmarkStart w:id="7" w:name="_Toc228741114"/>
+      <w:bookmarkStart w:id="7" w:name="_Toc229345378"/>
       <w:r>
         <w:t>Nazwa, cel, funkcjonalność oprogramowania</w:t>
       </w:r>
@@ -2321,7 +2741,7 @@
         <w:pStyle w:val="Nagwek3"/>
       </w:pPr>
       <w:bookmarkStart w:id="8" w:name="_Toc224553368"/>
-      <w:bookmarkStart w:id="9" w:name="_Toc228741115"/>
+      <w:bookmarkStart w:id="9" w:name="_Toc229345379"/>
       <w:r>
         <w:t>Wykonane zadania</w:t>
       </w:r>
@@ -2375,7 +2795,7 @@
         </w:rPr>
         <w:lastRenderedPageBreak/>
         <w:drawing>
-          <wp:inline distT="0" distB="0" distL="0" distR="0" wp14:anchorId="0DCCE31B" wp14:editId="6C7733B1">
+          <wp:inline distT="0" distB="0" distL="0" distR="0" wp14:anchorId="0DCCE31B" wp14:editId="189B3C7D">
             <wp:extent cx="5753100" cy="3209925"/>
             <wp:effectExtent l="0" t="0" r="0" b="9525"/>
             <wp:docPr id="466530418" name="Obraz 1"/>
@@ -2452,7 +2872,7 @@
           <w:noProof/>
         </w:rPr>
         <w:drawing>
-          <wp:inline distT="0" distB="0" distL="0" distR="0" wp14:anchorId="63C59723" wp14:editId="0264B4C2">
+          <wp:inline distT="0" distB="0" distL="0" distR="0" wp14:anchorId="63C59723" wp14:editId="31049A2B">
             <wp:extent cx="5762625" cy="3200400"/>
             <wp:effectExtent l="0" t="0" r="9525" b="0"/>
             <wp:docPr id="876732814" name="Obraz 2"/>
@@ -2700,7 +3120,7 @@
         <w:pStyle w:val="Nagwek3"/>
       </w:pPr>
       <w:bookmarkStart w:id="10" w:name="_Toc224553369"/>
-      <w:bookmarkStart w:id="11" w:name="_Toc228741116"/>
+      <w:bookmarkStart w:id="11" w:name="_Toc229345380"/>
       <w:r>
         <w:t>Podsumowanie</w:t>
       </w:r>
@@ -2745,7 +3165,7 @@
       <w:pPr>
         <w:pStyle w:val="Nagwek2"/>
       </w:pPr>
-      <w:bookmarkStart w:id="12" w:name="_Toc228741117"/>
+      <w:bookmarkStart w:id="12" w:name="_Toc229345381"/>
       <w:r>
         <w:lastRenderedPageBreak/>
         <w:t>Z3. Wykorzystanie oprogramowania do modelowania systemu z wykorzystaniem UML</w:t>
@@ -2759,7 +3179,7 @@
       <w:pPr>
         <w:pStyle w:val="Nagwek3"/>
       </w:pPr>
-      <w:bookmarkStart w:id="13" w:name="_Toc228741118"/>
+      <w:bookmarkStart w:id="13" w:name="_Toc229345382"/>
       <w:r>
         <w:t>Nazwa, cel, funkcjonalność oprogramowania</w:t>
       </w:r>
@@ -2782,7 +3202,7 @@
       <w:pPr>
         <w:pStyle w:val="Nagwek3"/>
       </w:pPr>
-      <w:bookmarkStart w:id="14" w:name="_Toc228741119"/>
+      <w:bookmarkStart w:id="14" w:name="_Toc229345383"/>
       <w:r>
         <w:t>Wykonane zadania</w:t>
       </w:r>
@@ -3004,7 +3424,7 @@
       <w:pPr>
         <w:pStyle w:val="Nagwek3"/>
       </w:pPr>
-      <w:bookmarkStart w:id="15" w:name="_Toc228741120"/>
+      <w:bookmarkStart w:id="15" w:name="_Toc229345384"/>
       <w:r>
         <w:t>Podsumowanie</w:t>
       </w:r>
@@ -3036,7 +3456,7 @@
       <w:pPr>
         <w:pStyle w:val="Nagwek2"/>
       </w:pPr>
-      <w:bookmarkStart w:id="16" w:name="_Toc228741121"/>
+      <w:bookmarkStart w:id="16" w:name="_Toc229345385"/>
       <w:r>
         <w:t>Z4. Wykorzystanie oprogramowania do modelowania interfejsów.</w:t>
       </w:r>
@@ -3047,7 +3467,7 @@
         <w:pStyle w:val="Nagwek3"/>
       </w:pPr>
       <w:bookmarkStart w:id="17" w:name="_Toc227526176"/>
-      <w:bookmarkStart w:id="18" w:name="_Toc228741122"/>
+      <w:bookmarkStart w:id="18" w:name="_Toc229345386"/>
       <w:r>
         <w:t>Nazwa, cel, funkcjonalność oprogramowania</w:t>
       </w:r>
@@ -3072,7 +3492,7 @@
         <w:pStyle w:val="Nagwek3"/>
       </w:pPr>
       <w:bookmarkStart w:id="19" w:name="_Toc227526177"/>
-      <w:bookmarkStart w:id="20" w:name="_Toc228741123"/>
+      <w:bookmarkStart w:id="20" w:name="_Toc229345387"/>
       <w:r>
         <w:lastRenderedPageBreak/>
         <w:t>Wykonane zadania</w:t>
@@ -3724,7 +4144,7 @@
         <w:pStyle w:val="Nagwek3"/>
       </w:pPr>
       <w:bookmarkStart w:id="21" w:name="_Toc227526178"/>
-      <w:bookmarkStart w:id="22" w:name="_Toc228741124"/>
+      <w:bookmarkStart w:id="22" w:name="_Toc229345388"/>
       <w:r>
         <w:t>Podsumowanie</w:t>
       </w:r>
@@ -3785,7 +4205,7 @@
       <w:pPr>
         <w:pStyle w:val="Nagwek2"/>
       </w:pPr>
-      <w:bookmarkStart w:id="23" w:name="_Toc228741125"/>
+      <w:bookmarkStart w:id="23" w:name="_Toc229345389"/>
       <w:r>
         <w:t>Z5. Wykorzystanie oprogramowania do tworzenia i utrzymywania macierzy RACI.</w:t>
       </w:r>
@@ -3795,7 +4215,7 @@
       <w:pPr>
         <w:pStyle w:val="Nagwek3"/>
       </w:pPr>
-      <w:bookmarkStart w:id="24" w:name="_Toc228741126"/>
+      <w:bookmarkStart w:id="24" w:name="_Toc229345390"/>
       <w:r>
         <w:t>Nazwa, cel, funkcjonalność oprogramowania</w:t>
       </w:r>
@@ -3821,7 +4241,7 @@
       <w:pPr>
         <w:pStyle w:val="Nagwek3"/>
       </w:pPr>
-      <w:bookmarkStart w:id="25" w:name="_Toc228741127"/>
+      <w:bookmarkStart w:id="25" w:name="_Toc229345391"/>
       <w:r>
         <w:t>Wy</w:t>
       </w:r>
@@ -4127,7 +4547,7 @@
       <w:pPr>
         <w:pStyle w:val="Nagwek3"/>
       </w:pPr>
-      <w:bookmarkStart w:id="26" w:name="_Toc228741128"/>
+      <w:bookmarkStart w:id="26" w:name="_Toc229345392"/>
       <w:r>
         <w:t>Podsumowanie</w:t>
       </w:r>
@@ -4142,7 +4562,7 @@
       <w:pPr>
         <w:pStyle w:val="Nagwek2"/>
       </w:pPr>
-      <w:bookmarkStart w:id="27" w:name="_Toc228741129"/>
+      <w:bookmarkStart w:id="27" w:name="_Toc229345393"/>
       <w:r>
         <w:t>Z6. Wykorzystanie oprogramowania do harmonogramowania projektu informatycznego</w:t>
       </w:r>
@@ -4152,7 +4572,7 @@
       <w:pPr>
         <w:pStyle w:val="Nagwek3"/>
       </w:pPr>
-      <w:bookmarkStart w:id="28" w:name="_Toc228741130"/>
+      <w:bookmarkStart w:id="28" w:name="_Toc229345394"/>
       <w:r>
         <w:t>Nazwa, cel, funkcjonalność oprogramowania</w:t>
       </w:r>
@@ -4175,7 +4595,7 @@
       <w:pPr>
         <w:pStyle w:val="Nagwek3"/>
       </w:pPr>
-      <w:bookmarkStart w:id="29" w:name="_Toc228741131"/>
+      <w:bookmarkStart w:id="29" w:name="_Toc229345395"/>
       <w:r>
         <w:lastRenderedPageBreak/>
         <w:t>Wykonane zadania</w:t>
@@ -4564,7 +4984,7 @@
       <w:pPr>
         <w:pStyle w:val="Nagwek3"/>
       </w:pPr>
-      <w:bookmarkStart w:id="30" w:name="_Toc228741132"/>
+      <w:bookmarkStart w:id="30" w:name="_Toc229345396"/>
       <w:r>
         <w:t>Podsumowanie</w:t>
       </w:r>
@@ -4599,50 +5019,89 @@
         <w:t xml:space="preserve"> </w:t>
       </w:r>
     </w:p>
-    <w:p/>
+    <w:p>
+      <w:pPr>
+        <w:pStyle w:val="Nagwek2"/>
+      </w:pPr>
+    </w:p>
+    <w:p>
+      <w:pPr>
+        <w:pStyle w:val="Nagwek2"/>
+      </w:pPr>
+      <w:bookmarkStart w:id="31" w:name="_Toc229345397"/>
+      <w:r>
+        <w:t>Z7. Wykorzystanie oprogramowania do przydzielania i rozliczania zadań</w:t>
+      </w:r>
+      <w:bookmarkEnd w:id="31"/>
+    </w:p>
     <w:p>
       <w:pPr>
         <w:pStyle w:val="Nagwek3"/>
-        <w:rPr>
-          <w:rFonts w:asciiTheme="majorHAnsi" w:hAnsiTheme="majorHAnsi"/>
-          <w:sz w:val="32"/>
-          <w:szCs w:val="32"/>
-        </w:rPr>
-      </w:pPr>
-      <w:r>
-        <w:rPr>
-          <w:rFonts w:asciiTheme="majorHAnsi" w:hAnsiTheme="majorHAnsi"/>
-          <w:sz w:val="32"/>
-          <w:szCs w:val="32"/>
-        </w:rPr>
-        <w:t>Z7. Wykorzystanie oprogramowania do przydzielania i rozliczania zadań</w:t>
+      </w:pPr>
+      <w:bookmarkStart w:id="32" w:name="_Toc229345398"/>
+      <w:r>
+        <w:t>Nazwa, cel, funkcjonalność oprogramowania</w:t>
+      </w:r>
+      <w:bookmarkEnd w:id="32"/>
+    </w:p>
+    <w:p>
+      <w:r>
+        <w:t xml:space="preserve">Do wykonania zadań wykorzystałem darmowe oprogramowanie </w:t>
+      </w:r>
+      <w:proofErr w:type="spellStart"/>
+      <w:r>
+        <w:t>GanttProject</w:t>
+      </w:r>
+      <w:proofErr w:type="spellEnd"/>
+      <w:r>
+        <w:t>. Pozwala ono na tworzenie i edycję harmonogramów projektów w postaci diagramów Gantta. Wybrane funkcjonalności to: zapisywanie i wczytywanie projektów w formacie .</w:t>
+      </w:r>
+      <w:proofErr w:type="spellStart"/>
+      <w:r>
+        <w:t>gan</w:t>
+      </w:r>
+      <w:proofErr w:type="spellEnd"/>
+      <w:r>
+        <w:t xml:space="preserve"> oraz eksportowanie ich jako grafiki w formacie .</w:t>
+      </w:r>
+      <w:proofErr w:type="spellStart"/>
+      <w:r>
+        <w:t>png</w:t>
+      </w:r>
+      <w:proofErr w:type="spellEnd"/>
+      <w:r>
+        <w:t xml:space="preserve"> lub raportów w formacie .pdf, zarządzanie przydziałem zasobów i wyznaczanie ścieżki krytycznej.</w:t>
+      </w:r>
+      <w:r>
+        <w:t xml:space="preserve"> Pozwala ono również na kontrolowanie obciążenia pracowników.</w:t>
       </w:r>
     </w:p>
     <w:p>
       <w:pPr>
         <w:pStyle w:val="Nagwek3"/>
       </w:pPr>
-      <w:r>
-        <w:t>Nazwa, cel, funkcjonalność oprogramowania</w:t>
-      </w:r>
+      <w:bookmarkStart w:id="33" w:name="_Toc229345399"/>
+      <w:r>
+        <w:t>Wykonane zadania</w:t>
+      </w:r>
+      <w:bookmarkEnd w:id="33"/>
     </w:p>
     <w:p>
       <w:pPr>
         <w:pStyle w:val="Nagwek3"/>
       </w:pPr>
-      <w:r>
-        <w:t>Wykonane zadania</w:t>
-      </w:r>
-    </w:p>
-    <w:p>
-      <w:pPr>
-        <w:pStyle w:val="Nagwek3"/>
-      </w:pPr>
+      <w:bookmarkStart w:id="34" w:name="_Toc229345400"/>
       <w:r>
         <w:t xml:space="preserve">Zadanie </w:t>
       </w:r>
       <w:r>
         <w:t>1</w:t>
+      </w:r>
+      <w:bookmarkEnd w:id="34"/>
+    </w:p>
+    <w:p>
+      <w:r>
+        <w:t>Zadanie polegało na opracowaniu strukturalnego harmonogramu wdrożenia aplikacji mobilnej w formie wykresu Gantta. Dla kluczowych etapów cyklu życia oprogramowania należało zdefiniować ramy czasowe oraz precyzyjne zależności typu „Koniec-Początek”, a następnie wyznaczyć ścieżkę krytyczną prowadzącą do kamienia milowego, jakim jest publikacja produktu w sklepach z aplikacjami.</w:t>
       </w:r>
     </w:p>
     <w:p>
@@ -4713,12 +5172,25 @@
       <w:pPr>
         <w:pStyle w:val="Nagwek3"/>
       </w:pPr>
+      <w:bookmarkStart w:id="35" w:name="_Toc229345401"/>
       <w:r>
         <w:t xml:space="preserve">Zadanie </w:t>
       </w:r>
       <w:r>
         <w:t>2</w:t>
       </w:r>
+      <w:bookmarkEnd w:id="35"/>
+    </w:p>
+    <w:p>
+      <w:r>
+        <w:t xml:space="preserve">Zadanie polegało na identyfikacji i rozwiązaniu konfliktu zasobów ludzkich w harmonogramie aktualizacji systemu bankowego. Dla zidentyfikowanego przeciążenia konkretnego pracownika należało </w:t>
+      </w:r>
+      <w:r>
+        <w:t xml:space="preserve">rozwiązać problem </w:t>
+      </w:r>
+      <w:r>
+        <w:t>zmieniając strukturę zależności zadań z równoległej na sekwencyjną, co pozwoliło na wyeliminowanie kolizji terminów przy zachowaniu logicznej ciągłości prac.</w:t>
+      </w:r>
     </w:p>
     <w:p>
       <w:pPr>
@@ -4728,6 +5200,7 @@
         <w:rPr>
           <w:noProof/>
         </w:rPr>
+        <w:lastRenderedPageBreak/>
         <w:drawing>
           <wp:inline distT="0" distB="0" distL="0" distR="0" wp14:anchorId="24C9C50E" wp14:editId="19EFD265">
             <wp:extent cx="5760720" cy="1749425"/>
@@ -4783,13 +5256,14 @@
       <w:r>
         <w:t xml:space="preserve"> - Wprowadzenie przykładowych </w:t>
       </w:r>
-      <w:proofErr w:type="spellStart"/>
-      <w:r>
-        <w:t>dancyh</w:t>
-      </w:r>
-      <w:proofErr w:type="spellEnd"/>
-    </w:p>
-    <w:p>
+      <w:r>
+        <w:t>danych</w:t>
+      </w:r>
+    </w:p>
+    <w:p>
+      <w:pPr>
+        <w:keepNext/>
+      </w:pPr>
       <w:r>
         <w:rPr>
           <w:noProof/>
@@ -4832,11 +5306,32 @@
       </w:r>
     </w:p>
     <w:p>
+      <w:pPr>
+        <w:pStyle w:val="Legenda"/>
+      </w:pPr>
+      <w:r>
+        <w:t xml:space="preserve">Rysunek </w:t>
+      </w:r>
+      <w:fldSimple w:instr=" SEQ Rysunek \* ARABIC ">
+        <w:r>
+          <w:rPr>
+            <w:noProof/>
+          </w:rPr>
+          <w:t>26</w:t>
+        </w:r>
+      </w:fldSimple>
+      <w:r>
+        <w:t xml:space="preserve">  - Zidentyfikowane przeciążenie pracownika</w:t>
+      </w:r>
+    </w:p>
+    <w:p>
+      <w:pPr>
+        <w:keepNext/>
+      </w:pPr>
       <w:r>
         <w:rPr>
           <w:noProof/>
         </w:rPr>
-        <w:lastRenderedPageBreak/>
         <w:drawing>
           <wp:inline distT="0" distB="0" distL="0" distR="0" wp14:anchorId="5DA06746" wp14:editId="4853CDDF">
             <wp:extent cx="5760720" cy="1894840"/>
@@ -4876,13 +5371,58 @@
     </w:p>
     <w:p>
       <w:pPr>
+        <w:pStyle w:val="Legenda"/>
+      </w:pPr>
+      <w:r>
+        <w:t xml:space="preserve">Rysunek </w:t>
+      </w:r>
+      <w:fldSimple w:instr=" SEQ Rysunek \* ARABIC ">
+        <w:r>
+          <w:rPr>
+            <w:noProof/>
+          </w:rPr>
+          <w:t>27</w:t>
+        </w:r>
+      </w:fldSimple>
+      <w:r>
+        <w:t xml:space="preserve"> - Rozwiązanie przeciążenia pracownika</w:t>
+      </w:r>
+    </w:p>
+    <w:p>
+      <w:pPr>
         <w:pStyle w:val="Nagwek3"/>
       </w:pPr>
+      <w:bookmarkStart w:id="36" w:name="_Toc229345402"/>
       <w:r>
         <w:t>Podsumowanie</w:t>
       </w:r>
-    </w:p>
-    <w:p/>
+      <w:bookmarkEnd w:id="36"/>
+    </w:p>
+    <w:p>
+      <w:r>
+        <w:t xml:space="preserve">Do wykonania powyższych zadań wykorzystałem darmowe oprogramowanie </w:t>
+      </w:r>
+      <w:proofErr w:type="spellStart"/>
+      <w:r>
+        <w:t>GanttProject</w:t>
+      </w:r>
+      <w:proofErr w:type="spellEnd"/>
+      <w:r>
+        <w:t>. Pozwala ono na kompleksowe planowanie struktury projektów poprzez tworzenie interaktywnych wykresów Gantta oraz precyzyjne definiowanie relacji czasowych między zadaniami. Narzędzie umożliwia również efektywne zarządzanie zasobami ludzkimi, monitorowanie stopnia obciążenia pracowników, co w połączeniu z funkcją eksportu do formatów graficznych i raportów PDF, zapewnia pełną kontrolę nad przebiegiem i dokumentacją harmonogramu.</w:t>
+      </w:r>
+      <w:r>
+        <w:t xml:space="preserve"> Interfejs graficzny jest przejrzysty</w:t>
+      </w:r>
+      <w:r>
+        <w:t>, intuicyjny</w:t>
+      </w:r>
+      <w:r>
+        <w:t xml:space="preserve"> i </w:t>
+      </w:r>
+      <w:r>
+        <w:t>prosty w obsłudze.</w:t>
+      </w:r>
+    </w:p>
     <w:sectPr>
       <w:footerReference w:type="default" r:id="rId36"/>
       <w:pgSz w:w="11906" w:h="16838"/>
@@ -5589,7 +6129,6 @@
   <w:style w:type="character" w:default="1" w:styleId="Domylnaczcionkaakapitu">
     <w:name w:val="Default Paragraph Font"/>
     <w:uiPriority w:val="1"/>
-    <w:semiHidden/>
     <w:unhideWhenUsed/>
   </w:style>
   <w:style w:type="table" w:default="1" w:styleId="Standardowy">
@@ -6240,6 +6779,7 @@
     <w:rsid w:val="007B193A"/>
     <w:rsid w:val="008D2A61"/>
     <w:rsid w:val="008F754B"/>
+    <w:rsid w:val="00907C55"/>
     <w:rsid w:val="00911AD7"/>
     <w:rsid w:val="009330E0"/>
     <w:rsid w:val="00BC5DBB"/>
@@ -6251,6 +6791,7 @@
     <w:rsid w:val="00D02090"/>
     <w:rsid w:val="00D3551B"/>
     <w:rsid w:val="00EB5122"/>
+    <w:rsid w:val="00F05CC9"/>
     <w:rsid w:val="00F0655B"/>
     <w:rsid w:val="00F616EC"/>
     <w:rsid w:val="00F94496"/>

--- a/Wspomaganie zarządzania projektami informatycznymi.docx
+++ b/Wspomaganie zarządzania projektami informatycznymi.docx
@@ -2529,14 +2529,27 @@
       <w:r>
         <w:t xml:space="preserve">Rysunek </w:t>
       </w:r>
-      <w:fldSimple w:instr=" SEQ Rysunek \* ARABIC ">
-        <w:r>
-          <w:rPr>
-            <w:noProof/>
-          </w:rPr>
-          <w:t>1</w:t>
-        </w:r>
-      </w:fldSimple>
+      <w:r>
+        <w:fldChar w:fldCharType="begin"/>
+      </w:r>
+      <w:r>
+        <w:instrText xml:space="preserve"> SEQ Rysunek \* ARABIC </w:instrText>
+      </w:r>
+      <w:r>
+        <w:fldChar w:fldCharType="separate"/>
+      </w:r>
+      <w:r>
+        <w:rPr>
+          <w:noProof/>
+        </w:rPr>
+        <w:t>1</w:t>
+      </w:r>
+      <w:r>
+        <w:rPr>
+          <w:noProof/>
+        </w:rPr>
+        <w:fldChar w:fldCharType="end"/>
+      </w:r>
       <w:r>
         <w:t xml:space="preserve"> - Rozwiązanie zadania 1 </w:t>
       </w:r>
@@ -2626,14 +2639,27 @@
       <w:r>
         <w:t xml:space="preserve">Rysunek </w:t>
       </w:r>
-      <w:fldSimple w:instr=" SEQ Rysunek \* ARABIC ">
-        <w:r>
-          <w:rPr>
-            <w:noProof/>
-          </w:rPr>
-          <w:t>2</w:t>
-        </w:r>
-      </w:fldSimple>
+      <w:r>
+        <w:fldChar w:fldCharType="begin"/>
+      </w:r>
+      <w:r>
+        <w:instrText xml:space="preserve"> SEQ Rysunek \* ARABIC </w:instrText>
+      </w:r>
+      <w:r>
+        <w:fldChar w:fldCharType="separate"/>
+      </w:r>
+      <w:r>
+        <w:rPr>
+          <w:noProof/>
+        </w:rPr>
+        <w:t>2</w:t>
+      </w:r>
+      <w:r>
+        <w:rPr>
+          <w:noProof/>
+        </w:rPr>
+        <w:fldChar w:fldCharType="end"/>
+      </w:r>
       <w:r>
         <w:t xml:space="preserve"> – Rozwiązanie zadania 2</w:t>
       </w:r>
@@ -2795,7 +2821,7 @@
         </w:rPr>
         <w:lastRenderedPageBreak/>
         <w:drawing>
-          <wp:inline distT="0" distB="0" distL="0" distR="0" wp14:anchorId="0DCCE31B" wp14:editId="189B3C7D">
+          <wp:inline distT="0" distB="0" distL="0" distR="0" wp14:anchorId="0DCCE31B" wp14:editId="56A4F497">
             <wp:extent cx="5753100" cy="3209925"/>
             <wp:effectExtent l="0" t="0" r="0" b="9525"/>
             <wp:docPr id="466530418" name="Obraz 1"/>
@@ -2851,14 +2877,27 @@
       <w:r>
         <w:t xml:space="preserve">Rysunek </w:t>
       </w:r>
-      <w:fldSimple w:instr=" SEQ Rysunek \* ARABIC ">
-        <w:r>
-          <w:rPr>
-            <w:noProof/>
-          </w:rPr>
-          <w:t>3</w:t>
-        </w:r>
-      </w:fldSimple>
+      <w:r>
+        <w:fldChar w:fldCharType="begin"/>
+      </w:r>
+      <w:r>
+        <w:instrText xml:space="preserve"> SEQ Rysunek \* ARABIC </w:instrText>
+      </w:r>
+      <w:r>
+        <w:fldChar w:fldCharType="separate"/>
+      </w:r>
+      <w:r>
+        <w:rPr>
+          <w:noProof/>
+        </w:rPr>
+        <w:t>3</w:t>
+      </w:r>
+      <w:r>
+        <w:rPr>
+          <w:noProof/>
+        </w:rPr>
+        <w:fldChar w:fldCharType="end"/>
+      </w:r>
       <w:r>
         <w:t xml:space="preserve"> - Wymagania na rozwiązanie</w:t>
       </w:r>
@@ -2872,7 +2911,7 @@
           <w:noProof/>
         </w:rPr>
         <w:drawing>
-          <wp:inline distT="0" distB="0" distL="0" distR="0" wp14:anchorId="63C59723" wp14:editId="31049A2B">
+          <wp:inline distT="0" distB="0" distL="0" distR="0" wp14:anchorId="63C59723" wp14:editId="6A97A515">
             <wp:extent cx="5762625" cy="3200400"/>
             <wp:effectExtent l="0" t="0" r="9525" b="0"/>
             <wp:docPr id="876732814" name="Obraz 2"/>
@@ -2928,14 +2967,27 @@
       <w:r>
         <w:t xml:space="preserve">Rysunek </w:t>
       </w:r>
-      <w:fldSimple w:instr=" SEQ Rysunek \* ARABIC ">
-        <w:r>
-          <w:rPr>
-            <w:noProof/>
-          </w:rPr>
-          <w:t>4</w:t>
-        </w:r>
-      </w:fldSimple>
+      <w:r>
+        <w:fldChar w:fldCharType="begin"/>
+      </w:r>
+      <w:r>
+        <w:instrText xml:space="preserve"> SEQ Rysunek \* ARABIC </w:instrText>
+      </w:r>
+      <w:r>
+        <w:fldChar w:fldCharType="separate"/>
+      </w:r>
+      <w:r>
+        <w:rPr>
+          <w:noProof/>
+        </w:rPr>
+        <w:t>4</w:t>
+      </w:r>
+      <w:r>
+        <w:rPr>
+          <w:noProof/>
+        </w:rPr>
+        <w:fldChar w:fldCharType="end"/>
+      </w:r>
       <w:r>
         <w:t xml:space="preserve"> - Testy</w:t>
       </w:r>
@@ -3039,14 +3091,27 @@
       <w:r>
         <w:t xml:space="preserve">Rysunek </w:t>
       </w:r>
-      <w:fldSimple w:instr=" SEQ Rysunek \* ARABIC ">
-        <w:r>
-          <w:rPr>
-            <w:noProof/>
-          </w:rPr>
-          <w:t>5</w:t>
-        </w:r>
-      </w:fldSimple>
+      <w:r>
+        <w:fldChar w:fldCharType="begin"/>
+      </w:r>
+      <w:r>
+        <w:instrText xml:space="preserve"> SEQ Rysunek \* ARABIC </w:instrText>
+      </w:r>
+      <w:r>
+        <w:fldChar w:fldCharType="separate"/>
+      </w:r>
+      <w:r>
+        <w:rPr>
+          <w:noProof/>
+        </w:rPr>
+        <w:t>5</w:t>
+      </w:r>
+      <w:r>
+        <w:rPr>
+          <w:noProof/>
+        </w:rPr>
+        <w:fldChar w:fldCharType="end"/>
+      </w:r>
       <w:r>
         <w:t xml:space="preserve"> - Potrzeby Interesariuszy</w:t>
       </w:r>
@@ -3103,14 +3168,27 @@
       <w:r>
         <w:t xml:space="preserve">Rysunek </w:t>
       </w:r>
-      <w:fldSimple w:instr=" SEQ Rysunek \* ARABIC ">
-        <w:r>
-          <w:rPr>
-            <w:noProof/>
-          </w:rPr>
-          <w:t>6</w:t>
-        </w:r>
-      </w:fldSimple>
+      <w:r>
+        <w:fldChar w:fldCharType="begin"/>
+      </w:r>
+      <w:r>
+        <w:instrText xml:space="preserve"> SEQ Rysunek \* ARABIC </w:instrText>
+      </w:r>
+      <w:r>
+        <w:fldChar w:fldCharType="separate"/>
+      </w:r>
+      <w:r>
+        <w:rPr>
+          <w:noProof/>
+        </w:rPr>
+        <w:t>6</w:t>
+      </w:r>
+      <w:r>
+        <w:rPr>
+          <w:noProof/>
+        </w:rPr>
+        <w:fldChar w:fldCharType="end"/>
+      </w:r>
       <w:r>
         <w:t xml:space="preserve"> - Wymagania na rozwiązanie</w:t>
       </w:r>
@@ -3282,14 +3360,27 @@
       <w:r>
         <w:t xml:space="preserve">Rysunek </w:t>
       </w:r>
-      <w:fldSimple w:instr=" SEQ Rysunek \* ARABIC ">
-        <w:r>
-          <w:rPr>
-            <w:noProof/>
-          </w:rPr>
-          <w:t>7</w:t>
-        </w:r>
-      </w:fldSimple>
+      <w:r>
+        <w:fldChar w:fldCharType="begin"/>
+      </w:r>
+      <w:r>
+        <w:instrText xml:space="preserve"> SEQ Rysunek \* ARABIC </w:instrText>
+      </w:r>
+      <w:r>
+        <w:fldChar w:fldCharType="separate"/>
+      </w:r>
+      <w:r>
+        <w:rPr>
+          <w:noProof/>
+        </w:rPr>
+        <w:t>7</w:t>
+      </w:r>
+      <w:r>
+        <w:rPr>
+          <w:noProof/>
+        </w:rPr>
+        <w:fldChar w:fldCharType="end"/>
+      </w:r>
       <w:r>
         <w:t xml:space="preserve"> - Diagram Klas</w:t>
       </w:r>
@@ -3408,14 +3499,27 @@
       <w:r>
         <w:t xml:space="preserve">Rysunek </w:t>
       </w:r>
-      <w:fldSimple w:instr=" SEQ Rysunek \* ARABIC ">
-        <w:r>
-          <w:rPr>
-            <w:noProof/>
-          </w:rPr>
-          <w:t>8</w:t>
-        </w:r>
-      </w:fldSimple>
+      <w:r>
+        <w:fldChar w:fldCharType="begin"/>
+      </w:r>
+      <w:r>
+        <w:instrText xml:space="preserve"> SEQ Rysunek \* ARABIC </w:instrText>
+      </w:r>
+      <w:r>
+        <w:fldChar w:fldCharType="separate"/>
+      </w:r>
+      <w:r>
+        <w:rPr>
+          <w:noProof/>
+        </w:rPr>
+        <w:t>8</w:t>
+      </w:r>
+      <w:r>
+        <w:rPr>
+          <w:noProof/>
+        </w:rPr>
+        <w:fldChar w:fldCharType="end"/>
+      </w:r>
       <w:r>
         <w:t xml:space="preserve"> - Diagram Przypadków Użycia</w:t>
       </w:r>
@@ -3626,14 +3730,27 @@
       <w:r>
         <w:t xml:space="preserve">Rysunek </w:t>
       </w:r>
-      <w:fldSimple w:instr=" SEQ Rysunek \* ARABIC ">
-        <w:r>
-          <w:rPr>
-            <w:noProof/>
-          </w:rPr>
-          <w:t>9</w:t>
-        </w:r>
-      </w:fldSimple>
+      <w:r>
+        <w:fldChar w:fldCharType="begin"/>
+      </w:r>
+      <w:r>
+        <w:instrText xml:space="preserve"> SEQ Rysunek \* ARABIC </w:instrText>
+      </w:r>
+      <w:r>
+        <w:fldChar w:fldCharType="separate"/>
+      </w:r>
+      <w:r>
+        <w:rPr>
+          <w:noProof/>
+        </w:rPr>
+        <w:t>9</w:t>
+      </w:r>
+      <w:r>
+        <w:rPr>
+          <w:noProof/>
+        </w:rPr>
+        <w:fldChar w:fldCharType="end"/>
+      </w:r>
       <w:r>
         <w:t xml:space="preserve"> - Wybrane ekrany z zakończonego projektu</w:t>
       </w:r>
@@ -3690,14 +3807,27 @@
       <w:r>
         <w:t xml:space="preserve">Rysunek </w:t>
       </w:r>
-      <w:fldSimple w:instr=" SEQ Rysunek \* ARABIC ">
-        <w:r>
-          <w:rPr>
-            <w:noProof/>
-          </w:rPr>
-          <w:t>10</w:t>
-        </w:r>
-      </w:fldSimple>
+      <w:r>
+        <w:fldChar w:fldCharType="begin"/>
+      </w:r>
+      <w:r>
+        <w:instrText xml:space="preserve"> SEQ Rysunek \* ARABIC </w:instrText>
+      </w:r>
+      <w:r>
+        <w:fldChar w:fldCharType="separate"/>
+      </w:r>
+      <w:r>
+        <w:rPr>
+          <w:noProof/>
+        </w:rPr>
+        <w:t>10</w:t>
+      </w:r>
+      <w:r>
+        <w:rPr>
+          <w:noProof/>
+        </w:rPr>
+        <w:fldChar w:fldCharType="end"/>
+      </w:r>
       <w:r>
         <w:t xml:space="preserve"> - Utworzone ścieżki interakcji</w:t>
       </w:r>
@@ -3755,14 +3885,27 @@
       <w:r>
         <w:t xml:space="preserve">Rysunek </w:t>
       </w:r>
-      <w:fldSimple w:instr=" SEQ Rysunek \* ARABIC ">
-        <w:r>
-          <w:rPr>
-            <w:noProof/>
-          </w:rPr>
-          <w:t>11</w:t>
-        </w:r>
-      </w:fldSimple>
+      <w:r>
+        <w:fldChar w:fldCharType="begin"/>
+      </w:r>
+      <w:r>
+        <w:instrText xml:space="preserve"> SEQ Rysunek \* ARABIC </w:instrText>
+      </w:r>
+      <w:r>
+        <w:fldChar w:fldCharType="separate"/>
+      </w:r>
+      <w:r>
+        <w:rPr>
+          <w:noProof/>
+        </w:rPr>
+        <w:t>11</w:t>
+      </w:r>
+      <w:r>
+        <w:rPr>
+          <w:noProof/>
+        </w:rPr>
+        <w:fldChar w:fldCharType="end"/>
+      </w:r>
       <w:r>
         <w:t xml:space="preserve"> - Interaktywny podgląd</w:t>
       </w:r>
@@ -3859,14 +4002,27 @@
       <w:r>
         <w:t xml:space="preserve">Rysunek </w:t>
       </w:r>
-      <w:fldSimple w:instr=" SEQ Rysunek \* ARABIC ">
-        <w:r>
-          <w:rPr>
-            <w:noProof/>
-          </w:rPr>
-          <w:t>12</w:t>
-        </w:r>
-      </w:fldSimple>
+      <w:r>
+        <w:fldChar w:fldCharType="begin"/>
+      </w:r>
+      <w:r>
+        <w:instrText xml:space="preserve"> SEQ Rysunek \* ARABIC </w:instrText>
+      </w:r>
+      <w:r>
+        <w:fldChar w:fldCharType="separate"/>
+      </w:r>
+      <w:r>
+        <w:rPr>
+          <w:noProof/>
+        </w:rPr>
+        <w:t>12</w:t>
+      </w:r>
+      <w:r>
+        <w:rPr>
+          <w:noProof/>
+        </w:rPr>
+        <w:fldChar w:fldCharType="end"/>
+      </w:r>
       <w:r>
         <w:t xml:space="preserve"> - Wygenerowane interfejsy</w:t>
       </w:r>
@@ -3924,14 +4080,27 @@
       <w:r>
         <w:t xml:space="preserve">Rysunek </w:t>
       </w:r>
-      <w:fldSimple w:instr=" SEQ Rysunek \* ARABIC ">
-        <w:r>
-          <w:rPr>
-            <w:noProof/>
-          </w:rPr>
-          <w:t>13</w:t>
-        </w:r>
-      </w:fldSimple>
+      <w:r>
+        <w:fldChar w:fldCharType="begin"/>
+      </w:r>
+      <w:r>
+        <w:instrText xml:space="preserve"> SEQ Rysunek \* ARABIC </w:instrText>
+      </w:r>
+      <w:r>
+        <w:fldChar w:fldCharType="separate"/>
+      </w:r>
+      <w:r>
+        <w:rPr>
+          <w:noProof/>
+        </w:rPr>
+        <w:t>13</w:t>
+      </w:r>
+      <w:r>
+        <w:rPr>
+          <w:noProof/>
+        </w:rPr>
+        <w:fldChar w:fldCharType="end"/>
+      </w:r>
       <w:r>
         <w:t xml:space="preserve"> - Zmienione ekrany w </w:t>
       </w:r>
@@ -3992,14 +4161,27 @@
       <w:r>
         <w:t xml:space="preserve">Rysunek </w:t>
       </w:r>
-      <w:fldSimple w:instr=" SEQ Rysunek \* ARABIC ">
-        <w:r>
-          <w:rPr>
-            <w:noProof/>
-          </w:rPr>
-          <w:t>14</w:t>
-        </w:r>
-      </w:fldSimple>
+      <w:r>
+        <w:fldChar w:fldCharType="begin"/>
+      </w:r>
+      <w:r>
+        <w:instrText xml:space="preserve"> SEQ Rysunek \* ARABIC </w:instrText>
+      </w:r>
+      <w:r>
+        <w:fldChar w:fldCharType="separate"/>
+      </w:r>
+      <w:r>
+        <w:rPr>
+          <w:noProof/>
+        </w:rPr>
+        <w:t>14</w:t>
+      </w:r>
+      <w:r>
+        <w:rPr>
+          <w:noProof/>
+        </w:rPr>
+        <w:fldChar w:fldCharType="end"/>
+      </w:r>
       <w:r>
         <w:t xml:space="preserve"> - Zmodyfikowany ekran główny</w:t>
       </w:r>
@@ -4057,14 +4239,27 @@
       <w:r>
         <w:t xml:space="preserve">Rysunek </w:t>
       </w:r>
-      <w:fldSimple w:instr=" SEQ Rysunek \* ARABIC ">
-        <w:r>
-          <w:rPr>
-            <w:noProof/>
-          </w:rPr>
-          <w:t>15</w:t>
-        </w:r>
-      </w:fldSimple>
+      <w:r>
+        <w:fldChar w:fldCharType="begin"/>
+      </w:r>
+      <w:r>
+        <w:instrText xml:space="preserve"> SEQ Rysunek \* ARABIC </w:instrText>
+      </w:r>
+      <w:r>
+        <w:fldChar w:fldCharType="separate"/>
+      </w:r>
+      <w:r>
+        <w:rPr>
+          <w:noProof/>
+        </w:rPr>
+        <w:t>15</w:t>
+      </w:r>
+      <w:r>
+        <w:rPr>
+          <w:noProof/>
+        </w:rPr>
+        <w:fldChar w:fldCharType="end"/>
+      </w:r>
       <w:r>
         <w:t xml:space="preserve"> - Wygenerowany ekran profilu</w:t>
       </w:r>
@@ -4122,14 +4317,27 @@
       <w:r>
         <w:t xml:space="preserve">Rysunek </w:t>
       </w:r>
-      <w:fldSimple w:instr=" SEQ Rysunek \* ARABIC ">
-        <w:r>
-          <w:rPr>
-            <w:noProof/>
-          </w:rPr>
-          <w:t>16</w:t>
-        </w:r>
-      </w:fldSimple>
+      <w:r>
+        <w:fldChar w:fldCharType="begin"/>
+      </w:r>
+      <w:r>
+        <w:instrText xml:space="preserve"> SEQ Rysunek \* ARABIC </w:instrText>
+      </w:r>
+      <w:r>
+        <w:fldChar w:fldCharType="separate"/>
+      </w:r>
+      <w:r>
+        <w:rPr>
+          <w:noProof/>
+        </w:rPr>
+        <w:t>16</w:t>
+      </w:r>
+      <w:r>
+        <w:rPr>
+          <w:noProof/>
+        </w:rPr>
+        <w:fldChar w:fldCharType="end"/>
+      </w:r>
       <w:r>
         <w:t xml:space="preserve"> - Podgląd wygenerowanych </w:t>
       </w:r>
@@ -4383,14 +4591,27 @@
       <w:r>
         <w:t xml:space="preserve">Rysunek </w:t>
       </w:r>
-      <w:fldSimple w:instr=" SEQ Rysunek \* ARABIC ">
-        <w:r>
-          <w:rPr>
-            <w:noProof/>
-          </w:rPr>
-          <w:t>17</w:t>
-        </w:r>
-      </w:fldSimple>
+      <w:r>
+        <w:fldChar w:fldCharType="begin"/>
+      </w:r>
+      <w:r>
+        <w:instrText xml:space="preserve"> SEQ Rysunek \* ARABIC </w:instrText>
+      </w:r>
+      <w:r>
+        <w:fldChar w:fldCharType="separate"/>
+      </w:r>
+      <w:r>
+        <w:rPr>
+          <w:noProof/>
+        </w:rPr>
+        <w:t>17</w:t>
+      </w:r>
+      <w:r>
+        <w:rPr>
+          <w:noProof/>
+        </w:rPr>
+        <w:fldChar w:fldCharType="end"/>
+      </w:r>
       <w:r>
         <w:t xml:space="preserve"> - Utworzona macierz RACI dla zadania 1</w:t>
       </w:r>
@@ -4531,14 +4752,27 @@
       <w:r>
         <w:t xml:space="preserve">Rysunek </w:t>
       </w:r>
-      <w:fldSimple w:instr=" SEQ Rysunek \* ARABIC ">
-        <w:r>
-          <w:rPr>
-            <w:noProof/>
-          </w:rPr>
-          <w:t>18</w:t>
-        </w:r>
-      </w:fldSimple>
+      <w:r>
+        <w:fldChar w:fldCharType="begin"/>
+      </w:r>
+      <w:r>
+        <w:instrText xml:space="preserve"> SEQ Rysunek \* ARABIC </w:instrText>
+      </w:r>
+      <w:r>
+        <w:fldChar w:fldCharType="separate"/>
+      </w:r>
+      <w:r>
+        <w:rPr>
+          <w:noProof/>
+        </w:rPr>
+        <w:t>18</w:t>
+      </w:r>
+      <w:r>
+        <w:rPr>
+          <w:noProof/>
+        </w:rPr>
+        <w:fldChar w:fldCharType="end"/>
+      </w:r>
       <w:r>
         <w:t xml:space="preserve"> - Utworzona macierz RACI dla zadania 2</w:t>
       </w:r>
@@ -4675,14 +4909,27 @@
       <w:r>
         <w:t xml:space="preserve">Rysunek </w:t>
       </w:r>
-      <w:fldSimple w:instr=" SEQ Rysunek \* ARABIC ">
-        <w:r>
-          <w:rPr>
-            <w:noProof/>
-          </w:rPr>
-          <w:t>19</w:t>
-        </w:r>
-      </w:fldSimple>
+      <w:r>
+        <w:fldChar w:fldCharType="begin"/>
+      </w:r>
+      <w:r>
+        <w:instrText xml:space="preserve"> SEQ Rysunek \* ARABIC </w:instrText>
+      </w:r>
+      <w:r>
+        <w:fldChar w:fldCharType="separate"/>
+      </w:r>
+      <w:r>
+        <w:rPr>
+          <w:noProof/>
+        </w:rPr>
+        <w:t>19</w:t>
+      </w:r>
+      <w:r>
+        <w:rPr>
+          <w:noProof/>
+        </w:rPr>
+        <w:fldChar w:fldCharType="end"/>
+      </w:r>
       <w:r>
         <w:t xml:space="preserve"> - Dodanie zadania z etykietą</w:t>
       </w:r>
@@ -4774,14 +5021,27 @@
       <w:r>
         <w:t xml:space="preserve">Rysunek </w:t>
       </w:r>
-      <w:fldSimple w:instr=" SEQ Rysunek \* ARABIC ">
-        <w:r>
-          <w:rPr>
-            <w:noProof/>
-          </w:rPr>
-          <w:t>20</w:t>
-        </w:r>
-      </w:fldSimple>
+      <w:r>
+        <w:fldChar w:fldCharType="begin"/>
+      </w:r>
+      <w:r>
+        <w:instrText xml:space="preserve"> SEQ Rysunek \* ARABIC </w:instrText>
+      </w:r>
+      <w:r>
+        <w:fldChar w:fldCharType="separate"/>
+      </w:r>
+      <w:r>
+        <w:rPr>
+          <w:noProof/>
+        </w:rPr>
+        <w:t>20</w:t>
+      </w:r>
+      <w:r>
+        <w:rPr>
+          <w:noProof/>
+        </w:rPr>
+        <w:fldChar w:fldCharType="end"/>
+      </w:r>
       <w:r>
         <w:t xml:space="preserve"> - Przeniesienie do odpowiedniej kolumny</w:t>
       </w:r>
@@ -4839,14 +5099,27 @@
       <w:r>
         <w:t xml:space="preserve">Rysunek </w:t>
       </w:r>
-      <w:fldSimple w:instr=" SEQ Rysunek \* ARABIC ">
-        <w:r>
-          <w:rPr>
-            <w:noProof/>
-          </w:rPr>
-          <w:t>21</w:t>
-        </w:r>
-      </w:fldSimple>
+      <w:r>
+        <w:fldChar w:fldCharType="begin"/>
+      </w:r>
+      <w:r>
+        <w:instrText xml:space="preserve"> SEQ Rysunek \* ARABIC </w:instrText>
+      </w:r>
+      <w:r>
+        <w:fldChar w:fldCharType="separate"/>
+      </w:r>
+      <w:r>
+        <w:rPr>
+          <w:noProof/>
+        </w:rPr>
+        <w:t>21</w:t>
+      </w:r>
+      <w:r>
+        <w:rPr>
+          <w:noProof/>
+        </w:rPr>
+        <w:fldChar w:fldCharType="end"/>
+      </w:r>
       <w:r>
         <w:t xml:space="preserve"> - Dodanie listy zadań</w:t>
       </w:r>
@@ -4904,14 +5177,27 @@
       <w:r>
         <w:t xml:space="preserve">Rysunek </w:t>
       </w:r>
-      <w:fldSimple w:instr=" SEQ Rysunek \* ARABIC ">
-        <w:r>
-          <w:rPr>
-            <w:noProof/>
-          </w:rPr>
-          <w:t>22</w:t>
-        </w:r>
-      </w:fldSimple>
+      <w:r>
+        <w:fldChar w:fldCharType="begin"/>
+      </w:r>
+      <w:r>
+        <w:instrText xml:space="preserve"> SEQ Rysunek \* ARABIC </w:instrText>
+      </w:r>
+      <w:r>
+        <w:fldChar w:fldCharType="separate"/>
+      </w:r>
+      <w:r>
+        <w:rPr>
+          <w:noProof/>
+        </w:rPr>
+        <w:t>22</w:t>
+      </w:r>
+      <w:r>
+        <w:rPr>
+          <w:noProof/>
+        </w:rPr>
+        <w:fldChar w:fldCharType="end"/>
+      </w:r>
       <w:r>
         <w:t xml:space="preserve"> - Dodanie komentarza</w:t>
       </w:r>
@@ -4968,14 +5254,27 @@
       <w:r>
         <w:t xml:space="preserve">Rysunek </w:t>
       </w:r>
-      <w:fldSimple w:instr=" SEQ Rysunek \* ARABIC ">
-        <w:r>
-          <w:rPr>
-            <w:noProof/>
-          </w:rPr>
-          <w:t>23</w:t>
-        </w:r>
-      </w:fldSimple>
+      <w:r>
+        <w:fldChar w:fldCharType="begin"/>
+      </w:r>
+      <w:r>
+        <w:instrText xml:space="preserve"> SEQ Rysunek \* ARABIC </w:instrText>
+      </w:r>
+      <w:r>
+        <w:fldChar w:fldCharType="separate"/>
+      </w:r>
+      <w:r>
+        <w:rPr>
+          <w:noProof/>
+        </w:rPr>
+        <w:t>23</w:t>
+      </w:r>
+      <w:r>
+        <w:rPr>
+          <w:noProof/>
+        </w:rPr>
+        <w:fldChar w:fldCharType="end"/>
+      </w:r>
       <w:r>
         <w:t xml:space="preserve"> - Zakończenie zadania</w:t>
       </w:r>
@@ -5156,14 +5455,27 @@
       <w:r>
         <w:t xml:space="preserve">Rysunek </w:t>
       </w:r>
-      <w:fldSimple w:instr=" SEQ Rysunek \* ARABIC ">
-        <w:r>
-          <w:rPr>
-            <w:noProof/>
-          </w:rPr>
-          <w:t>24</w:t>
-        </w:r>
-      </w:fldSimple>
+      <w:r>
+        <w:fldChar w:fldCharType="begin"/>
+      </w:r>
+      <w:r>
+        <w:instrText xml:space="preserve"> SEQ Rysunek \* ARABIC </w:instrText>
+      </w:r>
+      <w:r>
+        <w:fldChar w:fldCharType="separate"/>
+      </w:r>
+      <w:r>
+        <w:rPr>
+          <w:noProof/>
+        </w:rPr>
+        <w:t>24</w:t>
+      </w:r>
+      <w:r>
+        <w:rPr>
+          <w:noProof/>
+        </w:rPr>
+        <w:fldChar w:fldCharType="end"/>
+      </w:r>
       <w:r>
         <w:t xml:space="preserve"> - Wykonanie zadania 1</w:t>
       </w:r>
@@ -5245,14 +5557,27 @@
       <w:r>
         <w:t xml:space="preserve">Rysunek </w:t>
       </w:r>
-      <w:fldSimple w:instr=" SEQ Rysunek \* ARABIC ">
-        <w:r>
-          <w:rPr>
-            <w:noProof/>
-          </w:rPr>
-          <w:t>25</w:t>
-        </w:r>
-      </w:fldSimple>
+      <w:r>
+        <w:fldChar w:fldCharType="begin"/>
+      </w:r>
+      <w:r>
+        <w:instrText xml:space="preserve"> SEQ Rysunek \* ARABIC </w:instrText>
+      </w:r>
+      <w:r>
+        <w:fldChar w:fldCharType="separate"/>
+      </w:r>
+      <w:r>
+        <w:rPr>
+          <w:noProof/>
+        </w:rPr>
+        <w:t>25</w:t>
+      </w:r>
+      <w:r>
+        <w:rPr>
+          <w:noProof/>
+        </w:rPr>
+        <w:fldChar w:fldCharType="end"/>
+      </w:r>
       <w:r>
         <w:t xml:space="preserve"> - Wprowadzenie przykładowych </w:t>
       </w:r>
@@ -5312,14 +5637,27 @@
       <w:r>
         <w:t xml:space="preserve">Rysunek </w:t>
       </w:r>
-      <w:fldSimple w:instr=" SEQ Rysunek \* ARABIC ">
-        <w:r>
-          <w:rPr>
-            <w:noProof/>
-          </w:rPr>
-          <w:t>26</w:t>
-        </w:r>
-      </w:fldSimple>
+      <w:r>
+        <w:fldChar w:fldCharType="begin"/>
+      </w:r>
+      <w:r>
+        <w:instrText xml:space="preserve"> SEQ Rysunek \* ARABIC </w:instrText>
+      </w:r>
+      <w:r>
+        <w:fldChar w:fldCharType="separate"/>
+      </w:r>
+      <w:r>
+        <w:rPr>
+          <w:noProof/>
+        </w:rPr>
+        <w:t>26</w:t>
+      </w:r>
+      <w:r>
+        <w:rPr>
+          <w:noProof/>
+        </w:rPr>
+        <w:fldChar w:fldCharType="end"/>
+      </w:r>
       <w:r>
         <w:t xml:space="preserve">  - Zidentyfikowane przeciążenie pracownika</w:t>
       </w:r>
@@ -5376,14 +5714,27 @@
       <w:r>
         <w:t xml:space="preserve">Rysunek </w:t>
       </w:r>
-      <w:fldSimple w:instr=" SEQ Rysunek \* ARABIC ">
-        <w:r>
-          <w:rPr>
-            <w:noProof/>
-          </w:rPr>
-          <w:t>27</w:t>
-        </w:r>
-      </w:fldSimple>
+      <w:r>
+        <w:fldChar w:fldCharType="begin"/>
+      </w:r>
+      <w:r>
+        <w:instrText xml:space="preserve"> SEQ Rysunek \* ARABIC </w:instrText>
+      </w:r>
+      <w:r>
+        <w:fldChar w:fldCharType="separate"/>
+      </w:r>
+      <w:r>
+        <w:rPr>
+          <w:noProof/>
+        </w:rPr>
+        <w:t>27</w:t>
+      </w:r>
+      <w:r>
+        <w:rPr>
+          <w:noProof/>
+        </w:rPr>
+        <w:fldChar w:fldCharType="end"/>
+      </w:r>
       <w:r>
         <w:t xml:space="preserve"> - Rozwiązanie przeciążenia pracownika</w:t>
       </w:r>
@@ -5423,8 +5774,753 @@
         <w:t>prosty w obsłudze.</w:t>
       </w:r>
     </w:p>
+    <w:p>
+      <w:pPr>
+        <w:pStyle w:val="Nagwek3"/>
+        <w:rPr>
+          <w:rFonts w:asciiTheme="majorHAnsi" w:hAnsiTheme="majorHAnsi"/>
+          <w:sz w:val="32"/>
+          <w:szCs w:val="32"/>
+        </w:rPr>
+      </w:pPr>
+      <w:r>
+        <w:rPr>
+          <w:rFonts w:asciiTheme="majorHAnsi" w:hAnsiTheme="majorHAnsi"/>
+          <w:sz w:val="32"/>
+          <w:szCs w:val="32"/>
+        </w:rPr>
+        <w:lastRenderedPageBreak/>
+        <w:t>Z8. Wykorzystanie oprogramowania do monitorowania realizacji projektu.</w:t>
+      </w:r>
+    </w:p>
+    <w:p>
+      <w:pPr>
+        <w:pStyle w:val="Nagwek3"/>
+      </w:pPr>
+      <w:r>
+        <w:t>Nazwa, cel, funkcjonalność oprogramowania</w:t>
+      </w:r>
+    </w:p>
+    <w:p>
+      <w:r>
+        <w:t>Do wykonania zadań wykorzystałem oprogramowanie wspierające zarządzanie projektami oferujące obsługę w formie modułów m.in. pakietów roboczych (</w:t>
+      </w:r>
+      <w:proofErr w:type="spellStart"/>
+      <w:r>
+        <w:t>Work</w:t>
+      </w:r>
+      <w:proofErr w:type="spellEnd"/>
+      <w:r>
+        <w:t xml:space="preserve"> </w:t>
+      </w:r>
+      <w:proofErr w:type="spellStart"/>
+      <w:r>
+        <w:t>Packages</w:t>
+      </w:r>
+      <w:proofErr w:type="spellEnd"/>
+      <w:r>
+        <w:t>) czy budżetowania. Pozwala ono na tworzenie i edycję harmonogramów projektów na bazie powiązanych ze sobą zadań. Wybrane funkcjonalności to: wizualizacja postępu za pomocą wykresów Gantta, bieżące logowanie czasu pracy, monitorowanie przepracowanych roboczogodzin w zestawieniu z przypisanym użytkownikiem oraz pełna obsługa kosztów projektu, w tym definiowanie stawek godzinowych. Pozwala ono również na generowanie zaawansowanych raportów dotyczących czasu oraz kosztów, a także eksportowanie ich do formatów takich jak PDF czy XLS.</w:t>
+      </w:r>
+    </w:p>
+    <w:p>
+      <w:pPr>
+        <w:pStyle w:val="Nagwek3"/>
+      </w:pPr>
+      <w:r>
+        <w:t>Wykonane zadania</w:t>
+      </w:r>
+    </w:p>
+    <w:p>
+      <w:pPr>
+        <w:pStyle w:val="Nagwek3"/>
+      </w:pPr>
+      <w:r>
+        <w:t xml:space="preserve">Zadanie </w:t>
+      </w:r>
+      <w:r>
+        <w:t>1</w:t>
+      </w:r>
+    </w:p>
+    <w:p>
+      <w:pPr>
+        <w:keepNext/>
+      </w:pPr>
+      <w:r>
+        <w:t xml:space="preserve">Zadanie polegało na inicjalizacji nowego projektu oraz stworzeniu jego harmonogramu. W tym celu utworzono projekt "Platforma E-learningowa" oraz dodano do niego element typu </w:t>
+      </w:r>
+      <w:proofErr w:type="spellStart"/>
+      <w:r>
+        <w:t>Milestone</w:t>
+      </w:r>
+      <w:proofErr w:type="spellEnd"/>
+      <w:r>
+        <w:t xml:space="preserve"> o nazwie „Wydanie MVP”, wyznaczając datę jego realizacji na 14 dni od startu. W module </w:t>
+      </w:r>
+      <w:proofErr w:type="spellStart"/>
+      <w:r>
+        <w:t>Work</w:t>
+      </w:r>
+      <w:proofErr w:type="spellEnd"/>
+      <w:r>
+        <w:t xml:space="preserve"> </w:t>
+      </w:r>
+      <w:proofErr w:type="spellStart"/>
+      <w:r>
+        <w:t>Packages</w:t>
+      </w:r>
+      <w:proofErr w:type="spellEnd"/>
+      <w:r>
+        <w:t xml:space="preserve"> dodano trzy powiązane zadania o określonych estymacjach czasowych: analizę wymagań rynkowych (8h), projekt bazy danych (16h) oraz implementację systemu płatności (24h). Oparto je o relacje typu „</w:t>
+      </w:r>
+      <w:proofErr w:type="spellStart"/>
+      <w:r>
+        <w:t>successor</w:t>
+      </w:r>
+      <w:proofErr w:type="spellEnd"/>
+      <w:r>
+        <w:t xml:space="preserve">” </w:t>
+      </w:r>
+      <w:r>
+        <w:lastRenderedPageBreak/>
+        <w:t>(Koniec-Początek), tworząc łańcuch wykonawczy.</w:t>
+      </w:r>
+      <w:r>
+        <w:rPr>
+          <w:rFonts w:asciiTheme="majorHAnsi" w:hAnsiTheme="majorHAnsi"/>
+          <w:noProof/>
+          <w:sz w:val="32"/>
+          <w:szCs w:val="32"/>
+        </w:rPr>
+        <w:t xml:space="preserve"> </w:t>
+      </w:r>
+      <w:r>
+        <w:rPr>
+          <w:rFonts w:asciiTheme="majorHAnsi" w:hAnsiTheme="majorHAnsi"/>
+          <w:noProof/>
+          <w:sz w:val="32"/>
+          <w:szCs w:val="32"/>
+        </w:rPr>
+        <w:drawing>
+          <wp:inline distT="0" distB="0" distL="0" distR="0" wp14:anchorId="78537C94" wp14:editId="4467C8B2">
+            <wp:extent cx="4953000" cy="2738911"/>
+            <wp:effectExtent l="0" t="0" r="0" b="4445"/>
+            <wp:docPr id="237357956" name="Obraz 1"/>
+            <wp:cNvGraphicFramePr>
+              <a:graphicFrameLocks xmlns:a="http://schemas.openxmlformats.org/drawingml/2006/main" noChangeAspect="1"/>
+            </wp:cNvGraphicFramePr>
+            <a:graphic xmlns:a="http://schemas.openxmlformats.org/drawingml/2006/main">
+              <a:graphicData uri="http://schemas.openxmlformats.org/drawingml/2006/picture">
+                <pic:pic xmlns:pic="http://schemas.openxmlformats.org/drawingml/2006/picture">
+                  <pic:nvPicPr>
+                    <pic:cNvPr id="0" name="Picture 1"/>
+                    <pic:cNvPicPr>
+                      <a:picLocks noChangeAspect="1" noChangeArrowheads="1"/>
+                    </pic:cNvPicPr>
+                  </pic:nvPicPr>
+                  <pic:blipFill>
+                    <a:blip r:embed="rId36" cstate="print">
+                      <a:extLst>
+                        <a:ext uri="{28A0092B-C50C-407E-A947-70E740481C1C}">
+                          <a14:useLocalDpi xmlns:a14="http://schemas.microsoft.com/office/drawing/2010/main" val="0"/>
+                        </a:ext>
+                      </a:extLst>
+                    </a:blip>
+                    <a:srcRect/>
+                    <a:stretch>
+                      <a:fillRect/>
+                    </a:stretch>
+                  </pic:blipFill>
+                  <pic:spPr bwMode="auto">
+                    <a:xfrm>
+                      <a:off x="0" y="0"/>
+                      <a:ext cx="4954443" cy="2739709"/>
+                    </a:xfrm>
+                    <a:prstGeom prst="rect">
+                      <a:avLst/>
+                    </a:prstGeom>
+                    <a:noFill/>
+                    <a:ln>
+                      <a:noFill/>
+                    </a:ln>
+                  </pic:spPr>
+                </pic:pic>
+              </a:graphicData>
+            </a:graphic>
+          </wp:inline>
+        </w:drawing>
+      </w:r>
+    </w:p>
+    <w:p>
+      <w:pPr>
+        <w:pStyle w:val="Legenda"/>
+        <w:keepNext/>
+      </w:pPr>
+      <w:r>
+        <w:t xml:space="preserve">Rysunek </w:t>
+      </w:r>
+      <w:r>
+        <w:fldChar w:fldCharType="begin"/>
+      </w:r>
+      <w:r>
+        <w:instrText xml:space="preserve"> SEQ Rysunek \* ARABIC </w:instrText>
+      </w:r>
+      <w:r>
+        <w:fldChar w:fldCharType="separate"/>
+      </w:r>
+      <w:r>
+        <w:rPr>
+          <w:noProof/>
+        </w:rPr>
+        <w:t>28</w:t>
+      </w:r>
+      <w:r>
+        <w:fldChar w:fldCharType="end"/>
+      </w:r>
+      <w:r>
+        <w:t xml:space="preserve"> - Stworzenie </w:t>
+      </w:r>
+      <w:proofErr w:type="spellStart"/>
+      <w:r>
+        <w:t>milestone</w:t>
+      </w:r>
+      <w:proofErr w:type="spellEnd"/>
+    </w:p>
+    <w:p>
+      <w:r>
+        <w:rPr>
+          <w:noProof/>
+        </w:rPr>
+        <w:drawing>
+          <wp:inline distT="0" distB="0" distL="0" distR="0" wp14:anchorId="38292E40" wp14:editId="6F25DCDE">
+            <wp:extent cx="5753100" cy="1466850"/>
+            <wp:effectExtent l="0" t="0" r="0" b="0"/>
+            <wp:docPr id="1338181947" name="Obraz 4"/>
+            <wp:cNvGraphicFramePr>
+              <a:graphicFrameLocks xmlns:a="http://schemas.openxmlformats.org/drawingml/2006/main" noChangeAspect="1"/>
+            </wp:cNvGraphicFramePr>
+            <a:graphic xmlns:a="http://schemas.openxmlformats.org/drawingml/2006/main">
+              <a:graphicData uri="http://schemas.openxmlformats.org/drawingml/2006/picture">
+                <pic:pic xmlns:pic="http://schemas.openxmlformats.org/drawingml/2006/picture">
+                  <pic:nvPicPr>
+                    <pic:cNvPr id="0" name="Picture 4"/>
+                    <pic:cNvPicPr>
+                      <a:picLocks noChangeAspect="1" noChangeArrowheads="1"/>
+                    </pic:cNvPicPr>
+                  </pic:nvPicPr>
+                  <pic:blipFill>
+                    <a:blip r:embed="rId37" cstate="print">
+                      <a:extLst>
+                        <a:ext uri="{28A0092B-C50C-407E-A947-70E740481C1C}">
+                          <a14:useLocalDpi xmlns:a14="http://schemas.microsoft.com/office/drawing/2010/main" val="0"/>
+                        </a:ext>
+                      </a:extLst>
+                    </a:blip>
+                    <a:srcRect/>
+                    <a:stretch>
+                      <a:fillRect/>
+                    </a:stretch>
+                  </pic:blipFill>
+                  <pic:spPr bwMode="auto">
+                    <a:xfrm>
+                      <a:off x="0" y="0"/>
+                      <a:ext cx="5753100" cy="1466850"/>
+                    </a:xfrm>
+                    <a:prstGeom prst="rect">
+                      <a:avLst/>
+                    </a:prstGeom>
+                    <a:noFill/>
+                    <a:ln>
+                      <a:noFill/>
+                    </a:ln>
+                  </pic:spPr>
+                </pic:pic>
+              </a:graphicData>
+            </a:graphic>
+          </wp:inline>
+        </w:drawing>
+      </w:r>
+    </w:p>
+    <w:p>
+      <w:pPr>
+        <w:pStyle w:val="Legenda"/>
+      </w:pPr>
+      <w:r>
+        <w:t xml:space="preserve">Rysunek </w:t>
+      </w:r>
+      <w:r>
+        <w:fldChar w:fldCharType="begin"/>
+      </w:r>
+      <w:r>
+        <w:instrText xml:space="preserve"> SEQ Rysunek \* ARABIC </w:instrText>
+      </w:r>
+      <w:r>
+        <w:fldChar w:fldCharType="separate"/>
+      </w:r>
+      <w:r>
+        <w:rPr>
+          <w:noProof/>
+        </w:rPr>
+        <w:t>29</w:t>
+      </w:r>
+      <w:r>
+        <w:fldChar w:fldCharType="end"/>
+      </w:r>
+      <w:r>
+        <w:t xml:space="preserve"> - Stworzenie zadań i dodanie zależności</w:t>
+      </w:r>
+    </w:p>
+    <w:p>
+      <w:pPr>
+        <w:pStyle w:val="Nagwek3"/>
+      </w:pPr>
+      <w:r>
+        <w:t xml:space="preserve">Zadanie </w:t>
+      </w:r>
+      <w:r>
+        <w:t>2</w:t>
+      </w:r>
+    </w:p>
+    <w:p>
+      <w:pPr>
+        <w:keepNext/>
+        <w:rPr>
+          <w:noProof/>
+        </w:rPr>
+      </w:pPr>
+      <w:r>
+        <w:t xml:space="preserve">Zadanie polegało na wcieleniu się w rolę Project Managera i sprawdzeniu, czy działania zespołu przebiegają zgodnie z planem na podstawie logowanych godzin. Rozpoczęto od zmiany statusów poszczególnych zadań na „In Progress”. Dla zadania analitycznego zewidencjonowano czas pracy w dwóch 4-godzinnych sesjach, co wyczerpało 8-godzinną estymację i pozwoliło zamknąć postęp z wynikiem 100%. Dla pozostałych zadań również dodano aktywności (odpowiednio 5 i 3 godziny). Skuteczność działań udokumentowano, wchodząc do sekcji "Time and </w:t>
+      </w:r>
+      <w:proofErr w:type="spellStart"/>
+      <w:r>
+        <w:t>Costs</w:t>
+      </w:r>
+      <w:proofErr w:type="spellEnd"/>
+      <w:r>
+        <w:t xml:space="preserve">", generując raport dla całego </w:t>
+      </w:r>
+      <w:r>
+        <w:lastRenderedPageBreak/>
+        <w:t>projektu z zestawieniem per zadanie i pracownik, a następnie eksportując go do formatu PDF.</w:t>
+      </w:r>
+      <w:r>
+        <w:rPr>
+          <w:noProof/>
+        </w:rPr>
+        <w:t xml:space="preserve"> </w:t>
+      </w:r>
+    </w:p>
+    <w:p>
+      <w:pPr>
+        <w:keepNext/>
+      </w:pPr>
+      <w:r>
+        <w:rPr>
+          <w:noProof/>
+        </w:rPr>
+        <w:drawing>
+          <wp:inline distT="0" distB="0" distL="0" distR="0" wp14:anchorId="57EED8BE" wp14:editId="7ABE69FD">
+            <wp:extent cx="3378477" cy="4010025"/>
+            <wp:effectExtent l="0" t="0" r="0" b="0"/>
+            <wp:docPr id="1347736662" name="Obraz 6"/>
+            <wp:cNvGraphicFramePr>
+              <a:graphicFrameLocks xmlns:a="http://schemas.openxmlformats.org/drawingml/2006/main" noChangeAspect="1"/>
+            </wp:cNvGraphicFramePr>
+            <a:graphic xmlns:a="http://schemas.openxmlformats.org/drawingml/2006/main">
+              <a:graphicData uri="http://schemas.openxmlformats.org/drawingml/2006/picture">
+                <pic:pic xmlns:pic="http://schemas.openxmlformats.org/drawingml/2006/picture">
+                  <pic:nvPicPr>
+                    <pic:cNvPr id="0" name="Picture 6"/>
+                    <pic:cNvPicPr>
+                      <a:picLocks noChangeAspect="1" noChangeArrowheads="1"/>
+                    </pic:cNvPicPr>
+                  </pic:nvPicPr>
+                  <pic:blipFill>
+                    <a:blip r:embed="rId38">
+                      <a:extLst>
+                        <a:ext uri="{28A0092B-C50C-407E-A947-70E740481C1C}">
+                          <a14:useLocalDpi xmlns:a14="http://schemas.microsoft.com/office/drawing/2010/main" val="0"/>
+                        </a:ext>
+                      </a:extLst>
+                    </a:blip>
+                    <a:srcRect/>
+                    <a:stretch>
+                      <a:fillRect/>
+                    </a:stretch>
+                  </pic:blipFill>
+                  <pic:spPr bwMode="auto">
+                    <a:xfrm>
+                      <a:off x="0" y="0"/>
+                      <a:ext cx="3380305" cy="4012195"/>
+                    </a:xfrm>
+                    <a:prstGeom prst="rect">
+                      <a:avLst/>
+                    </a:prstGeom>
+                    <a:noFill/>
+                    <a:ln>
+                      <a:noFill/>
+                    </a:ln>
+                  </pic:spPr>
+                </pic:pic>
+              </a:graphicData>
+            </a:graphic>
+          </wp:inline>
+        </w:drawing>
+      </w:r>
+    </w:p>
+    <w:p>
+      <w:pPr>
+        <w:pStyle w:val="Legenda"/>
+      </w:pPr>
+      <w:r>
+        <w:t xml:space="preserve">Rysunek </w:t>
+      </w:r>
+      <w:r>
+        <w:fldChar w:fldCharType="begin"/>
+      </w:r>
+      <w:r>
+        <w:instrText xml:space="preserve"> SEQ Rysunek \* ARABIC </w:instrText>
+      </w:r>
+      <w:r>
+        <w:fldChar w:fldCharType="separate"/>
+      </w:r>
+      <w:r>
+        <w:rPr>
+          <w:noProof/>
+        </w:rPr>
+        <w:t>30</w:t>
+      </w:r>
+      <w:r>
+        <w:fldChar w:fldCharType="end"/>
+      </w:r>
+      <w:r>
+        <w:t xml:space="preserve"> - Odnotowanie wykonania 4h zadania</w:t>
+      </w:r>
+    </w:p>
+    <w:p>
+      <w:pPr>
+        <w:keepNext/>
+      </w:pPr>
+      <w:r>
+        <w:rPr>
+          <w:noProof/>
+        </w:rPr>
+        <w:drawing>
+          <wp:inline distT="0" distB="0" distL="0" distR="0" wp14:anchorId="12FE1211" wp14:editId="718E771C">
+            <wp:extent cx="5753100" cy="2705100"/>
+            <wp:effectExtent l="0" t="0" r="0" b="0"/>
+            <wp:docPr id="675982986" name="Obraz 7"/>
+            <wp:cNvGraphicFramePr>
+              <a:graphicFrameLocks xmlns:a="http://schemas.openxmlformats.org/drawingml/2006/main" noChangeAspect="1"/>
+            </wp:cNvGraphicFramePr>
+            <a:graphic xmlns:a="http://schemas.openxmlformats.org/drawingml/2006/main">
+              <a:graphicData uri="http://schemas.openxmlformats.org/drawingml/2006/picture">
+                <pic:pic xmlns:pic="http://schemas.openxmlformats.org/drawingml/2006/picture">
+                  <pic:nvPicPr>
+                    <pic:cNvPr id="0" name="Picture 7"/>
+                    <pic:cNvPicPr>
+                      <a:picLocks noChangeAspect="1" noChangeArrowheads="1"/>
+                    </pic:cNvPicPr>
+                  </pic:nvPicPr>
+                  <pic:blipFill>
+                    <a:blip r:embed="rId39">
+                      <a:extLst>
+                        <a:ext uri="{28A0092B-C50C-407E-A947-70E740481C1C}">
+                          <a14:useLocalDpi xmlns:a14="http://schemas.microsoft.com/office/drawing/2010/main" val="0"/>
+                        </a:ext>
+                      </a:extLst>
+                    </a:blip>
+                    <a:srcRect/>
+                    <a:stretch>
+                      <a:fillRect/>
+                    </a:stretch>
+                  </pic:blipFill>
+                  <pic:spPr bwMode="auto">
+                    <a:xfrm>
+                      <a:off x="0" y="0"/>
+                      <a:ext cx="5753100" cy="2705100"/>
+                    </a:xfrm>
+                    <a:prstGeom prst="rect">
+                      <a:avLst/>
+                    </a:prstGeom>
+                    <a:noFill/>
+                    <a:ln>
+                      <a:noFill/>
+                    </a:ln>
+                  </pic:spPr>
+                </pic:pic>
+              </a:graphicData>
+            </a:graphic>
+          </wp:inline>
+        </w:drawing>
+      </w:r>
+    </w:p>
+    <w:p>
+      <w:pPr>
+        <w:pStyle w:val="Legenda"/>
+      </w:pPr>
+      <w:r>
+        <w:t xml:space="preserve">Rysunek </w:t>
+      </w:r>
+      <w:r>
+        <w:fldChar w:fldCharType="begin"/>
+      </w:r>
+      <w:r>
+        <w:instrText xml:space="preserve"> SEQ Rysunek \* ARABIC </w:instrText>
+      </w:r>
+      <w:r>
+        <w:fldChar w:fldCharType="separate"/>
+      </w:r>
+      <w:r>
+        <w:rPr>
+          <w:noProof/>
+        </w:rPr>
+        <w:t>31</w:t>
+      </w:r>
+      <w:r>
+        <w:fldChar w:fldCharType="end"/>
+      </w:r>
+      <w:r>
+        <w:t xml:space="preserve"> - </w:t>
+      </w:r>
+      <w:proofErr w:type="spellStart"/>
+      <w:r>
+        <w:t>Zestaiwenie</w:t>
+      </w:r>
+      <w:proofErr w:type="spellEnd"/>
+      <w:r>
+        <w:t xml:space="preserve"> wykonanych zadań</w:t>
+      </w:r>
+    </w:p>
+    <w:p>
+      <w:pPr>
+        <w:pStyle w:val="Nagwek3"/>
+      </w:pPr>
+      <w:r>
+        <w:t xml:space="preserve">Zadanie </w:t>
+      </w:r>
+      <w:r>
+        <w:t>3</w:t>
+      </w:r>
+    </w:p>
+    <w:p>
+      <w:pPr>
+        <w:keepNext/>
+      </w:pPr>
+      <w:r>
+        <w:t xml:space="preserve">Ostatnie zadanie skupiało się na precyzyjnym rozliczeniu finansowym po przepracowaniu zaplanowanych godzin. W panelu administracyjnym zdefiniowano </w:t>
+      </w:r>
+      <w:r>
+        <w:lastRenderedPageBreak/>
+        <w:t xml:space="preserve">stawkę godzinową użytkownika, wprowadzając wartość 150. Po aktywacji i wejściu do modułu budżetowego zdefiniowano „Budżet Sprintu 1”, planując w nim koszty pracy w oparciu o sumę 48 godzin (wynikającą z wcześniejszych estymacji). Utworzony budżet został przypisany do każdego z trzech zadań indywidualnie. System automatycznie wyliczył kluczowe parametry: koszty zaplanowane, wydane oraz aktualne saldo pozostałe po odjęciu wydatków. Na koniec wygenerowano zestawienie wartości w jednostkach gotówkowych i wyeksportowano raport do pliku XLS. </w:t>
+      </w:r>
+      <w:r>
+        <w:rPr>
+          <w:noProof/>
+        </w:rPr>
+        <w:drawing>
+          <wp:inline distT="0" distB="0" distL="0" distR="0" wp14:anchorId="2D4B55C5" wp14:editId="3E2633AB">
+            <wp:extent cx="5753100" cy="2686050"/>
+            <wp:effectExtent l="0" t="0" r="0" b="0"/>
+            <wp:docPr id="1772840857" name="Obraz 8"/>
+            <wp:cNvGraphicFramePr>
+              <a:graphicFrameLocks xmlns:a="http://schemas.openxmlformats.org/drawingml/2006/main" noChangeAspect="1"/>
+            </wp:cNvGraphicFramePr>
+            <a:graphic xmlns:a="http://schemas.openxmlformats.org/drawingml/2006/main">
+              <a:graphicData uri="http://schemas.openxmlformats.org/drawingml/2006/picture">
+                <pic:pic xmlns:pic="http://schemas.openxmlformats.org/drawingml/2006/picture">
+                  <pic:nvPicPr>
+                    <pic:cNvPr id="0" name="Picture 8"/>
+                    <pic:cNvPicPr>
+                      <a:picLocks noChangeAspect="1" noChangeArrowheads="1"/>
+                    </pic:cNvPicPr>
+                  </pic:nvPicPr>
+                  <pic:blipFill>
+                    <a:blip r:embed="rId40">
+                      <a:extLst>
+                        <a:ext uri="{28A0092B-C50C-407E-A947-70E740481C1C}">
+                          <a14:useLocalDpi xmlns:a14="http://schemas.microsoft.com/office/drawing/2010/main" val="0"/>
+                        </a:ext>
+                      </a:extLst>
+                    </a:blip>
+                    <a:srcRect/>
+                    <a:stretch>
+                      <a:fillRect/>
+                    </a:stretch>
+                  </pic:blipFill>
+                  <pic:spPr bwMode="auto">
+                    <a:xfrm>
+                      <a:off x="0" y="0"/>
+                      <a:ext cx="5753100" cy="2686050"/>
+                    </a:xfrm>
+                    <a:prstGeom prst="rect">
+                      <a:avLst/>
+                    </a:prstGeom>
+                    <a:noFill/>
+                    <a:ln>
+                      <a:noFill/>
+                    </a:ln>
+                  </pic:spPr>
+                </pic:pic>
+              </a:graphicData>
+            </a:graphic>
+          </wp:inline>
+        </w:drawing>
+      </w:r>
+    </w:p>
+    <w:p>
+      <w:pPr>
+        <w:pStyle w:val="Legenda"/>
+      </w:pPr>
+      <w:r>
+        <w:t xml:space="preserve">Rysunek </w:t>
+      </w:r>
+      <w:r>
+        <w:fldChar w:fldCharType="begin"/>
+      </w:r>
+      <w:r>
+        <w:instrText xml:space="preserve"> SEQ Rysunek \* ARABIC </w:instrText>
+      </w:r>
+      <w:r>
+        <w:fldChar w:fldCharType="separate"/>
+      </w:r>
+      <w:r>
+        <w:rPr>
+          <w:noProof/>
+        </w:rPr>
+        <w:t>32</w:t>
+      </w:r>
+      <w:r>
+        <w:fldChar w:fldCharType="end"/>
+      </w:r>
+      <w:r>
+        <w:t xml:space="preserve"> – </w:t>
+      </w:r>
+      <w:proofErr w:type="spellStart"/>
+      <w:r>
+        <w:t>Ustawnienie</w:t>
+      </w:r>
+      <w:proofErr w:type="spellEnd"/>
+      <w:r>
+        <w:t xml:space="preserve"> stawki godzinowej</w:t>
+      </w:r>
+    </w:p>
+    <w:p>
+      <w:pPr>
+        <w:keepNext/>
+      </w:pPr>
+      <w:r>
+        <w:rPr>
+          <w:noProof/>
+        </w:rPr>
+        <w:drawing>
+          <wp:inline distT="0" distB="0" distL="0" distR="0" wp14:anchorId="0B27943B" wp14:editId="7609C05E">
+            <wp:extent cx="5753100" cy="2933700"/>
+            <wp:effectExtent l="0" t="0" r="0" b="0"/>
+            <wp:docPr id="64411610" name="Obraz 9"/>
+            <wp:cNvGraphicFramePr>
+              <a:graphicFrameLocks xmlns:a="http://schemas.openxmlformats.org/drawingml/2006/main" noChangeAspect="1"/>
+            </wp:cNvGraphicFramePr>
+            <a:graphic xmlns:a="http://schemas.openxmlformats.org/drawingml/2006/main">
+              <a:graphicData uri="http://schemas.openxmlformats.org/drawingml/2006/picture">
+                <pic:pic xmlns:pic="http://schemas.openxmlformats.org/drawingml/2006/picture">
+                  <pic:nvPicPr>
+                    <pic:cNvPr id="0" name="Picture 9"/>
+                    <pic:cNvPicPr>
+                      <a:picLocks noChangeAspect="1" noChangeArrowheads="1"/>
+                    </pic:cNvPicPr>
+                  </pic:nvPicPr>
+                  <pic:blipFill>
+                    <a:blip r:embed="rId41" cstate="print">
+                      <a:extLst>
+                        <a:ext uri="{28A0092B-C50C-407E-A947-70E740481C1C}">
+                          <a14:useLocalDpi xmlns:a14="http://schemas.microsoft.com/office/drawing/2010/main" val="0"/>
+                        </a:ext>
+                      </a:extLst>
+                    </a:blip>
+                    <a:srcRect/>
+                    <a:stretch>
+                      <a:fillRect/>
+                    </a:stretch>
+                  </pic:blipFill>
+                  <pic:spPr bwMode="auto">
+                    <a:xfrm>
+                      <a:off x="0" y="0"/>
+                      <a:ext cx="5753100" cy="2933700"/>
+                    </a:xfrm>
+                    <a:prstGeom prst="rect">
+                      <a:avLst/>
+                    </a:prstGeom>
+                    <a:noFill/>
+                    <a:ln>
+                      <a:noFill/>
+                    </a:ln>
+                  </pic:spPr>
+                </pic:pic>
+              </a:graphicData>
+            </a:graphic>
+          </wp:inline>
+        </w:drawing>
+      </w:r>
+    </w:p>
+    <w:p>
+      <w:pPr>
+        <w:pStyle w:val="Legenda"/>
+      </w:pPr>
+      <w:r>
+        <w:t xml:space="preserve">Rysunek </w:t>
+      </w:r>
+      <w:r>
+        <w:fldChar w:fldCharType="begin"/>
+      </w:r>
+      <w:r>
+        <w:instrText xml:space="preserve"> SEQ Rysunek \* ARABIC </w:instrText>
+      </w:r>
+      <w:r>
+        <w:fldChar w:fldCharType="separate"/>
+      </w:r>
+      <w:r>
+        <w:rPr>
+          <w:noProof/>
+        </w:rPr>
+        <w:t>33</w:t>
+      </w:r>
+      <w:r>
+        <w:fldChar w:fldCharType="end"/>
+      </w:r>
+      <w:r>
+        <w:t xml:space="preserve"> - Budżet sprintu na podstawie zaplanowanych zadań</w:t>
+      </w:r>
+    </w:p>
+    <w:p>
+      <w:pPr>
+        <w:pStyle w:val="Nagwek3"/>
+      </w:pPr>
+      <w:r>
+        <w:t>Podsumowanie</w:t>
+      </w:r>
+    </w:p>
+    <w:p>
+      <w:r>
+        <w:t>Do wykonania powyższych zadań wykorzystałem system do zarządzania projektami posiadający rozbudowane możliwości ewidencji</w:t>
+      </w:r>
+      <w:r>
+        <w:t xml:space="preserve"> i prosty przejrzysty interfejs, który jest łatwy do </w:t>
+      </w:r>
+      <w:r>
+        <w:t>zrozumienia</w:t>
+      </w:r>
+      <w:r>
+        <w:t xml:space="preserve">. Pozwala ono na kompleksowe planowanie struktury projektów </w:t>
+      </w:r>
+      <w:r>
+        <w:lastRenderedPageBreak/>
+        <w:t>poprzez ewidencję zadań przypisanych do użytkowników i budowanie z nich logicznych łańcuchów na interaktywnych wykresach Gantta. Narzędzie umożliwia bieżące logowanie czasu przez zespół, co w połączeniu z funkcjonalnością zarządzania stawkami i budżetami całkowicie automatyzuje wyliczanie bilansu kosztów. Możliwość eksportowania wyników do dedykowanych plików (PDF, XLS) upraszcza formalne rozliczanie pracy. Interfejs logicznie separuje funkcje planistyczne od analitycznych, ułatwiając codzienne zadania koordynatora projektu.</w:t>
+      </w:r>
+    </w:p>
+    <w:p/>
+    <w:p/>
     <w:sectPr>
-      <w:footerReference w:type="default" r:id="rId36"/>
+      <w:footerReference w:type="default" r:id="rId42"/>
       <w:pgSz w:w="11906" w:h="16838"/>
       <w:pgMar w:top="1417" w:right="1417" w:bottom="1417" w:left="1417" w:header="708" w:footer="708" w:gutter="0"/>
       <w:pgNumType w:start="0"/>
@@ -6767,6 +7863,7 @@
     <w:rsid w:val="001523E3"/>
     <w:rsid w:val="001534FF"/>
     <w:rsid w:val="002C0EAA"/>
+    <w:rsid w:val="00403A07"/>
     <w:rsid w:val="004C4441"/>
     <w:rsid w:val="004F1E11"/>
     <w:rsid w:val="005543DC"/>
@@ -6782,6 +7879,7 @@
     <w:rsid w:val="00907C55"/>
     <w:rsid w:val="00911AD7"/>
     <w:rsid w:val="009330E0"/>
+    <w:rsid w:val="00B65954"/>
     <w:rsid w:val="00BC5DBB"/>
     <w:rsid w:val="00BE1ABB"/>
     <w:rsid w:val="00BF4164"/>
